--- a/_tables/tbl-sec-pairwise-placebo.docx
+++ b/_tables/tbl-sec-pairwise-placebo.docx
@@ -15988,11 +15988,12 @@
       <w:pPr>
         <w:pStyle w:val="FirstParagraph"/>
       </w:pPr>
-      <w:r>
-        <w:t xml:space="preserve"/>
-      </w:r>
     </w:p>
-    <w:sectPr/>
+    <w:sectPr>
+      <w:footnotePr>
+        <w:numRestart w:val="eachSect"/>
+      </w:footnotePr>
+    </w:sectPr>
   </w:body>
 </w:document>
 </file>
@@ -16023,14 +16024,14 @@
 <file path=word/numbering.xml><?xml version="1.0" encoding="utf-8"?>
 <w:numbering xmlns:w="http://schemas.openxmlformats.org/wordprocessingml/2006/main">
   <w:abstractNum w:abstractNumId="990">
-    <w:nsid w:val="A990"/>
+    <w:nsid w:val="0000A990"/>
     <w:multiLevelType w:val="multilevel"/>
     <w:lvl w:ilvl="0">
       <w:numFmt w:val="bullet"/>
       <w:lvlText w:val=" "/>
       <w:lvlJc w:val="left"/>
       <w:pPr>
-        <w:ind w:left="720" w:hanging="480"/>
+        <w:ind w:left="720" w:hanging="360"/>
       </w:pPr>
     </w:lvl>
     <w:lvl w:ilvl="1">
@@ -16038,7 +16039,7 @@
       <w:lvlText w:val=" "/>
       <w:lvlJc w:val="left"/>
       <w:pPr>
-        <w:ind w:left="1440" w:hanging="480"/>
+        <w:ind w:left="1440" w:hanging="360"/>
       </w:pPr>
     </w:lvl>
     <w:lvl w:ilvl="2">
@@ -16046,7 +16047,7 @@
       <w:lvlText w:val=" "/>
       <w:lvlJc w:val="left"/>
       <w:pPr>
-        <w:ind w:left="2160" w:hanging="480"/>
+        <w:ind w:left="2160" w:hanging="360"/>
       </w:pPr>
     </w:lvl>
     <w:lvl w:ilvl="3">
@@ -16054,7 +16055,7 @@
       <w:lvlText w:val=" "/>
       <w:lvlJc w:val="left"/>
       <w:pPr>
-        <w:ind w:left="2880" w:hanging="480"/>
+        <w:ind w:left="2880" w:hanging="360"/>
       </w:pPr>
     </w:lvl>
     <w:lvl w:ilvl="4">
@@ -16062,7 +16063,7 @@
       <w:lvlText w:val=" "/>
       <w:lvlJc w:val="left"/>
       <w:pPr>
-        <w:ind w:left="3600" w:hanging="480"/>
+        <w:ind w:left="3600" w:hanging="360"/>
       </w:pPr>
     </w:lvl>
     <w:lvl w:ilvl="5">
@@ -16070,7 +16071,7 @@
       <w:lvlText w:val=" "/>
       <w:lvlJc w:val="left"/>
       <w:pPr>
-        <w:ind w:left="4320" w:hanging="480"/>
+        <w:ind w:left="4320" w:hanging="360"/>
       </w:pPr>
     </w:lvl>
     <w:lvl w:ilvl="6">
@@ -16078,7 +16079,7 @@
       <w:lvlText w:val=" "/>
       <w:lvlJc w:val="left"/>
       <w:pPr>
-        <w:ind w:left="5040" w:hanging="480"/>
+        <w:ind w:left="5040" w:hanging="360"/>
       </w:pPr>
     </w:lvl>
     <w:lvl w:ilvl="7">
@@ -16086,7 +16087,7 @@
       <w:lvlText w:val=" "/>
       <w:lvlJc w:val="left"/>
       <w:pPr>
-        <w:ind w:left="5760" w:hanging="480"/>
+        <w:ind w:left="5760" w:hanging="360"/>
       </w:pPr>
     </w:lvl>
     <w:lvl w:ilvl="8">
@@ -16094,7 +16095,7 @@
       <w:lvlText w:val=" "/>
       <w:lvlJc w:val="left"/>
       <w:pPr>
-        <w:ind w:left="6480" w:hanging="480"/>
+        <w:ind w:left="6480" w:hanging="360"/>
       </w:pPr>
     </w:lvl>
   </w:abstractNum>
@@ -16130,10 +16131,10 @@
     <w:name w:val="Body Text"/>
     <w:basedOn w:val="Normal"/>
     <w:link w:val="BodyTextChar"/>
+    <w:qFormat/>
     <w:pPr>
       <w:spacing w:after="180" w:before="180"/>
     </w:pPr>
-    <w:qFormat/>
   </w:style>
   <w:style w:customStyle="1" w:styleId="FirstParagraph" w:type="paragraph">
     <w:name w:val="First Paragraph"/>
@@ -16153,57 +16154,94 @@
     <w:name w:val="Title"/>
     <w:basedOn w:val="Normal"/>
     <w:next w:val="BodyText"/>
+    <w:link w:val="TitleChar"/>
+    <w:uiPriority w:val="10"/>
     <w:qFormat/>
+    <w:rsid w:val="00A10FD9"/>
     <w:pPr>
-      <w:keepNext/>
-      <w:keepLines/>
-      <w:spacing w:after="240" w:before="480"/>
+      <w:spacing w:after="80" w:line="240" w:lineRule="auto"/>
+      <w:contextualSpacing/>
       <w:jc w:val="center"/>
     </w:pPr>
     <w:rPr>
       <w:rFonts w:asciiTheme="majorHAnsi" w:cstheme="majorBidi" w:eastAsiaTheme="majorEastAsia" w:hAnsiTheme="majorHAnsi"/>
-      <w:b/>
-      <w:bCs/>
-      <w:color w:themeColor="accent1" w:themeShade="B5" w:val="345A8A"/>
-      <w:sz w:val="36"/>
-      <w:szCs w:val="36"/>
+      <w:sz w:val="56"/>
+      <w:szCs w:val="56"/>
+    </w:rPr>
+  </w:style>
+  <w:style w:customStyle="1" w:styleId="TitleChar" w:type="character">
+    <w:name w:val="Title Char"/>
+    <w:basedOn w:val="DefaultParagraphFont"/>
+    <w:link w:val="Title"/>
+    <w:uiPriority w:val="10"/>
+    <w:rsid w:val="00A10FD9"/>
+    <w:rPr>
+      <w:rFonts w:asciiTheme="majorHAnsi" w:cstheme="majorBidi" w:eastAsiaTheme="majorEastAsia" w:hAnsiTheme="majorHAnsi"/>
+      <w:sz w:val="56"/>
+      <w:szCs w:val="56"/>
     </w:rPr>
   </w:style>
   <w:style w:styleId="Subtitle" w:type="paragraph">
     <w:name w:val="Subtitle"/>
     <w:basedOn w:val="Title"/>
     <w:next w:val="BodyText"/>
+    <w:link w:val="SubtitleChar"/>
+    <w:uiPriority w:val="11"/>
     <w:qFormat/>
+    <w:rsid w:val="00A10FD9"/>
     <w:pPr>
-      <w:keepNext/>
-      <w:keepLines/>
-      <w:spacing w:after="240" w:before="240"/>
-      <w:jc w:val="center"/>
+      <w:numPr>
+        <w:ilvl w:val="1"/>
+      </w:numPr>
     </w:pPr>
     <w:rPr>
-      <w:sz w:val="30"/>
-      <w:szCs w:val="30"/>
+      <w:rFonts w:cstheme="majorBidi" w:eastAsiaTheme="majorEastAsia"/>
+      <w:spacing w:val="15"/>
+      <w:sz w:val="28"/>
+      <w:szCs w:val="28"/>
+    </w:rPr>
+  </w:style>
+  <w:style w:customStyle="1" w:styleId="SubtitleChar" w:type="character">
+    <w:name w:val="Subtitle Char"/>
+    <w:basedOn w:val="DefaultParagraphFont"/>
+    <w:link w:val="Subtitle"/>
+    <w:uiPriority w:val="11"/>
+    <w:rsid w:val="00A10FD9"/>
+    <w:rPr>
+      <w:rFonts w:cstheme="majorBidi" w:eastAsiaTheme="majorEastAsia"/>
+      <w:color w:themeColor="text1" w:themeTint="A6" w:val="595959"/>
+      <w:spacing w:val="15"/>
+      <w:sz w:val="28"/>
+      <w:szCs w:val="28"/>
     </w:rPr>
   </w:style>
   <w:style w:customStyle="1" w:styleId="Author" w:type="paragraph">
     <w:name w:val="Author"/>
+    <w:basedOn w:val="Title"/>
     <w:next w:val="BodyText"/>
     <w:qFormat/>
     <w:pPr>
       <w:keepNext/>
       <w:keepLines/>
-      <w:jc w:val="center"/>
     </w:pPr>
+    <w:rPr>
+      <w:sz w:val="24"/>
+      <w:szCs w:val="24"/>
+    </w:rPr>
   </w:style>
   <w:style w:styleId="Date" w:type="paragraph">
     <w:name w:val="Date"/>
+    <w:basedOn w:val="Title"/>
     <w:next w:val="BodyText"/>
     <w:qFormat/>
     <w:pPr>
       <w:keepNext/>
       <w:keepLines/>
-      <w:jc w:val="center"/>
     </w:pPr>
+    <w:rPr>
+      <w:sz w:val="24"/>
+      <w:szCs w:val="24"/>
+    </w:rPr>
   </w:style>
   <w:style w:customStyle="1" w:styleId="AbstractTitle" w:type="paragraph">
     <w:name w:val="Abstract Title"/>
@@ -16213,15 +16251,13 @@
     <w:pPr>
       <w:keepNext/>
       <w:keepLines/>
+      <w:spacing w:after="0" w:before="300"/>
       <w:jc w:val="center"/>
-      <w:spacing w:after="0" w:before="300"/>
     </w:pPr>
     <w:rPr>
+      <w:b/>
       <w:sz w:val="20"/>
       <w:szCs w:val="20"/>
-      <w:b/>
-      <w:color w:val="345A8A"/>
-      &gt;
     </w:rPr>
   </w:style>
   <w:style w:customStyle="1" w:styleId="Abstract" w:type="paragraph">
@@ -16248,191 +16284,321 @@
     <w:rPr/>
   </w:style>
   <w:style w:styleId="Heading1" w:type="paragraph">
-    <w:name w:val="Heading 1"/>
+    <w:name w:val="heading 1"/>
     <w:basedOn w:val="Normal"/>
     <w:next w:val="BodyText"/>
+    <w:link w:val="Heading1Char"/>
     <w:uiPriority w:val="9"/>
     <w:qFormat/>
+    <w:rsid w:val="00A10FD9"/>
     <w:pPr>
       <w:keepNext/>
       <w:keepLines/>
-      <w:spacing w:after="0" w:before="480"/>
+      <w:spacing w:after="80" w:before="360"/>
       <w:outlineLvl w:val="0"/>
     </w:pPr>
     <w:rPr>
       <w:rFonts w:asciiTheme="majorHAnsi" w:cstheme="majorBidi" w:eastAsiaTheme="majorEastAsia" w:hAnsiTheme="majorHAnsi"/>
-      <w:b/>
-      <w:bCs/>
-      <w:color w:themeColor="accent1" w:val="4F81BD"/>
+      <w:color w:themeColor="accent1" w:themeShade="BF" w:val="0F4761"/>
+      <w:sz w:val="40"/>
+      <w:szCs w:val="40"/>
+    </w:rPr>
+  </w:style>
+  <w:style w:styleId="Heading2" w:type="paragraph">
+    <w:name w:val="heading 2"/>
+    <w:basedOn w:val="Normal"/>
+    <w:next w:val="BodyText"/>
+    <w:link w:val="Heading2Char"/>
+    <w:uiPriority w:val="9"/>
+    <w:semiHidden/>
+    <w:unhideWhenUsed/>
+    <w:qFormat/>
+    <w:rsid w:val="00A10FD9"/>
+    <w:pPr>
+      <w:keepNext/>
+      <w:keepLines/>
+      <w:spacing w:after="80" w:before="160"/>
+      <w:outlineLvl w:val="1"/>
+    </w:pPr>
+    <w:rPr>
+      <w:rFonts w:asciiTheme="majorHAnsi" w:cstheme="majorBidi" w:eastAsiaTheme="majorEastAsia" w:hAnsiTheme="majorHAnsi"/>
+      <w:color w:themeColor="accent1" w:themeShade="BF" w:val="0F4761"/>
       <w:sz w:val="32"/>
       <w:szCs w:val="32"/>
     </w:rPr>
   </w:style>
-  <w:style w:styleId="Heading2" w:type="paragraph">
-    <w:name w:val="Heading 2"/>
+  <w:style w:styleId="Heading3" w:type="paragraph">
+    <w:name w:val="heading 3"/>
     <w:basedOn w:val="Normal"/>
     <w:next w:val="BodyText"/>
+    <w:link w:val="Heading3Char"/>
     <w:uiPriority w:val="9"/>
+    <w:semiHidden/>
     <w:unhideWhenUsed/>
     <w:qFormat/>
+    <w:rsid w:val="00A10FD9"/>
     <w:pPr>
       <w:keepNext/>
       <w:keepLines/>
-      <w:spacing w:after="0" w:before="200"/>
-      <w:outlineLvl w:val="1"/>
+      <w:spacing w:after="80" w:before="160"/>
+      <w:outlineLvl w:val="2"/>
     </w:pPr>
     <w:rPr>
-      <w:rFonts w:asciiTheme="majorHAnsi" w:cstheme="majorBidi" w:eastAsiaTheme="majorEastAsia" w:hAnsiTheme="majorHAnsi"/>
-      <w:b/>
-      <w:bCs/>
-      <w:color w:themeColor="accent1" w:val="4F81BD"/>
+      <w:rFonts w:cstheme="majorBidi" w:eastAsiaTheme="majorEastAsia"/>
+      <w:color w:themeColor="accent1" w:themeShade="BF" w:val="0F4761"/>
       <w:sz w:val="28"/>
       <w:szCs w:val="28"/>
     </w:rPr>
   </w:style>
-  <w:style w:styleId="Heading3" w:type="paragraph">
-    <w:name w:val="Heading 3"/>
+  <w:style w:styleId="Heading4" w:type="paragraph">
+    <w:name w:val="heading 4"/>
     <w:basedOn w:val="Normal"/>
     <w:next w:val="BodyText"/>
+    <w:link w:val="Heading4Char"/>
     <w:uiPriority w:val="9"/>
+    <w:semiHidden/>
     <w:unhideWhenUsed/>
     <w:qFormat/>
+    <w:rsid w:val="00A10FD9"/>
     <w:pPr>
       <w:keepNext/>
       <w:keepLines/>
-      <w:spacing w:after="0" w:before="200"/>
-      <w:outlineLvl w:val="2"/>
+      <w:spacing w:after="40" w:before="80"/>
+      <w:outlineLvl w:val="3"/>
     </w:pPr>
     <w:rPr>
-      <w:rFonts w:asciiTheme="majorHAnsi" w:cstheme="majorBidi" w:eastAsiaTheme="majorEastAsia" w:hAnsiTheme="majorHAnsi"/>
-      <w:b/>
-      <w:bCs/>
-      <w:color w:themeColor="accent1" w:val="4F81BD"/>
-      <w:sz w:val="24"/>
-      <w:szCs w:val="24"/>
+      <w:rFonts w:cstheme="majorBidi" w:eastAsiaTheme="majorEastAsia"/>
+      <w:i/>
+      <w:iCs/>
+      <w:color w:themeColor="accent1" w:themeShade="BF" w:val="0F4761"/>
     </w:rPr>
   </w:style>
-  <w:style w:styleId="Heading4" w:type="paragraph">
-    <w:name w:val="Heading 4"/>
+  <w:style w:styleId="Heading5" w:type="paragraph">
+    <w:name w:val="heading 5"/>
     <w:basedOn w:val="Normal"/>
     <w:next w:val="BodyText"/>
+    <w:link w:val="Heading5Char"/>
     <w:uiPriority w:val="9"/>
+    <w:semiHidden/>
     <w:unhideWhenUsed/>
     <w:qFormat/>
+    <w:rsid w:val="00A10FD9"/>
     <w:pPr>
       <w:keepNext/>
       <w:keepLines/>
-      <w:spacing w:after="0" w:before="200"/>
-      <w:outlineLvl w:val="3"/>
+      <w:spacing w:after="40" w:before="80"/>
+      <w:outlineLvl w:val="4"/>
     </w:pPr>
     <w:rPr>
-      <w:rFonts w:asciiTheme="majorHAnsi" w:cstheme="majorBidi" w:eastAsiaTheme="majorEastAsia" w:hAnsiTheme="majorHAnsi"/>
-      <w:i/>
-      <w:bCs/>
-      <w:color w:themeColor="accent1" w:val="4F81BD"/>
-      <w:sz w:val="24"/>
-      <w:szCs w:val="24"/>
+      <w:rFonts w:cstheme="majorBidi" w:eastAsiaTheme="majorEastAsia"/>
+      <w:color w:themeColor="accent1" w:themeShade="BF" w:val="0F4761"/>
     </w:rPr>
   </w:style>
-  <w:style w:styleId="Heading5" w:type="paragraph">
-    <w:name w:val="Heading 5"/>
+  <w:style w:styleId="Heading6" w:type="paragraph">
+    <w:name w:val="heading 6"/>
     <w:basedOn w:val="Normal"/>
     <w:next w:val="BodyText"/>
+    <w:link w:val="Heading6Char"/>
     <w:uiPriority w:val="9"/>
+    <w:semiHidden/>
     <w:unhideWhenUsed/>
     <w:qFormat/>
+    <w:rsid w:val="00A10FD9"/>
     <w:pPr>
       <w:keepNext/>
       <w:keepLines/>
-      <w:spacing w:after="0" w:before="200"/>
-      <w:outlineLvl w:val="4"/>
+      <w:spacing w:after="0" w:before="40"/>
+      <w:outlineLvl w:val="5"/>
     </w:pPr>
     <w:rPr>
-      <w:rFonts w:asciiTheme="majorHAnsi" w:cstheme="majorBidi" w:eastAsiaTheme="majorEastAsia" w:hAnsiTheme="majorHAnsi"/>
+      <w:rFonts w:cstheme="majorBidi" w:eastAsiaTheme="majorEastAsia"/>
+      <w:i/>
       <w:iCs/>
-      <w:color w:themeColor="accent1" w:val="4F81BD"/>
-      <w:sz w:val="24"/>
-      <w:szCs w:val="24"/>
+      <w:color w:themeColor="text1" w:themeTint="A6" w:val="595959"/>
     </w:rPr>
   </w:style>
-  <w:style w:styleId="Heading6" w:type="paragraph">
-    <w:name w:val="Heading 6"/>
+  <w:style w:styleId="Heading7" w:type="paragraph">
+    <w:name w:val="heading 7"/>
     <w:basedOn w:val="Normal"/>
     <w:next w:val="BodyText"/>
+    <w:link w:val="Heading7Char"/>
     <w:uiPriority w:val="9"/>
+    <w:semiHidden/>
     <w:unhideWhenUsed/>
     <w:qFormat/>
+    <w:rsid w:val="00A10FD9"/>
     <w:pPr>
       <w:keepNext/>
       <w:keepLines/>
-      <w:spacing w:after="0" w:before="200"/>
-      <w:outlineLvl w:val="5"/>
+      <w:spacing w:after="0" w:before="40"/>
+      <w:outlineLvl w:val="6"/>
     </w:pPr>
     <w:rPr>
-      <w:rFonts w:asciiTheme="majorHAnsi" w:cstheme="majorBidi" w:eastAsiaTheme="majorEastAsia" w:hAnsiTheme="majorHAnsi"/>
-      <w:color w:themeColor="accent1" w:val="4F81BD"/>
-      <w:sz w:val="24"/>
-      <w:szCs w:val="24"/>
+      <w:rFonts w:cstheme="majorBidi" w:eastAsiaTheme="majorEastAsia"/>
+      <w:color w:themeColor="text1" w:themeTint="A6" w:val="595959"/>
     </w:rPr>
   </w:style>
-  <w:style w:styleId="Heading7" w:type="paragraph">
-    <w:name w:val="Heading 7"/>
+  <w:style w:styleId="Heading8" w:type="paragraph">
+    <w:name w:val="heading 8"/>
     <w:basedOn w:val="Normal"/>
     <w:next w:val="BodyText"/>
+    <w:link w:val="Heading8Char"/>
     <w:uiPriority w:val="9"/>
+    <w:semiHidden/>
     <w:unhideWhenUsed/>
     <w:qFormat/>
+    <w:rsid w:val="00A10FD9"/>
     <w:pPr>
       <w:keepNext/>
       <w:keepLines/>
-      <w:spacing w:after="0" w:before="200"/>
-      <w:outlineLvl w:val="6"/>
+      <w:spacing w:after="0"/>
+      <w:outlineLvl w:val="7"/>
     </w:pPr>
     <w:rPr>
-      <w:rFonts w:asciiTheme="majorHAnsi" w:cstheme="majorBidi" w:eastAsiaTheme="majorEastAsia" w:hAnsiTheme="majorHAnsi"/>
-      <w:color w:themeColor="accent1" w:val="4F81BD"/>
-      <w:sz w:val="24"/>
-      <w:szCs w:val="24"/>
+      <w:rFonts w:cstheme="majorBidi" w:eastAsiaTheme="majorEastAsia"/>
+      <w:i/>
+      <w:iCs/>
+      <w:color w:themeColor="text1" w:themeTint="D8" w:val="272727"/>
     </w:rPr>
   </w:style>
-  <w:style w:styleId="Heading8" w:type="paragraph">
-    <w:name w:val="Heading 8"/>
+  <w:style w:styleId="Heading9" w:type="paragraph">
+    <w:name w:val="heading 9"/>
     <w:basedOn w:val="Normal"/>
     <w:next w:val="BodyText"/>
+    <w:link w:val="Heading9Char"/>
     <w:uiPriority w:val="9"/>
+    <w:semiHidden/>
     <w:unhideWhenUsed/>
     <w:qFormat/>
+    <w:rsid w:val="00A10FD9"/>
     <w:pPr>
       <w:keepNext/>
       <w:keepLines/>
-      <w:spacing w:after="0" w:before="200"/>
-      <w:outlineLvl w:val="7"/>
-    </w:pPr>
-    <w:rPr>
-      <w:rFonts w:asciiTheme="majorHAnsi" w:cstheme="majorBidi" w:eastAsiaTheme="majorEastAsia" w:hAnsiTheme="majorHAnsi"/>
-      <w:color w:themeColor="accent1" w:val="4F81BD"/>
-      <w:sz w:val="24"/>
-      <w:szCs w:val="24"/>
-    </w:rPr>
-  </w:style>
-  <w:style w:styleId="Heading9" w:type="paragraph">
-    <w:name w:val="Heading 9"/>
-    <w:basedOn w:val="Normal"/>
-    <w:next w:val="BodyText"/>
-    <w:uiPriority w:val="9"/>
-    <w:unhideWhenUsed/>
-    <w:qFormat/>
-    <w:pPr>
-      <w:keepNext/>
-      <w:keepLines/>
-      <w:spacing w:after="0" w:before="200"/>
+      <w:spacing w:after="0"/>
       <w:outlineLvl w:val="8"/>
     </w:pPr>
     <w:rPr>
+      <w:rFonts w:cstheme="majorBidi" w:eastAsiaTheme="majorEastAsia"/>
+      <w:color w:themeColor="text1" w:themeTint="D8" w:val="272727"/>
+    </w:rPr>
+  </w:style>
+  <w:style w:customStyle="1" w:styleId="Heading1Char" w:type="character">
+    <w:name w:val="Heading 1 Char"/>
+    <w:basedOn w:val="DefaultParagraphFont"/>
+    <w:link w:val="Heading1"/>
+    <w:uiPriority w:val="9"/>
+    <w:rsid w:val="00A10FD9"/>
+    <w:rPr>
       <w:rFonts w:asciiTheme="majorHAnsi" w:cstheme="majorBidi" w:eastAsiaTheme="majorEastAsia" w:hAnsiTheme="majorHAnsi"/>
-      <w:color w:themeColor="accent1" w:val="4F81BD"/>
-      <w:sz w:val="24"/>
-      <w:szCs w:val="24"/>
+      <w:color w:themeColor="accent1" w:themeShade="BF" w:val="0F4761"/>
+      <w:sz w:val="40"/>
+      <w:szCs w:val="40"/>
+    </w:rPr>
+  </w:style>
+  <w:style w:customStyle="1" w:styleId="Heading2Char" w:type="character">
+    <w:name w:val="Heading 2 Char"/>
+    <w:basedOn w:val="DefaultParagraphFont"/>
+    <w:link w:val="Heading2"/>
+    <w:uiPriority w:val="9"/>
+    <w:semiHidden/>
+    <w:rsid w:val="00A10FD9"/>
+    <w:rPr>
+      <w:rFonts w:asciiTheme="majorHAnsi" w:cstheme="majorBidi" w:eastAsiaTheme="majorEastAsia" w:hAnsiTheme="majorHAnsi"/>
+      <w:color w:themeColor="accent1" w:themeShade="BF" w:val="0F4761"/>
+      <w:sz w:val="32"/>
+      <w:szCs w:val="32"/>
+    </w:rPr>
+  </w:style>
+  <w:style w:customStyle="1" w:styleId="Heading3Char" w:type="character">
+    <w:name w:val="Heading 3 Char"/>
+    <w:basedOn w:val="DefaultParagraphFont"/>
+    <w:link w:val="Heading3"/>
+    <w:uiPriority w:val="9"/>
+    <w:semiHidden/>
+    <w:rsid w:val="00A10FD9"/>
+    <w:rPr>
+      <w:rFonts w:cstheme="majorBidi" w:eastAsiaTheme="majorEastAsia"/>
+      <w:color w:themeColor="accent1" w:themeShade="BF" w:val="0F4761"/>
+      <w:sz w:val="28"/>
+      <w:szCs w:val="28"/>
+    </w:rPr>
+  </w:style>
+  <w:style w:customStyle="1" w:styleId="Heading4Char" w:type="character">
+    <w:name w:val="Heading 4 Char"/>
+    <w:basedOn w:val="DefaultParagraphFont"/>
+    <w:link w:val="Heading4"/>
+    <w:uiPriority w:val="9"/>
+    <w:semiHidden/>
+    <w:rsid w:val="00A10FD9"/>
+    <w:rPr>
+      <w:rFonts w:cstheme="majorBidi" w:eastAsiaTheme="majorEastAsia"/>
+      <w:i/>
+      <w:iCs/>
+      <w:color w:themeColor="accent1" w:themeShade="BF" w:val="0F4761"/>
+    </w:rPr>
+  </w:style>
+  <w:style w:customStyle="1" w:styleId="Heading5Char" w:type="character">
+    <w:name w:val="Heading 5 Char"/>
+    <w:basedOn w:val="DefaultParagraphFont"/>
+    <w:link w:val="Heading5"/>
+    <w:uiPriority w:val="9"/>
+    <w:semiHidden/>
+    <w:rsid w:val="00A10FD9"/>
+    <w:rPr>
+      <w:rFonts w:cstheme="majorBidi" w:eastAsiaTheme="majorEastAsia"/>
+      <w:color w:themeColor="accent1" w:themeShade="BF" w:val="0F4761"/>
+    </w:rPr>
+  </w:style>
+  <w:style w:customStyle="1" w:styleId="Heading6Char" w:type="character">
+    <w:name w:val="Heading 6 Char"/>
+    <w:basedOn w:val="DefaultParagraphFont"/>
+    <w:link w:val="Heading6"/>
+    <w:uiPriority w:val="9"/>
+    <w:semiHidden/>
+    <w:rsid w:val="00A10FD9"/>
+    <w:rPr>
+      <w:rFonts w:cstheme="majorBidi" w:eastAsiaTheme="majorEastAsia"/>
+      <w:i/>
+      <w:iCs/>
+      <w:color w:themeColor="text1" w:themeTint="A6" w:val="595959"/>
+    </w:rPr>
+  </w:style>
+  <w:style w:customStyle="1" w:styleId="Heading7Char" w:type="character">
+    <w:name w:val="Heading 7 Char"/>
+    <w:basedOn w:val="DefaultParagraphFont"/>
+    <w:link w:val="Heading7"/>
+    <w:uiPriority w:val="9"/>
+    <w:semiHidden/>
+    <w:rsid w:val="00A10FD9"/>
+    <w:rPr>
+      <w:rFonts w:cstheme="majorBidi" w:eastAsiaTheme="majorEastAsia"/>
+      <w:color w:themeColor="text1" w:themeTint="A6" w:val="595959"/>
+    </w:rPr>
+  </w:style>
+  <w:style w:customStyle="1" w:styleId="Heading8Char" w:type="character">
+    <w:name w:val="Heading 8 Char"/>
+    <w:basedOn w:val="DefaultParagraphFont"/>
+    <w:link w:val="Heading8"/>
+    <w:uiPriority w:val="9"/>
+    <w:semiHidden/>
+    <w:rsid w:val="00A10FD9"/>
+    <w:rPr>
+      <w:rFonts w:cstheme="majorBidi" w:eastAsiaTheme="majorEastAsia"/>
+      <w:i/>
+      <w:iCs/>
+      <w:color w:themeColor="text1" w:themeTint="D8" w:val="272727"/>
+    </w:rPr>
+  </w:style>
+  <w:style w:customStyle="1" w:styleId="Heading9Char" w:type="character">
+    <w:name w:val="Heading 9 Char"/>
+    <w:basedOn w:val="DefaultParagraphFont"/>
+    <w:link w:val="Heading9"/>
+    <w:uiPriority w:val="9"/>
+    <w:semiHidden/>
+    <w:rsid w:val="00A10FD9"/>
+    <w:rPr>
+      <w:rFonts w:cstheme="majorBidi" w:eastAsiaTheme="majorEastAsia"/>
+      <w:color w:themeColor="text1" w:themeTint="D8" w:val="272727"/>
     </w:rPr>
   </w:style>
   <w:style w:styleId="BlockText" w:type="paragraph">
@@ -16454,6 +16620,18 @@
     <w:uiPriority w:val="9"/>
     <w:unhideWhenUsed/>
     <w:qFormat/>
+  </w:style>
+  <w:style w:styleId="FootnoteBlockText" w:type="paragraph">
+    <w:name w:val="Footnote Block Text"/>
+    <w:basedOn w:val="FootnoteText"/>
+    <w:next w:val="FootnoteText"/>
+    <w:uiPriority w:val="9"/>
+    <w:unhideWhenUsed/>
+    <w:qFormat/>
+    <w:pPr>
+      <w:spacing w:after="100" w:before="100"/>
+      <w:ind w:firstLine="0" w:left="480" w:right="480"/>
+    </w:pPr>
   </w:style>
   <w:style w:default="1" w:styleId="DefaultParagraphFont" w:type="character">
     <w:name w:val="Default Paragraph Font"/>
@@ -16484,10 +16662,10 @@
         <w:jc w:val="left"/>
       </w:trPr>
       <w:tcPr>
-        <w:vAlign w:val="bottom"/>
         <w:tcBorders>
           <w:bottom w:val="single"/>
         </w:tcBorders>
+        <w:vAlign w:val="bottom"/>
       </w:tcPr>
     </w:tblStylePr>
   </w:style>
@@ -16602,8 +16780,8 @@
     <w:name w:val="KeywordTok"/>
     <w:basedOn w:val="VerbatimChar"/>
     <w:rPr>
+      <w:b/>
       <w:color w:val="007020"/>
-      <w:b/>
     </w:rPr>
   </w:style>
   <w:style w:type="character" w:customStyle="1" w:styleId="DataTypeTok">
@@ -16680,42 +16858,42 @@
     <w:name w:val="ImportTok"/>
     <w:basedOn w:val="VerbatimChar"/>
     <w:rPr>
+      <w:b/>
       <w:color w:val="008000"/>
-      <w:b/>
     </w:rPr>
   </w:style>
   <w:style w:type="character" w:customStyle="1" w:styleId="CommentTok">
     <w:name w:val="CommentTok"/>
     <w:basedOn w:val="VerbatimChar"/>
     <w:rPr>
+      <w:i/>
       <w:color w:val="60a0b0"/>
-      <w:i/>
     </w:rPr>
   </w:style>
   <w:style w:type="character" w:customStyle="1" w:styleId="DocumentationTok">
     <w:name w:val="DocumentationTok"/>
     <w:basedOn w:val="VerbatimChar"/>
     <w:rPr>
+      <w:i/>
       <w:color w:val="ba2121"/>
-      <w:i/>
     </w:rPr>
   </w:style>
   <w:style w:type="character" w:customStyle="1" w:styleId="AnnotationTok">
     <w:name w:val="AnnotationTok"/>
     <w:basedOn w:val="VerbatimChar"/>
     <w:rPr>
-      <w:color w:val="60a0b0"/>
       <w:b/>
       <w:i/>
+      <w:color w:val="60a0b0"/>
     </w:rPr>
   </w:style>
   <w:style w:type="character" w:customStyle="1" w:styleId="CommentVarTok">
     <w:name w:val="CommentVarTok"/>
     <w:basedOn w:val="VerbatimChar"/>
     <w:rPr>
-      <w:color w:val="60a0b0"/>
       <w:b/>
       <w:i/>
+      <w:color w:val="60a0b0"/>
     </w:rPr>
   </w:style>
   <w:style w:type="character" w:customStyle="1" w:styleId="OtherTok">
@@ -16743,8 +16921,8 @@
     <w:name w:val="ControlFlowTok"/>
     <w:basedOn w:val="VerbatimChar"/>
     <w:rPr>
+      <w:b/>
       <w:color w:val="007020"/>
-      <w:b/>
     </w:rPr>
   </w:style>
   <w:style w:type="character" w:customStyle="1" w:styleId="OperatorTok">
@@ -16789,34 +16967,34 @@
     <w:name w:val="InformationTok"/>
     <w:basedOn w:val="VerbatimChar"/>
     <w:rPr>
-      <w:color w:val="60a0b0"/>
       <w:b/>
       <w:i/>
+      <w:color w:val="60a0b0"/>
     </w:rPr>
   </w:style>
   <w:style w:type="character" w:customStyle="1" w:styleId="WarningTok">
     <w:name w:val="WarningTok"/>
     <w:basedOn w:val="VerbatimChar"/>
     <w:rPr>
-      <w:color w:val="60a0b0"/>
       <w:b/>
       <w:i/>
+      <w:color w:val="60a0b0"/>
     </w:rPr>
   </w:style>
   <w:style w:type="character" w:customStyle="1" w:styleId="AlertTok">
     <w:name w:val="AlertTok"/>
     <w:basedOn w:val="VerbatimChar"/>
     <w:rPr>
+      <w:b/>
       <w:color w:val="ff0000"/>
-      <w:b/>
     </w:rPr>
   </w:style>
   <w:style w:type="character" w:customStyle="1" w:styleId="ErrorTok">
     <w:name w:val="ErrorTok"/>
     <w:basedOn w:val="VerbatimChar"/>
     <w:rPr>
+      <w:b/>
       <w:color w:val="ff0000"/>
-      <w:b/>
     </w:rPr>
   </w:style>
   <w:style w:type="character" w:customStyle="1" w:styleId="NormalTok">
@@ -16838,44 +17016,44 @@
         <a:sysClr val="window" lastClr="FFFFFF"/>
       </a:lt1>
       <a:dk2>
-        <a:srgbClr val="1F497D"/>
+        <a:srgbClr val="0E2841"/>
       </a:dk2>
       <a:lt2>
-        <a:srgbClr val="EEECE1"/>
+        <a:srgbClr val="E8E8E8"/>
       </a:lt2>
       <a:accent1>
-        <a:srgbClr val="4F81BD"/>
+        <a:srgbClr val="156082"/>
       </a:accent1>
       <a:accent2>
-        <a:srgbClr val="C0504D"/>
+        <a:srgbClr val="E97132"/>
       </a:accent2>
       <a:accent3>
-        <a:srgbClr val="9BBB59"/>
+        <a:srgbClr val="196B24"/>
       </a:accent3>
       <a:accent4>
-        <a:srgbClr val="8064A2"/>
+        <a:srgbClr val="0F9ED5"/>
       </a:accent4>
       <a:accent5>
-        <a:srgbClr val="4BACC6"/>
+        <a:srgbClr val="A02B93"/>
       </a:accent5>
       <a:accent6>
-        <a:srgbClr val="F79646"/>
+        <a:srgbClr val="4EA72E"/>
       </a:accent6>
       <a:hlink>
-        <a:srgbClr val="0000FF"/>
+        <a:srgbClr val="467886"/>
       </a:hlink>
       <a:folHlink>
-        <a:srgbClr val="800080"/>
+        <a:srgbClr val="96607D"/>
       </a:folHlink>
     </a:clrScheme>
     <a:fontScheme name="Office">
       <a:majorFont>
-        <a:latin typeface="Calibri"/>
+        <a:latin typeface="Aptos Display" panose="02110004020202020204"/>
         <a:ea typeface=""/>
         <a:cs typeface=""/>
-        <a:font script="Jpan" typeface="ＭＳ ゴシック"/>
+        <a:font script="Jpan" typeface="游ゴシック Light"/>
         <a:font script="Hang" typeface="맑은 고딕"/>
-        <a:font script="Hans" typeface="宋体"/>
+        <a:font script="Hans" typeface="等线 Light"/>
         <a:font script="Hant" typeface="新細明體"/>
         <a:font script="Arab" typeface="Times New Roman"/>
         <a:font script="Hebr" typeface="Times New Roman"/>
@@ -16902,14 +17080,32 @@
         <a:font script="Mong" typeface="Mongolian Baiti"/>
         <a:font script="Viet" typeface="Times New Roman"/>
         <a:font script="Uigh" typeface="Microsoft Uighur"/>
+        <a:font script="Geor" typeface="Sylfaen"/>
+        <a:font script="Armn" typeface="Arial"/>
+        <a:font script="Bugi" typeface="Leelawadee UI"/>
+        <a:font script="Bopo" typeface="Microsoft JhengHei"/>
+        <a:font script="Java" typeface="Javanese Text"/>
+        <a:font script="Lisu" typeface="Segoe UI"/>
+        <a:font script="Mymr" typeface="Myanmar Text"/>
+        <a:font script="Nkoo" typeface="Ebrima"/>
+        <a:font script="Olck" typeface="Nirmala UI"/>
+        <a:font script="Osma" typeface="Ebrima"/>
+        <a:font script="Phag" typeface="Phagspa"/>
+        <a:font script="Syrn" typeface="Estrangelo Edessa"/>
+        <a:font script="Syrj" typeface="Estrangelo Edessa"/>
+        <a:font script="Syre" typeface="Estrangelo Edessa"/>
+        <a:font script="Sora" typeface="Nirmala UI"/>
+        <a:font script="Tale" typeface="Microsoft Tai Le"/>
+        <a:font script="Talu" typeface="Microsoft New Tai Lue"/>
+        <a:font script="Tfng" typeface="Ebrima"/>
       </a:majorFont>
       <a:minorFont>
-        <a:latin typeface="Cambria"/>
+        <a:latin typeface="Aptos" panose="02110004020202020204"/>
         <a:ea typeface=""/>
         <a:cs typeface=""/>
-        <a:font script="Jpan" typeface="ＭＳ 明朝"/>
+        <a:font script="Jpan" typeface="游明朝"/>
         <a:font script="Hang" typeface="맑은 고딕"/>
-        <a:font script="Hans" typeface="宋体"/>
+        <a:font script="Hans" typeface="等线"/>
         <a:font script="Hant" typeface="新細明體"/>
         <a:font script="Arab" typeface="Arial"/>
         <a:font script="Hebr" typeface="Arial"/>
@@ -16936,6 +17132,24 @@
         <a:font script="Mong" typeface="Mongolian Baiti"/>
         <a:font script="Viet" typeface="Arial"/>
         <a:font script="Uigh" typeface="Microsoft Uighur"/>
+        <a:font script="Geor" typeface="Sylfaen"/>
+        <a:font script="Armn" typeface="Arial"/>
+        <a:font script="Bugi" typeface="Leelawadee UI"/>
+        <a:font script="Bopo" typeface="Microsoft JhengHei"/>
+        <a:font script="Java" typeface="Javanese Text"/>
+        <a:font script="Lisu" typeface="Segoe UI"/>
+        <a:font script="Mymr" typeface="Myanmar Text"/>
+        <a:font script="Nkoo" typeface="Ebrima"/>
+        <a:font script="Olck" typeface="Nirmala UI"/>
+        <a:font script="Osma" typeface="Ebrima"/>
+        <a:font script="Phag" typeface="Phagspa"/>
+        <a:font script="Syrn" typeface="Estrangelo Edessa"/>
+        <a:font script="Syrj" typeface="Estrangelo Edessa"/>
+        <a:font script="Syre" typeface="Estrangelo Edessa"/>
+        <a:font script="Sora" typeface="Nirmala UI"/>
+        <a:font script="Tale" typeface="Microsoft Tai Le"/>
+        <a:font script="Talu" typeface="Microsoft New Tai Lue"/>
+        <a:font script="Tfng" typeface="Ebrima"/>
       </a:minorFont>
     </a:fontScheme>
     <a:fmtScheme name="Office">
@@ -16947,200 +17161,141 @@
           <a:gsLst>
             <a:gs pos="0">
               <a:schemeClr val="phClr">
-                <a:tint val="50000"/>
-                <a:satMod val="300000"/>
+                <a:lumMod val="110000"/>
+                <a:satMod val="105000"/>
+                <a:tint val="67000"/>
               </a:schemeClr>
             </a:gs>
-            <a:gs pos="35000">
+            <a:gs pos="50000">
               <a:schemeClr val="phClr">
-                <a:tint val="37000"/>
-                <a:satMod val="300000"/>
+                <a:lumMod val="105000"/>
+                <a:satMod val="103000"/>
+                <a:tint val="73000"/>
               </a:schemeClr>
             </a:gs>
             <a:gs pos="100000">
               <a:schemeClr val="phClr">
-                <a:tint val="15000"/>
-                <a:satMod val="350000"/>
+                <a:lumMod val="105000"/>
+                <a:satMod val="109000"/>
+                <a:tint val="81000"/>
               </a:schemeClr>
             </a:gs>
           </a:gsLst>
-          <a:lin ang="16200000" scaled="1"/>
+          <a:lin ang="5400000" scaled="0"/>
         </a:gradFill>
         <a:gradFill rotWithShape="1">
           <a:gsLst>
             <a:gs pos="0">
               <a:schemeClr val="phClr">
-                <a:tint val="100000"/>
+                <a:satMod val="103000"/>
+                <a:lumMod val="102000"/>
+                <a:tint val="94000"/>
+              </a:schemeClr>
+            </a:gs>
+            <a:gs pos="50000">
+              <a:schemeClr val="phClr">
+                <a:satMod val="110000"/>
+                <a:lumMod val="100000"/>
                 <a:shade val="100000"/>
-                <a:satMod val="130000"/>
               </a:schemeClr>
             </a:gs>
             <a:gs pos="100000">
               <a:schemeClr val="phClr">
-                <a:tint val="50000"/>
-                <a:shade val="100000"/>
-                <a:satMod val="350000"/>
+                <a:lumMod val="99000"/>
+                <a:satMod val="120000"/>
+                <a:shade val="78000"/>
               </a:schemeClr>
             </a:gs>
           </a:gsLst>
-          <a:lin ang="16200000" scaled="0"/>
+          <a:lin ang="5400000" scaled="0"/>
         </a:gradFill>
       </a:fillStyleLst>
       <a:lnStyleLst>
-        <a:ln w="9525" cap="flat" cmpd="sng" algn="ctr">
-          <a:solidFill>
-            <a:schemeClr val="phClr">
-              <a:shade val="95000"/>
-              <a:satMod val="105000"/>
-            </a:schemeClr>
-          </a:solidFill>
-          <a:prstDash val="solid"/>
-        </a:ln>
-        <a:ln w="25400" cap="flat" cmpd="sng" algn="ctr">
+        <a:ln w="6350" cap="flat" cmpd="sng" algn="ctr">
           <a:solidFill>
             <a:schemeClr val="phClr"/>
           </a:solidFill>
           <a:prstDash val="solid"/>
+          <a:miter lim="800000"/>
         </a:ln>
-        <a:ln w="38100" cap="flat" cmpd="sng" algn="ctr">
+        <a:ln w="12700" cap="flat" cmpd="sng" algn="ctr">
           <a:solidFill>
             <a:schemeClr val="phClr"/>
           </a:solidFill>
           <a:prstDash val="solid"/>
+          <a:miter lim="800000"/>
+        </a:ln>
+        <a:ln w="19050" cap="flat" cmpd="sng" algn="ctr">
+          <a:solidFill>
+            <a:schemeClr val="phClr"/>
+          </a:solidFill>
+          <a:prstDash val="solid"/>
+          <a:miter lim="800000"/>
         </a:ln>
       </a:lnStyleLst>
       <a:effectStyleLst>
         <a:effectStyle>
+          <a:effectLst/>
+        </a:effectStyle>
+        <a:effectStyle>
+          <a:effectLst/>
+        </a:effectStyle>
+        <a:effectStyle>
           <a:effectLst>
-            <a:outerShdw blurRad="40000" dist="20000" dir="5400000" rotWithShape="0">
+            <a:outerShdw blurRad="57150" dist="19050" dir="5400000" algn="ctr" rotWithShape="0">
               <a:srgbClr val="000000">
-                <a:alpha val="38000"/>
+                <a:alpha val="63000"/>
               </a:srgbClr>
             </a:outerShdw>
           </a:effectLst>
-        </a:effectStyle>
-        <a:effectStyle>
-          <a:effectLst>
-            <a:outerShdw blurRad="40000" dist="23000" dir="5400000" rotWithShape="0">
-              <a:srgbClr val="000000">
-                <a:alpha val="35000"/>
-              </a:srgbClr>
-            </a:outerShdw>
-          </a:effectLst>
-        </a:effectStyle>
-        <a:effectStyle>
-          <a:effectLst>
-            <a:outerShdw blurRad="40000" dist="23000" dir="5400000" rotWithShape="0">
-              <a:srgbClr val="000000">
-                <a:alpha val="35000"/>
-              </a:srgbClr>
-            </a:outerShdw>
-          </a:effectLst>
-          <a:scene3d>
-            <a:camera prst="orthographicFront">
-              <a:rot lat="0" lon="0" rev="0"/>
-            </a:camera>
-            <a:lightRig rig="threePt" dir="t">
-              <a:rot lat="0" lon="0" rev="1200000"/>
-            </a:lightRig>
-          </a:scene3d>
-          <a:sp3d>
-            <a:bevelT w="63500" h="25400"/>
-          </a:sp3d>
         </a:effectStyle>
       </a:effectStyleLst>
       <a:bgFillStyleLst>
         <a:solidFill>
           <a:schemeClr val="phClr"/>
         </a:solidFill>
+        <a:solidFill>
+          <a:schemeClr val="phClr">
+            <a:tint val="95000"/>
+            <a:satMod val="170000"/>
+          </a:schemeClr>
+        </a:solidFill>
         <a:gradFill rotWithShape="1">
           <a:gsLst>
             <a:gs pos="0">
               <a:schemeClr val="phClr">
-                <a:tint val="40000"/>
-                <a:satMod val="350000"/>
+                <a:tint val="93000"/>
+                <a:satMod val="150000"/>
+                <a:shade val="98000"/>
+                <a:lumMod val="102000"/>
               </a:schemeClr>
             </a:gs>
-            <a:gs pos="40000">
+            <a:gs pos="50000">
               <a:schemeClr val="phClr">
-                <a:tint val="45000"/>
-                <a:shade val="99000"/>
-                <a:satMod val="350000"/>
+                <a:tint val="98000"/>
+                <a:satMod val="130000"/>
+                <a:shade val="90000"/>
+                <a:lumMod val="103000"/>
               </a:schemeClr>
             </a:gs>
             <a:gs pos="100000">
               <a:schemeClr val="phClr">
-                <a:shade val="20000"/>
-                <a:satMod val="255000"/>
+                <a:shade val="63000"/>
+                <a:satMod val="120000"/>
               </a:schemeClr>
             </a:gs>
           </a:gsLst>
-          <a:path path="circle">
-            <a:fillToRect l="50000" t="-80000" r="50000" b="180000"/>
-          </a:path>
-        </a:gradFill>
-        <a:gradFill rotWithShape="1">
-          <a:gsLst>
-            <a:gs pos="0">
-              <a:schemeClr val="phClr">
-                <a:tint val="80000"/>
-                <a:satMod val="300000"/>
-              </a:schemeClr>
-            </a:gs>
-            <a:gs pos="100000">
-              <a:schemeClr val="phClr">
-                <a:shade val="30000"/>
-                <a:satMod val="200000"/>
-              </a:schemeClr>
-            </a:gs>
-          </a:gsLst>
-          <a:path path="circle">
-            <a:fillToRect l="50000" t="50000" r="50000" b="50000"/>
-          </a:path>
+          <a:lin ang="5400000" scaled="0"/>
         </a:gradFill>
       </a:bgFillStyleLst>
     </a:fmtScheme>
   </a:themeElements>
-  <a:objectDefaults>
-    <a:spDef>
-      <a:spPr/>
-      <a:bodyPr/>
-      <a:lstStyle/>
-      <a:style>
-        <a:lnRef idx="1">
-          <a:schemeClr val="accent1"/>
-        </a:lnRef>
-        <a:fillRef idx="3">
-          <a:schemeClr val="accent1"/>
-        </a:fillRef>
-        <a:effectRef idx="2">
-          <a:schemeClr val="accent1"/>
-        </a:effectRef>
-        <a:fontRef idx="minor">
-          <a:schemeClr val="lt1"/>
-        </a:fontRef>
-      </a:style>
-    </a:spDef>
-    <a:lnDef>
-      <a:spPr/>
-      <a:bodyPr/>
-      <a:lstStyle/>
-      <a:style>
-        <a:lnRef idx="2">
-          <a:schemeClr val="accent1"/>
-        </a:lnRef>
-        <a:fillRef idx="0">
-          <a:schemeClr val="accent1"/>
-        </a:fillRef>
-        <a:effectRef idx="1">
-          <a:schemeClr val="accent1"/>
-        </a:effectRef>
-        <a:fontRef idx="minor">
-          <a:schemeClr val="tx1"/>
-        </a:fontRef>
-      </a:style>
-    </a:lnDef>
-  </a:objectDefaults>
+  <a:objectDefaults/>
   <a:extraClrSchemeLst/>
+  <a:extLst>
+    <a:ext uri="{05A4C25C-085E-4340-85A3-A5531E510DB2}">
+      <thm15:themeFamily xmlns:thm15="http://schemas.microsoft.com/office/thememl/2012/main" name="Office Theme" id="{2E142A2C-CD16-42D6-873A-C26D2A0506FA}" vid="{1BDDFF52-6CD6-40A5-AB3C-68EB2F1E4D0A}"/>
+    </a:ext>
+  </a:extLst>
 </a:theme>
 </file>
--- a/_tables/tbl-sec-pairwise-placebo.docx
+++ b/_tables/tbl-sec-pairwise-placebo.docx
@@ -15988,12 +15988,11 @@
       <w:pPr>
         <w:pStyle w:val="FirstParagraph"/>
       </w:pPr>
+      <w:r>
+        <w:t xml:space="preserve"/>
+      </w:r>
     </w:p>
-    <w:sectPr>
-      <w:footnotePr>
-        <w:numRestart w:val="eachSect"/>
-      </w:footnotePr>
-    </w:sectPr>
+    <w:sectPr/>
   </w:body>
 </w:document>
 </file>
@@ -16024,14 +16023,14 @@
 <file path=word/numbering.xml><?xml version="1.0" encoding="utf-8"?>
 <w:numbering xmlns:w="http://schemas.openxmlformats.org/wordprocessingml/2006/main">
   <w:abstractNum w:abstractNumId="990">
-    <w:nsid w:val="0000A990"/>
+    <w:nsid w:val="A990"/>
     <w:multiLevelType w:val="multilevel"/>
     <w:lvl w:ilvl="0">
       <w:numFmt w:val="bullet"/>
       <w:lvlText w:val=" "/>
       <w:lvlJc w:val="left"/>
       <w:pPr>
-        <w:ind w:left="720" w:hanging="360"/>
+        <w:ind w:left="720" w:hanging="480"/>
       </w:pPr>
     </w:lvl>
     <w:lvl w:ilvl="1">
@@ -16039,7 +16038,7 @@
       <w:lvlText w:val=" "/>
       <w:lvlJc w:val="left"/>
       <w:pPr>
-        <w:ind w:left="1440" w:hanging="360"/>
+        <w:ind w:left="1440" w:hanging="480"/>
       </w:pPr>
     </w:lvl>
     <w:lvl w:ilvl="2">
@@ -16047,7 +16046,7 @@
       <w:lvlText w:val=" "/>
       <w:lvlJc w:val="left"/>
       <w:pPr>
-        <w:ind w:left="2160" w:hanging="360"/>
+        <w:ind w:left="2160" w:hanging="480"/>
       </w:pPr>
     </w:lvl>
     <w:lvl w:ilvl="3">
@@ -16055,7 +16054,7 @@
       <w:lvlText w:val=" "/>
       <w:lvlJc w:val="left"/>
       <w:pPr>
-        <w:ind w:left="2880" w:hanging="360"/>
+        <w:ind w:left="2880" w:hanging="480"/>
       </w:pPr>
     </w:lvl>
     <w:lvl w:ilvl="4">
@@ -16063,7 +16062,7 @@
       <w:lvlText w:val=" "/>
       <w:lvlJc w:val="left"/>
       <w:pPr>
-        <w:ind w:left="3600" w:hanging="360"/>
+        <w:ind w:left="3600" w:hanging="480"/>
       </w:pPr>
     </w:lvl>
     <w:lvl w:ilvl="5">
@@ -16071,7 +16070,7 @@
       <w:lvlText w:val=" "/>
       <w:lvlJc w:val="left"/>
       <w:pPr>
-        <w:ind w:left="4320" w:hanging="360"/>
+        <w:ind w:left="4320" w:hanging="480"/>
       </w:pPr>
     </w:lvl>
     <w:lvl w:ilvl="6">
@@ -16079,7 +16078,7 @@
       <w:lvlText w:val=" "/>
       <w:lvlJc w:val="left"/>
       <w:pPr>
-        <w:ind w:left="5040" w:hanging="360"/>
+        <w:ind w:left="5040" w:hanging="480"/>
       </w:pPr>
     </w:lvl>
     <w:lvl w:ilvl="7">
@@ -16087,7 +16086,7 @@
       <w:lvlText w:val=" "/>
       <w:lvlJc w:val="left"/>
       <w:pPr>
-        <w:ind w:left="5760" w:hanging="360"/>
+        <w:ind w:left="5760" w:hanging="480"/>
       </w:pPr>
     </w:lvl>
     <w:lvl w:ilvl="8">
@@ -16095,7 +16094,7 @@
       <w:lvlText w:val=" "/>
       <w:lvlJc w:val="left"/>
       <w:pPr>
-        <w:ind w:left="6480" w:hanging="360"/>
+        <w:ind w:left="6480" w:hanging="480"/>
       </w:pPr>
     </w:lvl>
   </w:abstractNum>
@@ -16131,10 +16130,10 @@
     <w:name w:val="Body Text"/>
     <w:basedOn w:val="Normal"/>
     <w:link w:val="BodyTextChar"/>
-    <w:qFormat/>
     <w:pPr>
       <w:spacing w:after="180" w:before="180"/>
     </w:pPr>
+    <w:qFormat/>
   </w:style>
   <w:style w:customStyle="1" w:styleId="FirstParagraph" w:type="paragraph">
     <w:name w:val="First Paragraph"/>
@@ -16154,94 +16153,57 @@
     <w:name w:val="Title"/>
     <w:basedOn w:val="Normal"/>
     <w:next w:val="BodyText"/>
-    <w:link w:val="TitleChar"/>
-    <w:uiPriority w:val="10"/>
     <w:qFormat/>
-    <w:rsid w:val="00A10FD9"/>
     <w:pPr>
-      <w:spacing w:after="80" w:line="240" w:lineRule="auto"/>
-      <w:contextualSpacing/>
+      <w:keepNext/>
+      <w:keepLines/>
+      <w:spacing w:after="240" w:before="480"/>
       <w:jc w:val="center"/>
     </w:pPr>
     <w:rPr>
       <w:rFonts w:asciiTheme="majorHAnsi" w:cstheme="majorBidi" w:eastAsiaTheme="majorEastAsia" w:hAnsiTheme="majorHAnsi"/>
-      <w:sz w:val="56"/>
-      <w:szCs w:val="56"/>
-    </w:rPr>
-  </w:style>
-  <w:style w:customStyle="1" w:styleId="TitleChar" w:type="character">
-    <w:name w:val="Title Char"/>
-    <w:basedOn w:val="DefaultParagraphFont"/>
-    <w:link w:val="Title"/>
-    <w:uiPriority w:val="10"/>
-    <w:rsid w:val="00A10FD9"/>
-    <w:rPr>
-      <w:rFonts w:asciiTheme="majorHAnsi" w:cstheme="majorBidi" w:eastAsiaTheme="majorEastAsia" w:hAnsiTheme="majorHAnsi"/>
-      <w:sz w:val="56"/>
-      <w:szCs w:val="56"/>
+      <w:b/>
+      <w:bCs/>
+      <w:color w:themeColor="accent1" w:themeShade="B5" w:val="345A8A"/>
+      <w:sz w:val="36"/>
+      <w:szCs w:val="36"/>
     </w:rPr>
   </w:style>
   <w:style w:styleId="Subtitle" w:type="paragraph">
     <w:name w:val="Subtitle"/>
     <w:basedOn w:val="Title"/>
     <w:next w:val="BodyText"/>
-    <w:link w:val="SubtitleChar"/>
-    <w:uiPriority w:val="11"/>
     <w:qFormat/>
-    <w:rsid w:val="00A10FD9"/>
     <w:pPr>
-      <w:numPr>
-        <w:ilvl w:val="1"/>
-      </w:numPr>
+      <w:keepNext/>
+      <w:keepLines/>
+      <w:spacing w:after="240" w:before="240"/>
+      <w:jc w:val="center"/>
     </w:pPr>
     <w:rPr>
-      <w:rFonts w:cstheme="majorBidi" w:eastAsiaTheme="majorEastAsia"/>
-      <w:spacing w:val="15"/>
-      <w:sz w:val="28"/>
-      <w:szCs w:val="28"/>
-    </w:rPr>
-  </w:style>
-  <w:style w:customStyle="1" w:styleId="SubtitleChar" w:type="character">
-    <w:name w:val="Subtitle Char"/>
-    <w:basedOn w:val="DefaultParagraphFont"/>
-    <w:link w:val="Subtitle"/>
-    <w:uiPriority w:val="11"/>
-    <w:rsid w:val="00A10FD9"/>
-    <w:rPr>
-      <w:rFonts w:cstheme="majorBidi" w:eastAsiaTheme="majorEastAsia"/>
-      <w:color w:themeColor="text1" w:themeTint="A6" w:val="595959"/>
-      <w:spacing w:val="15"/>
-      <w:sz w:val="28"/>
-      <w:szCs w:val="28"/>
+      <w:sz w:val="30"/>
+      <w:szCs w:val="30"/>
     </w:rPr>
   </w:style>
   <w:style w:customStyle="1" w:styleId="Author" w:type="paragraph">
     <w:name w:val="Author"/>
-    <w:basedOn w:val="Title"/>
     <w:next w:val="BodyText"/>
     <w:qFormat/>
     <w:pPr>
       <w:keepNext/>
       <w:keepLines/>
+      <w:jc w:val="center"/>
     </w:pPr>
-    <w:rPr>
-      <w:sz w:val="24"/>
-      <w:szCs w:val="24"/>
-    </w:rPr>
   </w:style>
   <w:style w:styleId="Date" w:type="paragraph">
     <w:name w:val="Date"/>
-    <w:basedOn w:val="Title"/>
     <w:next w:val="BodyText"/>
     <w:qFormat/>
     <w:pPr>
       <w:keepNext/>
       <w:keepLines/>
+      <w:jc w:val="center"/>
     </w:pPr>
-    <w:rPr>
-      <w:sz w:val="24"/>
-      <w:szCs w:val="24"/>
-    </w:rPr>
   </w:style>
   <w:style w:customStyle="1" w:styleId="AbstractTitle" w:type="paragraph">
     <w:name w:val="Abstract Title"/>
@@ -16251,13 +16213,15 @@
     <w:pPr>
       <w:keepNext/>
       <w:keepLines/>
+      <w:jc w:val="center"/>
       <w:spacing w:after="0" w:before="300"/>
-      <w:jc w:val="center"/>
     </w:pPr>
     <w:rPr>
-      <w:b/>
       <w:sz w:val="20"/>
       <w:szCs w:val="20"/>
+      <w:b/>
+      <w:color w:val="345A8A"/>
+      &gt;
     </w:rPr>
   </w:style>
   <w:style w:customStyle="1" w:styleId="Abstract" w:type="paragraph">
@@ -16284,321 +16248,191 @@
     <w:rPr/>
   </w:style>
   <w:style w:styleId="Heading1" w:type="paragraph">
-    <w:name w:val="heading 1"/>
+    <w:name w:val="Heading 1"/>
     <w:basedOn w:val="Normal"/>
     <w:next w:val="BodyText"/>
-    <w:link w:val="Heading1Char"/>
     <w:uiPriority w:val="9"/>
     <w:qFormat/>
-    <w:rsid w:val="00A10FD9"/>
     <w:pPr>
       <w:keepNext/>
       <w:keepLines/>
-      <w:spacing w:after="80" w:before="360"/>
+      <w:spacing w:after="0" w:before="480"/>
       <w:outlineLvl w:val="0"/>
     </w:pPr>
     <w:rPr>
       <w:rFonts w:asciiTheme="majorHAnsi" w:cstheme="majorBidi" w:eastAsiaTheme="majorEastAsia" w:hAnsiTheme="majorHAnsi"/>
-      <w:color w:themeColor="accent1" w:themeShade="BF" w:val="0F4761"/>
-      <w:sz w:val="40"/>
-      <w:szCs w:val="40"/>
+      <w:b/>
+      <w:bCs/>
+      <w:color w:themeColor="accent1" w:val="4F81BD"/>
+      <w:sz w:val="32"/>
+      <w:szCs w:val="32"/>
     </w:rPr>
   </w:style>
   <w:style w:styleId="Heading2" w:type="paragraph">
-    <w:name w:val="heading 2"/>
+    <w:name w:val="Heading 2"/>
     <w:basedOn w:val="Normal"/>
     <w:next w:val="BodyText"/>
-    <w:link w:val="Heading2Char"/>
     <w:uiPriority w:val="9"/>
-    <w:semiHidden/>
     <w:unhideWhenUsed/>
     <w:qFormat/>
-    <w:rsid w:val="00A10FD9"/>
     <w:pPr>
       <w:keepNext/>
       <w:keepLines/>
-      <w:spacing w:after="80" w:before="160"/>
+      <w:spacing w:after="0" w:before="200"/>
       <w:outlineLvl w:val="1"/>
     </w:pPr>
     <w:rPr>
       <w:rFonts w:asciiTheme="majorHAnsi" w:cstheme="majorBidi" w:eastAsiaTheme="majorEastAsia" w:hAnsiTheme="majorHAnsi"/>
-      <w:color w:themeColor="accent1" w:themeShade="BF" w:val="0F4761"/>
-      <w:sz w:val="32"/>
-      <w:szCs w:val="32"/>
-    </w:rPr>
-  </w:style>
-  <w:style w:styleId="Heading3" w:type="paragraph">
-    <w:name w:val="heading 3"/>
-    <w:basedOn w:val="Normal"/>
-    <w:next w:val="BodyText"/>
-    <w:link w:val="Heading3Char"/>
-    <w:uiPriority w:val="9"/>
-    <w:semiHidden/>
-    <w:unhideWhenUsed/>
-    <w:qFormat/>
-    <w:rsid w:val="00A10FD9"/>
-    <w:pPr>
-      <w:keepNext/>
-      <w:keepLines/>
-      <w:spacing w:after="80" w:before="160"/>
-      <w:outlineLvl w:val="2"/>
-    </w:pPr>
-    <w:rPr>
-      <w:rFonts w:cstheme="majorBidi" w:eastAsiaTheme="majorEastAsia"/>
-      <w:color w:themeColor="accent1" w:themeShade="BF" w:val="0F4761"/>
+      <w:b/>
+      <w:bCs/>
+      <w:color w:themeColor="accent1" w:val="4F81BD"/>
       <w:sz w:val="28"/>
       <w:szCs w:val="28"/>
     </w:rPr>
   </w:style>
-  <w:style w:styleId="Heading4" w:type="paragraph">
-    <w:name w:val="heading 4"/>
+  <w:style w:styleId="Heading3" w:type="paragraph">
+    <w:name w:val="Heading 3"/>
     <w:basedOn w:val="Normal"/>
     <w:next w:val="BodyText"/>
-    <w:link w:val="Heading4Char"/>
     <w:uiPriority w:val="9"/>
-    <w:semiHidden/>
     <w:unhideWhenUsed/>
     <w:qFormat/>
-    <w:rsid w:val="00A10FD9"/>
     <w:pPr>
       <w:keepNext/>
       <w:keepLines/>
-      <w:spacing w:after="40" w:before="80"/>
+      <w:spacing w:after="0" w:before="200"/>
+      <w:outlineLvl w:val="2"/>
+    </w:pPr>
+    <w:rPr>
+      <w:rFonts w:asciiTheme="majorHAnsi" w:cstheme="majorBidi" w:eastAsiaTheme="majorEastAsia" w:hAnsiTheme="majorHAnsi"/>
+      <w:b/>
+      <w:bCs/>
+      <w:color w:themeColor="accent1" w:val="4F81BD"/>
+      <w:sz w:val="24"/>
+      <w:szCs w:val="24"/>
+    </w:rPr>
+  </w:style>
+  <w:style w:styleId="Heading4" w:type="paragraph">
+    <w:name w:val="Heading 4"/>
+    <w:basedOn w:val="Normal"/>
+    <w:next w:val="BodyText"/>
+    <w:uiPriority w:val="9"/>
+    <w:unhideWhenUsed/>
+    <w:qFormat/>
+    <w:pPr>
+      <w:keepNext/>
+      <w:keepLines/>
+      <w:spacing w:after="0" w:before="200"/>
       <w:outlineLvl w:val="3"/>
     </w:pPr>
     <w:rPr>
-      <w:rFonts w:cstheme="majorBidi" w:eastAsiaTheme="majorEastAsia"/>
+      <w:rFonts w:asciiTheme="majorHAnsi" w:cstheme="majorBidi" w:eastAsiaTheme="majorEastAsia" w:hAnsiTheme="majorHAnsi"/>
       <w:i/>
-      <w:iCs/>
-      <w:color w:themeColor="accent1" w:themeShade="BF" w:val="0F4761"/>
+      <w:bCs/>
+      <w:color w:themeColor="accent1" w:val="4F81BD"/>
+      <w:sz w:val="24"/>
+      <w:szCs w:val="24"/>
     </w:rPr>
   </w:style>
   <w:style w:styleId="Heading5" w:type="paragraph">
-    <w:name w:val="heading 5"/>
+    <w:name w:val="Heading 5"/>
     <w:basedOn w:val="Normal"/>
     <w:next w:val="BodyText"/>
-    <w:link w:val="Heading5Char"/>
     <w:uiPriority w:val="9"/>
-    <w:semiHidden/>
     <w:unhideWhenUsed/>
     <w:qFormat/>
-    <w:rsid w:val="00A10FD9"/>
     <w:pPr>
       <w:keepNext/>
       <w:keepLines/>
-      <w:spacing w:after="40" w:before="80"/>
+      <w:spacing w:after="0" w:before="200"/>
       <w:outlineLvl w:val="4"/>
     </w:pPr>
     <w:rPr>
-      <w:rFonts w:cstheme="majorBidi" w:eastAsiaTheme="majorEastAsia"/>
-      <w:color w:themeColor="accent1" w:themeShade="BF" w:val="0F4761"/>
+      <w:rFonts w:asciiTheme="majorHAnsi" w:cstheme="majorBidi" w:eastAsiaTheme="majorEastAsia" w:hAnsiTheme="majorHAnsi"/>
+      <w:iCs/>
+      <w:color w:themeColor="accent1" w:val="4F81BD"/>
+      <w:sz w:val="24"/>
+      <w:szCs w:val="24"/>
     </w:rPr>
   </w:style>
   <w:style w:styleId="Heading6" w:type="paragraph">
-    <w:name w:val="heading 6"/>
+    <w:name w:val="Heading 6"/>
     <w:basedOn w:val="Normal"/>
     <w:next w:val="BodyText"/>
-    <w:link w:val="Heading6Char"/>
     <w:uiPriority w:val="9"/>
-    <w:semiHidden/>
     <w:unhideWhenUsed/>
     <w:qFormat/>
-    <w:rsid w:val="00A10FD9"/>
     <w:pPr>
       <w:keepNext/>
       <w:keepLines/>
-      <w:spacing w:after="0" w:before="40"/>
+      <w:spacing w:after="0" w:before="200"/>
       <w:outlineLvl w:val="5"/>
     </w:pPr>
     <w:rPr>
-      <w:rFonts w:cstheme="majorBidi" w:eastAsiaTheme="majorEastAsia"/>
-      <w:i/>
-      <w:iCs/>
-      <w:color w:themeColor="text1" w:themeTint="A6" w:val="595959"/>
+      <w:rFonts w:asciiTheme="majorHAnsi" w:cstheme="majorBidi" w:eastAsiaTheme="majorEastAsia" w:hAnsiTheme="majorHAnsi"/>
+      <w:color w:themeColor="accent1" w:val="4F81BD"/>
+      <w:sz w:val="24"/>
+      <w:szCs w:val="24"/>
     </w:rPr>
   </w:style>
   <w:style w:styleId="Heading7" w:type="paragraph">
-    <w:name w:val="heading 7"/>
+    <w:name w:val="Heading 7"/>
     <w:basedOn w:val="Normal"/>
     <w:next w:val="BodyText"/>
-    <w:link w:val="Heading7Char"/>
     <w:uiPriority w:val="9"/>
-    <w:semiHidden/>
     <w:unhideWhenUsed/>
     <w:qFormat/>
-    <w:rsid w:val="00A10FD9"/>
     <w:pPr>
       <w:keepNext/>
       <w:keepLines/>
-      <w:spacing w:after="0" w:before="40"/>
+      <w:spacing w:after="0" w:before="200"/>
       <w:outlineLvl w:val="6"/>
     </w:pPr>
     <w:rPr>
-      <w:rFonts w:cstheme="majorBidi" w:eastAsiaTheme="majorEastAsia"/>
-      <w:color w:themeColor="text1" w:themeTint="A6" w:val="595959"/>
+      <w:rFonts w:asciiTheme="majorHAnsi" w:cstheme="majorBidi" w:eastAsiaTheme="majorEastAsia" w:hAnsiTheme="majorHAnsi"/>
+      <w:color w:themeColor="accent1" w:val="4F81BD"/>
+      <w:sz w:val="24"/>
+      <w:szCs w:val="24"/>
     </w:rPr>
   </w:style>
   <w:style w:styleId="Heading8" w:type="paragraph">
-    <w:name w:val="heading 8"/>
+    <w:name w:val="Heading 8"/>
     <w:basedOn w:val="Normal"/>
     <w:next w:val="BodyText"/>
-    <w:link w:val="Heading8Char"/>
     <w:uiPriority w:val="9"/>
-    <w:semiHidden/>
     <w:unhideWhenUsed/>
     <w:qFormat/>
-    <w:rsid w:val="00A10FD9"/>
     <w:pPr>
       <w:keepNext/>
       <w:keepLines/>
-      <w:spacing w:after="0"/>
+      <w:spacing w:after="0" w:before="200"/>
       <w:outlineLvl w:val="7"/>
     </w:pPr>
     <w:rPr>
-      <w:rFonts w:cstheme="majorBidi" w:eastAsiaTheme="majorEastAsia"/>
-      <w:i/>
-      <w:iCs/>
-      <w:color w:themeColor="text1" w:themeTint="D8" w:val="272727"/>
+      <w:rFonts w:asciiTheme="majorHAnsi" w:cstheme="majorBidi" w:eastAsiaTheme="majorEastAsia" w:hAnsiTheme="majorHAnsi"/>
+      <w:color w:themeColor="accent1" w:val="4F81BD"/>
+      <w:sz w:val="24"/>
+      <w:szCs w:val="24"/>
     </w:rPr>
   </w:style>
   <w:style w:styleId="Heading9" w:type="paragraph">
-    <w:name w:val="heading 9"/>
+    <w:name w:val="Heading 9"/>
     <w:basedOn w:val="Normal"/>
     <w:next w:val="BodyText"/>
-    <w:link w:val="Heading9Char"/>
     <w:uiPriority w:val="9"/>
-    <w:semiHidden/>
     <w:unhideWhenUsed/>
     <w:qFormat/>
-    <w:rsid w:val="00A10FD9"/>
     <w:pPr>
       <w:keepNext/>
       <w:keepLines/>
-      <w:spacing w:after="0"/>
+      <w:spacing w:after="0" w:before="200"/>
       <w:outlineLvl w:val="8"/>
     </w:pPr>
     <w:rPr>
-      <w:rFonts w:cstheme="majorBidi" w:eastAsiaTheme="majorEastAsia"/>
-      <w:color w:themeColor="text1" w:themeTint="D8" w:val="272727"/>
-    </w:rPr>
-  </w:style>
-  <w:style w:customStyle="1" w:styleId="Heading1Char" w:type="character">
-    <w:name w:val="Heading 1 Char"/>
-    <w:basedOn w:val="DefaultParagraphFont"/>
-    <w:link w:val="Heading1"/>
-    <w:uiPriority w:val="9"/>
-    <w:rsid w:val="00A10FD9"/>
-    <w:rPr>
       <w:rFonts w:asciiTheme="majorHAnsi" w:cstheme="majorBidi" w:eastAsiaTheme="majorEastAsia" w:hAnsiTheme="majorHAnsi"/>
-      <w:color w:themeColor="accent1" w:themeShade="BF" w:val="0F4761"/>
-      <w:sz w:val="40"/>
-      <w:szCs w:val="40"/>
-    </w:rPr>
-  </w:style>
-  <w:style w:customStyle="1" w:styleId="Heading2Char" w:type="character">
-    <w:name w:val="Heading 2 Char"/>
-    <w:basedOn w:val="DefaultParagraphFont"/>
-    <w:link w:val="Heading2"/>
-    <w:uiPriority w:val="9"/>
-    <w:semiHidden/>
-    <w:rsid w:val="00A10FD9"/>
-    <w:rPr>
-      <w:rFonts w:asciiTheme="majorHAnsi" w:cstheme="majorBidi" w:eastAsiaTheme="majorEastAsia" w:hAnsiTheme="majorHAnsi"/>
-      <w:color w:themeColor="accent1" w:themeShade="BF" w:val="0F4761"/>
-      <w:sz w:val="32"/>
-      <w:szCs w:val="32"/>
-    </w:rPr>
-  </w:style>
-  <w:style w:customStyle="1" w:styleId="Heading3Char" w:type="character">
-    <w:name w:val="Heading 3 Char"/>
-    <w:basedOn w:val="DefaultParagraphFont"/>
-    <w:link w:val="Heading3"/>
-    <w:uiPriority w:val="9"/>
-    <w:semiHidden/>
-    <w:rsid w:val="00A10FD9"/>
-    <w:rPr>
-      <w:rFonts w:cstheme="majorBidi" w:eastAsiaTheme="majorEastAsia"/>
-      <w:color w:themeColor="accent1" w:themeShade="BF" w:val="0F4761"/>
-      <w:sz w:val="28"/>
-      <w:szCs w:val="28"/>
-    </w:rPr>
-  </w:style>
-  <w:style w:customStyle="1" w:styleId="Heading4Char" w:type="character">
-    <w:name w:val="Heading 4 Char"/>
-    <w:basedOn w:val="DefaultParagraphFont"/>
-    <w:link w:val="Heading4"/>
-    <w:uiPriority w:val="9"/>
-    <w:semiHidden/>
-    <w:rsid w:val="00A10FD9"/>
-    <w:rPr>
-      <w:rFonts w:cstheme="majorBidi" w:eastAsiaTheme="majorEastAsia"/>
-      <w:i/>
-      <w:iCs/>
-      <w:color w:themeColor="accent1" w:themeShade="BF" w:val="0F4761"/>
-    </w:rPr>
-  </w:style>
-  <w:style w:customStyle="1" w:styleId="Heading5Char" w:type="character">
-    <w:name w:val="Heading 5 Char"/>
-    <w:basedOn w:val="DefaultParagraphFont"/>
-    <w:link w:val="Heading5"/>
-    <w:uiPriority w:val="9"/>
-    <w:semiHidden/>
-    <w:rsid w:val="00A10FD9"/>
-    <w:rPr>
-      <w:rFonts w:cstheme="majorBidi" w:eastAsiaTheme="majorEastAsia"/>
-      <w:color w:themeColor="accent1" w:themeShade="BF" w:val="0F4761"/>
-    </w:rPr>
-  </w:style>
-  <w:style w:customStyle="1" w:styleId="Heading6Char" w:type="character">
-    <w:name w:val="Heading 6 Char"/>
-    <w:basedOn w:val="DefaultParagraphFont"/>
-    <w:link w:val="Heading6"/>
-    <w:uiPriority w:val="9"/>
-    <w:semiHidden/>
-    <w:rsid w:val="00A10FD9"/>
-    <w:rPr>
-      <w:rFonts w:cstheme="majorBidi" w:eastAsiaTheme="majorEastAsia"/>
-      <w:i/>
-      <w:iCs/>
-      <w:color w:themeColor="text1" w:themeTint="A6" w:val="595959"/>
-    </w:rPr>
-  </w:style>
-  <w:style w:customStyle="1" w:styleId="Heading7Char" w:type="character">
-    <w:name w:val="Heading 7 Char"/>
-    <w:basedOn w:val="DefaultParagraphFont"/>
-    <w:link w:val="Heading7"/>
-    <w:uiPriority w:val="9"/>
-    <w:semiHidden/>
-    <w:rsid w:val="00A10FD9"/>
-    <w:rPr>
-      <w:rFonts w:cstheme="majorBidi" w:eastAsiaTheme="majorEastAsia"/>
-      <w:color w:themeColor="text1" w:themeTint="A6" w:val="595959"/>
-    </w:rPr>
-  </w:style>
-  <w:style w:customStyle="1" w:styleId="Heading8Char" w:type="character">
-    <w:name w:val="Heading 8 Char"/>
-    <w:basedOn w:val="DefaultParagraphFont"/>
-    <w:link w:val="Heading8"/>
-    <w:uiPriority w:val="9"/>
-    <w:semiHidden/>
-    <w:rsid w:val="00A10FD9"/>
-    <w:rPr>
-      <w:rFonts w:cstheme="majorBidi" w:eastAsiaTheme="majorEastAsia"/>
-      <w:i/>
-      <w:iCs/>
-      <w:color w:themeColor="text1" w:themeTint="D8" w:val="272727"/>
-    </w:rPr>
-  </w:style>
-  <w:style w:customStyle="1" w:styleId="Heading9Char" w:type="character">
-    <w:name w:val="Heading 9 Char"/>
-    <w:basedOn w:val="DefaultParagraphFont"/>
-    <w:link w:val="Heading9"/>
-    <w:uiPriority w:val="9"/>
-    <w:semiHidden/>
-    <w:rsid w:val="00A10FD9"/>
-    <w:rPr>
-      <w:rFonts w:cstheme="majorBidi" w:eastAsiaTheme="majorEastAsia"/>
-      <w:color w:themeColor="text1" w:themeTint="D8" w:val="272727"/>
+      <w:color w:themeColor="accent1" w:val="4F81BD"/>
+      <w:sz w:val="24"/>
+      <w:szCs w:val="24"/>
     </w:rPr>
   </w:style>
   <w:style w:styleId="BlockText" w:type="paragraph">
@@ -16620,18 +16454,6 @@
     <w:uiPriority w:val="9"/>
     <w:unhideWhenUsed/>
     <w:qFormat/>
-  </w:style>
-  <w:style w:styleId="FootnoteBlockText" w:type="paragraph">
-    <w:name w:val="Footnote Block Text"/>
-    <w:basedOn w:val="FootnoteText"/>
-    <w:next w:val="FootnoteText"/>
-    <w:uiPriority w:val="9"/>
-    <w:unhideWhenUsed/>
-    <w:qFormat/>
-    <w:pPr>
-      <w:spacing w:after="100" w:before="100"/>
-      <w:ind w:firstLine="0" w:left="480" w:right="480"/>
-    </w:pPr>
   </w:style>
   <w:style w:default="1" w:styleId="DefaultParagraphFont" w:type="character">
     <w:name w:val="Default Paragraph Font"/>
@@ -16662,10 +16484,10 @@
         <w:jc w:val="left"/>
       </w:trPr>
       <w:tcPr>
+        <w:vAlign w:val="bottom"/>
         <w:tcBorders>
           <w:bottom w:val="single"/>
         </w:tcBorders>
-        <w:vAlign w:val="bottom"/>
       </w:tcPr>
     </w:tblStylePr>
   </w:style>
@@ -16780,8 +16602,8 @@
     <w:name w:val="KeywordTok"/>
     <w:basedOn w:val="VerbatimChar"/>
     <w:rPr>
+      <w:color w:val="007020"/>
       <w:b/>
-      <w:color w:val="007020"/>
     </w:rPr>
   </w:style>
   <w:style w:type="character" w:customStyle="1" w:styleId="DataTypeTok">
@@ -16858,42 +16680,42 @@
     <w:name w:val="ImportTok"/>
     <w:basedOn w:val="VerbatimChar"/>
     <w:rPr>
+      <w:color w:val="008000"/>
       <w:b/>
-      <w:color w:val="008000"/>
     </w:rPr>
   </w:style>
   <w:style w:type="character" w:customStyle="1" w:styleId="CommentTok">
     <w:name w:val="CommentTok"/>
     <w:basedOn w:val="VerbatimChar"/>
     <w:rPr>
+      <w:color w:val="60a0b0"/>
       <w:i/>
-      <w:color w:val="60a0b0"/>
     </w:rPr>
   </w:style>
   <w:style w:type="character" w:customStyle="1" w:styleId="DocumentationTok">
     <w:name w:val="DocumentationTok"/>
     <w:basedOn w:val="VerbatimChar"/>
     <w:rPr>
+      <w:color w:val="ba2121"/>
       <w:i/>
-      <w:color w:val="ba2121"/>
     </w:rPr>
   </w:style>
   <w:style w:type="character" w:customStyle="1" w:styleId="AnnotationTok">
     <w:name w:val="AnnotationTok"/>
     <w:basedOn w:val="VerbatimChar"/>
     <w:rPr>
+      <w:color w:val="60a0b0"/>
       <w:b/>
       <w:i/>
-      <w:color w:val="60a0b0"/>
     </w:rPr>
   </w:style>
   <w:style w:type="character" w:customStyle="1" w:styleId="CommentVarTok">
     <w:name w:val="CommentVarTok"/>
     <w:basedOn w:val="VerbatimChar"/>
     <w:rPr>
+      <w:color w:val="60a0b0"/>
       <w:b/>
       <w:i/>
-      <w:color w:val="60a0b0"/>
     </w:rPr>
   </w:style>
   <w:style w:type="character" w:customStyle="1" w:styleId="OtherTok">
@@ -16921,8 +16743,8 @@
     <w:name w:val="ControlFlowTok"/>
     <w:basedOn w:val="VerbatimChar"/>
     <w:rPr>
+      <w:color w:val="007020"/>
       <w:b/>
-      <w:color w:val="007020"/>
     </w:rPr>
   </w:style>
   <w:style w:type="character" w:customStyle="1" w:styleId="OperatorTok">
@@ -16967,34 +16789,34 @@
     <w:name w:val="InformationTok"/>
     <w:basedOn w:val="VerbatimChar"/>
     <w:rPr>
+      <w:color w:val="60a0b0"/>
       <w:b/>
       <w:i/>
-      <w:color w:val="60a0b0"/>
     </w:rPr>
   </w:style>
   <w:style w:type="character" w:customStyle="1" w:styleId="WarningTok">
     <w:name w:val="WarningTok"/>
     <w:basedOn w:val="VerbatimChar"/>
     <w:rPr>
+      <w:color w:val="60a0b0"/>
       <w:b/>
       <w:i/>
-      <w:color w:val="60a0b0"/>
     </w:rPr>
   </w:style>
   <w:style w:type="character" w:customStyle="1" w:styleId="AlertTok">
     <w:name w:val="AlertTok"/>
     <w:basedOn w:val="VerbatimChar"/>
     <w:rPr>
+      <w:color w:val="ff0000"/>
       <w:b/>
-      <w:color w:val="ff0000"/>
     </w:rPr>
   </w:style>
   <w:style w:type="character" w:customStyle="1" w:styleId="ErrorTok">
     <w:name w:val="ErrorTok"/>
     <w:basedOn w:val="VerbatimChar"/>
     <w:rPr>
+      <w:color w:val="ff0000"/>
       <w:b/>
-      <w:color w:val="ff0000"/>
     </w:rPr>
   </w:style>
   <w:style w:type="character" w:customStyle="1" w:styleId="NormalTok">
@@ -17016,44 +16838,44 @@
         <a:sysClr val="window" lastClr="FFFFFF"/>
       </a:lt1>
       <a:dk2>
-        <a:srgbClr val="0E2841"/>
+        <a:srgbClr val="1F497D"/>
       </a:dk2>
       <a:lt2>
-        <a:srgbClr val="E8E8E8"/>
+        <a:srgbClr val="EEECE1"/>
       </a:lt2>
       <a:accent1>
-        <a:srgbClr val="156082"/>
+        <a:srgbClr val="4F81BD"/>
       </a:accent1>
       <a:accent2>
-        <a:srgbClr val="E97132"/>
+        <a:srgbClr val="C0504D"/>
       </a:accent2>
       <a:accent3>
-        <a:srgbClr val="196B24"/>
+        <a:srgbClr val="9BBB59"/>
       </a:accent3>
       <a:accent4>
-        <a:srgbClr val="0F9ED5"/>
+        <a:srgbClr val="8064A2"/>
       </a:accent4>
       <a:accent5>
-        <a:srgbClr val="A02B93"/>
+        <a:srgbClr val="4BACC6"/>
       </a:accent5>
       <a:accent6>
-        <a:srgbClr val="4EA72E"/>
+        <a:srgbClr val="F79646"/>
       </a:accent6>
       <a:hlink>
-        <a:srgbClr val="467886"/>
+        <a:srgbClr val="0000FF"/>
       </a:hlink>
       <a:folHlink>
-        <a:srgbClr val="96607D"/>
+        <a:srgbClr val="800080"/>
       </a:folHlink>
     </a:clrScheme>
     <a:fontScheme name="Office">
       <a:majorFont>
-        <a:latin typeface="Aptos Display" panose="02110004020202020204"/>
+        <a:latin typeface="Calibri"/>
         <a:ea typeface=""/>
         <a:cs typeface=""/>
-        <a:font script="Jpan" typeface="游ゴシック Light"/>
+        <a:font script="Jpan" typeface="ＭＳ ゴシック"/>
         <a:font script="Hang" typeface="맑은 고딕"/>
-        <a:font script="Hans" typeface="等线 Light"/>
+        <a:font script="Hans" typeface="宋体"/>
         <a:font script="Hant" typeface="新細明體"/>
         <a:font script="Arab" typeface="Times New Roman"/>
         <a:font script="Hebr" typeface="Times New Roman"/>
@@ -17080,32 +16902,14 @@
         <a:font script="Mong" typeface="Mongolian Baiti"/>
         <a:font script="Viet" typeface="Times New Roman"/>
         <a:font script="Uigh" typeface="Microsoft Uighur"/>
-        <a:font script="Geor" typeface="Sylfaen"/>
-        <a:font script="Armn" typeface="Arial"/>
-        <a:font script="Bugi" typeface="Leelawadee UI"/>
-        <a:font script="Bopo" typeface="Microsoft JhengHei"/>
-        <a:font script="Java" typeface="Javanese Text"/>
-        <a:font script="Lisu" typeface="Segoe UI"/>
-        <a:font script="Mymr" typeface="Myanmar Text"/>
-        <a:font script="Nkoo" typeface="Ebrima"/>
-        <a:font script="Olck" typeface="Nirmala UI"/>
-        <a:font script="Osma" typeface="Ebrima"/>
-        <a:font script="Phag" typeface="Phagspa"/>
-        <a:font script="Syrn" typeface="Estrangelo Edessa"/>
-        <a:font script="Syrj" typeface="Estrangelo Edessa"/>
-        <a:font script="Syre" typeface="Estrangelo Edessa"/>
-        <a:font script="Sora" typeface="Nirmala UI"/>
-        <a:font script="Tale" typeface="Microsoft Tai Le"/>
-        <a:font script="Talu" typeface="Microsoft New Tai Lue"/>
-        <a:font script="Tfng" typeface="Ebrima"/>
       </a:majorFont>
       <a:minorFont>
-        <a:latin typeface="Aptos" panose="02110004020202020204"/>
+        <a:latin typeface="Cambria"/>
         <a:ea typeface=""/>
         <a:cs typeface=""/>
-        <a:font script="Jpan" typeface="游明朝"/>
+        <a:font script="Jpan" typeface="ＭＳ 明朝"/>
         <a:font script="Hang" typeface="맑은 고딕"/>
-        <a:font script="Hans" typeface="等线"/>
+        <a:font script="Hans" typeface="宋体"/>
         <a:font script="Hant" typeface="新細明體"/>
         <a:font script="Arab" typeface="Arial"/>
         <a:font script="Hebr" typeface="Arial"/>
@@ -17132,24 +16936,6 @@
         <a:font script="Mong" typeface="Mongolian Baiti"/>
         <a:font script="Viet" typeface="Arial"/>
         <a:font script="Uigh" typeface="Microsoft Uighur"/>
-        <a:font script="Geor" typeface="Sylfaen"/>
-        <a:font script="Armn" typeface="Arial"/>
-        <a:font script="Bugi" typeface="Leelawadee UI"/>
-        <a:font script="Bopo" typeface="Microsoft JhengHei"/>
-        <a:font script="Java" typeface="Javanese Text"/>
-        <a:font script="Lisu" typeface="Segoe UI"/>
-        <a:font script="Mymr" typeface="Myanmar Text"/>
-        <a:font script="Nkoo" typeface="Ebrima"/>
-        <a:font script="Olck" typeface="Nirmala UI"/>
-        <a:font script="Osma" typeface="Ebrima"/>
-        <a:font script="Phag" typeface="Phagspa"/>
-        <a:font script="Syrn" typeface="Estrangelo Edessa"/>
-        <a:font script="Syrj" typeface="Estrangelo Edessa"/>
-        <a:font script="Syre" typeface="Estrangelo Edessa"/>
-        <a:font script="Sora" typeface="Nirmala UI"/>
-        <a:font script="Tale" typeface="Microsoft Tai Le"/>
-        <a:font script="Talu" typeface="Microsoft New Tai Lue"/>
-        <a:font script="Tfng" typeface="Ebrima"/>
       </a:minorFont>
     </a:fontScheme>
     <a:fmtScheme name="Office">
@@ -17161,141 +16947,200 @@
           <a:gsLst>
             <a:gs pos="0">
               <a:schemeClr val="phClr">
-                <a:lumMod val="110000"/>
-                <a:satMod val="105000"/>
-                <a:tint val="67000"/>
+                <a:tint val="50000"/>
+                <a:satMod val="300000"/>
               </a:schemeClr>
             </a:gs>
-            <a:gs pos="50000">
+            <a:gs pos="35000">
               <a:schemeClr val="phClr">
-                <a:lumMod val="105000"/>
-                <a:satMod val="103000"/>
-                <a:tint val="73000"/>
+                <a:tint val="37000"/>
+                <a:satMod val="300000"/>
               </a:schemeClr>
             </a:gs>
             <a:gs pos="100000">
               <a:schemeClr val="phClr">
-                <a:lumMod val="105000"/>
-                <a:satMod val="109000"/>
-                <a:tint val="81000"/>
+                <a:tint val="15000"/>
+                <a:satMod val="350000"/>
               </a:schemeClr>
             </a:gs>
           </a:gsLst>
-          <a:lin ang="5400000" scaled="0"/>
+          <a:lin ang="16200000" scaled="1"/>
         </a:gradFill>
         <a:gradFill rotWithShape="1">
           <a:gsLst>
             <a:gs pos="0">
               <a:schemeClr val="phClr">
-                <a:satMod val="103000"/>
-                <a:lumMod val="102000"/>
-                <a:tint val="94000"/>
-              </a:schemeClr>
-            </a:gs>
-            <a:gs pos="50000">
-              <a:schemeClr val="phClr">
-                <a:satMod val="110000"/>
-                <a:lumMod val="100000"/>
+                <a:tint val="100000"/>
                 <a:shade val="100000"/>
+                <a:satMod val="130000"/>
               </a:schemeClr>
             </a:gs>
             <a:gs pos="100000">
               <a:schemeClr val="phClr">
-                <a:lumMod val="99000"/>
-                <a:satMod val="120000"/>
-                <a:shade val="78000"/>
+                <a:tint val="50000"/>
+                <a:shade val="100000"/>
+                <a:satMod val="350000"/>
               </a:schemeClr>
             </a:gs>
           </a:gsLst>
-          <a:lin ang="5400000" scaled="0"/>
+          <a:lin ang="16200000" scaled="0"/>
         </a:gradFill>
       </a:fillStyleLst>
       <a:lnStyleLst>
-        <a:ln w="6350" cap="flat" cmpd="sng" algn="ctr">
+        <a:ln w="9525" cap="flat" cmpd="sng" algn="ctr">
+          <a:solidFill>
+            <a:schemeClr val="phClr">
+              <a:shade val="95000"/>
+              <a:satMod val="105000"/>
+            </a:schemeClr>
+          </a:solidFill>
+          <a:prstDash val="solid"/>
+        </a:ln>
+        <a:ln w="25400" cap="flat" cmpd="sng" algn="ctr">
           <a:solidFill>
             <a:schemeClr val="phClr"/>
           </a:solidFill>
           <a:prstDash val="solid"/>
-          <a:miter lim="800000"/>
         </a:ln>
-        <a:ln w="12700" cap="flat" cmpd="sng" algn="ctr">
+        <a:ln w="38100" cap="flat" cmpd="sng" algn="ctr">
           <a:solidFill>
             <a:schemeClr val="phClr"/>
           </a:solidFill>
           <a:prstDash val="solid"/>
-          <a:miter lim="800000"/>
-        </a:ln>
-        <a:ln w="19050" cap="flat" cmpd="sng" algn="ctr">
-          <a:solidFill>
-            <a:schemeClr val="phClr"/>
-          </a:solidFill>
-          <a:prstDash val="solid"/>
-          <a:miter lim="800000"/>
         </a:ln>
       </a:lnStyleLst>
       <a:effectStyleLst>
         <a:effectStyle>
-          <a:effectLst/>
-        </a:effectStyle>
-        <a:effectStyle>
-          <a:effectLst/>
+          <a:effectLst>
+            <a:outerShdw blurRad="40000" dist="20000" dir="5400000" rotWithShape="0">
+              <a:srgbClr val="000000">
+                <a:alpha val="38000"/>
+              </a:srgbClr>
+            </a:outerShdw>
+          </a:effectLst>
         </a:effectStyle>
         <a:effectStyle>
           <a:effectLst>
-            <a:outerShdw blurRad="57150" dist="19050" dir="5400000" algn="ctr" rotWithShape="0">
+            <a:outerShdw blurRad="40000" dist="23000" dir="5400000" rotWithShape="0">
               <a:srgbClr val="000000">
-                <a:alpha val="63000"/>
+                <a:alpha val="35000"/>
               </a:srgbClr>
             </a:outerShdw>
           </a:effectLst>
+        </a:effectStyle>
+        <a:effectStyle>
+          <a:effectLst>
+            <a:outerShdw blurRad="40000" dist="23000" dir="5400000" rotWithShape="0">
+              <a:srgbClr val="000000">
+                <a:alpha val="35000"/>
+              </a:srgbClr>
+            </a:outerShdw>
+          </a:effectLst>
+          <a:scene3d>
+            <a:camera prst="orthographicFront">
+              <a:rot lat="0" lon="0" rev="0"/>
+            </a:camera>
+            <a:lightRig rig="threePt" dir="t">
+              <a:rot lat="0" lon="0" rev="1200000"/>
+            </a:lightRig>
+          </a:scene3d>
+          <a:sp3d>
+            <a:bevelT w="63500" h="25400"/>
+          </a:sp3d>
         </a:effectStyle>
       </a:effectStyleLst>
       <a:bgFillStyleLst>
         <a:solidFill>
           <a:schemeClr val="phClr"/>
         </a:solidFill>
-        <a:solidFill>
-          <a:schemeClr val="phClr">
-            <a:tint val="95000"/>
-            <a:satMod val="170000"/>
-          </a:schemeClr>
-        </a:solidFill>
         <a:gradFill rotWithShape="1">
           <a:gsLst>
             <a:gs pos="0">
               <a:schemeClr val="phClr">
-                <a:tint val="93000"/>
-                <a:satMod val="150000"/>
-                <a:shade val="98000"/>
-                <a:lumMod val="102000"/>
+                <a:tint val="40000"/>
+                <a:satMod val="350000"/>
               </a:schemeClr>
             </a:gs>
-            <a:gs pos="50000">
+            <a:gs pos="40000">
               <a:schemeClr val="phClr">
-                <a:tint val="98000"/>
-                <a:satMod val="130000"/>
-                <a:shade val="90000"/>
-                <a:lumMod val="103000"/>
+                <a:tint val="45000"/>
+                <a:shade val="99000"/>
+                <a:satMod val="350000"/>
               </a:schemeClr>
             </a:gs>
             <a:gs pos="100000">
               <a:schemeClr val="phClr">
-                <a:shade val="63000"/>
-                <a:satMod val="120000"/>
+                <a:shade val="20000"/>
+                <a:satMod val="255000"/>
               </a:schemeClr>
             </a:gs>
           </a:gsLst>
-          <a:lin ang="5400000" scaled="0"/>
+          <a:path path="circle">
+            <a:fillToRect l="50000" t="-80000" r="50000" b="180000"/>
+          </a:path>
+        </a:gradFill>
+        <a:gradFill rotWithShape="1">
+          <a:gsLst>
+            <a:gs pos="0">
+              <a:schemeClr val="phClr">
+                <a:tint val="80000"/>
+                <a:satMod val="300000"/>
+              </a:schemeClr>
+            </a:gs>
+            <a:gs pos="100000">
+              <a:schemeClr val="phClr">
+                <a:shade val="30000"/>
+                <a:satMod val="200000"/>
+              </a:schemeClr>
+            </a:gs>
+          </a:gsLst>
+          <a:path path="circle">
+            <a:fillToRect l="50000" t="50000" r="50000" b="50000"/>
+          </a:path>
         </a:gradFill>
       </a:bgFillStyleLst>
     </a:fmtScheme>
   </a:themeElements>
-  <a:objectDefaults/>
+  <a:objectDefaults>
+    <a:spDef>
+      <a:spPr/>
+      <a:bodyPr/>
+      <a:lstStyle/>
+      <a:style>
+        <a:lnRef idx="1">
+          <a:schemeClr val="accent1"/>
+        </a:lnRef>
+        <a:fillRef idx="3">
+          <a:schemeClr val="accent1"/>
+        </a:fillRef>
+        <a:effectRef idx="2">
+          <a:schemeClr val="accent1"/>
+        </a:effectRef>
+        <a:fontRef idx="minor">
+          <a:schemeClr val="lt1"/>
+        </a:fontRef>
+      </a:style>
+    </a:spDef>
+    <a:lnDef>
+      <a:spPr/>
+      <a:bodyPr/>
+      <a:lstStyle/>
+      <a:style>
+        <a:lnRef idx="2">
+          <a:schemeClr val="accent1"/>
+        </a:lnRef>
+        <a:fillRef idx="0">
+          <a:schemeClr val="accent1"/>
+        </a:fillRef>
+        <a:effectRef idx="1">
+          <a:schemeClr val="accent1"/>
+        </a:effectRef>
+        <a:fontRef idx="minor">
+          <a:schemeClr val="tx1"/>
+        </a:fontRef>
+      </a:style>
+    </a:lnDef>
+  </a:objectDefaults>
   <a:extraClrSchemeLst/>
-  <a:extLst>
-    <a:ext uri="{05A4C25C-085E-4340-85A3-A5531E510DB2}">
-      <thm15:themeFamily xmlns:thm15="http://schemas.microsoft.com/office/thememl/2012/main" name="Office Theme" id="{2E142A2C-CD16-42D6-873A-C26D2A0506FA}" vid="{1BDDFF52-6CD6-40A5-AB3C-68EB2F1E4D0A}"/>
-    </a:ext>
-  </a:extLst>
 </a:theme>
 </file>
--- a/_tables/tbl-sec-pairwise-placebo.docx
+++ b/_tables/tbl-sec-pairwise-placebo.docx
@@ -15648,337 +15648,7 @@
                 <w:rFonts w:ascii="Calibri" w:hAnsi="Calibri"/>
                 <w:sz w:val="20"/>
               </w:rPr>
-              <w:t xml:space="preserve">Abbreviations: </w:t>
-            </w:r>
-            <w:r>
-              <w:rPr>
-                <w:i/>
-                <w:rFonts w:ascii="Calibri" w:hAnsi="Calibri"/>
-                <w:sz w:val="20"/>
-              </w:rPr>
-              <w:t xml:space="preserve">95% CI</w:t>
-            </w:r>
-            <w:r>
-              <w:rPr>
-                <w:rFonts w:ascii="Calibri" w:hAnsi="Calibri"/>
-                <w:sz w:val="20"/>
-              </w:rPr>
-              <w:t xml:space="preserve"> = Confidence interval of the estimated relative effect, </w:t>
-            </w:r>
-            <w:r>
-              <w:rPr>
-                <w:i/>
-                <w:rFonts w:ascii="Calibri" w:hAnsi="Calibri"/>
-                <w:sz w:val="20"/>
-              </w:rPr>
-              <w:t xml:space="preserve">BIS-15</w:t>
-            </w:r>
-            <w:r>
-              <w:rPr>
-                <w:rFonts w:ascii="Calibri" w:hAnsi="Calibri"/>
-                <w:sz w:val="20"/>
-              </w:rPr>
-              <w:t xml:space="preserve"> = Barratt Impulsiveness Scale-15 [@pattonFactorStructureBarratt1995], </w:t>
-            </w:r>
-            <w:r>
-              <w:rPr>
-                <w:i/>
-                <w:rFonts w:ascii="Calibri" w:hAnsi="Calibri"/>
-                <w:sz w:val="20"/>
-              </w:rPr>
-              <w:t xml:space="preserve">BMS</w:t>
-            </w:r>
-            <w:r>
-              <w:rPr>
-                <w:rFonts w:ascii="Calibri" w:hAnsi="Calibri"/>
-                <w:sz w:val="20"/>
-              </w:rPr>
-              <w:t xml:space="preserve"> = Bumby Molest Scale [@bumbyAssessingCognitiveDistortions], </w:t>
-            </w:r>
-            <w:r>
-              <w:rPr>
-                <w:i/>
-                <w:rFonts w:ascii="Calibri" w:hAnsi="Calibri"/>
-                <w:sz w:val="20"/>
-              </w:rPr>
-              <w:t xml:space="preserve">CUSI</w:t>
-            </w:r>
-            <w:r>
-              <w:rPr>
-                <w:rFonts w:ascii="Calibri" w:hAnsi="Calibri"/>
-                <w:sz w:val="20"/>
-              </w:rPr>
-              <w:t xml:space="preserve"> = Coping Using Sex Inventory [@cortoniSexCopingStrategy2001], </w:t>
-            </w:r>
-            <w:r>
-              <w:rPr>
-                <w:i/>
-                <w:rFonts w:ascii="Calibri" w:hAnsi="Calibri"/>
-                <w:sz w:val="20"/>
-              </w:rPr>
-              <w:t xml:space="preserve">CVTRQ</w:t>
-            </w:r>
-            <w:r>
-              <w:rPr>
-                <w:rFonts w:ascii="Calibri" w:hAnsi="Calibri"/>
-                <w:sz w:val="20"/>
-              </w:rPr>
-              <w:t xml:space="preserve"> = Corrections Victoria Treatment Readiness Questionnaire [@caseyAssessingSuitabilityOffender2007], </w:t>
-            </w:r>
-            <w:r>
-              <w:rPr>
-                <w:i/>
-                <w:rFonts w:ascii="Calibri" w:hAnsi="Calibri"/>
-                <w:sz w:val="20"/>
-              </w:rPr>
-              <w:t xml:space="preserve">DERS</w:t>
-            </w:r>
-            <w:r>
-              <w:rPr>
-                <w:rFonts w:ascii="Calibri" w:hAnsi="Calibri"/>
-                <w:sz w:val="20"/>
-              </w:rPr>
-              <w:t xml:space="preserve"> = Difficulties in Emotion Regulation Scale [@gratzMultidimensionalAssessmentEmotion2003], </w:t>
-            </w:r>
-            <w:r>
-              <w:rPr>
-                <w:i/>
-                <w:rFonts w:ascii="Calibri" w:hAnsi="Calibri"/>
-                <w:sz w:val="20"/>
-              </w:rPr>
-              <w:t xml:space="preserve">EKK-R</w:t>
-            </w:r>
-            <w:r>
-              <w:rPr>
-                <w:rFonts w:ascii="Calibri" w:hAnsi="Calibri"/>
-                <w:sz w:val="20"/>
-              </w:rPr>
-              <w:t xml:space="preserve"> = Questionnaire on Emotional Congruence with Children-Revised [@mackEmotionaleKongruenzMit2012], </w:t>
-            </w:r>
-            <w:r>
-              <w:rPr>
-                <w:i/>
-                <w:rFonts w:ascii="Calibri" w:hAnsi="Calibri"/>
-                <w:sz w:val="20"/>
-              </w:rPr>
-              <w:t xml:space="preserve">ESIQ</w:t>
-            </w:r>
-            <w:r>
-              <w:rPr>
-                <w:rFonts w:ascii="Calibri" w:hAnsi="Calibri"/>
-                <w:sz w:val="20"/>
-              </w:rPr>
-              <w:t xml:space="preserve"> = Explicit Sexual Interest Questionnaire [@banseIndirectMeasuresSexual2010], </w:t>
-            </w:r>
-            <w:r>
-              <w:rPr>
-                <w:i/>
-                <w:rFonts w:ascii="Calibri" w:hAnsi="Calibri"/>
-                <w:sz w:val="20"/>
-              </w:rPr>
-              <w:t xml:space="preserve">F-Soz-U</w:t>
-            </w:r>
-            <w:r>
-              <w:rPr>
-                <w:rFonts w:ascii="Calibri" w:hAnsi="Calibri"/>
-                <w:sz w:val="20"/>
-              </w:rPr>
-              <w:t xml:space="preserve"> = Seven-item short version of the Social Support Questionnaire [@dunkelEvaluationShortformSocial2005], </w:t>
-            </w:r>
-            <w:r>
-              <w:rPr>
-                <w:i/>
-                <w:rFonts w:ascii="Calibri" w:hAnsi="Calibri"/>
-                <w:sz w:val="20"/>
-              </w:rPr>
-              <w:t xml:space="preserve">HBI-19</w:t>
-            </w:r>
-            <w:r>
-              <w:rPr>
-                <w:rFonts w:ascii="Calibri" w:hAnsi="Calibri"/>
-                <w:sz w:val="20"/>
-              </w:rPr>
-              <w:t xml:space="preserve"> = Hypersexual Behavior Inventory-19 [@kleinValidierungsstudieDeutschenVersion2013], </w:t>
-            </w:r>
-            <w:r>
-              <w:rPr>
-                <w:i/>
-                <w:rFonts w:ascii="Calibri" w:hAnsi="Calibri"/>
-                <w:sz w:val="20"/>
-              </w:rPr>
-              <w:t xml:space="preserve">NARQ</w:t>
-            </w:r>
-            <w:r>
-              <w:rPr>
-                <w:rFonts w:ascii="Calibri" w:hAnsi="Calibri"/>
-                <w:sz w:val="20"/>
-              </w:rPr>
-              <w:t xml:space="preserve"> = Negative Affect Repair Questionnaire [@schererNegativeAffectRepair2013], </w:t>
-            </w:r>
-            <w:r>
-              <w:rPr>
-                <w:i/>
-                <w:rFonts w:ascii="Calibri" w:hAnsi="Calibri"/>
-                <w:sz w:val="20"/>
-              </w:rPr>
-              <w:t xml:space="preserve">OQMPR</w:t>
-            </w:r>
-            <w:r>
-              <w:rPr>
-                <w:rFonts w:ascii="Calibri" w:hAnsi="Calibri"/>
-                <w:sz w:val="20"/>
-              </w:rPr>
-              <w:t xml:space="preserve"> = Questionnaire for the Measurement of Psychological Reactance [@merzQuestionnaireMeasurementPsychological1983], </w:t>
-            </w:r>
-            <w:r>
-              <w:rPr>
-                <w:i/>
-                <w:rFonts w:ascii="Calibri" w:hAnsi="Calibri"/>
-                <w:sz w:val="20"/>
-              </w:rPr>
-              <w:t xml:space="preserve">Q1</w:t>
-            </w:r>
-            <w:r>
-              <w:rPr>
-                <w:rFonts w:ascii="Calibri" w:hAnsi="Calibri"/>
-                <w:sz w:val="20"/>
-              </w:rPr>
-              <w:t xml:space="preserve"> = 25th percentile, </w:t>
-            </w:r>
-            <w:r>
-              <w:rPr>
-                <w:i/>
-                <w:rFonts w:ascii="Calibri" w:hAnsi="Calibri"/>
-                <w:sz w:val="20"/>
-              </w:rPr>
-              <w:t xml:space="preserve">Q3</w:t>
-            </w:r>
-            <w:r>
-              <w:rPr>
-                <w:rFonts w:ascii="Calibri" w:hAnsi="Calibri"/>
-                <w:sz w:val="20"/>
-              </w:rPr>
-              <w:t xml:space="preserve"> = 75th percentile, </w:t>
-            </w:r>
-            <w:r>
-              <w:rPr>
-                <w:i/>
-                <w:rFonts w:ascii="Calibri" w:hAnsi="Calibri"/>
-                <w:sz w:val="20"/>
-              </w:rPr>
-              <w:t xml:space="preserve">RCQ</w:t>
-            </w:r>
-            <w:r>
-              <w:rPr>
-                <w:rFonts w:ascii="Calibri" w:hAnsi="Calibri"/>
-                <w:sz w:val="20"/>
-              </w:rPr>
-              <w:t xml:space="preserve"> = Readiness to Change Questionnaire [@rollnickDevelopmentShortReadiness1992] - German version [@hannoverReadinessChangeQuestionnaire2002] adapted for individuals who committed sexual offenses against children by project team, </w:t>
-            </w:r>
-            <w:r>
-              <w:rPr>
-                <w:i/>
-                <w:rFonts w:ascii="Calibri" w:hAnsi="Calibri"/>
-                <w:sz w:val="20"/>
-              </w:rPr>
-              <w:t xml:space="preserve">SOI-R</w:t>
-            </w:r>
-            <w:r>
-              <w:rPr>
-                <w:rFonts w:ascii="Calibri" w:hAnsi="Calibri"/>
-                <w:sz w:val="20"/>
-              </w:rPr>
-              <w:t xml:space="preserve"> = Sexual Outlet Inventory revised, subscale desire for sexual activity with children [@bbrikenSexualOutletInventory2010], </w:t>
-            </w:r>
-            <w:r>
-              <w:rPr>
-                <w:i/>
-                <w:rFonts w:ascii="Calibri" w:hAnsi="Calibri"/>
-                <w:sz w:val="20"/>
-              </w:rPr>
-              <w:t xml:space="preserve">SPSI-R</w:t>
-            </w:r>
-            <w:r>
-              <w:rPr>
-                <w:rFonts w:ascii="Calibri" w:hAnsi="Calibri"/>
-                <w:sz w:val="20"/>
-              </w:rPr>
-              <w:t xml:space="preserve"> = Social Problem-Solving Inventory Revised [@dzurillaManualSocialProblemSolving2002], </w:t>
-            </w:r>
-            <w:r>
-              <w:rPr>
-                <w:i/>
-                <w:rFonts w:ascii="Calibri" w:hAnsi="Calibri"/>
-                <w:sz w:val="20"/>
-              </w:rPr>
-              <w:t xml:space="preserve">SSIC</w:t>
-            </w:r>
-            <w:r>
-              <w:rPr>
-                <w:rFonts w:ascii="Calibri" w:hAnsi="Calibri"/>
-                <w:sz w:val="20"/>
-              </w:rPr>
-              <w:t xml:space="preserve"> = Specific self-efficacy for modifying Sexual Interest in Children [@tozdanSpezifischeSelbstwirksamkeitZur2015], </w:t>
-            </w:r>
-            <w:r>
-              <w:rPr>
-                <w:i/>
-                <w:rFonts w:ascii="Calibri" w:hAnsi="Calibri"/>
-                <w:sz w:val="20"/>
-              </w:rPr>
-              <w:t xml:space="preserve">UCLA</w:t>
-            </w:r>
-            <w:r>
-              <w:rPr>
-                <w:rFonts w:ascii="Calibri" w:hAnsi="Calibri"/>
-                <w:sz w:val="20"/>
-              </w:rPr>
-              <w:t xml:space="preserve"> = UCLA Loneliness Scale [@russell_ucla_1996] - German short version [@bilskySocialSupportLoneliness1998], </w:t>
-            </w:r>
-            <w:r>
-              <w:rPr>
-                <w:i/>
-                <w:rFonts w:ascii="Calibri" w:hAnsi="Calibri"/>
-                <w:sz w:val="20"/>
-              </w:rPr>
-              <w:t xml:space="preserve">p-hat</w:t>
-            </w:r>
-            <w:r>
-              <w:rPr>
-                <w:rFonts w:ascii="Calibri" w:hAnsi="Calibri"/>
-                <w:sz w:val="20"/>
-              </w:rPr>
-              <w:t xml:space="preserve"> = estimated relative effect, </w:t>
-            </w:r>
-            <w:r>
-              <w:rPr>
-                <w:i/>
-                <w:rFonts w:ascii="Calibri" w:hAnsi="Calibri"/>
-                <w:sz w:val="20"/>
-              </w:rPr>
-              <w:t xml:space="preserve">q-value</w:t>
-            </w:r>
-            <w:r>
-              <w:rPr>
-                <w:rFonts w:ascii="Calibri" w:hAnsi="Calibri"/>
-                <w:sz w:val="20"/>
-              </w:rPr>
-              <w:t xml:space="preserve"> = Holm-Bonferroni adjusted p-value, </w:t>
-            </w:r>
-            <w:r>
-              <w:rPr>
-                <w:i/>
-                <w:rFonts w:ascii="Calibri" w:hAnsi="Calibri"/>
-                <w:sz w:val="20"/>
-              </w:rPr>
-              <w:t xml:space="preserve">t</w:t>
-            </w:r>
-            <w:r>
-              <w:rPr>
-                <w:rFonts w:ascii="Calibri" w:hAnsi="Calibri"/>
-                <w:sz w:val="20"/>
-              </w:rPr>
-              <w:t xml:space="preserve"> = Brunner–Munzel test statistic for paired samples</w:t>
+              <w:t xml:space="preserve">Abbreviation: 95% CI = Confidence interval of the estimated relative effect, BIS-15 = Barratt Impulsiveness Scale-15, BMS = Bumby Molest Scale, CUSI = Coping Using Sex Inventory, CVTRQ = Corrections Victoria Treatment Readiness Questionnaire, DERS = Difficulties in Emotion Regulation Scale, EKK-R = Questionnaire on Emotional Congruence with Children-Revised, ESIQ = Explicit Sexual Interest Questionnaire, F-Soz-U = Seven-item short version of the Social Support Questionnaire, HBI-19 = Hypersexual Behavior Inventory-19, NARQ = Negative Affect Repair Questionnaire, OQMPR = Questionnaire for the Measurement of Psychological Reactance, Q1 = 25th percentile, Q3 = 75th percentile, RCQ = Readiness to Change Questionnaire - German version, SD = Standard deviation, SOI-R = Sexual Outlet Inventory revised, subscale desire for sexual activity with children, SPSI-R = Social Problem-Solving Inventory Revised, SSIC = Specific self-efficacy for modifying Sexual Interest in Children, UCLA = UCLA Loneliness Scale - German short version, p-hat = estimated relative effect, q-value = Holm-Bonferroni adjusted p-value, t = Brunner–Munzel test statistic for paired samples.</w:t>
             </w:r>
           </w:p>
         </w:tc>

--- a/_tables/tbl-sec-pairwise-placebo.docx
+++ b/_tables/tbl-sec-pairwise-placebo.docx
@@ -15658,12 +15658,11 @@
       <w:pPr>
         <w:pStyle w:val="FirstParagraph"/>
       </w:pPr>
+      <w:r>
+        <w:t xml:space="preserve"/>
+      </w:r>
     </w:p>
-    <w:sectPr>
-      <w:footnotePr>
-        <w:numRestart w:val="eachSect"/>
-      </w:footnotePr>
-    </w:sectPr>
+    <w:sectPr/>
   </w:body>
 </w:document>
 </file>
@@ -15694,14 +15693,14 @@
 <file path=word/numbering.xml><?xml version="1.0" encoding="utf-8"?>
 <w:numbering xmlns:w="http://schemas.openxmlformats.org/wordprocessingml/2006/main">
   <w:abstractNum w:abstractNumId="990">
-    <w:nsid w:val="0000A990"/>
+    <w:nsid w:val="A990"/>
     <w:multiLevelType w:val="multilevel"/>
     <w:lvl w:ilvl="0">
       <w:numFmt w:val="bullet"/>
       <w:lvlText w:val=" "/>
       <w:lvlJc w:val="left"/>
       <w:pPr>
-        <w:ind w:left="720" w:hanging="360"/>
+        <w:ind w:left="720" w:hanging="480"/>
       </w:pPr>
     </w:lvl>
     <w:lvl w:ilvl="1">
@@ -15709,7 +15708,7 @@
       <w:lvlText w:val=" "/>
       <w:lvlJc w:val="left"/>
       <w:pPr>
-        <w:ind w:left="1440" w:hanging="360"/>
+        <w:ind w:left="1440" w:hanging="480"/>
       </w:pPr>
     </w:lvl>
     <w:lvl w:ilvl="2">
@@ -15717,7 +15716,7 @@
       <w:lvlText w:val=" "/>
       <w:lvlJc w:val="left"/>
       <w:pPr>
-        <w:ind w:left="2160" w:hanging="360"/>
+        <w:ind w:left="2160" w:hanging="480"/>
       </w:pPr>
     </w:lvl>
     <w:lvl w:ilvl="3">
@@ -15725,7 +15724,7 @@
       <w:lvlText w:val=" "/>
       <w:lvlJc w:val="left"/>
       <w:pPr>
-        <w:ind w:left="2880" w:hanging="360"/>
+        <w:ind w:left="2880" w:hanging="480"/>
       </w:pPr>
     </w:lvl>
     <w:lvl w:ilvl="4">
@@ -15733,7 +15732,7 @@
       <w:lvlText w:val=" "/>
       <w:lvlJc w:val="left"/>
       <w:pPr>
-        <w:ind w:left="3600" w:hanging="360"/>
+        <w:ind w:left="3600" w:hanging="480"/>
       </w:pPr>
     </w:lvl>
     <w:lvl w:ilvl="5">
@@ -15741,7 +15740,7 @@
       <w:lvlText w:val=" "/>
       <w:lvlJc w:val="left"/>
       <w:pPr>
-        <w:ind w:left="4320" w:hanging="360"/>
+        <w:ind w:left="4320" w:hanging="480"/>
       </w:pPr>
     </w:lvl>
     <w:lvl w:ilvl="6">
@@ -15749,7 +15748,7 @@
       <w:lvlText w:val=" "/>
       <w:lvlJc w:val="left"/>
       <w:pPr>
-        <w:ind w:left="5040" w:hanging="360"/>
+        <w:ind w:left="5040" w:hanging="480"/>
       </w:pPr>
     </w:lvl>
     <w:lvl w:ilvl="7">
@@ -15757,7 +15756,7 @@
       <w:lvlText w:val=" "/>
       <w:lvlJc w:val="left"/>
       <w:pPr>
-        <w:ind w:left="5760" w:hanging="360"/>
+        <w:ind w:left="5760" w:hanging="480"/>
       </w:pPr>
     </w:lvl>
     <w:lvl w:ilvl="8">
@@ -15765,7 +15764,7 @@
       <w:lvlText w:val=" "/>
       <w:lvlJc w:val="left"/>
       <w:pPr>
-        <w:ind w:left="6480" w:hanging="360"/>
+        <w:ind w:left="6480" w:hanging="480"/>
       </w:pPr>
     </w:lvl>
   </w:abstractNum>
@@ -15801,10 +15800,10 @@
     <w:name w:val="Body Text"/>
     <w:basedOn w:val="Normal"/>
     <w:link w:val="BodyTextChar"/>
-    <w:qFormat/>
     <w:pPr>
       <w:spacing w:after="180" w:before="180"/>
     </w:pPr>
+    <w:qFormat/>
   </w:style>
   <w:style w:customStyle="1" w:styleId="FirstParagraph" w:type="paragraph">
     <w:name w:val="First Paragraph"/>
@@ -15824,94 +15823,57 @@
     <w:name w:val="Title"/>
     <w:basedOn w:val="Normal"/>
     <w:next w:val="BodyText"/>
-    <w:link w:val="TitleChar"/>
-    <w:uiPriority w:val="10"/>
     <w:qFormat/>
-    <w:rsid w:val="00A10FD9"/>
     <w:pPr>
-      <w:spacing w:after="80" w:line="240" w:lineRule="auto"/>
-      <w:contextualSpacing/>
+      <w:keepNext/>
+      <w:keepLines/>
+      <w:spacing w:after="240" w:before="480"/>
       <w:jc w:val="center"/>
     </w:pPr>
     <w:rPr>
       <w:rFonts w:asciiTheme="majorHAnsi" w:cstheme="majorBidi" w:eastAsiaTheme="majorEastAsia" w:hAnsiTheme="majorHAnsi"/>
-      <w:sz w:val="56"/>
-      <w:szCs w:val="56"/>
-    </w:rPr>
-  </w:style>
-  <w:style w:customStyle="1" w:styleId="TitleChar" w:type="character">
-    <w:name w:val="Title Char"/>
-    <w:basedOn w:val="DefaultParagraphFont"/>
-    <w:link w:val="Title"/>
-    <w:uiPriority w:val="10"/>
-    <w:rsid w:val="00A10FD9"/>
-    <w:rPr>
-      <w:rFonts w:asciiTheme="majorHAnsi" w:cstheme="majorBidi" w:eastAsiaTheme="majorEastAsia" w:hAnsiTheme="majorHAnsi"/>
-      <w:sz w:val="56"/>
-      <w:szCs w:val="56"/>
+      <w:b/>
+      <w:bCs/>
+      <w:color w:themeColor="accent1" w:themeShade="B5" w:val="345A8A"/>
+      <w:sz w:val="36"/>
+      <w:szCs w:val="36"/>
     </w:rPr>
   </w:style>
   <w:style w:styleId="Subtitle" w:type="paragraph">
     <w:name w:val="Subtitle"/>
     <w:basedOn w:val="Title"/>
     <w:next w:val="BodyText"/>
-    <w:link w:val="SubtitleChar"/>
-    <w:uiPriority w:val="11"/>
     <w:qFormat/>
-    <w:rsid w:val="00A10FD9"/>
     <w:pPr>
-      <w:numPr>
-        <w:ilvl w:val="1"/>
-      </w:numPr>
+      <w:keepNext/>
+      <w:keepLines/>
+      <w:spacing w:after="240" w:before="240"/>
+      <w:jc w:val="center"/>
     </w:pPr>
     <w:rPr>
-      <w:rFonts w:cstheme="majorBidi" w:eastAsiaTheme="majorEastAsia"/>
-      <w:spacing w:val="15"/>
-      <w:sz w:val="28"/>
-      <w:szCs w:val="28"/>
-    </w:rPr>
-  </w:style>
-  <w:style w:customStyle="1" w:styleId="SubtitleChar" w:type="character">
-    <w:name w:val="Subtitle Char"/>
-    <w:basedOn w:val="DefaultParagraphFont"/>
-    <w:link w:val="Subtitle"/>
-    <w:uiPriority w:val="11"/>
-    <w:rsid w:val="00A10FD9"/>
-    <w:rPr>
-      <w:rFonts w:cstheme="majorBidi" w:eastAsiaTheme="majorEastAsia"/>
-      <w:color w:themeColor="text1" w:themeTint="A6" w:val="595959"/>
-      <w:spacing w:val="15"/>
-      <w:sz w:val="28"/>
-      <w:szCs w:val="28"/>
+      <w:sz w:val="30"/>
+      <w:szCs w:val="30"/>
     </w:rPr>
   </w:style>
   <w:style w:customStyle="1" w:styleId="Author" w:type="paragraph">
     <w:name w:val="Author"/>
-    <w:basedOn w:val="Title"/>
     <w:next w:val="BodyText"/>
     <w:qFormat/>
     <w:pPr>
       <w:keepNext/>
       <w:keepLines/>
+      <w:jc w:val="center"/>
     </w:pPr>
-    <w:rPr>
-      <w:sz w:val="24"/>
-      <w:szCs w:val="24"/>
-    </w:rPr>
   </w:style>
   <w:style w:styleId="Date" w:type="paragraph">
     <w:name w:val="Date"/>
-    <w:basedOn w:val="Title"/>
     <w:next w:val="BodyText"/>
     <w:qFormat/>
     <w:pPr>
       <w:keepNext/>
       <w:keepLines/>
+      <w:jc w:val="center"/>
     </w:pPr>
-    <w:rPr>
-      <w:sz w:val="24"/>
-      <w:szCs w:val="24"/>
-    </w:rPr>
   </w:style>
   <w:style w:customStyle="1" w:styleId="AbstractTitle" w:type="paragraph">
     <w:name w:val="Abstract Title"/>
@@ -15921,13 +15883,15 @@
     <w:pPr>
       <w:keepNext/>
       <w:keepLines/>
+      <w:jc w:val="center"/>
       <w:spacing w:after="0" w:before="300"/>
-      <w:jc w:val="center"/>
     </w:pPr>
     <w:rPr>
-      <w:b/>
       <w:sz w:val="20"/>
       <w:szCs w:val="20"/>
+      <w:b/>
+      <w:color w:val="345A8A"/>
+      &gt;
     </w:rPr>
   </w:style>
   <w:style w:customStyle="1" w:styleId="Abstract" w:type="paragraph">
@@ -15954,321 +15918,191 @@
     <w:rPr/>
   </w:style>
   <w:style w:styleId="Heading1" w:type="paragraph">
-    <w:name w:val="heading 1"/>
+    <w:name w:val="Heading 1"/>
     <w:basedOn w:val="Normal"/>
     <w:next w:val="BodyText"/>
-    <w:link w:val="Heading1Char"/>
     <w:uiPriority w:val="9"/>
     <w:qFormat/>
-    <w:rsid w:val="00A10FD9"/>
     <w:pPr>
       <w:keepNext/>
       <w:keepLines/>
-      <w:spacing w:after="80" w:before="360"/>
+      <w:spacing w:after="0" w:before="480"/>
       <w:outlineLvl w:val="0"/>
     </w:pPr>
     <w:rPr>
       <w:rFonts w:asciiTheme="majorHAnsi" w:cstheme="majorBidi" w:eastAsiaTheme="majorEastAsia" w:hAnsiTheme="majorHAnsi"/>
-      <w:color w:themeColor="accent1" w:themeShade="BF" w:val="0F4761"/>
-      <w:sz w:val="40"/>
-      <w:szCs w:val="40"/>
+      <w:b/>
+      <w:bCs/>
+      <w:color w:themeColor="accent1" w:val="4F81BD"/>
+      <w:sz w:val="32"/>
+      <w:szCs w:val="32"/>
     </w:rPr>
   </w:style>
   <w:style w:styleId="Heading2" w:type="paragraph">
-    <w:name w:val="heading 2"/>
+    <w:name w:val="Heading 2"/>
     <w:basedOn w:val="Normal"/>
     <w:next w:val="BodyText"/>
-    <w:link w:val="Heading2Char"/>
     <w:uiPriority w:val="9"/>
-    <w:semiHidden/>
     <w:unhideWhenUsed/>
     <w:qFormat/>
-    <w:rsid w:val="00A10FD9"/>
     <w:pPr>
       <w:keepNext/>
       <w:keepLines/>
-      <w:spacing w:after="80" w:before="160"/>
+      <w:spacing w:after="0" w:before="200"/>
       <w:outlineLvl w:val="1"/>
     </w:pPr>
     <w:rPr>
       <w:rFonts w:asciiTheme="majorHAnsi" w:cstheme="majorBidi" w:eastAsiaTheme="majorEastAsia" w:hAnsiTheme="majorHAnsi"/>
-      <w:color w:themeColor="accent1" w:themeShade="BF" w:val="0F4761"/>
-      <w:sz w:val="32"/>
-      <w:szCs w:val="32"/>
-    </w:rPr>
-  </w:style>
-  <w:style w:styleId="Heading3" w:type="paragraph">
-    <w:name w:val="heading 3"/>
-    <w:basedOn w:val="Normal"/>
-    <w:next w:val="BodyText"/>
-    <w:link w:val="Heading3Char"/>
-    <w:uiPriority w:val="9"/>
-    <w:semiHidden/>
-    <w:unhideWhenUsed/>
-    <w:qFormat/>
-    <w:rsid w:val="00A10FD9"/>
-    <w:pPr>
-      <w:keepNext/>
-      <w:keepLines/>
-      <w:spacing w:after="80" w:before="160"/>
-      <w:outlineLvl w:val="2"/>
-    </w:pPr>
-    <w:rPr>
-      <w:rFonts w:cstheme="majorBidi" w:eastAsiaTheme="majorEastAsia"/>
-      <w:color w:themeColor="accent1" w:themeShade="BF" w:val="0F4761"/>
+      <w:b/>
+      <w:bCs/>
+      <w:color w:themeColor="accent1" w:val="4F81BD"/>
       <w:sz w:val="28"/>
       <w:szCs w:val="28"/>
     </w:rPr>
   </w:style>
-  <w:style w:styleId="Heading4" w:type="paragraph">
-    <w:name w:val="heading 4"/>
+  <w:style w:styleId="Heading3" w:type="paragraph">
+    <w:name w:val="Heading 3"/>
     <w:basedOn w:val="Normal"/>
     <w:next w:val="BodyText"/>
-    <w:link w:val="Heading4Char"/>
     <w:uiPriority w:val="9"/>
-    <w:semiHidden/>
     <w:unhideWhenUsed/>
     <w:qFormat/>
-    <w:rsid w:val="00A10FD9"/>
     <w:pPr>
       <w:keepNext/>
       <w:keepLines/>
-      <w:spacing w:after="40" w:before="80"/>
+      <w:spacing w:after="0" w:before="200"/>
+      <w:outlineLvl w:val="2"/>
+    </w:pPr>
+    <w:rPr>
+      <w:rFonts w:asciiTheme="majorHAnsi" w:cstheme="majorBidi" w:eastAsiaTheme="majorEastAsia" w:hAnsiTheme="majorHAnsi"/>
+      <w:b/>
+      <w:bCs/>
+      <w:color w:themeColor="accent1" w:val="4F81BD"/>
+      <w:sz w:val="24"/>
+      <w:szCs w:val="24"/>
+    </w:rPr>
+  </w:style>
+  <w:style w:styleId="Heading4" w:type="paragraph">
+    <w:name w:val="Heading 4"/>
+    <w:basedOn w:val="Normal"/>
+    <w:next w:val="BodyText"/>
+    <w:uiPriority w:val="9"/>
+    <w:unhideWhenUsed/>
+    <w:qFormat/>
+    <w:pPr>
+      <w:keepNext/>
+      <w:keepLines/>
+      <w:spacing w:after="0" w:before="200"/>
       <w:outlineLvl w:val="3"/>
     </w:pPr>
     <w:rPr>
-      <w:rFonts w:cstheme="majorBidi" w:eastAsiaTheme="majorEastAsia"/>
+      <w:rFonts w:asciiTheme="majorHAnsi" w:cstheme="majorBidi" w:eastAsiaTheme="majorEastAsia" w:hAnsiTheme="majorHAnsi"/>
       <w:i/>
-      <w:iCs/>
-      <w:color w:themeColor="accent1" w:themeShade="BF" w:val="0F4761"/>
+      <w:bCs/>
+      <w:color w:themeColor="accent1" w:val="4F81BD"/>
+      <w:sz w:val="24"/>
+      <w:szCs w:val="24"/>
     </w:rPr>
   </w:style>
   <w:style w:styleId="Heading5" w:type="paragraph">
-    <w:name w:val="heading 5"/>
+    <w:name w:val="Heading 5"/>
     <w:basedOn w:val="Normal"/>
     <w:next w:val="BodyText"/>
-    <w:link w:val="Heading5Char"/>
     <w:uiPriority w:val="9"/>
-    <w:semiHidden/>
     <w:unhideWhenUsed/>
     <w:qFormat/>
-    <w:rsid w:val="00A10FD9"/>
     <w:pPr>
       <w:keepNext/>
       <w:keepLines/>
-      <w:spacing w:after="40" w:before="80"/>
+      <w:spacing w:after="0" w:before="200"/>
       <w:outlineLvl w:val="4"/>
     </w:pPr>
     <w:rPr>
-      <w:rFonts w:cstheme="majorBidi" w:eastAsiaTheme="majorEastAsia"/>
-      <w:color w:themeColor="accent1" w:themeShade="BF" w:val="0F4761"/>
+      <w:rFonts w:asciiTheme="majorHAnsi" w:cstheme="majorBidi" w:eastAsiaTheme="majorEastAsia" w:hAnsiTheme="majorHAnsi"/>
+      <w:iCs/>
+      <w:color w:themeColor="accent1" w:val="4F81BD"/>
+      <w:sz w:val="24"/>
+      <w:szCs w:val="24"/>
     </w:rPr>
   </w:style>
   <w:style w:styleId="Heading6" w:type="paragraph">
-    <w:name w:val="heading 6"/>
+    <w:name w:val="Heading 6"/>
     <w:basedOn w:val="Normal"/>
     <w:next w:val="BodyText"/>
-    <w:link w:val="Heading6Char"/>
     <w:uiPriority w:val="9"/>
-    <w:semiHidden/>
     <w:unhideWhenUsed/>
     <w:qFormat/>
-    <w:rsid w:val="00A10FD9"/>
     <w:pPr>
       <w:keepNext/>
       <w:keepLines/>
-      <w:spacing w:after="0" w:before="40"/>
+      <w:spacing w:after="0" w:before="200"/>
       <w:outlineLvl w:val="5"/>
     </w:pPr>
     <w:rPr>
-      <w:rFonts w:cstheme="majorBidi" w:eastAsiaTheme="majorEastAsia"/>
-      <w:i/>
-      <w:iCs/>
-      <w:color w:themeColor="text1" w:themeTint="A6" w:val="595959"/>
+      <w:rFonts w:asciiTheme="majorHAnsi" w:cstheme="majorBidi" w:eastAsiaTheme="majorEastAsia" w:hAnsiTheme="majorHAnsi"/>
+      <w:color w:themeColor="accent1" w:val="4F81BD"/>
+      <w:sz w:val="24"/>
+      <w:szCs w:val="24"/>
     </w:rPr>
   </w:style>
   <w:style w:styleId="Heading7" w:type="paragraph">
-    <w:name w:val="heading 7"/>
+    <w:name w:val="Heading 7"/>
     <w:basedOn w:val="Normal"/>
     <w:next w:val="BodyText"/>
-    <w:link w:val="Heading7Char"/>
     <w:uiPriority w:val="9"/>
-    <w:semiHidden/>
     <w:unhideWhenUsed/>
     <w:qFormat/>
-    <w:rsid w:val="00A10FD9"/>
     <w:pPr>
       <w:keepNext/>
       <w:keepLines/>
-      <w:spacing w:after="0" w:before="40"/>
+      <w:spacing w:after="0" w:before="200"/>
       <w:outlineLvl w:val="6"/>
     </w:pPr>
     <w:rPr>
-      <w:rFonts w:cstheme="majorBidi" w:eastAsiaTheme="majorEastAsia"/>
-      <w:color w:themeColor="text1" w:themeTint="A6" w:val="595959"/>
+      <w:rFonts w:asciiTheme="majorHAnsi" w:cstheme="majorBidi" w:eastAsiaTheme="majorEastAsia" w:hAnsiTheme="majorHAnsi"/>
+      <w:color w:themeColor="accent1" w:val="4F81BD"/>
+      <w:sz w:val="24"/>
+      <w:szCs w:val="24"/>
     </w:rPr>
   </w:style>
   <w:style w:styleId="Heading8" w:type="paragraph">
-    <w:name w:val="heading 8"/>
+    <w:name w:val="Heading 8"/>
     <w:basedOn w:val="Normal"/>
     <w:next w:val="BodyText"/>
-    <w:link w:val="Heading8Char"/>
     <w:uiPriority w:val="9"/>
-    <w:semiHidden/>
     <w:unhideWhenUsed/>
     <w:qFormat/>
-    <w:rsid w:val="00A10FD9"/>
     <w:pPr>
       <w:keepNext/>
       <w:keepLines/>
-      <w:spacing w:after="0"/>
+      <w:spacing w:after="0" w:before="200"/>
       <w:outlineLvl w:val="7"/>
     </w:pPr>
     <w:rPr>
-      <w:rFonts w:cstheme="majorBidi" w:eastAsiaTheme="majorEastAsia"/>
-      <w:i/>
-      <w:iCs/>
-      <w:color w:themeColor="text1" w:themeTint="D8" w:val="272727"/>
+      <w:rFonts w:asciiTheme="majorHAnsi" w:cstheme="majorBidi" w:eastAsiaTheme="majorEastAsia" w:hAnsiTheme="majorHAnsi"/>
+      <w:color w:themeColor="accent1" w:val="4F81BD"/>
+      <w:sz w:val="24"/>
+      <w:szCs w:val="24"/>
     </w:rPr>
   </w:style>
   <w:style w:styleId="Heading9" w:type="paragraph">
-    <w:name w:val="heading 9"/>
+    <w:name w:val="Heading 9"/>
     <w:basedOn w:val="Normal"/>
     <w:next w:val="BodyText"/>
-    <w:link w:val="Heading9Char"/>
     <w:uiPriority w:val="9"/>
-    <w:semiHidden/>
     <w:unhideWhenUsed/>
     <w:qFormat/>
-    <w:rsid w:val="00A10FD9"/>
     <w:pPr>
       <w:keepNext/>
       <w:keepLines/>
-      <w:spacing w:after="0"/>
+      <w:spacing w:after="0" w:before="200"/>
       <w:outlineLvl w:val="8"/>
     </w:pPr>
     <w:rPr>
-      <w:rFonts w:cstheme="majorBidi" w:eastAsiaTheme="majorEastAsia"/>
-      <w:color w:themeColor="text1" w:themeTint="D8" w:val="272727"/>
-    </w:rPr>
-  </w:style>
-  <w:style w:customStyle="1" w:styleId="Heading1Char" w:type="character">
-    <w:name w:val="Heading 1 Char"/>
-    <w:basedOn w:val="DefaultParagraphFont"/>
-    <w:link w:val="Heading1"/>
-    <w:uiPriority w:val="9"/>
-    <w:rsid w:val="00A10FD9"/>
-    <w:rPr>
       <w:rFonts w:asciiTheme="majorHAnsi" w:cstheme="majorBidi" w:eastAsiaTheme="majorEastAsia" w:hAnsiTheme="majorHAnsi"/>
-      <w:color w:themeColor="accent1" w:themeShade="BF" w:val="0F4761"/>
-      <w:sz w:val="40"/>
-      <w:szCs w:val="40"/>
-    </w:rPr>
-  </w:style>
-  <w:style w:customStyle="1" w:styleId="Heading2Char" w:type="character">
-    <w:name w:val="Heading 2 Char"/>
-    <w:basedOn w:val="DefaultParagraphFont"/>
-    <w:link w:val="Heading2"/>
-    <w:uiPriority w:val="9"/>
-    <w:semiHidden/>
-    <w:rsid w:val="00A10FD9"/>
-    <w:rPr>
-      <w:rFonts w:asciiTheme="majorHAnsi" w:cstheme="majorBidi" w:eastAsiaTheme="majorEastAsia" w:hAnsiTheme="majorHAnsi"/>
-      <w:color w:themeColor="accent1" w:themeShade="BF" w:val="0F4761"/>
-      <w:sz w:val="32"/>
-      <w:szCs w:val="32"/>
-    </w:rPr>
-  </w:style>
-  <w:style w:customStyle="1" w:styleId="Heading3Char" w:type="character">
-    <w:name w:val="Heading 3 Char"/>
-    <w:basedOn w:val="DefaultParagraphFont"/>
-    <w:link w:val="Heading3"/>
-    <w:uiPriority w:val="9"/>
-    <w:semiHidden/>
-    <w:rsid w:val="00A10FD9"/>
-    <w:rPr>
-      <w:rFonts w:cstheme="majorBidi" w:eastAsiaTheme="majorEastAsia"/>
-      <w:color w:themeColor="accent1" w:themeShade="BF" w:val="0F4761"/>
-      <w:sz w:val="28"/>
-      <w:szCs w:val="28"/>
-    </w:rPr>
-  </w:style>
-  <w:style w:customStyle="1" w:styleId="Heading4Char" w:type="character">
-    <w:name w:val="Heading 4 Char"/>
-    <w:basedOn w:val="DefaultParagraphFont"/>
-    <w:link w:val="Heading4"/>
-    <w:uiPriority w:val="9"/>
-    <w:semiHidden/>
-    <w:rsid w:val="00A10FD9"/>
-    <w:rPr>
-      <w:rFonts w:cstheme="majorBidi" w:eastAsiaTheme="majorEastAsia"/>
-      <w:i/>
-      <w:iCs/>
-      <w:color w:themeColor="accent1" w:themeShade="BF" w:val="0F4761"/>
-    </w:rPr>
-  </w:style>
-  <w:style w:customStyle="1" w:styleId="Heading5Char" w:type="character">
-    <w:name w:val="Heading 5 Char"/>
-    <w:basedOn w:val="DefaultParagraphFont"/>
-    <w:link w:val="Heading5"/>
-    <w:uiPriority w:val="9"/>
-    <w:semiHidden/>
-    <w:rsid w:val="00A10FD9"/>
-    <w:rPr>
-      <w:rFonts w:cstheme="majorBidi" w:eastAsiaTheme="majorEastAsia"/>
-      <w:color w:themeColor="accent1" w:themeShade="BF" w:val="0F4761"/>
-    </w:rPr>
-  </w:style>
-  <w:style w:customStyle="1" w:styleId="Heading6Char" w:type="character">
-    <w:name w:val="Heading 6 Char"/>
-    <w:basedOn w:val="DefaultParagraphFont"/>
-    <w:link w:val="Heading6"/>
-    <w:uiPriority w:val="9"/>
-    <w:semiHidden/>
-    <w:rsid w:val="00A10FD9"/>
-    <w:rPr>
-      <w:rFonts w:cstheme="majorBidi" w:eastAsiaTheme="majorEastAsia"/>
-      <w:i/>
-      <w:iCs/>
-      <w:color w:themeColor="text1" w:themeTint="A6" w:val="595959"/>
-    </w:rPr>
-  </w:style>
-  <w:style w:customStyle="1" w:styleId="Heading7Char" w:type="character">
-    <w:name w:val="Heading 7 Char"/>
-    <w:basedOn w:val="DefaultParagraphFont"/>
-    <w:link w:val="Heading7"/>
-    <w:uiPriority w:val="9"/>
-    <w:semiHidden/>
-    <w:rsid w:val="00A10FD9"/>
-    <w:rPr>
-      <w:rFonts w:cstheme="majorBidi" w:eastAsiaTheme="majorEastAsia"/>
-      <w:color w:themeColor="text1" w:themeTint="A6" w:val="595959"/>
-    </w:rPr>
-  </w:style>
-  <w:style w:customStyle="1" w:styleId="Heading8Char" w:type="character">
-    <w:name w:val="Heading 8 Char"/>
-    <w:basedOn w:val="DefaultParagraphFont"/>
-    <w:link w:val="Heading8"/>
-    <w:uiPriority w:val="9"/>
-    <w:semiHidden/>
-    <w:rsid w:val="00A10FD9"/>
-    <w:rPr>
-      <w:rFonts w:cstheme="majorBidi" w:eastAsiaTheme="majorEastAsia"/>
-      <w:i/>
-      <w:iCs/>
-      <w:color w:themeColor="text1" w:themeTint="D8" w:val="272727"/>
-    </w:rPr>
-  </w:style>
-  <w:style w:customStyle="1" w:styleId="Heading9Char" w:type="character">
-    <w:name w:val="Heading 9 Char"/>
-    <w:basedOn w:val="DefaultParagraphFont"/>
-    <w:link w:val="Heading9"/>
-    <w:uiPriority w:val="9"/>
-    <w:semiHidden/>
-    <w:rsid w:val="00A10FD9"/>
-    <w:rPr>
-      <w:rFonts w:cstheme="majorBidi" w:eastAsiaTheme="majorEastAsia"/>
-      <w:color w:themeColor="text1" w:themeTint="D8" w:val="272727"/>
+      <w:color w:themeColor="accent1" w:val="4F81BD"/>
+      <w:sz w:val="24"/>
+      <w:szCs w:val="24"/>
     </w:rPr>
   </w:style>
   <w:style w:styleId="BlockText" w:type="paragraph">
@@ -16290,18 +16124,6 @@
     <w:uiPriority w:val="9"/>
     <w:unhideWhenUsed/>
     <w:qFormat/>
-  </w:style>
-  <w:style w:styleId="FootnoteBlockText" w:type="paragraph">
-    <w:name w:val="Footnote Block Text"/>
-    <w:basedOn w:val="FootnoteText"/>
-    <w:next w:val="FootnoteText"/>
-    <w:uiPriority w:val="9"/>
-    <w:unhideWhenUsed/>
-    <w:qFormat/>
-    <w:pPr>
-      <w:spacing w:after="100" w:before="100"/>
-      <w:ind w:firstLine="0" w:left="480" w:right="480"/>
-    </w:pPr>
   </w:style>
   <w:style w:default="1" w:styleId="DefaultParagraphFont" w:type="character">
     <w:name w:val="Default Paragraph Font"/>
@@ -16332,10 +16154,10 @@
         <w:jc w:val="left"/>
       </w:trPr>
       <w:tcPr>
+        <w:vAlign w:val="bottom"/>
         <w:tcBorders>
           <w:bottom w:val="single"/>
         </w:tcBorders>
-        <w:vAlign w:val="bottom"/>
       </w:tcPr>
     </w:tblStylePr>
   </w:style>
@@ -16450,8 +16272,8 @@
     <w:name w:val="KeywordTok"/>
     <w:basedOn w:val="VerbatimChar"/>
     <w:rPr>
+      <w:color w:val="007020"/>
       <w:b/>
-      <w:color w:val="007020"/>
     </w:rPr>
   </w:style>
   <w:style w:type="character" w:customStyle="1" w:styleId="DataTypeTok">
@@ -16528,42 +16350,42 @@
     <w:name w:val="ImportTok"/>
     <w:basedOn w:val="VerbatimChar"/>
     <w:rPr>
+      <w:color w:val="008000"/>
       <w:b/>
-      <w:color w:val="008000"/>
     </w:rPr>
   </w:style>
   <w:style w:type="character" w:customStyle="1" w:styleId="CommentTok">
     <w:name w:val="CommentTok"/>
     <w:basedOn w:val="VerbatimChar"/>
     <w:rPr>
+      <w:color w:val="60a0b0"/>
       <w:i/>
-      <w:color w:val="60a0b0"/>
     </w:rPr>
   </w:style>
   <w:style w:type="character" w:customStyle="1" w:styleId="DocumentationTok">
     <w:name w:val="DocumentationTok"/>
     <w:basedOn w:val="VerbatimChar"/>
     <w:rPr>
+      <w:color w:val="ba2121"/>
       <w:i/>
-      <w:color w:val="ba2121"/>
     </w:rPr>
   </w:style>
   <w:style w:type="character" w:customStyle="1" w:styleId="AnnotationTok">
     <w:name w:val="AnnotationTok"/>
     <w:basedOn w:val="VerbatimChar"/>
     <w:rPr>
+      <w:color w:val="60a0b0"/>
       <w:b/>
       <w:i/>
-      <w:color w:val="60a0b0"/>
     </w:rPr>
   </w:style>
   <w:style w:type="character" w:customStyle="1" w:styleId="CommentVarTok">
     <w:name w:val="CommentVarTok"/>
     <w:basedOn w:val="VerbatimChar"/>
     <w:rPr>
+      <w:color w:val="60a0b0"/>
       <w:b/>
       <w:i/>
-      <w:color w:val="60a0b0"/>
     </w:rPr>
   </w:style>
   <w:style w:type="character" w:customStyle="1" w:styleId="OtherTok">
@@ -16591,8 +16413,8 @@
     <w:name w:val="ControlFlowTok"/>
     <w:basedOn w:val="VerbatimChar"/>
     <w:rPr>
+      <w:color w:val="007020"/>
       <w:b/>
-      <w:color w:val="007020"/>
     </w:rPr>
   </w:style>
   <w:style w:type="character" w:customStyle="1" w:styleId="OperatorTok">
@@ -16637,34 +16459,34 @@
     <w:name w:val="InformationTok"/>
     <w:basedOn w:val="VerbatimChar"/>
     <w:rPr>
+      <w:color w:val="60a0b0"/>
       <w:b/>
       <w:i/>
-      <w:color w:val="60a0b0"/>
     </w:rPr>
   </w:style>
   <w:style w:type="character" w:customStyle="1" w:styleId="WarningTok">
     <w:name w:val="WarningTok"/>
     <w:basedOn w:val="VerbatimChar"/>
     <w:rPr>
+      <w:color w:val="60a0b0"/>
       <w:b/>
       <w:i/>
-      <w:color w:val="60a0b0"/>
     </w:rPr>
   </w:style>
   <w:style w:type="character" w:customStyle="1" w:styleId="AlertTok">
     <w:name w:val="AlertTok"/>
     <w:basedOn w:val="VerbatimChar"/>
     <w:rPr>
+      <w:color w:val="ff0000"/>
       <w:b/>
-      <w:color w:val="ff0000"/>
     </w:rPr>
   </w:style>
   <w:style w:type="character" w:customStyle="1" w:styleId="ErrorTok">
     <w:name w:val="ErrorTok"/>
     <w:basedOn w:val="VerbatimChar"/>
     <w:rPr>
+      <w:color w:val="ff0000"/>
       <w:b/>
-      <w:color w:val="ff0000"/>
     </w:rPr>
   </w:style>
   <w:style w:type="character" w:customStyle="1" w:styleId="NormalTok">
@@ -16686,44 +16508,44 @@
         <a:sysClr val="window" lastClr="FFFFFF"/>
       </a:lt1>
       <a:dk2>
-        <a:srgbClr val="0E2841"/>
+        <a:srgbClr val="1F497D"/>
       </a:dk2>
       <a:lt2>
-        <a:srgbClr val="E8E8E8"/>
+        <a:srgbClr val="EEECE1"/>
       </a:lt2>
       <a:accent1>
-        <a:srgbClr val="156082"/>
+        <a:srgbClr val="4F81BD"/>
       </a:accent1>
       <a:accent2>
-        <a:srgbClr val="E97132"/>
+        <a:srgbClr val="C0504D"/>
       </a:accent2>
       <a:accent3>
-        <a:srgbClr val="196B24"/>
+        <a:srgbClr val="9BBB59"/>
       </a:accent3>
       <a:accent4>
-        <a:srgbClr val="0F9ED5"/>
+        <a:srgbClr val="8064A2"/>
       </a:accent4>
       <a:accent5>
-        <a:srgbClr val="A02B93"/>
+        <a:srgbClr val="4BACC6"/>
       </a:accent5>
       <a:accent6>
-        <a:srgbClr val="4EA72E"/>
+        <a:srgbClr val="F79646"/>
       </a:accent6>
       <a:hlink>
-        <a:srgbClr val="467886"/>
+        <a:srgbClr val="0000FF"/>
       </a:hlink>
       <a:folHlink>
-        <a:srgbClr val="96607D"/>
+        <a:srgbClr val="800080"/>
       </a:folHlink>
     </a:clrScheme>
     <a:fontScheme name="Office">
       <a:majorFont>
-        <a:latin typeface="Aptos Display" panose="02110004020202020204"/>
+        <a:latin typeface="Calibri"/>
         <a:ea typeface=""/>
         <a:cs typeface=""/>
-        <a:font script="Jpan" typeface="游ゴシック Light"/>
+        <a:font script="Jpan" typeface="ＭＳ ゴシック"/>
         <a:font script="Hang" typeface="맑은 고딕"/>
-        <a:font script="Hans" typeface="等线 Light"/>
+        <a:font script="Hans" typeface="宋体"/>
         <a:font script="Hant" typeface="新細明體"/>
         <a:font script="Arab" typeface="Times New Roman"/>
         <a:font script="Hebr" typeface="Times New Roman"/>
@@ -16750,32 +16572,14 @@
         <a:font script="Mong" typeface="Mongolian Baiti"/>
         <a:font script="Viet" typeface="Times New Roman"/>
         <a:font script="Uigh" typeface="Microsoft Uighur"/>
-        <a:font script="Geor" typeface="Sylfaen"/>
-        <a:font script="Armn" typeface="Arial"/>
-        <a:font script="Bugi" typeface="Leelawadee UI"/>
-        <a:font script="Bopo" typeface="Microsoft JhengHei"/>
-        <a:font script="Java" typeface="Javanese Text"/>
-        <a:font script="Lisu" typeface="Segoe UI"/>
-        <a:font script="Mymr" typeface="Myanmar Text"/>
-        <a:font script="Nkoo" typeface="Ebrima"/>
-        <a:font script="Olck" typeface="Nirmala UI"/>
-        <a:font script="Osma" typeface="Ebrima"/>
-        <a:font script="Phag" typeface="Phagspa"/>
-        <a:font script="Syrn" typeface="Estrangelo Edessa"/>
-        <a:font script="Syrj" typeface="Estrangelo Edessa"/>
-        <a:font script="Syre" typeface="Estrangelo Edessa"/>
-        <a:font script="Sora" typeface="Nirmala UI"/>
-        <a:font script="Tale" typeface="Microsoft Tai Le"/>
-        <a:font script="Talu" typeface="Microsoft New Tai Lue"/>
-        <a:font script="Tfng" typeface="Ebrima"/>
       </a:majorFont>
       <a:minorFont>
-        <a:latin typeface="Aptos" panose="02110004020202020204"/>
+        <a:latin typeface="Cambria"/>
         <a:ea typeface=""/>
         <a:cs typeface=""/>
-        <a:font script="Jpan" typeface="游明朝"/>
+        <a:font script="Jpan" typeface="ＭＳ 明朝"/>
         <a:font script="Hang" typeface="맑은 고딕"/>
-        <a:font script="Hans" typeface="等线"/>
+        <a:font script="Hans" typeface="宋体"/>
         <a:font script="Hant" typeface="新細明體"/>
         <a:font script="Arab" typeface="Arial"/>
         <a:font script="Hebr" typeface="Arial"/>
@@ -16802,24 +16606,6 @@
         <a:font script="Mong" typeface="Mongolian Baiti"/>
         <a:font script="Viet" typeface="Arial"/>
         <a:font script="Uigh" typeface="Microsoft Uighur"/>
-        <a:font script="Geor" typeface="Sylfaen"/>
-        <a:font script="Armn" typeface="Arial"/>
-        <a:font script="Bugi" typeface="Leelawadee UI"/>
-        <a:font script="Bopo" typeface="Microsoft JhengHei"/>
-        <a:font script="Java" typeface="Javanese Text"/>
-        <a:font script="Lisu" typeface="Segoe UI"/>
-        <a:font script="Mymr" typeface="Myanmar Text"/>
-        <a:font script="Nkoo" typeface="Ebrima"/>
-        <a:font script="Olck" typeface="Nirmala UI"/>
-        <a:font script="Osma" typeface="Ebrima"/>
-        <a:font script="Phag" typeface="Phagspa"/>
-        <a:font script="Syrn" typeface="Estrangelo Edessa"/>
-        <a:font script="Syrj" typeface="Estrangelo Edessa"/>
-        <a:font script="Syre" typeface="Estrangelo Edessa"/>
-        <a:font script="Sora" typeface="Nirmala UI"/>
-        <a:font script="Tale" typeface="Microsoft Tai Le"/>
-        <a:font script="Talu" typeface="Microsoft New Tai Lue"/>
-        <a:font script="Tfng" typeface="Ebrima"/>
       </a:minorFont>
     </a:fontScheme>
     <a:fmtScheme name="Office">
@@ -16831,141 +16617,200 @@
           <a:gsLst>
             <a:gs pos="0">
               <a:schemeClr val="phClr">
-                <a:lumMod val="110000"/>
-                <a:satMod val="105000"/>
-                <a:tint val="67000"/>
+                <a:tint val="50000"/>
+                <a:satMod val="300000"/>
               </a:schemeClr>
             </a:gs>
-            <a:gs pos="50000">
+            <a:gs pos="35000">
               <a:schemeClr val="phClr">
-                <a:lumMod val="105000"/>
-                <a:satMod val="103000"/>
-                <a:tint val="73000"/>
+                <a:tint val="37000"/>
+                <a:satMod val="300000"/>
               </a:schemeClr>
             </a:gs>
             <a:gs pos="100000">
               <a:schemeClr val="phClr">
-                <a:lumMod val="105000"/>
-                <a:satMod val="109000"/>
-                <a:tint val="81000"/>
+                <a:tint val="15000"/>
+                <a:satMod val="350000"/>
               </a:schemeClr>
             </a:gs>
           </a:gsLst>
-          <a:lin ang="5400000" scaled="0"/>
+          <a:lin ang="16200000" scaled="1"/>
         </a:gradFill>
         <a:gradFill rotWithShape="1">
           <a:gsLst>
             <a:gs pos="0">
               <a:schemeClr val="phClr">
-                <a:satMod val="103000"/>
-                <a:lumMod val="102000"/>
-                <a:tint val="94000"/>
-              </a:schemeClr>
-            </a:gs>
-            <a:gs pos="50000">
-              <a:schemeClr val="phClr">
-                <a:satMod val="110000"/>
-                <a:lumMod val="100000"/>
+                <a:tint val="100000"/>
                 <a:shade val="100000"/>
+                <a:satMod val="130000"/>
               </a:schemeClr>
             </a:gs>
             <a:gs pos="100000">
               <a:schemeClr val="phClr">
-                <a:lumMod val="99000"/>
-                <a:satMod val="120000"/>
-                <a:shade val="78000"/>
+                <a:tint val="50000"/>
+                <a:shade val="100000"/>
+                <a:satMod val="350000"/>
               </a:schemeClr>
             </a:gs>
           </a:gsLst>
-          <a:lin ang="5400000" scaled="0"/>
+          <a:lin ang="16200000" scaled="0"/>
         </a:gradFill>
       </a:fillStyleLst>
       <a:lnStyleLst>
-        <a:ln w="6350" cap="flat" cmpd="sng" algn="ctr">
+        <a:ln w="9525" cap="flat" cmpd="sng" algn="ctr">
+          <a:solidFill>
+            <a:schemeClr val="phClr">
+              <a:shade val="95000"/>
+              <a:satMod val="105000"/>
+            </a:schemeClr>
+          </a:solidFill>
+          <a:prstDash val="solid"/>
+        </a:ln>
+        <a:ln w="25400" cap="flat" cmpd="sng" algn="ctr">
           <a:solidFill>
             <a:schemeClr val="phClr"/>
           </a:solidFill>
           <a:prstDash val="solid"/>
-          <a:miter lim="800000"/>
         </a:ln>
-        <a:ln w="12700" cap="flat" cmpd="sng" algn="ctr">
+        <a:ln w="38100" cap="flat" cmpd="sng" algn="ctr">
           <a:solidFill>
             <a:schemeClr val="phClr"/>
           </a:solidFill>
           <a:prstDash val="solid"/>
-          <a:miter lim="800000"/>
-        </a:ln>
-        <a:ln w="19050" cap="flat" cmpd="sng" algn="ctr">
-          <a:solidFill>
-            <a:schemeClr val="phClr"/>
-          </a:solidFill>
-          <a:prstDash val="solid"/>
-          <a:miter lim="800000"/>
         </a:ln>
       </a:lnStyleLst>
       <a:effectStyleLst>
         <a:effectStyle>
-          <a:effectLst/>
-        </a:effectStyle>
-        <a:effectStyle>
-          <a:effectLst/>
+          <a:effectLst>
+            <a:outerShdw blurRad="40000" dist="20000" dir="5400000" rotWithShape="0">
+              <a:srgbClr val="000000">
+                <a:alpha val="38000"/>
+              </a:srgbClr>
+            </a:outerShdw>
+          </a:effectLst>
         </a:effectStyle>
         <a:effectStyle>
           <a:effectLst>
-            <a:outerShdw blurRad="57150" dist="19050" dir="5400000" algn="ctr" rotWithShape="0">
+            <a:outerShdw blurRad="40000" dist="23000" dir="5400000" rotWithShape="0">
               <a:srgbClr val="000000">
-                <a:alpha val="63000"/>
+                <a:alpha val="35000"/>
               </a:srgbClr>
             </a:outerShdw>
           </a:effectLst>
+        </a:effectStyle>
+        <a:effectStyle>
+          <a:effectLst>
+            <a:outerShdw blurRad="40000" dist="23000" dir="5400000" rotWithShape="0">
+              <a:srgbClr val="000000">
+                <a:alpha val="35000"/>
+              </a:srgbClr>
+            </a:outerShdw>
+          </a:effectLst>
+          <a:scene3d>
+            <a:camera prst="orthographicFront">
+              <a:rot lat="0" lon="0" rev="0"/>
+            </a:camera>
+            <a:lightRig rig="threePt" dir="t">
+              <a:rot lat="0" lon="0" rev="1200000"/>
+            </a:lightRig>
+          </a:scene3d>
+          <a:sp3d>
+            <a:bevelT w="63500" h="25400"/>
+          </a:sp3d>
         </a:effectStyle>
       </a:effectStyleLst>
       <a:bgFillStyleLst>
         <a:solidFill>
           <a:schemeClr val="phClr"/>
         </a:solidFill>
-        <a:solidFill>
-          <a:schemeClr val="phClr">
-            <a:tint val="95000"/>
-            <a:satMod val="170000"/>
-          </a:schemeClr>
-        </a:solidFill>
         <a:gradFill rotWithShape="1">
           <a:gsLst>
             <a:gs pos="0">
               <a:schemeClr val="phClr">
-                <a:tint val="93000"/>
-                <a:satMod val="150000"/>
-                <a:shade val="98000"/>
-                <a:lumMod val="102000"/>
+                <a:tint val="40000"/>
+                <a:satMod val="350000"/>
               </a:schemeClr>
             </a:gs>
-            <a:gs pos="50000">
+            <a:gs pos="40000">
               <a:schemeClr val="phClr">
-                <a:tint val="98000"/>
-                <a:satMod val="130000"/>
-                <a:shade val="90000"/>
-                <a:lumMod val="103000"/>
+                <a:tint val="45000"/>
+                <a:shade val="99000"/>
+                <a:satMod val="350000"/>
               </a:schemeClr>
             </a:gs>
             <a:gs pos="100000">
               <a:schemeClr val="phClr">
-                <a:shade val="63000"/>
-                <a:satMod val="120000"/>
+                <a:shade val="20000"/>
+                <a:satMod val="255000"/>
               </a:schemeClr>
             </a:gs>
           </a:gsLst>
-          <a:lin ang="5400000" scaled="0"/>
+          <a:path path="circle">
+            <a:fillToRect l="50000" t="-80000" r="50000" b="180000"/>
+          </a:path>
+        </a:gradFill>
+        <a:gradFill rotWithShape="1">
+          <a:gsLst>
+            <a:gs pos="0">
+              <a:schemeClr val="phClr">
+                <a:tint val="80000"/>
+                <a:satMod val="300000"/>
+              </a:schemeClr>
+            </a:gs>
+            <a:gs pos="100000">
+              <a:schemeClr val="phClr">
+                <a:shade val="30000"/>
+                <a:satMod val="200000"/>
+              </a:schemeClr>
+            </a:gs>
+          </a:gsLst>
+          <a:path path="circle">
+            <a:fillToRect l="50000" t="50000" r="50000" b="50000"/>
+          </a:path>
         </a:gradFill>
       </a:bgFillStyleLst>
     </a:fmtScheme>
   </a:themeElements>
-  <a:objectDefaults/>
+  <a:objectDefaults>
+    <a:spDef>
+      <a:spPr/>
+      <a:bodyPr/>
+      <a:lstStyle/>
+      <a:style>
+        <a:lnRef idx="1">
+          <a:schemeClr val="accent1"/>
+        </a:lnRef>
+        <a:fillRef idx="3">
+          <a:schemeClr val="accent1"/>
+        </a:fillRef>
+        <a:effectRef idx="2">
+          <a:schemeClr val="accent1"/>
+        </a:effectRef>
+        <a:fontRef idx="minor">
+          <a:schemeClr val="lt1"/>
+        </a:fontRef>
+      </a:style>
+    </a:spDef>
+    <a:lnDef>
+      <a:spPr/>
+      <a:bodyPr/>
+      <a:lstStyle/>
+      <a:style>
+        <a:lnRef idx="2">
+          <a:schemeClr val="accent1"/>
+        </a:lnRef>
+        <a:fillRef idx="0">
+          <a:schemeClr val="accent1"/>
+        </a:fillRef>
+        <a:effectRef idx="1">
+          <a:schemeClr val="accent1"/>
+        </a:effectRef>
+        <a:fontRef idx="minor">
+          <a:schemeClr val="tx1"/>
+        </a:fontRef>
+      </a:style>
+    </a:lnDef>
+  </a:objectDefaults>
   <a:extraClrSchemeLst/>
-  <a:extLst>
-    <a:ext uri="{05A4C25C-085E-4340-85A3-A5531E510DB2}">
-      <thm15:themeFamily xmlns:thm15="http://schemas.microsoft.com/office/thememl/2012/main" name="Office Theme" id="{2E142A2C-CD16-42D6-873A-C26D2A0506FA}" vid="{1BDDFF52-6CD6-40A5-AB3C-68EB2F1E4D0A}"/>
-    </a:ext>
-  </a:extLst>
 </a:theme>
 </file>
--- a/_tables/tbl-sec-pairwise-placebo.docx
+++ b/_tables/tbl-sec-pairwise-placebo.docx
@@ -150,7 +150,7 @@
                 <w:rFonts w:ascii="Calibri" w:hAnsi="Calibri"/>
                 <w:sz w:val="20"/>
               </w:rPr>
-              <w:t xml:space="preserve">p-hat</w:t>
+              <w:t xml:space="preserve">p</w:t>
             </w:r>
           </w:p>
         </w:tc>
@@ -159,6 +159,7 @@
             <w:tcBorders>
               <w:top w:val="single" w:sz="16" w:space="0" w:color="D3D3D3"/>
               <w:bottom w:val="single" w:sz="16" w:space="0" w:color="D3D3D3"/>
+              <w:end w:val="single" w:space="0" w:color="D3D3D3"/>
             </w:tcBorders>
           </w:tcPr>
           <w:p>
@@ -173,77 +174,7 @@
                 <w:rFonts w:ascii="Calibri" w:hAnsi="Calibri"/>
                 <w:sz w:val="20"/>
               </w:rPr>
-              <w:t xml:space="preserve">95% CI</w:t>
-            </w:r>
-          </w:p>
-        </w:tc>
-        <w:tc>
-          <w:tcPr>
-            <w:tcBorders>
-              <w:top w:val="single" w:sz="16" w:space="0" w:color="D3D3D3"/>
-              <w:bottom w:val="single" w:sz="16" w:space="0" w:color="D3D3D3"/>
-            </w:tcBorders>
-          </w:tcPr>
-          <w:p>
-            <w:pPr>
-              <w:spacing w:before="0" w:after="60"/>
-              <w:keepNext/>
-              <w:jc w:val="center"/>
-            </w:pPr>
-            <w:r>
-              <w:rPr>
-                <w:b w:val="true"/>
-                <w:rFonts w:ascii="Calibri" w:hAnsi="Calibri"/>
-                <w:sz w:val="20"/>
-              </w:rPr>
-              <w:t xml:space="preserve">t</w:t>
-            </w:r>
-          </w:p>
-        </w:tc>
-        <w:tc>
-          <w:tcPr>
-            <w:tcBorders>
-              <w:top w:val="single" w:sz="16" w:space="0" w:color="D3D3D3"/>
-              <w:bottom w:val="single" w:sz="16" w:space="0" w:color="D3D3D3"/>
-            </w:tcBorders>
-          </w:tcPr>
-          <w:p>
-            <w:pPr>
-              <w:spacing w:before="0" w:after="60"/>
-              <w:keepNext/>
-              <w:jc w:val="center"/>
-            </w:pPr>
-            <w:r>
-              <w:rPr>
-                <w:b w:val="true"/>
-                <w:rFonts w:ascii="Calibri" w:hAnsi="Calibri"/>
-                <w:sz w:val="20"/>
-              </w:rPr>
-              <w:t xml:space="preserve">p-value</w:t>
-            </w:r>
-          </w:p>
-        </w:tc>
-        <w:tc>
-          <w:tcPr>
-            <w:tcBorders>
-              <w:top w:val="single" w:sz="16" w:space="0" w:color="D3D3D3"/>
-              <w:bottom w:val="single" w:sz="16" w:space="0" w:color="D3D3D3"/>
-              <w:end w:val="single" w:space="0" w:color="D3D3D3"/>
-            </w:tcBorders>
-          </w:tcPr>
-          <w:p>
-            <w:pPr>
-              <w:spacing w:before="0" w:after="60"/>
-              <w:keepNext/>
-              <w:jc w:val="center"/>
-            </w:pPr>
-            <w:r>
-              <w:rPr>
-                <w:b w:val="true"/>
-                <w:rFonts w:ascii="Calibri" w:hAnsi="Calibri"/>
-                <w:sz w:val="20"/>
-              </w:rPr>
-              <w:t xml:space="preserve">q-value</w:t>
+              <w:t xml:space="preserve">p~adj~</w:t>
             </w:r>
           </w:p>
         </w:tc>
@@ -345,78 +276,6 @@
                 <w:rFonts w:ascii="Calibri" w:hAnsi="Calibri"/>
                 <w:sz w:val="20"/>
               </w:rPr>
-              <w:t xml:space="default">0·531</w:t>
-            </w:r>
-          </w:p>
-        </w:tc>
-        <w:tc>
-          <w:tcPr>
-            <w:tcBorders>
-              <w:top w:val="single" w:space="0" w:color="D3D3D3"/>
-              <w:bottom w:val="single" w:space="0" w:color="D3D3D3"/>
-              <w:start w:val="single" w:space="0" w:color="D3D3D3"/>
-              <w:end w:val="single" w:space="0" w:color="D3D3D3"/>
-            </w:tcBorders>
-          </w:tcPr>
-          <w:p>
-            <w:pPr>
-              <w:spacing w:before="0" w:after="60"/>
-              <w:keepNext/>
-              <w:jc w:val="center"/>
-            </w:pPr>
-            <w:r>
-              <w:rPr>
-                <w:rFonts w:ascii="Calibri" w:hAnsi="Calibri"/>
-                <w:sz w:val="20"/>
-              </w:rPr>
-              <w:t xml:space="default">0.492, 0.569</w:t>
-            </w:r>
-          </w:p>
-        </w:tc>
-        <w:tc>
-          <w:tcPr>
-            <w:tcBorders>
-              <w:top w:val="single" w:space="0" w:color="D3D3D3"/>
-              <w:bottom w:val="single" w:space="0" w:color="D3D3D3"/>
-              <w:start w:val="single" w:space="0" w:color="D3D3D3"/>
-              <w:end w:val="single" w:space="0" w:color="D3D3D3"/>
-            </w:tcBorders>
-          </w:tcPr>
-          <w:p>
-            <w:pPr>
-              <w:spacing w:before="0" w:after="60"/>
-              <w:keepNext/>
-              <w:jc w:val="center"/>
-            </w:pPr>
-            <w:r>
-              <w:rPr>
-                <w:rFonts w:ascii="Calibri" w:hAnsi="Calibri"/>
-                <w:sz w:val="20"/>
-              </w:rPr>
-              <w:t xml:space="default">1·56</w:t>
-            </w:r>
-          </w:p>
-        </w:tc>
-        <w:tc>
-          <w:tcPr>
-            <w:tcBorders>
-              <w:top w:val="single" w:space="0" w:color="D3D3D3"/>
-              <w:bottom w:val="single" w:space="0" w:color="D3D3D3"/>
-              <w:start w:val="single" w:space="0" w:color="D3D3D3"/>
-              <w:end w:val="single" w:space="0" w:color="D3D3D3"/>
-            </w:tcBorders>
-          </w:tcPr>
-          <w:p>
-            <w:pPr>
-              <w:spacing w:before="0" w:after="60"/>
-              <w:keepNext/>
-              <w:jc w:val="center"/>
-            </w:pPr>
-            <w:r>
-              <w:rPr>
-                <w:rFonts w:ascii="Calibri" w:hAnsi="Calibri"/>
-                <w:sz w:val="20"/>
-              </w:rPr>
               <w:t xml:space="default">0·12</w:t>
             </w:r>
           </w:p>
@@ -570,78 +429,6 @@
             </w:r>
           </w:p>
         </w:tc>
-        <w:tc>
-          <w:tcPr>
-            <w:tcBorders>
-              <w:top w:val="single" w:space="0" w:color="D3D3D3"/>
-              <w:bottom w:val="single" w:space="0" w:color="D3D3D3"/>
-              <w:start w:val="single" w:space="0" w:color="D3D3D3"/>
-              <w:end w:val="single" w:space="0" w:color="D3D3D3"/>
-            </w:tcBorders>
-          </w:tcPr>
-          <w:p>
-            <w:pPr>
-              <w:spacing w:before="0" w:after="60"/>
-              <w:keepNext/>
-              <w:jc w:val="center"/>
-            </w:pPr>
-            <w:r>
-              <w:rPr>
-                <w:rFonts w:ascii="Calibri" w:hAnsi="Calibri"/>
-                <w:sz w:val="20"/>
-              </w:rPr>
-              <w:t xml:space="default"/>
-            </w:r>
-          </w:p>
-        </w:tc>
-        <w:tc>
-          <w:tcPr>
-            <w:tcBorders>
-              <w:top w:val="single" w:space="0" w:color="D3D3D3"/>
-              <w:bottom w:val="single" w:space="0" w:color="D3D3D3"/>
-              <w:start w:val="single" w:space="0" w:color="D3D3D3"/>
-              <w:end w:val="single" w:space="0" w:color="D3D3D3"/>
-            </w:tcBorders>
-          </w:tcPr>
-          <w:p>
-            <w:pPr>
-              <w:spacing w:before="0" w:after="60"/>
-              <w:keepNext/>
-              <w:jc w:val="center"/>
-            </w:pPr>
-            <w:r>
-              <w:rPr>
-                <w:rFonts w:ascii="Calibri" w:hAnsi="Calibri"/>
-                <w:sz w:val="20"/>
-              </w:rPr>
-              <w:t xml:space="default"/>
-            </w:r>
-          </w:p>
-        </w:tc>
-        <w:tc>
-          <w:tcPr>
-            <w:tcBorders>
-              <w:top w:val="single" w:space="0" w:color="D3D3D3"/>
-              <w:bottom w:val="single" w:space="0" w:color="D3D3D3"/>
-              <w:start w:val="single" w:space="0" w:color="D3D3D3"/>
-              <w:end w:val="single" w:space="0" w:color="D3D3D3"/>
-            </w:tcBorders>
-          </w:tcPr>
-          <w:p>
-            <w:pPr>
-              <w:spacing w:before="0" w:after="60"/>
-              <w:keepNext/>
-              <w:jc w:val="center"/>
-            </w:pPr>
-            <w:r>
-              <w:rPr>
-                <w:rFonts w:ascii="Calibri" w:hAnsi="Calibri"/>
-                <w:sz w:val="20"/>
-              </w:rPr>
-              <w:t xml:space="default"/>
-            </w:r>
-          </w:p>
-        </w:tc>
       </w:tr>
       <w:tr>
         <w:trPr>
@@ -767,78 +554,6 @@
             </w:r>
           </w:p>
         </w:tc>
-        <w:tc>
-          <w:tcPr>
-            <w:tcBorders>
-              <w:top w:val="single" w:space="0" w:color="D3D3D3"/>
-              <w:bottom w:val="single" w:space="0" w:color="D3D3D3"/>
-              <w:start w:val="single" w:space="0" w:color="D3D3D3"/>
-              <w:end w:val="single" w:space="0" w:color="D3D3D3"/>
-            </w:tcBorders>
-          </w:tcPr>
-          <w:p>
-            <w:pPr>
-              <w:spacing w:before="0" w:after="60"/>
-              <w:keepNext/>
-              <w:jc w:val="center"/>
-            </w:pPr>
-            <w:r>
-              <w:rPr>
-                <w:rFonts w:ascii="Calibri" w:hAnsi="Calibri"/>
-                <w:sz w:val="20"/>
-              </w:rPr>
-              <w:t xml:space="default"/>
-            </w:r>
-          </w:p>
-        </w:tc>
-        <w:tc>
-          <w:tcPr>
-            <w:tcBorders>
-              <w:top w:val="single" w:space="0" w:color="D3D3D3"/>
-              <w:bottom w:val="single" w:space="0" w:color="D3D3D3"/>
-              <w:start w:val="single" w:space="0" w:color="D3D3D3"/>
-              <w:end w:val="single" w:space="0" w:color="D3D3D3"/>
-            </w:tcBorders>
-          </w:tcPr>
-          <w:p>
-            <w:pPr>
-              <w:spacing w:before="0" w:after="60"/>
-              <w:keepNext/>
-              <w:jc w:val="center"/>
-            </w:pPr>
-            <w:r>
-              <w:rPr>
-                <w:rFonts w:ascii="Calibri" w:hAnsi="Calibri"/>
-                <w:sz w:val="20"/>
-              </w:rPr>
-              <w:t xml:space="default"/>
-            </w:r>
-          </w:p>
-        </w:tc>
-        <w:tc>
-          <w:tcPr>
-            <w:tcBorders>
-              <w:top w:val="single" w:space="0" w:color="D3D3D3"/>
-              <w:bottom w:val="single" w:space="0" w:color="D3D3D3"/>
-              <w:start w:val="single" w:space="0" w:color="D3D3D3"/>
-              <w:end w:val="single" w:space="0" w:color="D3D3D3"/>
-            </w:tcBorders>
-          </w:tcPr>
-          <w:p>
-            <w:pPr>
-              <w:spacing w:before="0" w:after="60"/>
-              <w:keepNext/>
-              <w:jc w:val="center"/>
-            </w:pPr>
-            <w:r>
-              <w:rPr>
-                <w:rFonts w:ascii="Calibri" w:hAnsi="Calibri"/>
-                <w:sz w:val="20"/>
-              </w:rPr>
-              <w:t xml:space="default"/>
-            </w:r>
-          </w:p>
-        </w:tc>
       </w:tr>
       <w:tr>
         <w:trPr>
@@ -964,78 +679,6 @@
             </w:r>
           </w:p>
         </w:tc>
-        <w:tc>
-          <w:tcPr>
-            <w:tcBorders>
-              <w:top w:val="single" w:space="0" w:color="D3D3D3"/>
-              <w:bottom w:val="single" w:space="0" w:color="D3D3D3"/>
-              <w:start w:val="single" w:space="0" w:color="D3D3D3"/>
-              <w:end w:val="single" w:space="0" w:color="D3D3D3"/>
-            </w:tcBorders>
-          </w:tcPr>
-          <w:p>
-            <w:pPr>
-              <w:spacing w:before="0" w:after="60"/>
-              <w:keepNext/>
-              <w:jc w:val="center"/>
-            </w:pPr>
-            <w:r>
-              <w:rPr>
-                <w:rFonts w:ascii="Calibri" w:hAnsi="Calibri"/>
-                <w:sz w:val="20"/>
-              </w:rPr>
-              <w:t xml:space="default"/>
-            </w:r>
-          </w:p>
-        </w:tc>
-        <w:tc>
-          <w:tcPr>
-            <w:tcBorders>
-              <w:top w:val="single" w:space="0" w:color="D3D3D3"/>
-              <w:bottom w:val="single" w:space="0" w:color="D3D3D3"/>
-              <w:start w:val="single" w:space="0" w:color="D3D3D3"/>
-              <w:end w:val="single" w:space="0" w:color="D3D3D3"/>
-            </w:tcBorders>
-          </w:tcPr>
-          <w:p>
-            <w:pPr>
-              <w:spacing w:before="0" w:after="60"/>
-              <w:keepNext/>
-              <w:jc w:val="center"/>
-            </w:pPr>
-            <w:r>
-              <w:rPr>
-                <w:rFonts w:ascii="Calibri" w:hAnsi="Calibri"/>
-                <w:sz w:val="20"/>
-              </w:rPr>
-              <w:t xml:space="default"/>
-            </w:r>
-          </w:p>
-        </w:tc>
-        <w:tc>
-          <w:tcPr>
-            <w:tcBorders>
-              <w:top w:val="single" w:space="0" w:color="D3D3D3"/>
-              <w:bottom w:val="single" w:space="0" w:color="D3D3D3"/>
-              <w:start w:val="single" w:space="0" w:color="D3D3D3"/>
-              <w:end w:val="single" w:space="0" w:color="D3D3D3"/>
-            </w:tcBorders>
-          </w:tcPr>
-          <w:p>
-            <w:pPr>
-              <w:spacing w:before="0" w:after="60"/>
-              <w:keepNext/>
-              <w:jc w:val="center"/>
-            </w:pPr>
-            <w:r>
-              <w:rPr>
-                <w:rFonts w:ascii="Calibri" w:hAnsi="Calibri"/>
-                <w:sz w:val="20"/>
-              </w:rPr>
-              <w:t xml:space="default"/>
-            </w:r>
-          </w:p>
-        </w:tc>
       </w:tr>
       <w:tr>
         <w:trPr>
@@ -1134,78 +777,6 @@
                 <w:rFonts w:ascii="Calibri" w:hAnsi="Calibri"/>
                 <w:sz w:val="20"/>
               </w:rPr>
-              <w:t xml:space="default">0·528</w:t>
-            </w:r>
-          </w:p>
-        </w:tc>
-        <w:tc>
-          <w:tcPr>
-            <w:tcBorders>
-              <w:top w:val="single" w:space="0" w:color="D3D3D3"/>
-              <w:bottom w:val="single" w:space="0" w:color="D3D3D3"/>
-              <w:start w:val="single" w:space="0" w:color="D3D3D3"/>
-              <w:end w:val="single" w:space="0" w:color="D3D3D3"/>
-            </w:tcBorders>
-          </w:tcPr>
-          <w:p>
-            <w:pPr>
-              <w:spacing w:before="0" w:after="60"/>
-              <w:keepNext/>
-              <w:jc w:val="center"/>
-            </w:pPr>
-            <w:r>
-              <w:rPr>
-                <w:rFonts w:ascii="Calibri" w:hAnsi="Calibri"/>
-                <w:sz w:val="20"/>
-              </w:rPr>
-              <w:t xml:space="default">0.461, 0.595</w:t>
-            </w:r>
-          </w:p>
-        </w:tc>
-        <w:tc>
-          <w:tcPr>
-            <w:tcBorders>
-              <w:top w:val="single" w:space="0" w:color="D3D3D3"/>
-              <w:bottom w:val="single" w:space="0" w:color="D3D3D3"/>
-              <w:start w:val="single" w:space="0" w:color="D3D3D3"/>
-              <w:end w:val="single" w:space="0" w:color="D3D3D3"/>
-            </w:tcBorders>
-          </w:tcPr>
-          <w:p>
-            <w:pPr>
-              <w:spacing w:before="0" w:after="60"/>
-              <w:keepNext/>
-              <w:jc w:val="center"/>
-            </w:pPr>
-            <w:r>
-              <w:rPr>
-                <w:rFonts w:ascii="Calibri" w:hAnsi="Calibri"/>
-                <w:sz w:val="20"/>
-              </w:rPr>
-              <w:t xml:space="default">0·819</w:t>
-            </w:r>
-          </w:p>
-        </w:tc>
-        <w:tc>
-          <w:tcPr>
-            <w:tcBorders>
-              <w:top w:val="single" w:space="0" w:color="D3D3D3"/>
-              <w:bottom w:val="single" w:space="0" w:color="D3D3D3"/>
-              <w:start w:val="single" w:space="0" w:color="D3D3D3"/>
-              <w:end w:val="single" w:space="0" w:color="D3D3D3"/>
-            </w:tcBorders>
-          </w:tcPr>
-          <w:p>
-            <w:pPr>
-              <w:spacing w:before="0" w:after="60"/>
-              <w:keepNext/>
-              <w:jc w:val="center"/>
-            </w:pPr>
-            <w:r>
-              <w:rPr>
-                <w:rFonts w:ascii="Calibri" w:hAnsi="Calibri"/>
-                <w:sz w:val="20"/>
-              </w:rPr>
               <w:t xml:space="default">0·41</w:t>
             </w:r>
           </w:p>
@@ -1359,78 +930,6 @@
             </w:r>
           </w:p>
         </w:tc>
-        <w:tc>
-          <w:tcPr>
-            <w:tcBorders>
-              <w:top w:val="single" w:space="0" w:color="D3D3D3"/>
-              <w:bottom w:val="single" w:space="0" w:color="D3D3D3"/>
-              <w:start w:val="single" w:space="0" w:color="D3D3D3"/>
-              <w:end w:val="single" w:space="0" w:color="D3D3D3"/>
-            </w:tcBorders>
-          </w:tcPr>
-          <w:p>
-            <w:pPr>
-              <w:spacing w:before="0" w:after="60"/>
-              <w:keepNext/>
-              <w:jc w:val="center"/>
-            </w:pPr>
-            <w:r>
-              <w:rPr>
-                <w:rFonts w:ascii="Calibri" w:hAnsi="Calibri"/>
-                <w:sz w:val="20"/>
-              </w:rPr>
-              <w:t xml:space="default"/>
-            </w:r>
-          </w:p>
-        </w:tc>
-        <w:tc>
-          <w:tcPr>
-            <w:tcBorders>
-              <w:top w:val="single" w:space="0" w:color="D3D3D3"/>
-              <w:bottom w:val="single" w:space="0" w:color="D3D3D3"/>
-              <w:start w:val="single" w:space="0" w:color="D3D3D3"/>
-              <w:end w:val="single" w:space="0" w:color="D3D3D3"/>
-            </w:tcBorders>
-          </w:tcPr>
-          <w:p>
-            <w:pPr>
-              <w:spacing w:before="0" w:after="60"/>
-              <w:keepNext/>
-              <w:jc w:val="center"/>
-            </w:pPr>
-            <w:r>
-              <w:rPr>
-                <w:rFonts w:ascii="Calibri" w:hAnsi="Calibri"/>
-                <w:sz w:val="20"/>
-              </w:rPr>
-              <w:t xml:space="default"/>
-            </w:r>
-          </w:p>
-        </w:tc>
-        <w:tc>
-          <w:tcPr>
-            <w:tcBorders>
-              <w:top w:val="single" w:space="0" w:color="D3D3D3"/>
-              <w:bottom w:val="single" w:space="0" w:color="D3D3D3"/>
-              <w:start w:val="single" w:space="0" w:color="D3D3D3"/>
-              <w:end w:val="single" w:space="0" w:color="D3D3D3"/>
-            </w:tcBorders>
-          </w:tcPr>
-          <w:p>
-            <w:pPr>
-              <w:spacing w:before="0" w:after="60"/>
-              <w:keepNext/>
-              <w:jc w:val="center"/>
-            </w:pPr>
-            <w:r>
-              <w:rPr>
-                <w:rFonts w:ascii="Calibri" w:hAnsi="Calibri"/>
-                <w:sz w:val="20"/>
-              </w:rPr>
-              <w:t xml:space="default"/>
-            </w:r>
-          </w:p>
-        </w:tc>
       </w:tr>
       <w:tr>
         <w:trPr>
@@ -1556,78 +1055,6 @@
             </w:r>
           </w:p>
         </w:tc>
-        <w:tc>
-          <w:tcPr>
-            <w:tcBorders>
-              <w:top w:val="single" w:space="0" w:color="D3D3D3"/>
-              <w:bottom w:val="single" w:space="0" w:color="D3D3D3"/>
-              <w:start w:val="single" w:space="0" w:color="D3D3D3"/>
-              <w:end w:val="single" w:space="0" w:color="D3D3D3"/>
-            </w:tcBorders>
-          </w:tcPr>
-          <w:p>
-            <w:pPr>
-              <w:spacing w:before="0" w:after="60"/>
-              <w:keepNext/>
-              <w:jc w:val="center"/>
-            </w:pPr>
-            <w:r>
-              <w:rPr>
-                <w:rFonts w:ascii="Calibri" w:hAnsi="Calibri"/>
-                <w:sz w:val="20"/>
-              </w:rPr>
-              <w:t xml:space="default"/>
-            </w:r>
-          </w:p>
-        </w:tc>
-        <w:tc>
-          <w:tcPr>
-            <w:tcBorders>
-              <w:top w:val="single" w:space="0" w:color="D3D3D3"/>
-              <w:bottom w:val="single" w:space="0" w:color="D3D3D3"/>
-              <w:start w:val="single" w:space="0" w:color="D3D3D3"/>
-              <w:end w:val="single" w:space="0" w:color="D3D3D3"/>
-            </w:tcBorders>
-          </w:tcPr>
-          <w:p>
-            <w:pPr>
-              <w:spacing w:before="0" w:after="60"/>
-              <w:keepNext/>
-              <w:jc w:val="center"/>
-            </w:pPr>
-            <w:r>
-              <w:rPr>
-                <w:rFonts w:ascii="Calibri" w:hAnsi="Calibri"/>
-                <w:sz w:val="20"/>
-              </w:rPr>
-              <w:t xml:space="default"/>
-            </w:r>
-          </w:p>
-        </w:tc>
-        <w:tc>
-          <w:tcPr>
-            <w:tcBorders>
-              <w:top w:val="single" w:space="0" w:color="D3D3D3"/>
-              <w:bottom w:val="single" w:space="0" w:color="D3D3D3"/>
-              <w:start w:val="single" w:space="0" w:color="D3D3D3"/>
-              <w:end w:val="single" w:space="0" w:color="D3D3D3"/>
-            </w:tcBorders>
-          </w:tcPr>
-          <w:p>
-            <w:pPr>
-              <w:spacing w:before="0" w:after="60"/>
-              <w:keepNext/>
-              <w:jc w:val="center"/>
-            </w:pPr>
-            <w:r>
-              <w:rPr>
-                <w:rFonts w:ascii="Calibri" w:hAnsi="Calibri"/>
-                <w:sz w:val="20"/>
-              </w:rPr>
-              <w:t xml:space="default"/>
-            </w:r>
-          </w:p>
-        </w:tc>
       </w:tr>
       <w:tr>
         <w:trPr>
@@ -1753,78 +1180,6 @@
             </w:r>
           </w:p>
         </w:tc>
-        <w:tc>
-          <w:tcPr>
-            <w:tcBorders>
-              <w:top w:val="single" w:space="0" w:color="D3D3D3"/>
-              <w:bottom w:val="single" w:space="0" w:color="D3D3D3"/>
-              <w:start w:val="single" w:space="0" w:color="D3D3D3"/>
-              <w:end w:val="single" w:space="0" w:color="D3D3D3"/>
-            </w:tcBorders>
-          </w:tcPr>
-          <w:p>
-            <w:pPr>
-              <w:spacing w:before="0" w:after="60"/>
-              <w:keepNext/>
-              <w:jc w:val="center"/>
-            </w:pPr>
-            <w:r>
-              <w:rPr>
-                <w:rFonts w:ascii="Calibri" w:hAnsi="Calibri"/>
-                <w:sz w:val="20"/>
-              </w:rPr>
-              <w:t xml:space="default"/>
-            </w:r>
-          </w:p>
-        </w:tc>
-        <w:tc>
-          <w:tcPr>
-            <w:tcBorders>
-              <w:top w:val="single" w:space="0" w:color="D3D3D3"/>
-              <w:bottom w:val="single" w:space="0" w:color="D3D3D3"/>
-              <w:start w:val="single" w:space="0" w:color="D3D3D3"/>
-              <w:end w:val="single" w:space="0" w:color="D3D3D3"/>
-            </w:tcBorders>
-          </w:tcPr>
-          <w:p>
-            <w:pPr>
-              <w:spacing w:before="0" w:after="60"/>
-              <w:keepNext/>
-              <w:jc w:val="center"/>
-            </w:pPr>
-            <w:r>
-              <w:rPr>
-                <w:rFonts w:ascii="Calibri" w:hAnsi="Calibri"/>
-                <w:sz w:val="20"/>
-              </w:rPr>
-              <w:t xml:space="default"/>
-            </w:r>
-          </w:p>
-        </w:tc>
-        <w:tc>
-          <w:tcPr>
-            <w:tcBorders>
-              <w:top w:val="single" w:space="0" w:color="D3D3D3"/>
-              <w:bottom w:val="single" w:space="0" w:color="D3D3D3"/>
-              <w:start w:val="single" w:space="0" w:color="D3D3D3"/>
-              <w:end w:val="single" w:space="0" w:color="D3D3D3"/>
-            </w:tcBorders>
-          </w:tcPr>
-          <w:p>
-            <w:pPr>
-              <w:spacing w:before="0" w:after="60"/>
-              <w:keepNext/>
-              <w:jc w:val="center"/>
-            </w:pPr>
-            <w:r>
-              <w:rPr>
-                <w:rFonts w:ascii="Calibri" w:hAnsi="Calibri"/>
-                <w:sz w:val="20"/>
-              </w:rPr>
-              <w:t xml:space="default"/>
-            </w:r>
-          </w:p>
-        </w:tc>
       </w:tr>
       <w:tr>
         <w:trPr>
@@ -1923,78 +1278,6 @@
                 <w:rFonts w:ascii="Calibri" w:hAnsi="Calibri"/>
                 <w:sz w:val="20"/>
               </w:rPr>
-              <w:t xml:space="default">0·552</w:t>
-            </w:r>
-          </w:p>
-        </w:tc>
-        <w:tc>
-          <w:tcPr>
-            <w:tcBorders>
-              <w:top w:val="single" w:space="0" w:color="D3D3D3"/>
-              <w:bottom w:val="single" w:space="0" w:color="D3D3D3"/>
-              <w:start w:val="single" w:space="0" w:color="D3D3D3"/>
-              <w:end w:val="single" w:space="0" w:color="D3D3D3"/>
-            </w:tcBorders>
-          </w:tcPr>
-          <w:p>
-            <w:pPr>
-              <w:spacing w:before="0" w:after="60"/>
-              <w:keepNext/>
-              <w:jc w:val="center"/>
-            </w:pPr>
-            <w:r>
-              <w:rPr>
-                <w:rFonts w:ascii="Calibri" w:hAnsi="Calibri"/>
-                <w:sz w:val="20"/>
-              </w:rPr>
-              <w:t xml:space="default">0.519, 0.586</w:t>
-            </w:r>
-          </w:p>
-        </w:tc>
-        <w:tc>
-          <w:tcPr>
-            <w:tcBorders>
-              <w:top w:val="single" w:space="0" w:color="D3D3D3"/>
-              <w:bottom w:val="single" w:space="0" w:color="D3D3D3"/>
-              <w:start w:val="single" w:space="0" w:color="D3D3D3"/>
-              <w:end w:val="single" w:space="0" w:color="D3D3D3"/>
-            </w:tcBorders>
-          </w:tcPr>
-          <w:p>
-            <w:pPr>
-              <w:spacing w:before="0" w:after="60"/>
-              <w:keepNext/>
-              <w:jc w:val="center"/>
-            </w:pPr>
-            <w:r>
-              <w:rPr>
-                <w:rFonts w:ascii="Calibri" w:hAnsi="Calibri"/>
-                <w:sz w:val="20"/>
-              </w:rPr>
-              <w:t xml:space="default">3·10</w:t>
-            </w:r>
-          </w:p>
-        </w:tc>
-        <w:tc>
-          <w:tcPr>
-            <w:tcBorders>
-              <w:top w:val="single" w:space="0" w:color="D3D3D3"/>
-              <w:bottom w:val="single" w:space="0" w:color="D3D3D3"/>
-              <w:start w:val="single" w:space="0" w:color="D3D3D3"/>
-              <w:end w:val="single" w:space="0" w:color="D3D3D3"/>
-            </w:tcBorders>
-          </w:tcPr>
-          <w:p>
-            <w:pPr>
-              <w:spacing w:before="0" w:after="60"/>
-              <w:keepNext/>
-              <w:jc w:val="center"/>
-            </w:pPr>
-            <w:r>
-              <w:rPr>
-                <w:rFonts w:ascii="Calibri" w:hAnsi="Calibri"/>
-                <w:sz w:val="20"/>
-              </w:rPr>
               <w:t xml:space="default">0·0030</w:t>
             </w:r>
           </w:p>
@@ -2148,78 +1431,6 @@
             </w:r>
           </w:p>
         </w:tc>
-        <w:tc>
-          <w:tcPr>
-            <w:tcBorders>
-              <w:top w:val="single" w:space="0" w:color="D3D3D3"/>
-              <w:bottom w:val="single" w:space="0" w:color="D3D3D3"/>
-              <w:start w:val="single" w:space="0" w:color="D3D3D3"/>
-              <w:end w:val="single" w:space="0" w:color="D3D3D3"/>
-            </w:tcBorders>
-          </w:tcPr>
-          <w:p>
-            <w:pPr>
-              <w:spacing w:before="0" w:after="60"/>
-              <w:keepNext/>
-              <w:jc w:val="center"/>
-            </w:pPr>
-            <w:r>
-              <w:rPr>
-                <w:rFonts w:ascii="Calibri" w:hAnsi="Calibri"/>
-                <w:sz w:val="20"/>
-              </w:rPr>
-              <w:t xml:space="default"/>
-            </w:r>
-          </w:p>
-        </w:tc>
-        <w:tc>
-          <w:tcPr>
-            <w:tcBorders>
-              <w:top w:val="single" w:space="0" w:color="D3D3D3"/>
-              <w:bottom w:val="single" w:space="0" w:color="D3D3D3"/>
-              <w:start w:val="single" w:space="0" w:color="D3D3D3"/>
-              <w:end w:val="single" w:space="0" w:color="D3D3D3"/>
-            </w:tcBorders>
-          </w:tcPr>
-          <w:p>
-            <w:pPr>
-              <w:spacing w:before="0" w:after="60"/>
-              <w:keepNext/>
-              <w:jc w:val="center"/>
-            </w:pPr>
-            <w:r>
-              <w:rPr>
-                <w:rFonts w:ascii="Calibri" w:hAnsi="Calibri"/>
-                <w:sz w:val="20"/>
-              </w:rPr>
-              <w:t xml:space="default"/>
-            </w:r>
-          </w:p>
-        </w:tc>
-        <w:tc>
-          <w:tcPr>
-            <w:tcBorders>
-              <w:top w:val="single" w:space="0" w:color="D3D3D3"/>
-              <w:bottom w:val="single" w:space="0" w:color="D3D3D3"/>
-              <w:start w:val="single" w:space="0" w:color="D3D3D3"/>
-              <w:end w:val="single" w:space="0" w:color="D3D3D3"/>
-            </w:tcBorders>
-          </w:tcPr>
-          <w:p>
-            <w:pPr>
-              <w:spacing w:before="0" w:after="60"/>
-              <w:keepNext/>
-              <w:jc w:val="center"/>
-            </w:pPr>
-            <w:r>
-              <w:rPr>
-                <w:rFonts w:ascii="Calibri" w:hAnsi="Calibri"/>
-                <w:sz w:val="20"/>
-              </w:rPr>
-              <w:t xml:space="default"/>
-            </w:r>
-          </w:p>
-        </w:tc>
       </w:tr>
       <w:tr>
         <w:trPr>
@@ -2345,78 +1556,6 @@
             </w:r>
           </w:p>
         </w:tc>
-        <w:tc>
-          <w:tcPr>
-            <w:tcBorders>
-              <w:top w:val="single" w:space="0" w:color="D3D3D3"/>
-              <w:bottom w:val="single" w:space="0" w:color="D3D3D3"/>
-              <w:start w:val="single" w:space="0" w:color="D3D3D3"/>
-              <w:end w:val="single" w:space="0" w:color="D3D3D3"/>
-            </w:tcBorders>
-          </w:tcPr>
-          <w:p>
-            <w:pPr>
-              <w:spacing w:before="0" w:after="60"/>
-              <w:keepNext/>
-              <w:jc w:val="center"/>
-            </w:pPr>
-            <w:r>
-              <w:rPr>
-                <w:rFonts w:ascii="Calibri" w:hAnsi="Calibri"/>
-                <w:sz w:val="20"/>
-              </w:rPr>
-              <w:t xml:space="default"/>
-            </w:r>
-          </w:p>
-        </w:tc>
-        <w:tc>
-          <w:tcPr>
-            <w:tcBorders>
-              <w:top w:val="single" w:space="0" w:color="D3D3D3"/>
-              <w:bottom w:val="single" w:space="0" w:color="D3D3D3"/>
-              <w:start w:val="single" w:space="0" w:color="D3D3D3"/>
-              <w:end w:val="single" w:space="0" w:color="D3D3D3"/>
-            </w:tcBorders>
-          </w:tcPr>
-          <w:p>
-            <w:pPr>
-              <w:spacing w:before="0" w:after="60"/>
-              <w:keepNext/>
-              <w:jc w:val="center"/>
-            </w:pPr>
-            <w:r>
-              <w:rPr>
-                <w:rFonts w:ascii="Calibri" w:hAnsi="Calibri"/>
-                <w:sz w:val="20"/>
-              </w:rPr>
-              <w:t xml:space="default"/>
-            </w:r>
-          </w:p>
-        </w:tc>
-        <w:tc>
-          <w:tcPr>
-            <w:tcBorders>
-              <w:top w:val="single" w:space="0" w:color="D3D3D3"/>
-              <w:bottom w:val="single" w:space="0" w:color="D3D3D3"/>
-              <w:start w:val="single" w:space="0" w:color="D3D3D3"/>
-              <w:end w:val="single" w:space="0" w:color="D3D3D3"/>
-            </w:tcBorders>
-          </w:tcPr>
-          <w:p>
-            <w:pPr>
-              <w:spacing w:before="0" w:after="60"/>
-              <w:keepNext/>
-              <w:jc w:val="center"/>
-            </w:pPr>
-            <w:r>
-              <w:rPr>
-                <w:rFonts w:ascii="Calibri" w:hAnsi="Calibri"/>
-                <w:sz w:val="20"/>
-              </w:rPr>
-              <w:t xml:space="default"/>
-            </w:r>
-          </w:p>
-        </w:tc>
       </w:tr>
       <w:tr>
         <w:trPr>
@@ -2542,78 +1681,6 @@
             </w:r>
           </w:p>
         </w:tc>
-        <w:tc>
-          <w:tcPr>
-            <w:tcBorders>
-              <w:top w:val="single" w:space="0" w:color="D3D3D3"/>
-              <w:bottom w:val="single" w:space="0" w:color="D3D3D3"/>
-              <w:start w:val="single" w:space="0" w:color="D3D3D3"/>
-              <w:end w:val="single" w:space="0" w:color="D3D3D3"/>
-            </w:tcBorders>
-          </w:tcPr>
-          <w:p>
-            <w:pPr>
-              <w:spacing w:before="0" w:after="60"/>
-              <w:keepNext/>
-              <w:jc w:val="center"/>
-            </w:pPr>
-            <w:r>
-              <w:rPr>
-                <w:rFonts w:ascii="Calibri" w:hAnsi="Calibri"/>
-                <w:sz w:val="20"/>
-              </w:rPr>
-              <w:t xml:space="default"/>
-            </w:r>
-          </w:p>
-        </w:tc>
-        <w:tc>
-          <w:tcPr>
-            <w:tcBorders>
-              <w:top w:val="single" w:space="0" w:color="D3D3D3"/>
-              <w:bottom w:val="single" w:space="0" w:color="D3D3D3"/>
-              <w:start w:val="single" w:space="0" w:color="D3D3D3"/>
-              <w:end w:val="single" w:space="0" w:color="D3D3D3"/>
-            </w:tcBorders>
-          </w:tcPr>
-          <w:p>
-            <w:pPr>
-              <w:spacing w:before="0" w:after="60"/>
-              <w:keepNext/>
-              <w:jc w:val="center"/>
-            </w:pPr>
-            <w:r>
-              <w:rPr>
-                <w:rFonts w:ascii="Calibri" w:hAnsi="Calibri"/>
-                <w:sz w:val="20"/>
-              </w:rPr>
-              <w:t xml:space="default"/>
-            </w:r>
-          </w:p>
-        </w:tc>
-        <w:tc>
-          <w:tcPr>
-            <w:tcBorders>
-              <w:top w:val="single" w:space="0" w:color="D3D3D3"/>
-              <w:bottom w:val="single" w:space="0" w:color="D3D3D3"/>
-              <w:start w:val="single" w:space="0" w:color="D3D3D3"/>
-              <w:end w:val="single" w:space="0" w:color="D3D3D3"/>
-            </w:tcBorders>
-          </w:tcPr>
-          <w:p>
-            <w:pPr>
-              <w:spacing w:before="0" w:after="60"/>
-              <w:keepNext/>
-              <w:jc w:val="center"/>
-            </w:pPr>
-            <w:r>
-              <w:rPr>
-                <w:rFonts w:ascii="Calibri" w:hAnsi="Calibri"/>
-                <w:sz w:val="20"/>
-              </w:rPr>
-              <w:t xml:space="default"/>
-            </w:r>
-          </w:p>
-        </w:tc>
       </w:tr>
       <w:tr>
         <w:trPr>
@@ -2739,78 +1806,6 @@
             </w:r>
           </w:p>
         </w:tc>
-        <w:tc>
-          <w:tcPr>
-            <w:tcBorders>
-              <w:top w:val="single" w:space="0" w:color="D3D3D3"/>
-              <w:bottom w:val="single" w:space="0" w:color="D3D3D3"/>
-              <w:start w:val="single" w:space="0" w:color="D3D3D3"/>
-              <w:end w:val="single" w:space="0" w:color="D3D3D3"/>
-            </w:tcBorders>
-          </w:tcPr>
-          <w:p>
-            <w:pPr>
-              <w:spacing w:before="0" w:after="60"/>
-              <w:keepNext/>
-              <w:jc w:val="center"/>
-            </w:pPr>
-            <w:r>
-              <w:rPr>
-                <w:rFonts w:ascii="Calibri" w:hAnsi="Calibri"/>
-                <w:sz w:val="20"/>
-              </w:rPr>
-              <w:t xml:space="default"/>
-            </w:r>
-          </w:p>
-        </w:tc>
-        <w:tc>
-          <w:tcPr>
-            <w:tcBorders>
-              <w:top w:val="single" w:space="0" w:color="D3D3D3"/>
-              <w:bottom w:val="single" w:space="0" w:color="D3D3D3"/>
-              <w:start w:val="single" w:space="0" w:color="D3D3D3"/>
-              <w:end w:val="single" w:space="0" w:color="D3D3D3"/>
-            </w:tcBorders>
-          </w:tcPr>
-          <w:p>
-            <w:pPr>
-              <w:spacing w:before="0" w:after="60"/>
-              <w:keepNext/>
-              <w:jc w:val="center"/>
-            </w:pPr>
-            <w:r>
-              <w:rPr>
-                <w:rFonts w:ascii="Calibri" w:hAnsi="Calibri"/>
-                <w:sz w:val="20"/>
-              </w:rPr>
-              <w:t xml:space="default"/>
-            </w:r>
-          </w:p>
-        </w:tc>
-        <w:tc>
-          <w:tcPr>
-            <w:tcBorders>
-              <w:top w:val="single" w:space="0" w:color="D3D3D3"/>
-              <w:bottom w:val="single" w:space="0" w:color="D3D3D3"/>
-              <w:start w:val="single" w:space="0" w:color="D3D3D3"/>
-              <w:end w:val="single" w:space="0" w:color="D3D3D3"/>
-            </w:tcBorders>
-          </w:tcPr>
-          <w:p>
-            <w:pPr>
-              <w:spacing w:before="0" w:after="60"/>
-              <w:keepNext/>
-              <w:jc w:val="center"/>
-            </w:pPr>
-            <w:r>
-              <w:rPr>
-                <w:rFonts w:ascii="Calibri" w:hAnsi="Calibri"/>
-                <w:sz w:val="20"/>
-              </w:rPr>
-              <w:t xml:space="default"/>
-            </w:r>
-          </w:p>
-        </w:tc>
       </w:tr>
       <w:tr>
         <w:trPr>
@@ -2909,78 +1904,6 @@
                 <w:rFonts w:ascii="Calibri" w:hAnsi="Calibri"/>
                 <w:sz w:val="20"/>
               </w:rPr>
-              <w:t xml:space="default">0·474</w:t>
-            </w:r>
-          </w:p>
-        </w:tc>
-        <w:tc>
-          <w:tcPr>
-            <w:tcBorders>
-              <w:top w:val="single" w:space="0" w:color="D3D3D3"/>
-              <w:bottom w:val="single" w:space="0" w:color="D3D3D3"/>
-              <w:start w:val="single" w:space="0" w:color="D3D3D3"/>
-              <w:end w:val="single" w:space="0" w:color="D3D3D3"/>
-            </w:tcBorders>
-          </w:tcPr>
-          <w:p>
-            <w:pPr>
-              <w:spacing w:before="0" w:after="60"/>
-              <w:keepNext/>
-              <w:jc w:val="center"/>
-            </w:pPr>
-            <w:r>
-              <w:rPr>
-                <w:rFonts w:ascii="Calibri" w:hAnsi="Calibri"/>
-                <w:sz w:val="20"/>
-              </w:rPr>
-              <w:t xml:space="default">0.431, 0.518</w:t>
-            </w:r>
-          </w:p>
-        </w:tc>
-        <w:tc>
-          <w:tcPr>
-            <w:tcBorders>
-              <w:top w:val="single" w:space="0" w:color="D3D3D3"/>
-              <w:bottom w:val="single" w:space="0" w:color="D3D3D3"/>
-              <w:start w:val="single" w:space="0" w:color="D3D3D3"/>
-              <w:end w:val="single" w:space="0" w:color="D3D3D3"/>
-            </w:tcBorders>
-          </w:tcPr>
-          <w:p>
-            <w:pPr>
-              <w:spacing w:before="0" w:after="60"/>
-              <w:keepNext/>
-              <w:jc w:val="center"/>
-            </w:pPr>
-            <w:r>
-              <w:rPr>
-                <w:rFonts w:ascii="Calibri" w:hAnsi="Calibri"/>
-                <w:sz w:val="20"/>
-              </w:rPr>
-              <w:t xml:space="default">-1·17</w:t>
-            </w:r>
-          </w:p>
-        </w:tc>
-        <w:tc>
-          <w:tcPr>
-            <w:tcBorders>
-              <w:top w:val="single" w:space="0" w:color="D3D3D3"/>
-              <w:bottom w:val="single" w:space="0" w:color="D3D3D3"/>
-              <w:start w:val="single" w:space="0" w:color="D3D3D3"/>
-              <w:end w:val="single" w:space="0" w:color="D3D3D3"/>
-            </w:tcBorders>
-          </w:tcPr>
-          <w:p>
-            <w:pPr>
-              <w:spacing w:before="0" w:after="60"/>
-              <w:keepNext/>
-              <w:jc w:val="center"/>
-            </w:pPr>
-            <w:r>
-              <w:rPr>
-                <w:rFonts w:ascii="Calibri" w:hAnsi="Calibri"/>
-                <w:sz w:val="20"/>
-              </w:rPr>
               <w:t xml:space="default">0·25</w:t>
             </w:r>
           </w:p>
@@ -3134,78 +2057,6 @@
             </w:r>
           </w:p>
         </w:tc>
-        <w:tc>
-          <w:tcPr>
-            <w:tcBorders>
-              <w:top w:val="single" w:space="0" w:color="D3D3D3"/>
-              <w:bottom w:val="single" w:space="0" w:color="D3D3D3"/>
-              <w:start w:val="single" w:space="0" w:color="D3D3D3"/>
-              <w:end w:val="single" w:space="0" w:color="D3D3D3"/>
-            </w:tcBorders>
-          </w:tcPr>
-          <w:p>
-            <w:pPr>
-              <w:spacing w:before="0" w:after="60"/>
-              <w:keepNext/>
-              <w:jc w:val="center"/>
-            </w:pPr>
-            <w:r>
-              <w:rPr>
-                <w:rFonts w:ascii="Calibri" w:hAnsi="Calibri"/>
-                <w:sz w:val="20"/>
-              </w:rPr>
-              <w:t xml:space="default"/>
-            </w:r>
-          </w:p>
-        </w:tc>
-        <w:tc>
-          <w:tcPr>
-            <w:tcBorders>
-              <w:top w:val="single" w:space="0" w:color="D3D3D3"/>
-              <w:bottom w:val="single" w:space="0" w:color="D3D3D3"/>
-              <w:start w:val="single" w:space="0" w:color="D3D3D3"/>
-              <w:end w:val="single" w:space="0" w:color="D3D3D3"/>
-            </w:tcBorders>
-          </w:tcPr>
-          <w:p>
-            <w:pPr>
-              <w:spacing w:before="0" w:after="60"/>
-              <w:keepNext/>
-              <w:jc w:val="center"/>
-            </w:pPr>
-            <w:r>
-              <w:rPr>
-                <w:rFonts w:ascii="Calibri" w:hAnsi="Calibri"/>
-                <w:sz w:val="20"/>
-              </w:rPr>
-              <w:t xml:space="default"/>
-            </w:r>
-          </w:p>
-        </w:tc>
-        <w:tc>
-          <w:tcPr>
-            <w:tcBorders>
-              <w:top w:val="single" w:space="0" w:color="D3D3D3"/>
-              <w:bottom w:val="single" w:space="0" w:color="D3D3D3"/>
-              <w:start w:val="single" w:space="0" w:color="D3D3D3"/>
-              <w:end w:val="single" w:space="0" w:color="D3D3D3"/>
-            </w:tcBorders>
-          </w:tcPr>
-          <w:p>
-            <w:pPr>
-              <w:spacing w:before="0" w:after="60"/>
-              <w:keepNext/>
-              <w:jc w:val="center"/>
-            </w:pPr>
-            <w:r>
-              <w:rPr>
-                <w:rFonts w:ascii="Calibri" w:hAnsi="Calibri"/>
-                <w:sz w:val="20"/>
-              </w:rPr>
-              <w:t xml:space="default"/>
-            </w:r>
-          </w:p>
-        </w:tc>
       </w:tr>
       <w:tr>
         <w:trPr>
@@ -3331,78 +2182,6 @@
             </w:r>
           </w:p>
         </w:tc>
-        <w:tc>
-          <w:tcPr>
-            <w:tcBorders>
-              <w:top w:val="single" w:space="0" w:color="D3D3D3"/>
-              <w:bottom w:val="single" w:space="0" w:color="D3D3D3"/>
-              <w:start w:val="single" w:space="0" w:color="D3D3D3"/>
-              <w:end w:val="single" w:space="0" w:color="D3D3D3"/>
-            </w:tcBorders>
-          </w:tcPr>
-          <w:p>
-            <w:pPr>
-              <w:spacing w:before="0" w:after="60"/>
-              <w:keepNext/>
-              <w:jc w:val="center"/>
-            </w:pPr>
-            <w:r>
-              <w:rPr>
-                <w:rFonts w:ascii="Calibri" w:hAnsi="Calibri"/>
-                <w:sz w:val="20"/>
-              </w:rPr>
-              <w:t xml:space="default"/>
-            </w:r>
-          </w:p>
-        </w:tc>
-        <w:tc>
-          <w:tcPr>
-            <w:tcBorders>
-              <w:top w:val="single" w:space="0" w:color="D3D3D3"/>
-              <w:bottom w:val="single" w:space="0" w:color="D3D3D3"/>
-              <w:start w:val="single" w:space="0" w:color="D3D3D3"/>
-              <w:end w:val="single" w:space="0" w:color="D3D3D3"/>
-            </w:tcBorders>
-          </w:tcPr>
-          <w:p>
-            <w:pPr>
-              <w:spacing w:before="0" w:after="60"/>
-              <w:keepNext/>
-              <w:jc w:val="center"/>
-            </w:pPr>
-            <w:r>
-              <w:rPr>
-                <w:rFonts w:ascii="Calibri" w:hAnsi="Calibri"/>
-                <w:sz w:val="20"/>
-              </w:rPr>
-              <w:t xml:space="default"/>
-            </w:r>
-          </w:p>
-        </w:tc>
-        <w:tc>
-          <w:tcPr>
-            <w:tcBorders>
-              <w:top w:val="single" w:space="0" w:color="D3D3D3"/>
-              <w:bottom w:val="single" w:space="0" w:color="D3D3D3"/>
-              <w:start w:val="single" w:space="0" w:color="D3D3D3"/>
-              <w:end w:val="single" w:space="0" w:color="D3D3D3"/>
-            </w:tcBorders>
-          </w:tcPr>
-          <w:p>
-            <w:pPr>
-              <w:spacing w:before="0" w:after="60"/>
-              <w:keepNext/>
-              <w:jc w:val="center"/>
-            </w:pPr>
-            <w:r>
-              <w:rPr>
-                <w:rFonts w:ascii="Calibri" w:hAnsi="Calibri"/>
-                <w:sz w:val="20"/>
-              </w:rPr>
-              <w:t xml:space="default"/>
-            </w:r>
-          </w:p>
-        </w:tc>
       </w:tr>
       <w:tr>
         <w:trPr>
@@ -3528,78 +2307,6 @@
             </w:r>
           </w:p>
         </w:tc>
-        <w:tc>
-          <w:tcPr>
-            <w:tcBorders>
-              <w:top w:val="single" w:space="0" w:color="D3D3D3"/>
-              <w:bottom w:val="single" w:space="0" w:color="D3D3D3"/>
-              <w:start w:val="single" w:space="0" w:color="D3D3D3"/>
-              <w:end w:val="single" w:space="0" w:color="D3D3D3"/>
-            </w:tcBorders>
-          </w:tcPr>
-          <w:p>
-            <w:pPr>
-              <w:spacing w:before="0" w:after="60"/>
-              <w:keepNext/>
-              <w:jc w:val="center"/>
-            </w:pPr>
-            <w:r>
-              <w:rPr>
-                <w:rFonts w:ascii="Calibri" w:hAnsi="Calibri"/>
-                <w:sz w:val="20"/>
-              </w:rPr>
-              <w:t xml:space="default"/>
-            </w:r>
-          </w:p>
-        </w:tc>
-        <w:tc>
-          <w:tcPr>
-            <w:tcBorders>
-              <w:top w:val="single" w:space="0" w:color="D3D3D3"/>
-              <w:bottom w:val="single" w:space="0" w:color="D3D3D3"/>
-              <w:start w:val="single" w:space="0" w:color="D3D3D3"/>
-              <w:end w:val="single" w:space="0" w:color="D3D3D3"/>
-            </w:tcBorders>
-          </w:tcPr>
-          <w:p>
-            <w:pPr>
-              <w:spacing w:before="0" w:after="60"/>
-              <w:keepNext/>
-              <w:jc w:val="center"/>
-            </w:pPr>
-            <w:r>
-              <w:rPr>
-                <w:rFonts w:ascii="Calibri" w:hAnsi="Calibri"/>
-                <w:sz w:val="20"/>
-              </w:rPr>
-              <w:t xml:space="default"/>
-            </w:r>
-          </w:p>
-        </w:tc>
-        <w:tc>
-          <w:tcPr>
-            <w:tcBorders>
-              <w:top w:val="single" w:space="0" w:color="D3D3D3"/>
-              <w:bottom w:val="single" w:space="0" w:color="D3D3D3"/>
-              <w:start w:val="single" w:space="0" w:color="D3D3D3"/>
-              <w:end w:val="single" w:space="0" w:color="D3D3D3"/>
-            </w:tcBorders>
-          </w:tcPr>
-          <w:p>
-            <w:pPr>
-              <w:spacing w:before="0" w:after="60"/>
-              <w:keepNext/>
-              <w:jc w:val="center"/>
-            </w:pPr>
-            <w:r>
-              <w:rPr>
-                <w:rFonts w:ascii="Calibri" w:hAnsi="Calibri"/>
-                <w:sz w:val="20"/>
-              </w:rPr>
-              <w:t xml:space="default"/>
-            </w:r>
-          </w:p>
-        </w:tc>
       </w:tr>
       <w:tr>
         <w:trPr>
@@ -3725,78 +2432,6 @@
             </w:r>
           </w:p>
         </w:tc>
-        <w:tc>
-          <w:tcPr>
-            <w:tcBorders>
-              <w:top w:val="single" w:space="0" w:color="D3D3D3"/>
-              <w:bottom w:val="single" w:space="0" w:color="D3D3D3"/>
-              <w:start w:val="single" w:space="0" w:color="D3D3D3"/>
-              <w:end w:val="single" w:space="0" w:color="D3D3D3"/>
-            </w:tcBorders>
-          </w:tcPr>
-          <w:p>
-            <w:pPr>
-              <w:spacing w:before="0" w:after="60"/>
-              <w:keepNext/>
-              <w:jc w:val="center"/>
-            </w:pPr>
-            <w:r>
-              <w:rPr>
-                <w:rFonts w:ascii="Calibri" w:hAnsi="Calibri"/>
-                <w:sz w:val="20"/>
-              </w:rPr>
-              <w:t xml:space="default"/>
-            </w:r>
-          </w:p>
-        </w:tc>
-        <w:tc>
-          <w:tcPr>
-            <w:tcBorders>
-              <w:top w:val="single" w:space="0" w:color="D3D3D3"/>
-              <w:bottom w:val="single" w:space="0" w:color="D3D3D3"/>
-              <w:start w:val="single" w:space="0" w:color="D3D3D3"/>
-              <w:end w:val="single" w:space="0" w:color="D3D3D3"/>
-            </w:tcBorders>
-          </w:tcPr>
-          <w:p>
-            <w:pPr>
-              <w:spacing w:before="0" w:after="60"/>
-              <w:keepNext/>
-              <w:jc w:val="center"/>
-            </w:pPr>
-            <w:r>
-              <w:rPr>
-                <w:rFonts w:ascii="Calibri" w:hAnsi="Calibri"/>
-                <w:sz w:val="20"/>
-              </w:rPr>
-              <w:t xml:space="default"/>
-            </w:r>
-          </w:p>
-        </w:tc>
-        <w:tc>
-          <w:tcPr>
-            <w:tcBorders>
-              <w:top w:val="single" w:space="0" w:color="D3D3D3"/>
-              <w:bottom w:val="single" w:space="0" w:color="D3D3D3"/>
-              <w:start w:val="single" w:space="0" w:color="D3D3D3"/>
-              <w:end w:val="single" w:space="0" w:color="D3D3D3"/>
-            </w:tcBorders>
-          </w:tcPr>
-          <w:p>
-            <w:pPr>
-              <w:spacing w:before="0" w:after="60"/>
-              <w:keepNext/>
-              <w:jc w:val="center"/>
-            </w:pPr>
-            <w:r>
-              <w:rPr>
-                <w:rFonts w:ascii="Calibri" w:hAnsi="Calibri"/>
-                <w:sz w:val="20"/>
-              </w:rPr>
-              <w:t xml:space="default"/>
-            </w:r>
-          </w:p>
-        </w:tc>
       </w:tr>
       <w:tr>
         <w:trPr>
@@ -3895,78 +2530,6 @@
                 <w:rFonts w:ascii="Calibri" w:hAnsi="Calibri"/>
                 <w:sz w:val="20"/>
               </w:rPr>
-              <w:t xml:space="default">0·484</w:t>
-            </w:r>
-          </w:p>
-        </w:tc>
-        <w:tc>
-          <w:tcPr>
-            <w:tcBorders>
-              <w:top w:val="single" w:space="0" w:color="D3D3D3"/>
-              <w:bottom w:val="single" w:space="0" w:color="D3D3D3"/>
-              <w:start w:val="single" w:space="0" w:color="D3D3D3"/>
-              <w:end w:val="single" w:space="0" w:color="D3D3D3"/>
-            </w:tcBorders>
-          </w:tcPr>
-          <w:p>
-            <w:pPr>
-              <w:spacing w:before="0" w:after="60"/>
-              <w:keepNext/>
-              <w:jc w:val="center"/>
-            </w:pPr>
-            <w:r>
-              <w:rPr>
-                <w:rFonts w:ascii="Calibri" w:hAnsi="Calibri"/>
-                <w:sz w:val="20"/>
-              </w:rPr>
-              <w:t xml:space="default">0.434, 0.533</w:t>
-            </w:r>
-          </w:p>
-        </w:tc>
-        <w:tc>
-          <w:tcPr>
-            <w:tcBorders>
-              <w:top w:val="single" w:space="0" w:color="D3D3D3"/>
-              <w:bottom w:val="single" w:space="0" w:color="D3D3D3"/>
-              <w:start w:val="single" w:space="0" w:color="D3D3D3"/>
-              <w:end w:val="single" w:space="0" w:color="D3D3D3"/>
-            </w:tcBorders>
-          </w:tcPr>
-          <w:p>
-            <w:pPr>
-              <w:spacing w:before="0" w:after="60"/>
-              <w:keepNext/>
-              <w:jc w:val="center"/>
-            </w:pPr>
-            <w:r>
-              <w:rPr>
-                <w:rFonts w:ascii="Calibri" w:hAnsi="Calibri"/>
-                <w:sz w:val="20"/>
-              </w:rPr>
-              <w:t xml:space="default">-0·657</w:t>
-            </w:r>
-          </w:p>
-        </w:tc>
-        <w:tc>
-          <w:tcPr>
-            <w:tcBorders>
-              <w:top w:val="single" w:space="0" w:color="D3D3D3"/>
-              <w:bottom w:val="single" w:space="0" w:color="D3D3D3"/>
-              <w:start w:val="single" w:space="0" w:color="D3D3D3"/>
-              <w:end w:val="single" w:space="0" w:color="D3D3D3"/>
-            </w:tcBorders>
-          </w:tcPr>
-          <w:p>
-            <w:pPr>
-              <w:spacing w:before="0" w:after="60"/>
-              <w:keepNext/>
-              <w:jc w:val="center"/>
-            </w:pPr>
-            <w:r>
-              <w:rPr>
-                <w:rFonts w:ascii="Calibri" w:hAnsi="Calibri"/>
-                <w:sz w:val="20"/>
-              </w:rPr>
               <w:t xml:space="default">0·51</w:t>
             </w:r>
           </w:p>
@@ -4120,78 +2683,6 @@
             </w:r>
           </w:p>
         </w:tc>
-        <w:tc>
-          <w:tcPr>
-            <w:tcBorders>
-              <w:top w:val="single" w:space="0" w:color="D3D3D3"/>
-              <w:bottom w:val="single" w:space="0" w:color="D3D3D3"/>
-              <w:start w:val="single" w:space="0" w:color="D3D3D3"/>
-              <w:end w:val="single" w:space="0" w:color="D3D3D3"/>
-            </w:tcBorders>
-          </w:tcPr>
-          <w:p>
-            <w:pPr>
-              <w:spacing w:before="0" w:after="60"/>
-              <w:keepNext/>
-              <w:jc w:val="center"/>
-            </w:pPr>
-            <w:r>
-              <w:rPr>
-                <w:rFonts w:ascii="Calibri" w:hAnsi="Calibri"/>
-                <w:sz w:val="20"/>
-              </w:rPr>
-              <w:t xml:space="default"/>
-            </w:r>
-          </w:p>
-        </w:tc>
-        <w:tc>
-          <w:tcPr>
-            <w:tcBorders>
-              <w:top w:val="single" w:space="0" w:color="D3D3D3"/>
-              <w:bottom w:val="single" w:space="0" w:color="D3D3D3"/>
-              <w:start w:val="single" w:space="0" w:color="D3D3D3"/>
-              <w:end w:val="single" w:space="0" w:color="D3D3D3"/>
-            </w:tcBorders>
-          </w:tcPr>
-          <w:p>
-            <w:pPr>
-              <w:spacing w:before="0" w:after="60"/>
-              <w:keepNext/>
-              <w:jc w:val="center"/>
-            </w:pPr>
-            <w:r>
-              <w:rPr>
-                <w:rFonts w:ascii="Calibri" w:hAnsi="Calibri"/>
-                <w:sz w:val="20"/>
-              </w:rPr>
-              <w:t xml:space="default"/>
-            </w:r>
-          </w:p>
-        </w:tc>
-        <w:tc>
-          <w:tcPr>
-            <w:tcBorders>
-              <w:top w:val="single" w:space="0" w:color="D3D3D3"/>
-              <w:bottom w:val="single" w:space="0" w:color="D3D3D3"/>
-              <w:start w:val="single" w:space="0" w:color="D3D3D3"/>
-              <w:end w:val="single" w:space="0" w:color="D3D3D3"/>
-            </w:tcBorders>
-          </w:tcPr>
-          <w:p>
-            <w:pPr>
-              <w:spacing w:before="0" w:after="60"/>
-              <w:keepNext/>
-              <w:jc w:val="center"/>
-            </w:pPr>
-            <w:r>
-              <w:rPr>
-                <w:rFonts w:ascii="Calibri" w:hAnsi="Calibri"/>
-                <w:sz w:val="20"/>
-              </w:rPr>
-              <w:t xml:space="default"/>
-            </w:r>
-          </w:p>
-        </w:tc>
       </w:tr>
       <w:tr>
         <w:trPr>
@@ -4317,78 +2808,6 @@
             </w:r>
           </w:p>
         </w:tc>
-        <w:tc>
-          <w:tcPr>
-            <w:tcBorders>
-              <w:top w:val="single" w:space="0" w:color="D3D3D3"/>
-              <w:bottom w:val="single" w:space="0" w:color="D3D3D3"/>
-              <w:start w:val="single" w:space="0" w:color="D3D3D3"/>
-              <w:end w:val="single" w:space="0" w:color="D3D3D3"/>
-            </w:tcBorders>
-          </w:tcPr>
-          <w:p>
-            <w:pPr>
-              <w:spacing w:before="0" w:after="60"/>
-              <w:keepNext/>
-              <w:jc w:val="center"/>
-            </w:pPr>
-            <w:r>
-              <w:rPr>
-                <w:rFonts w:ascii="Calibri" w:hAnsi="Calibri"/>
-                <w:sz w:val="20"/>
-              </w:rPr>
-              <w:t xml:space="default"/>
-            </w:r>
-          </w:p>
-        </w:tc>
-        <w:tc>
-          <w:tcPr>
-            <w:tcBorders>
-              <w:top w:val="single" w:space="0" w:color="D3D3D3"/>
-              <w:bottom w:val="single" w:space="0" w:color="D3D3D3"/>
-              <w:start w:val="single" w:space="0" w:color="D3D3D3"/>
-              <w:end w:val="single" w:space="0" w:color="D3D3D3"/>
-            </w:tcBorders>
-          </w:tcPr>
-          <w:p>
-            <w:pPr>
-              <w:spacing w:before="0" w:after="60"/>
-              <w:keepNext/>
-              <w:jc w:val="center"/>
-            </w:pPr>
-            <w:r>
-              <w:rPr>
-                <w:rFonts w:ascii="Calibri" w:hAnsi="Calibri"/>
-                <w:sz w:val="20"/>
-              </w:rPr>
-              <w:t xml:space="default"/>
-            </w:r>
-          </w:p>
-        </w:tc>
-        <w:tc>
-          <w:tcPr>
-            <w:tcBorders>
-              <w:top w:val="single" w:space="0" w:color="D3D3D3"/>
-              <w:bottom w:val="single" w:space="0" w:color="D3D3D3"/>
-              <w:start w:val="single" w:space="0" w:color="D3D3D3"/>
-              <w:end w:val="single" w:space="0" w:color="D3D3D3"/>
-            </w:tcBorders>
-          </w:tcPr>
-          <w:p>
-            <w:pPr>
-              <w:spacing w:before="0" w:after="60"/>
-              <w:keepNext/>
-              <w:jc w:val="center"/>
-            </w:pPr>
-            <w:r>
-              <w:rPr>
-                <w:rFonts w:ascii="Calibri" w:hAnsi="Calibri"/>
-                <w:sz w:val="20"/>
-              </w:rPr>
-              <w:t xml:space="default"/>
-            </w:r>
-          </w:p>
-        </w:tc>
       </w:tr>
       <w:tr>
         <w:trPr>
@@ -4514,78 +2933,6 @@
             </w:r>
           </w:p>
         </w:tc>
-        <w:tc>
-          <w:tcPr>
-            <w:tcBorders>
-              <w:top w:val="single" w:space="0" w:color="D3D3D3"/>
-              <w:bottom w:val="single" w:space="0" w:color="D3D3D3"/>
-              <w:start w:val="single" w:space="0" w:color="D3D3D3"/>
-              <w:end w:val="single" w:space="0" w:color="D3D3D3"/>
-            </w:tcBorders>
-          </w:tcPr>
-          <w:p>
-            <w:pPr>
-              <w:spacing w:before="0" w:after="60"/>
-              <w:keepNext/>
-              <w:jc w:val="center"/>
-            </w:pPr>
-            <w:r>
-              <w:rPr>
-                <w:rFonts w:ascii="Calibri" w:hAnsi="Calibri"/>
-                <w:sz w:val="20"/>
-              </w:rPr>
-              <w:t xml:space="default"/>
-            </w:r>
-          </w:p>
-        </w:tc>
-        <w:tc>
-          <w:tcPr>
-            <w:tcBorders>
-              <w:top w:val="single" w:space="0" w:color="D3D3D3"/>
-              <w:bottom w:val="single" w:space="0" w:color="D3D3D3"/>
-              <w:start w:val="single" w:space="0" w:color="D3D3D3"/>
-              <w:end w:val="single" w:space="0" w:color="D3D3D3"/>
-            </w:tcBorders>
-          </w:tcPr>
-          <w:p>
-            <w:pPr>
-              <w:spacing w:before="0" w:after="60"/>
-              <w:keepNext/>
-              <w:jc w:val="center"/>
-            </w:pPr>
-            <w:r>
-              <w:rPr>
-                <w:rFonts w:ascii="Calibri" w:hAnsi="Calibri"/>
-                <w:sz w:val="20"/>
-              </w:rPr>
-              <w:t xml:space="default"/>
-            </w:r>
-          </w:p>
-        </w:tc>
-        <w:tc>
-          <w:tcPr>
-            <w:tcBorders>
-              <w:top w:val="single" w:space="0" w:color="D3D3D3"/>
-              <w:bottom w:val="single" w:space="0" w:color="D3D3D3"/>
-              <w:start w:val="single" w:space="0" w:color="D3D3D3"/>
-              <w:end w:val="single" w:space="0" w:color="D3D3D3"/>
-            </w:tcBorders>
-          </w:tcPr>
-          <w:p>
-            <w:pPr>
-              <w:spacing w:before="0" w:after="60"/>
-              <w:keepNext/>
-              <w:jc w:val="center"/>
-            </w:pPr>
-            <w:r>
-              <w:rPr>
-                <w:rFonts w:ascii="Calibri" w:hAnsi="Calibri"/>
-                <w:sz w:val="20"/>
-              </w:rPr>
-              <w:t xml:space="default"/>
-            </w:r>
-          </w:p>
-        </w:tc>
       </w:tr>
       <w:tr>
         <w:trPr>
@@ -4711,78 +3058,6 @@
             </w:r>
           </w:p>
         </w:tc>
-        <w:tc>
-          <w:tcPr>
-            <w:tcBorders>
-              <w:top w:val="single" w:space="0" w:color="D3D3D3"/>
-              <w:bottom w:val="single" w:space="0" w:color="D3D3D3"/>
-              <w:start w:val="single" w:space="0" w:color="D3D3D3"/>
-              <w:end w:val="single" w:space="0" w:color="D3D3D3"/>
-            </w:tcBorders>
-          </w:tcPr>
-          <w:p>
-            <w:pPr>
-              <w:spacing w:before="0" w:after="60"/>
-              <w:keepNext/>
-              <w:jc w:val="center"/>
-            </w:pPr>
-            <w:r>
-              <w:rPr>
-                <w:rFonts w:ascii="Calibri" w:hAnsi="Calibri"/>
-                <w:sz w:val="20"/>
-              </w:rPr>
-              <w:t xml:space="default"/>
-            </w:r>
-          </w:p>
-        </w:tc>
-        <w:tc>
-          <w:tcPr>
-            <w:tcBorders>
-              <w:top w:val="single" w:space="0" w:color="D3D3D3"/>
-              <w:bottom w:val="single" w:space="0" w:color="D3D3D3"/>
-              <w:start w:val="single" w:space="0" w:color="D3D3D3"/>
-              <w:end w:val="single" w:space="0" w:color="D3D3D3"/>
-            </w:tcBorders>
-          </w:tcPr>
-          <w:p>
-            <w:pPr>
-              <w:spacing w:before="0" w:after="60"/>
-              <w:keepNext/>
-              <w:jc w:val="center"/>
-            </w:pPr>
-            <w:r>
-              <w:rPr>
-                <w:rFonts w:ascii="Calibri" w:hAnsi="Calibri"/>
-                <w:sz w:val="20"/>
-              </w:rPr>
-              <w:t xml:space="default"/>
-            </w:r>
-          </w:p>
-        </w:tc>
-        <w:tc>
-          <w:tcPr>
-            <w:tcBorders>
-              <w:top w:val="single" w:space="0" w:color="D3D3D3"/>
-              <w:bottom w:val="single" w:space="0" w:color="D3D3D3"/>
-              <w:start w:val="single" w:space="0" w:color="D3D3D3"/>
-              <w:end w:val="single" w:space="0" w:color="D3D3D3"/>
-            </w:tcBorders>
-          </w:tcPr>
-          <w:p>
-            <w:pPr>
-              <w:spacing w:before="0" w:after="60"/>
-              <w:keepNext/>
-              <w:jc w:val="center"/>
-            </w:pPr>
-            <w:r>
-              <w:rPr>
-                <w:rFonts w:ascii="Calibri" w:hAnsi="Calibri"/>
-                <w:sz w:val="20"/>
-              </w:rPr>
-              <w:t xml:space="default"/>
-            </w:r>
-          </w:p>
-        </w:tc>
       </w:tr>
       <w:tr>
         <w:trPr>
@@ -4881,78 +3156,6 @@
                 <w:rFonts w:ascii="Calibri" w:hAnsi="Calibri"/>
                 <w:sz w:val="20"/>
               </w:rPr>
-              <w:t xml:space="default">0·499</w:t>
-            </w:r>
-          </w:p>
-        </w:tc>
-        <w:tc>
-          <w:tcPr>
-            <w:tcBorders>
-              <w:top w:val="single" w:space="0" w:color="D3D3D3"/>
-              <w:bottom w:val="single" w:space="0" w:color="D3D3D3"/>
-              <w:start w:val="single" w:space="0" w:color="D3D3D3"/>
-              <w:end w:val="single" w:space="0" w:color="D3D3D3"/>
-            </w:tcBorders>
-          </w:tcPr>
-          <w:p>
-            <w:pPr>
-              <w:spacing w:before="0" w:after="60"/>
-              <w:keepNext/>
-              <w:jc w:val="center"/>
-            </w:pPr>
-            <w:r>
-              <w:rPr>
-                <w:rFonts w:ascii="Calibri" w:hAnsi="Calibri"/>
-                <w:sz w:val="20"/>
-              </w:rPr>
-              <w:t xml:space="default">0.457, 0.541</w:t>
-            </w:r>
-          </w:p>
-        </w:tc>
-        <w:tc>
-          <w:tcPr>
-            <w:tcBorders>
-              <w:top w:val="single" w:space="0" w:color="D3D3D3"/>
-              <w:bottom w:val="single" w:space="0" w:color="D3D3D3"/>
-              <w:start w:val="single" w:space="0" w:color="D3D3D3"/>
-              <w:end w:val="single" w:space="0" w:color="D3D3D3"/>
-            </w:tcBorders>
-          </w:tcPr>
-          <w:p>
-            <w:pPr>
-              <w:spacing w:before="0" w:after="60"/>
-              <w:keepNext/>
-              <w:jc w:val="center"/>
-            </w:pPr>
-            <w:r>
-              <w:rPr>
-                <w:rFonts w:ascii="Calibri" w:hAnsi="Calibri"/>
-                <w:sz w:val="20"/>
-              </w:rPr>
-              <w:t xml:space="default">-0·051</w:t>
-            </w:r>
-          </w:p>
-        </w:tc>
-        <w:tc>
-          <w:tcPr>
-            <w:tcBorders>
-              <w:top w:val="single" w:space="0" w:color="D3D3D3"/>
-              <w:bottom w:val="single" w:space="0" w:color="D3D3D3"/>
-              <w:start w:val="single" w:space="0" w:color="D3D3D3"/>
-              <w:end w:val="single" w:space="0" w:color="D3D3D3"/>
-            </w:tcBorders>
-          </w:tcPr>
-          <w:p>
-            <w:pPr>
-              <w:spacing w:before="0" w:after="60"/>
-              <w:keepNext/>
-              <w:jc w:val="center"/>
-            </w:pPr>
-            <w:r>
-              <w:rPr>
-                <w:rFonts w:ascii="Calibri" w:hAnsi="Calibri"/>
-                <w:sz w:val="20"/>
-              </w:rPr>
               <w:t xml:space="default">0·96</w:t>
             </w:r>
           </w:p>
@@ -5106,78 +3309,6 @@
             </w:r>
           </w:p>
         </w:tc>
-        <w:tc>
-          <w:tcPr>
-            <w:tcBorders>
-              <w:top w:val="single" w:space="0" w:color="D3D3D3"/>
-              <w:bottom w:val="single" w:space="0" w:color="D3D3D3"/>
-              <w:start w:val="single" w:space="0" w:color="D3D3D3"/>
-              <w:end w:val="single" w:space="0" w:color="D3D3D3"/>
-            </w:tcBorders>
-          </w:tcPr>
-          <w:p>
-            <w:pPr>
-              <w:spacing w:before="0" w:after="60"/>
-              <w:keepNext/>
-              <w:jc w:val="center"/>
-            </w:pPr>
-            <w:r>
-              <w:rPr>
-                <w:rFonts w:ascii="Calibri" w:hAnsi="Calibri"/>
-                <w:sz w:val="20"/>
-              </w:rPr>
-              <w:t xml:space="default"/>
-            </w:r>
-          </w:p>
-        </w:tc>
-        <w:tc>
-          <w:tcPr>
-            <w:tcBorders>
-              <w:top w:val="single" w:space="0" w:color="D3D3D3"/>
-              <w:bottom w:val="single" w:space="0" w:color="D3D3D3"/>
-              <w:start w:val="single" w:space="0" w:color="D3D3D3"/>
-              <w:end w:val="single" w:space="0" w:color="D3D3D3"/>
-            </w:tcBorders>
-          </w:tcPr>
-          <w:p>
-            <w:pPr>
-              <w:spacing w:before="0" w:after="60"/>
-              <w:keepNext/>
-              <w:jc w:val="center"/>
-            </w:pPr>
-            <w:r>
-              <w:rPr>
-                <w:rFonts w:ascii="Calibri" w:hAnsi="Calibri"/>
-                <w:sz w:val="20"/>
-              </w:rPr>
-              <w:t xml:space="default"/>
-            </w:r>
-          </w:p>
-        </w:tc>
-        <w:tc>
-          <w:tcPr>
-            <w:tcBorders>
-              <w:top w:val="single" w:space="0" w:color="D3D3D3"/>
-              <w:bottom w:val="single" w:space="0" w:color="D3D3D3"/>
-              <w:start w:val="single" w:space="0" w:color="D3D3D3"/>
-              <w:end w:val="single" w:space="0" w:color="D3D3D3"/>
-            </w:tcBorders>
-          </w:tcPr>
-          <w:p>
-            <w:pPr>
-              <w:spacing w:before="0" w:after="60"/>
-              <w:keepNext/>
-              <w:jc w:val="center"/>
-            </w:pPr>
-            <w:r>
-              <w:rPr>
-                <w:rFonts w:ascii="Calibri" w:hAnsi="Calibri"/>
-                <w:sz w:val="20"/>
-              </w:rPr>
-              <w:t xml:space="default"/>
-            </w:r>
-          </w:p>
-        </w:tc>
       </w:tr>
       <w:tr>
         <w:trPr>
@@ -5303,78 +3434,6 @@
             </w:r>
           </w:p>
         </w:tc>
-        <w:tc>
-          <w:tcPr>
-            <w:tcBorders>
-              <w:top w:val="single" w:space="0" w:color="D3D3D3"/>
-              <w:bottom w:val="single" w:space="0" w:color="D3D3D3"/>
-              <w:start w:val="single" w:space="0" w:color="D3D3D3"/>
-              <w:end w:val="single" w:space="0" w:color="D3D3D3"/>
-            </w:tcBorders>
-          </w:tcPr>
-          <w:p>
-            <w:pPr>
-              <w:spacing w:before="0" w:after="60"/>
-              <w:keepNext/>
-              <w:jc w:val="center"/>
-            </w:pPr>
-            <w:r>
-              <w:rPr>
-                <w:rFonts w:ascii="Calibri" w:hAnsi="Calibri"/>
-                <w:sz w:val="20"/>
-              </w:rPr>
-              <w:t xml:space="default"/>
-            </w:r>
-          </w:p>
-        </w:tc>
-        <w:tc>
-          <w:tcPr>
-            <w:tcBorders>
-              <w:top w:val="single" w:space="0" w:color="D3D3D3"/>
-              <w:bottom w:val="single" w:space="0" w:color="D3D3D3"/>
-              <w:start w:val="single" w:space="0" w:color="D3D3D3"/>
-              <w:end w:val="single" w:space="0" w:color="D3D3D3"/>
-            </w:tcBorders>
-          </w:tcPr>
-          <w:p>
-            <w:pPr>
-              <w:spacing w:before="0" w:after="60"/>
-              <w:keepNext/>
-              <w:jc w:val="center"/>
-            </w:pPr>
-            <w:r>
-              <w:rPr>
-                <w:rFonts w:ascii="Calibri" w:hAnsi="Calibri"/>
-                <w:sz w:val="20"/>
-              </w:rPr>
-              <w:t xml:space="default"/>
-            </w:r>
-          </w:p>
-        </w:tc>
-        <w:tc>
-          <w:tcPr>
-            <w:tcBorders>
-              <w:top w:val="single" w:space="0" w:color="D3D3D3"/>
-              <w:bottom w:val="single" w:space="0" w:color="D3D3D3"/>
-              <w:start w:val="single" w:space="0" w:color="D3D3D3"/>
-              <w:end w:val="single" w:space="0" w:color="D3D3D3"/>
-            </w:tcBorders>
-          </w:tcPr>
-          <w:p>
-            <w:pPr>
-              <w:spacing w:before="0" w:after="60"/>
-              <w:keepNext/>
-              <w:jc w:val="center"/>
-            </w:pPr>
-            <w:r>
-              <w:rPr>
-                <w:rFonts w:ascii="Calibri" w:hAnsi="Calibri"/>
-                <w:sz w:val="20"/>
-              </w:rPr>
-              <w:t xml:space="default"/>
-            </w:r>
-          </w:p>
-        </w:tc>
       </w:tr>
       <w:tr>
         <w:trPr>
@@ -5500,78 +3559,6 @@
             </w:r>
           </w:p>
         </w:tc>
-        <w:tc>
-          <w:tcPr>
-            <w:tcBorders>
-              <w:top w:val="single" w:space="0" w:color="D3D3D3"/>
-              <w:bottom w:val="single" w:space="0" w:color="D3D3D3"/>
-              <w:start w:val="single" w:space="0" w:color="D3D3D3"/>
-              <w:end w:val="single" w:space="0" w:color="D3D3D3"/>
-            </w:tcBorders>
-          </w:tcPr>
-          <w:p>
-            <w:pPr>
-              <w:spacing w:before="0" w:after="60"/>
-              <w:keepNext/>
-              <w:jc w:val="center"/>
-            </w:pPr>
-            <w:r>
-              <w:rPr>
-                <w:rFonts w:ascii="Calibri" w:hAnsi="Calibri"/>
-                <w:sz w:val="20"/>
-              </w:rPr>
-              <w:t xml:space="default"/>
-            </w:r>
-          </w:p>
-        </w:tc>
-        <w:tc>
-          <w:tcPr>
-            <w:tcBorders>
-              <w:top w:val="single" w:space="0" w:color="D3D3D3"/>
-              <w:bottom w:val="single" w:space="0" w:color="D3D3D3"/>
-              <w:start w:val="single" w:space="0" w:color="D3D3D3"/>
-              <w:end w:val="single" w:space="0" w:color="D3D3D3"/>
-            </w:tcBorders>
-          </w:tcPr>
-          <w:p>
-            <w:pPr>
-              <w:spacing w:before="0" w:after="60"/>
-              <w:keepNext/>
-              <w:jc w:val="center"/>
-            </w:pPr>
-            <w:r>
-              <w:rPr>
-                <w:rFonts w:ascii="Calibri" w:hAnsi="Calibri"/>
-                <w:sz w:val="20"/>
-              </w:rPr>
-              <w:t xml:space="default"/>
-            </w:r>
-          </w:p>
-        </w:tc>
-        <w:tc>
-          <w:tcPr>
-            <w:tcBorders>
-              <w:top w:val="single" w:space="0" w:color="D3D3D3"/>
-              <w:bottom w:val="single" w:space="0" w:color="D3D3D3"/>
-              <w:start w:val="single" w:space="0" w:color="D3D3D3"/>
-              <w:end w:val="single" w:space="0" w:color="D3D3D3"/>
-            </w:tcBorders>
-          </w:tcPr>
-          <w:p>
-            <w:pPr>
-              <w:spacing w:before="0" w:after="60"/>
-              <w:keepNext/>
-              <w:jc w:val="center"/>
-            </w:pPr>
-            <w:r>
-              <w:rPr>
-                <w:rFonts w:ascii="Calibri" w:hAnsi="Calibri"/>
-                <w:sz w:val="20"/>
-              </w:rPr>
-              <w:t xml:space="default"/>
-            </w:r>
-          </w:p>
-        </w:tc>
       </w:tr>
       <w:tr>
         <w:trPr>
@@ -5697,78 +3684,6 @@
             </w:r>
           </w:p>
         </w:tc>
-        <w:tc>
-          <w:tcPr>
-            <w:tcBorders>
-              <w:top w:val="single" w:space="0" w:color="D3D3D3"/>
-              <w:bottom w:val="single" w:space="0" w:color="D3D3D3"/>
-              <w:start w:val="single" w:space="0" w:color="D3D3D3"/>
-              <w:end w:val="single" w:space="0" w:color="D3D3D3"/>
-            </w:tcBorders>
-          </w:tcPr>
-          <w:p>
-            <w:pPr>
-              <w:spacing w:before="0" w:after="60"/>
-              <w:keepNext/>
-              <w:jc w:val="center"/>
-            </w:pPr>
-            <w:r>
-              <w:rPr>
-                <w:rFonts w:ascii="Calibri" w:hAnsi="Calibri"/>
-                <w:sz w:val="20"/>
-              </w:rPr>
-              <w:t xml:space="default"/>
-            </w:r>
-          </w:p>
-        </w:tc>
-        <w:tc>
-          <w:tcPr>
-            <w:tcBorders>
-              <w:top w:val="single" w:space="0" w:color="D3D3D3"/>
-              <w:bottom w:val="single" w:space="0" w:color="D3D3D3"/>
-              <w:start w:val="single" w:space="0" w:color="D3D3D3"/>
-              <w:end w:val="single" w:space="0" w:color="D3D3D3"/>
-            </w:tcBorders>
-          </w:tcPr>
-          <w:p>
-            <w:pPr>
-              <w:spacing w:before="0" w:after="60"/>
-              <w:keepNext/>
-              <w:jc w:val="center"/>
-            </w:pPr>
-            <w:r>
-              <w:rPr>
-                <w:rFonts w:ascii="Calibri" w:hAnsi="Calibri"/>
-                <w:sz w:val="20"/>
-              </w:rPr>
-              <w:t xml:space="default"/>
-            </w:r>
-          </w:p>
-        </w:tc>
-        <w:tc>
-          <w:tcPr>
-            <w:tcBorders>
-              <w:top w:val="single" w:space="0" w:color="D3D3D3"/>
-              <w:bottom w:val="single" w:space="0" w:color="D3D3D3"/>
-              <w:start w:val="single" w:space="0" w:color="D3D3D3"/>
-              <w:end w:val="single" w:space="0" w:color="D3D3D3"/>
-            </w:tcBorders>
-          </w:tcPr>
-          <w:p>
-            <w:pPr>
-              <w:spacing w:before="0" w:after="60"/>
-              <w:keepNext/>
-              <w:jc w:val="center"/>
-            </w:pPr>
-            <w:r>
-              <w:rPr>
-                <w:rFonts w:ascii="Calibri" w:hAnsi="Calibri"/>
-                <w:sz w:val="20"/>
-              </w:rPr>
-              <w:t xml:space="default"/>
-            </w:r>
-          </w:p>
-        </w:tc>
       </w:tr>
       <w:tr>
         <w:trPr>
@@ -5867,78 +3782,6 @@
                 <w:rFonts w:ascii="Calibri" w:hAnsi="Calibri"/>
                 <w:sz w:val="20"/>
               </w:rPr>
-              <w:t xml:space="default">0·538</w:t>
-            </w:r>
-          </w:p>
-        </w:tc>
-        <w:tc>
-          <w:tcPr>
-            <w:tcBorders>
-              <w:top w:val="single" w:space="0" w:color="D3D3D3"/>
-              <w:bottom w:val="single" w:space="0" w:color="D3D3D3"/>
-              <w:start w:val="single" w:space="0" w:color="D3D3D3"/>
-              <w:end w:val="single" w:space="0" w:color="D3D3D3"/>
-            </w:tcBorders>
-          </w:tcPr>
-          <w:p>
-            <w:pPr>
-              <w:spacing w:before="0" w:after="60"/>
-              <w:keepNext/>
-              <w:jc w:val="center"/>
-            </w:pPr>
-            <w:r>
-              <w:rPr>
-                <w:rFonts w:ascii="Calibri" w:hAnsi="Calibri"/>
-                <w:sz w:val="20"/>
-              </w:rPr>
-              <w:t xml:space="default">0.49, 0.586</w:t>
-            </w:r>
-          </w:p>
-        </w:tc>
-        <w:tc>
-          <w:tcPr>
-            <w:tcBorders>
-              <w:top w:val="single" w:space="0" w:color="D3D3D3"/>
-              <w:bottom w:val="single" w:space="0" w:color="D3D3D3"/>
-              <w:start w:val="single" w:space="0" w:color="D3D3D3"/>
-              <w:end w:val="single" w:space="0" w:color="D3D3D3"/>
-            </w:tcBorders>
-          </w:tcPr>
-          <w:p>
-            <w:pPr>
-              <w:spacing w:before="0" w:after="60"/>
-              <w:keepNext/>
-              <w:jc w:val="center"/>
-            </w:pPr>
-            <w:r>
-              <w:rPr>
-                <w:rFonts w:ascii="Calibri" w:hAnsi="Calibri"/>
-                <w:sz w:val="20"/>
-              </w:rPr>
-              <w:t xml:space="default">1·59</w:t>
-            </w:r>
-          </w:p>
-        </w:tc>
-        <w:tc>
-          <w:tcPr>
-            <w:tcBorders>
-              <w:top w:val="single" w:space="0" w:color="D3D3D3"/>
-              <w:bottom w:val="single" w:space="0" w:color="D3D3D3"/>
-              <w:start w:val="single" w:space="0" w:color="D3D3D3"/>
-              <w:end w:val="single" w:space="0" w:color="D3D3D3"/>
-            </w:tcBorders>
-          </w:tcPr>
-          <w:p>
-            <w:pPr>
-              <w:spacing w:before="0" w:after="60"/>
-              <w:keepNext/>
-              <w:jc w:val="center"/>
-            </w:pPr>
-            <w:r>
-              <w:rPr>
-                <w:rFonts w:ascii="Calibri" w:hAnsi="Calibri"/>
-                <w:sz w:val="20"/>
-              </w:rPr>
               <w:t xml:space="default">0·12</w:t>
             </w:r>
           </w:p>
@@ -6092,78 +3935,6 @@
             </w:r>
           </w:p>
         </w:tc>
-        <w:tc>
-          <w:tcPr>
-            <w:tcBorders>
-              <w:top w:val="single" w:space="0" w:color="D3D3D3"/>
-              <w:bottom w:val="single" w:space="0" w:color="D3D3D3"/>
-              <w:start w:val="single" w:space="0" w:color="D3D3D3"/>
-              <w:end w:val="single" w:space="0" w:color="D3D3D3"/>
-            </w:tcBorders>
-          </w:tcPr>
-          <w:p>
-            <w:pPr>
-              <w:spacing w:before="0" w:after="60"/>
-              <w:keepNext/>
-              <w:jc w:val="center"/>
-            </w:pPr>
-            <w:r>
-              <w:rPr>
-                <w:rFonts w:ascii="Calibri" w:hAnsi="Calibri"/>
-                <w:sz w:val="20"/>
-              </w:rPr>
-              <w:t xml:space="default"/>
-            </w:r>
-          </w:p>
-        </w:tc>
-        <w:tc>
-          <w:tcPr>
-            <w:tcBorders>
-              <w:top w:val="single" w:space="0" w:color="D3D3D3"/>
-              <w:bottom w:val="single" w:space="0" w:color="D3D3D3"/>
-              <w:start w:val="single" w:space="0" w:color="D3D3D3"/>
-              <w:end w:val="single" w:space="0" w:color="D3D3D3"/>
-            </w:tcBorders>
-          </w:tcPr>
-          <w:p>
-            <w:pPr>
-              <w:spacing w:before="0" w:after="60"/>
-              <w:keepNext/>
-              <w:jc w:val="center"/>
-            </w:pPr>
-            <w:r>
-              <w:rPr>
-                <w:rFonts w:ascii="Calibri" w:hAnsi="Calibri"/>
-                <w:sz w:val="20"/>
-              </w:rPr>
-              <w:t xml:space="default"/>
-            </w:r>
-          </w:p>
-        </w:tc>
-        <w:tc>
-          <w:tcPr>
-            <w:tcBorders>
-              <w:top w:val="single" w:space="0" w:color="D3D3D3"/>
-              <w:bottom w:val="single" w:space="0" w:color="D3D3D3"/>
-              <w:start w:val="single" w:space="0" w:color="D3D3D3"/>
-              <w:end w:val="single" w:space="0" w:color="D3D3D3"/>
-            </w:tcBorders>
-          </w:tcPr>
-          <w:p>
-            <w:pPr>
-              <w:spacing w:before="0" w:after="60"/>
-              <w:keepNext/>
-              <w:jc w:val="center"/>
-            </w:pPr>
-            <w:r>
-              <w:rPr>
-                <w:rFonts w:ascii="Calibri" w:hAnsi="Calibri"/>
-                <w:sz w:val="20"/>
-              </w:rPr>
-              <w:t xml:space="default"/>
-            </w:r>
-          </w:p>
-        </w:tc>
       </w:tr>
       <w:tr>
         <w:trPr>
@@ -6289,78 +4060,6 @@
             </w:r>
           </w:p>
         </w:tc>
-        <w:tc>
-          <w:tcPr>
-            <w:tcBorders>
-              <w:top w:val="single" w:space="0" w:color="D3D3D3"/>
-              <w:bottom w:val="single" w:space="0" w:color="D3D3D3"/>
-              <w:start w:val="single" w:space="0" w:color="D3D3D3"/>
-              <w:end w:val="single" w:space="0" w:color="D3D3D3"/>
-            </w:tcBorders>
-          </w:tcPr>
-          <w:p>
-            <w:pPr>
-              <w:spacing w:before="0" w:after="60"/>
-              <w:keepNext/>
-              <w:jc w:val="center"/>
-            </w:pPr>
-            <w:r>
-              <w:rPr>
-                <w:rFonts w:ascii="Calibri" w:hAnsi="Calibri"/>
-                <w:sz w:val="20"/>
-              </w:rPr>
-              <w:t xml:space="default"/>
-            </w:r>
-          </w:p>
-        </w:tc>
-        <w:tc>
-          <w:tcPr>
-            <w:tcBorders>
-              <w:top w:val="single" w:space="0" w:color="D3D3D3"/>
-              <w:bottom w:val="single" w:space="0" w:color="D3D3D3"/>
-              <w:start w:val="single" w:space="0" w:color="D3D3D3"/>
-              <w:end w:val="single" w:space="0" w:color="D3D3D3"/>
-            </w:tcBorders>
-          </w:tcPr>
-          <w:p>
-            <w:pPr>
-              <w:spacing w:before="0" w:after="60"/>
-              <w:keepNext/>
-              <w:jc w:val="center"/>
-            </w:pPr>
-            <w:r>
-              <w:rPr>
-                <w:rFonts w:ascii="Calibri" w:hAnsi="Calibri"/>
-                <w:sz w:val="20"/>
-              </w:rPr>
-              <w:t xml:space="default"/>
-            </w:r>
-          </w:p>
-        </w:tc>
-        <w:tc>
-          <w:tcPr>
-            <w:tcBorders>
-              <w:top w:val="single" w:space="0" w:color="D3D3D3"/>
-              <w:bottom w:val="single" w:space="0" w:color="D3D3D3"/>
-              <w:start w:val="single" w:space="0" w:color="D3D3D3"/>
-              <w:end w:val="single" w:space="0" w:color="D3D3D3"/>
-            </w:tcBorders>
-          </w:tcPr>
-          <w:p>
-            <w:pPr>
-              <w:spacing w:before="0" w:after="60"/>
-              <w:keepNext/>
-              <w:jc w:val="center"/>
-            </w:pPr>
-            <w:r>
-              <w:rPr>
-                <w:rFonts w:ascii="Calibri" w:hAnsi="Calibri"/>
-                <w:sz w:val="20"/>
-              </w:rPr>
-              <w:t xml:space="default"/>
-            </w:r>
-          </w:p>
-        </w:tc>
       </w:tr>
       <w:tr>
         <w:trPr>
@@ -6486,78 +4185,6 @@
             </w:r>
           </w:p>
         </w:tc>
-        <w:tc>
-          <w:tcPr>
-            <w:tcBorders>
-              <w:top w:val="single" w:space="0" w:color="D3D3D3"/>
-              <w:bottom w:val="single" w:space="0" w:color="D3D3D3"/>
-              <w:start w:val="single" w:space="0" w:color="D3D3D3"/>
-              <w:end w:val="single" w:space="0" w:color="D3D3D3"/>
-            </w:tcBorders>
-          </w:tcPr>
-          <w:p>
-            <w:pPr>
-              <w:spacing w:before="0" w:after="60"/>
-              <w:keepNext/>
-              <w:jc w:val="center"/>
-            </w:pPr>
-            <w:r>
-              <w:rPr>
-                <w:rFonts w:ascii="Calibri" w:hAnsi="Calibri"/>
-                <w:sz w:val="20"/>
-              </w:rPr>
-              <w:t xml:space="default"/>
-            </w:r>
-          </w:p>
-        </w:tc>
-        <w:tc>
-          <w:tcPr>
-            <w:tcBorders>
-              <w:top w:val="single" w:space="0" w:color="D3D3D3"/>
-              <w:bottom w:val="single" w:space="0" w:color="D3D3D3"/>
-              <w:start w:val="single" w:space="0" w:color="D3D3D3"/>
-              <w:end w:val="single" w:space="0" w:color="D3D3D3"/>
-            </w:tcBorders>
-          </w:tcPr>
-          <w:p>
-            <w:pPr>
-              <w:spacing w:before="0" w:after="60"/>
-              <w:keepNext/>
-              <w:jc w:val="center"/>
-            </w:pPr>
-            <w:r>
-              <w:rPr>
-                <w:rFonts w:ascii="Calibri" w:hAnsi="Calibri"/>
-                <w:sz w:val="20"/>
-              </w:rPr>
-              <w:t xml:space="default"/>
-            </w:r>
-          </w:p>
-        </w:tc>
-        <w:tc>
-          <w:tcPr>
-            <w:tcBorders>
-              <w:top w:val="single" w:space="0" w:color="D3D3D3"/>
-              <w:bottom w:val="single" w:space="0" w:color="D3D3D3"/>
-              <w:start w:val="single" w:space="0" w:color="D3D3D3"/>
-              <w:end w:val="single" w:space="0" w:color="D3D3D3"/>
-            </w:tcBorders>
-          </w:tcPr>
-          <w:p>
-            <w:pPr>
-              <w:spacing w:before="0" w:after="60"/>
-              <w:keepNext/>
-              <w:jc w:val="center"/>
-            </w:pPr>
-            <w:r>
-              <w:rPr>
-                <w:rFonts w:ascii="Calibri" w:hAnsi="Calibri"/>
-                <w:sz w:val="20"/>
-              </w:rPr>
-              <w:t xml:space="default"/>
-            </w:r>
-          </w:p>
-        </w:tc>
       </w:tr>
       <w:tr>
         <w:trPr>
@@ -6683,78 +4310,6 @@
             </w:r>
           </w:p>
         </w:tc>
-        <w:tc>
-          <w:tcPr>
-            <w:tcBorders>
-              <w:top w:val="single" w:space="0" w:color="D3D3D3"/>
-              <w:bottom w:val="single" w:space="0" w:color="D3D3D3"/>
-              <w:start w:val="single" w:space="0" w:color="D3D3D3"/>
-              <w:end w:val="single" w:space="0" w:color="D3D3D3"/>
-            </w:tcBorders>
-          </w:tcPr>
-          <w:p>
-            <w:pPr>
-              <w:spacing w:before="0" w:after="60"/>
-              <w:keepNext/>
-              <w:jc w:val="center"/>
-            </w:pPr>
-            <w:r>
-              <w:rPr>
-                <w:rFonts w:ascii="Calibri" w:hAnsi="Calibri"/>
-                <w:sz w:val="20"/>
-              </w:rPr>
-              <w:t xml:space="default"/>
-            </w:r>
-          </w:p>
-        </w:tc>
-        <w:tc>
-          <w:tcPr>
-            <w:tcBorders>
-              <w:top w:val="single" w:space="0" w:color="D3D3D3"/>
-              <w:bottom w:val="single" w:space="0" w:color="D3D3D3"/>
-              <w:start w:val="single" w:space="0" w:color="D3D3D3"/>
-              <w:end w:val="single" w:space="0" w:color="D3D3D3"/>
-            </w:tcBorders>
-          </w:tcPr>
-          <w:p>
-            <w:pPr>
-              <w:spacing w:before="0" w:after="60"/>
-              <w:keepNext/>
-              <w:jc w:val="center"/>
-            </w:pPr>
-            <w:r>
-              <w:rPr>
-                <w:rFonts w:ascii="Calibri" w:hAnsi="Calibri"/>
-                <w:sz w:val="20"/>
-              </w:rPr>
-              <w:t xml:space="default"/>
-            </w:r>
-          </w:p>
-        </w:tc>
-        <w:tc>
-          <w:tcPr>
-            <w:tcBorders>
-              <w:top w:val="single" w:space="0" w:color="D3D3D3"/>
-              <w:bottom w:val="single" w:space="0" w:color="D3D3D3"/>
-              <w:start w:val="single" w:space="0" w:color="D3D3D3"/>
-              <w:end w:val="single" w:space="0" w:color="D3D3D3"/>
-            </w:tcBorders>
-          </w:tcPr>
-          <w:p>
-            <w:pPr>
-              <w:spacing w:before="0" w:after="60"/>
-              <w:keepNext/>
-              <w:jc w:val="center"/>
-            </w:pPr>
-            <w:r>
-              <w:rPr>
-                <w:rFonts w:ascii="Calibri" w:hAnsi="Calibri"/>
-                <w:sz w:val="20"/>
-              </w:rPr>
-              <w:t xml:space="default"/>
-            </w:r>
-          </w:p>
-        </w:tc>
       </w:tr>
       <w:tr>
         <w:trPr>
@@ -6853,78 +4408,6 @@
                 <w:rFonts w:ascii="Calibri" w:hAnsi="Calibri"/>
                 <w:sz w:val="20"/>
               </w:rPr>
-              <w:t xml:space="default">0·486</w:t>
-            </w:r>
-          </w:p>
-        </w:tc>
-        <w:tc>
-          <w:tcPr>
-            <w:tcBorders>
-              <w:top w:val="single" w:space="0" w:color="D3D3D3"/>
-              <w:bottom w:val="single" w:space="0" w:color="D3D3D3"/>
-              <w:start w:val="single" w:space="0" w:color="D3D3D3"/>
-              <w:end w:val="single" w:space="0" w:color="D3D3D3"/>
-            </w:tcBorders>
-          </w:tcPr>
-          <w:p>
-            <w:pPr>
-              <w:spacing w:before="0" w:after="60"/>
-              <w:keepNext/>
-              <w:jc w:val="center"/>
-            </w:pPr>
-            <w:r>
-              <w:rPr>
-                <w:rFonts w:ascii="Calibri" w:hAnsi="Calibri"/>
-                <w:sz w:val="20"/>
-              </w:rPr>
-              <w:t xml:space="default">0.437, 0.536</w:t>
-            </w:r>
-          </w:p>
-        </w:tc>
-        <w:tc>
-          <w:tcPr>
-            <w:tcBorders>
-              <w:top w:val="single" w:space="0" w:color="D3D3D3"/>
-              <w:bottom w:val="single" w:space="0" w:color="D3D3D3"/>
-              <w:start w:val="single" w:space="0" w:color="D3D3D3"/>
-              <w:end w:val="single" w:space="0" w:color="D3D3D3"/>
-            </w:tcBorders>
-          </w:tcPr>
-          <w:p>
-            <w:pPr>
-              <w:spacing w:before="0" w:after="60"/>
-              <w:keepNext/>
-              <w:jc w:val="center"/>
-            </w:pPr>
-            <w:r>
-              <w:rPr>
-                <w:rFonts w:ascii="Calibri" w:hAnsi="Calibri"/>
-                <w:sz w:val="20"/>
-              </w:rPr>
-              <w:t xml:space="default">-0·548</w:t>
-            </w:r>
-          </w:p>
-        </w:tc>
-        <w:tc>
-          <w:tcPr>
-            <w:tcBorders>
-              <w:top w:val="single" w:space="0" w:color="D3D3D3"/>
-              <w:bottom w:val="single" w:space="0" w:color="D3D3D3"/>
-              <w:start w:val="single" w:space="0" w:color="D3D3D3"/>
-              <w:end w:val="single" w:space="0" w:color="D3D3D3"/>
-            </w:tcBorders>
-          </w:tcPr>
-          <w:p>
-            <w:pPr>
-              <w:spacing w:before="0" w:after="60"/>
-              <w:keepNext/>
-              <w:jc w:val="center"/>
-            </w:pPr>
-            <w:r>
-              <w:rPr>
-                <w:rFonts w:ascii="Calibri" w:hAnsi="Calibri"/>
-                <w:sz w:val="20"/>
-              </w:rPr>
               <w:t xml:space="default">0·59</w:t>
             </w:r>
           </w:p>
@@ -7078,78 +4561,6 @@
             </w:r>
           </w:p>
         </w:tc>
-        <w:tc>
-          <w:tcPr>
-            <w:tcBorders>
-              <w:top w:val="single" w:space="0" w:color="D3D3D3"/>
-              <w:bottom w:val="single" w:space="0" w:color="D3D3D3"/>
-              <w:start w:val="single" w:space="0" w:color="D3D3D3"/>
-              <w:end w:val="single" w:space="0" w:color="D3D3D3"/>
-            </w:tcBorders>
-          </w:tcPr>
-          <w:p>
-            <w:pPr>
-              <w:spacing w:before="0" w:after="60"/>
-              <w:keepNext/>
-              <w:jc w:val="center"/>
-            </w:pPr>
-            <w:r>
-              <w:rPr>
-                <w:rFonts w:ascii="Calibri" w:hAnsi="Calibri"/>
-                <w:sz w:val="20"/>
-              </w:rPr>
-              <w:t xml:space="default"/>
-            </w:r>
-          </w:p>
-        </w:tc>
-        <w:tc>
-          <w:tcPr>
-            <w:tcBorders>
-              <w:top w:val="single" w:space="0" w:color="D3D3D3"/>
-              <w:bottom w:val="single" w:space="0" w:color="D3D3D3"/>
-              <w:start w:val="single" w:space="0" w:color="D3D3D3"/>
-              <w:end w:val="single" w:space="0" w:color="D3D3D3"/>
-            </w:tcBorders>
-          </w:tcPr>
-          <w:p>
-            <w:pPr>
-              <w:spacing w:before="0" w:after="60"/>
-              <w:keepNext/>
-              <w:jc w:val="center"/>
-            </w:pPr>
-            <w:r>
-              <w:rPr>
-                <w:rFonts w:ascii="Calibri" w:hAnsi="Calibri"/>
-                <w:sz w:val="20"/>
-              </w:rPr>
-              <w:t xml:space="default"/>
-            </w:r>
-          </w:p>
-        </w:tc>
-        <w:tc>
-          <w:tcPr>
-            <w:tcBorders>
-              <w:top w:val="single" w:space="0" w:color="D3D3D3"/>
-              <w:bottom w:val="single" w:space="0" w:color="D3D3D3"/>
-              <w:start w:val="single" w:space="0" w:color="D3D3D3"/>
-              <w:end w:val="single" w:space="0" w:color="D3D3D3"/>
-            </w:tcBorders>
-          </w:tcPr>
-          <w:p>
-            <w:pPr>
-              <w:spacing w:before="0" w:after="60"/>
-              <w:keepNext/>
-              <w:jc w:val="center"/>
-            </w:pPr>
-            <w:r>
-              <w:rPr>
-                <w:rFonts w:ascii="Calibri" w:hAnsi="Calibri"/>
-                <w:sz w:val="20"/>
-              </w:rPr>
-              <w:t xml:space="default"/>
-            </w:r>
-          </w:p>
-        </w:tc>
       </w:tr>
       <w:tr>
         <w:trPr>
@@ -7275,78 +4686,6 @@
             </w:r>
           </w:p>
         </w:tc>
-        <w:tc>
-          <w:tcPr>
-            <w:tcBorders>
-              <w:top w:val="single" w:space="0" w:color="D3D3D3"/>
-              <w:bottom w:val="single" w:space="0" w:color="D3D3D3"/>
-              <w:start w:val="single" w:space="0" w:color="D3D3D3"/>
-              <w:end w:val="single" w:space="0" w:color="D3D3D3"/>
-            </w:tcBorders>
-          </w:tcPr>
-          <w:p>
-            <w:pPr>
-              <w:spacing w:before="0" w:after="60"/>
-              <w:keepNext/>
-              <w:jc w:val="center"/>
-            </w:pPr>
-            <w:r>
-              <w:rPr>
-                <w:rFonts w:ascii="Calibri" w:hAnsi="Calibri"/>
-                <w:sz w:val="20"/>
-              </w:rPr>
-              <w:t xml:space="default"/>
-            </w:r>
-          </w:p>
-        </w:tc>
-        <w:tc>
-          <w:tcPr>
-            <w:tcBorders>
-              <w:top w:val="single" w:space="0" w:color="D3D3D3"/>
-              <w:bottom w:val="single" w:space="0" w:color="D3D3D3"/>
-              <w:start w:val="single" w:space="0" w:color="D3D3D3"/>
-              <w:end w:val="single" w:space="0" w:color="D3D3D3"/>
-            </w:tcBorders>
-          </w:tcPr>
-          <w:p>
-            <w:pPr>
-              <w:spacing w:before="0" w:after="60"/>
-              <w:keepNext/>
-              <w:jc w:val="center"/>
-            </w:pPr>
-            <w:r>
-              <w:rPr>
-                <w:rFonts w:ascii="Calibri" w:hAnsi="Calibri"/>
-                <w:sz w:val="20"/>
-              </w:rPr>
-              <w:t xml:space="default"/>
-            </w:r>
-          </w:p>
-        </w:tc>
-        <w:tc>
-          <w:tcPr>
-            <w:tcBorders>
-              <w:top w:val="single" w:space="0" w:color="D3D3D3"/>
-              <w:bottom w:val="single" w:space="0" w:color="D3D3D3"/>
-              <w:start w:val="single" w:space="0" w:color="D3D3D3"/>
-              <w:end w:val="single" w:space="0" w:color="D3D3D3"/>
-            </w:tcBorders>
-          </w:tcPr>
-          <w:p>
-            <w:pPr>
-              <w:spacing w:before="0" w:after="60"/>
-              <w:keepNext/>
-              <w:jc w:val="center"/>
-            </w:pPr>
-            <w:r>
-              <w:rPr>
-                <w:rFonts w:ascii="Calibri" w:hAnsi="Calibri"/>
-                <w:sz w:val="20"/>
-              </w:rPr>
-              <w:t xml:space="default"/>
-            </w:r>
-          </w:p>
-        </w:tc>
       </w:tr>
       <w:tr>
         <w:trPr>
@@ -7472,78 +4811,6 @@
             </w:r>
           </w:p>
         </w:tc>
-        <w:tc>
-          <w:tcPr>
-            <w:tcBorders>
-              <w:top w:val="single" w:space="0" w:color="D3D3D3"/>
-              <w:bottom w:val="single" w:space="0" w:color="D3D3D3"/>
-              <w:start w:val="single" w:space="0" w:color="D3D3D3"/>
-              <w:end w:val="single" w:space="0" w:color="D3D3D3"/>
-            </w:tcBorders>
-          </w:tcPr>
-          <w:p>
-            <w:pPr>
-              <w:spacing w:before="0" w:after="60"/>
-              <w:keepNext/>
-              <w:jc w:val="center"/>
-            </w:pPr>
-            <w:r>
-              <w:rPr>
-                <w:rFonts w:ascii="Calibri" w:hAnsi="Calibri"/>
-                <w:sz w:val="20"/>
-              </w:rPr>
-              <w:t xml:space="default"/>
-            </w:r>
-          </w:p>
-        </w:tc>
-        <w:tc>
-          <w:tcPr>
-            <w:tcBorders>
-              <w:top w:val="single" w:space="0" w:color="D3D3D3"/>
-              <w:bottom w:val="single" w:space="0" w:color="D3D3D3"/>
-              <w:start w:val="single" w:space="0" w:color="D3D3D3"/>
-              <w:end w:val="single" w:space="0" w:color="D3D3D3"/>
-            </w:tcBorders>
-          </w:tcPr>
-          <w:p>
-            <w:pPr>
-              <w:spacing w:before="0" w:after="60"/>
-              <w:keepNext/>
-              <w:jc w:val="center"/>
-            </w:pPr>
-            <w:r>
-              <w:rPr>
-                <w:rFonts w:ascii="Calibri" w:hAnsi="Calibri"/>
-                <w:sz w:val="20"/>
-              </w:rPr>
-              <w:t xml:space="default"/>
-            </w:r>
-          </w:p>
-        </w:tc>
-        <w:tc>
-          <w:tcPr>
-            <w:tcBorders>
-              <w:top w:val="single" w:space="0" w:color="D3D3D3"/>
-              <w:bottom w:val="single" w:space="0" w:color="D3D3D3"/>
-              <w:start w:val="single" w:space="0" w:color="D3D3D3"/>
-              <w:end w:val="single" w:space="0" w:color="D3D3D3"/>
-            </w:tcBorders>
-          </w:tcPr>
-          <w:p>
-            <w:pPr>
-              <w:spacing w:before="0" w:after="60"/>
-              <w:keepNext/>
-              <w:jc w:val="center"/>
-            </w:pPr>
-            <w:r>
-              <w:rPr>
-                <w:rFonts w:ascii="Calibri" w:hAnsi="Calibri"/>
-                <w:sz w:val="20"/>
-              </w:rPr>
-              <w:t xml:space="default"/>
-            </w:r>
-          </w:p>
-        </w:tc>
       </w:tr>
       <w:tr>
         <w:trPr>
@@ -7669,78 +4936,6 @@
             </w:r>
           </w:p>
         </w:tc>
-        <w:tc>
-          <w:tcPr>
-            <w:tcBorders>
-              <w:top w:val="single" w:space="0" w:color="D3D3D3"/>
-              <w:bottom w:val="single" w:space="0" w:color="D3D3D3"/>
-              <w:start w:val="single" w:space="0" w:color="D3D3D3"/>
-              <w:end w:val="single" w:space="0" w:color="D3D3D3"/>
-            </w:tcBorders>
-          </w:tcPr>
-          <w:p>
-            <w:pPr>
-              <w:spacing w:before="0" w:after="60"/>
-              <w:keepNext/>
-              <w:jc w:val="center"/>
-            </w:pPr>
-            <w:r>
-              <w:rPr>
-                <w:rFonts w:ascii="Calibri" w:hAnsi="Calibri"/>
-                <w:sz w:val="20"/>
-              </w:rPr>
-              <w:t xml:space="default"/>
-            </w:r>
-          </w:p>
-        </w:tc>
-        <w:tc>
-          <w:tcPr>
-            <w:tcBorders>
-              <w:top w:val="single" w:space="0" w:color="D3D3D3"/>
-              <w:bottom w:val="single" w:space="0" w:color="D3D3D3"/>
-              <w:start w:val="single" w:space="0" w:color="D3D3D3"/>
-              <w:end w:val="single" w:space="0" w:color="D3D3D3"/>
-            </w:tcBorders>
-          </w:tcPr>
-          <w:p>
-            <w:pPr>
-              <w:spacing w:before="0" w:after="60"/>
-              <w:keepNext/>
-              <w:jc w:val="center"/>
-            </w:pPr>
-            <w:r>
-              <w:rPr>
-                <w:rFonts w:ascii="Calibri" w:hAnsi="Calibri"/>
-                <w:sz w:val="20"/>
-              </w:rPr>
-              <w:t xml:space="default"/>
-            </w:r>
-          </w:p>
-        </w:tc>
-        <w:tc>
-          <w:tcPr>
-            <w:tcBorders>
-              <w:top w:val="single" w:space="0" w:color="D3D3D3"/>
-              <w:bottom w:val="single" w:space="0" w:color="D3D3D3"/>
-              <w:start w:val="single" w:space="0" w:color="D3D3D3"/>
-              <w:end w:val="single" w:space="0" w:color="D3D3D3"/>
-            </w:tcBorders>
-          </w:tcPr>
-          <w:p>
-            <w:pPr>
-              <w:spacing w:before="0" w:after="60"/>
-              <w:keepNext/>
-              <w:jc w:val="center"/>
-            </w:pPr>
-            <w:r>
-              <w:rPr>
-                <w:rFonts w:ascii="Calibri" w:hAnsi="Calibri"/>
-                <w:sz w:val="20"/>
-              </w:rPr>
-              <w:t xml:space="default"/>
-            </w:r>
-          </w:p>
-        </w:tc>
       </w:tr>
       <w:tr>
         <w:trPr>
@@ -7839,78 +5034,6 @@
                 <w:rFonts w:ascii="Calibri" w:hAnsi="Calibri"/>
                 <w:sz w:val="20"/>
               </w:rPr>
-              <w:t xml:space="default">0·491</w:t>
-            </w:r>
-          </w:p>
-        </w:tc>
-        <w:tc>
-          <w:tcPr>
-            <w:tcBorders>
-              <w:top w:val="single" w:space="0" w:color="D3D3D3"/>
-              <w:bottom w:val="single" w:space="0" w:color="D3D3D3"/>
-              <w:start w:val="single" w:space="0" w:color="D3D3D3"/>
-              <w:end w:val="single" w:space="0" w:color="D3D3D3"/>
-            </w:tcBorders>
-          </w:tcPr>
-          <w:p>
-            <w:pPr>
-              <w:spacing w:before="0" w:after="60"/>
-              <w:keepNext/>
-              <w:jc w:val="center"/>
-            </w:pPr>
-            <w:r>
-              <w:rPr>
-                <w:rFonts w:ascii="Calibri" w:hAnsi="Calibri"/>
-                <w:sz w:val="20"/>
-              </w:rPr>
-              <w:t xml:space="default">0.433, 0.549</w:t>
-            </w:r>
-          </w:p>
-        </w:tc>
-        <w:tc>
-          <w:tcPr>
-            <w:tcBorders>
-              <w:top w:val="single" w:space="0" w:color="D3D3D3"/>
-              <w:bottom w:val="single" w:space="0" w:color="D3D3D3"/>
-              <w:start w:val="single" w:space="0" w:color="D3D3D3"/>
-              <w:end w:val="single" w:space="0" w:color="D3D3D3"/>
-            </w:tcBorders>
-          </w:tcPr>
-          <w:p>
-            <w:pPr>
-              <w:spacing w:before="0" w:after="60"/>
-              <w:keepNext/>
-              <w:jc w:val="center"/>
-            </w:pPr>
-            <w:r>
-              <w:rPr>
-                <w:rFonts w:ascii="Calibri" w:hAnsi="Calibri"/>
-                <w:sz w:val="20"/>
-              </w:rPr>
-              <w:t xml:space="default">-0·308</w:t>
-            </w:r>
-          </w:p>
-        </w:tc>
-        <w:tc>
-          <w:tcPr>
-            <w:tcBorders>
-              <w:top w:val="single" w:space="0" w:color="D3D3D3"/>
-              <w:bottom w:val="single" w:space="0" w:color="D3D3D3"/>
-              <w:start w:val="single" w:space="0" w:color="D3D3D3"/>
-              <w:end w:val="single" w:space="0" w:color="D3D3D3"/>
-            </w:tcBorders>
-          </w:tcPr>
-          <w:p>
-            <w:pPr>
-              <w:spacing w:before="0" w:after="60"/>
-              <w:keepNext/>
-              <w:jc w:val="center"/>
-            </w:pPr>
-            <w:r>
-              <w:rPr>
-                <w:rFonts w:ascii="Calibri" w:hAnsi="Calibri"/>
-                <w:sz w:val="20"/>
-              </w:rPr>
               <w:t xml:space="default">0·76</w:t>
             </w:r>
           </w:p>
@@ -8064,78 +5187,6 @@
             </w:r>
           </w:p>
         </w:tc>
-        <w:tc>
-          <w:tcPr>
-            <w:tcBorders>
-              <w:top w:val="single" w:space="0" w:color="D3D3D3"/>
-              <w:bottom w:val="single" w:space="0" w:color="D3D3D3"/>
-              <w:start w:val="single" w:space="0" w:color="D3D3D3"/>
-              <w:end w:val="single" w:space="0" w:color="D3D3D3"/>
-            </w:tcBorders>
-          </w:tcPr>
-          <w:p>
-            <w:pPr>
-              <w:spacing w:before="0" w:after="60"/>
-              <w:keepNext/>
-              <w:jc w:val="center"/>
-            </w:pPr>
-            <w:r>
-              <w:rPr>
-                <w:rFonts w:ascii="Calibri" w:hAnsi="Calibri"/>
-                <w:sz w:val="20"/>
-              </w:rPr>
-              <w:t xml:space="default"/>
-            </w:r>
-          </w:p>
-        </w:tc>
-        <w:tc>
-          <w:tcPr>
-            <w:tcBorders>
-              <w:top w:val="single" w:space="0" w:color="D3D3D3"/>
-              <w:bottom w:val="single" w:space="0" w:color="D3D3D3"/>
-              <w:start w:val="single" w:space="0" w:color="D3D3D3"/>
-              <w:end w:val="single" w:space="0" w:color="D3D3D3"/>
-            </w:tcBorders>
-          </w:tcPr>
-          <w:p>
-            <w:pPr>
-              <w:spacing w:before="0" w:after="60"/>
-              <w:keepNext/>
-              <w:jc w:val="center"/>
-            </w:pPr>
-            <w:r>
-              <w:rPr>
-                <w:rFonts w:ascii="Calibri" w:hAnsi="Calibri"/>
-                <w:sz w:val="20"/>
-              </w:rPr>
-              <w:t xml:space="default"/>
-            </w:r>
-          </w:p>
-        </w:tc>
-        <w:tc>
-          <w:tcPr>
-            <w:tcBorders>
-              <w:top w:val="single" w:space="0" w:color="D3D3D3"/>
-              <w:bottom w:val="single" w:space="0" w:color="D3D3D3"/>
-              <w:start w:val="single" w:space="0" w:color="D3D3D3"/>
-              <w:end w:val="single" w:space="0" w:color="D3D3D3"/>
-            </w:tcBorders>
-          </w:tcPr>
-          <w:p>
-            <w:pPr>
-              <w:spacing w:before="0" w:after="60"/>
-              <w:keepNext/>
-              <w:jc w:val="center"/>
-            </w:pPr>
-            <w:r>
-              <w:rPr>
-                <w:rFonts w:ascii="Calibri" w:hAnsi="Calibri"/>
-                <w:sz w:val="20"/>
-              </w:rPr>
-              <w:t xml:space="default"/>
-            </w:r>
-          </w:p>
-        </w:tc>
       </w:tr>
       <w:tr>
         <w:trPr>
@@ -8261,78 +5312,6 @@
             </w:r>
           </w:p>
         </w:tc>
-        <w:tc>
-          <w:tcPr>
-            <w:tcBorders>
-              <w:top w:val="single" w:space="0" w:color="D3D3D3"/>
-              <w:bottom w:val="single" w:space="0" w:color="D3D3D3"/>
-              <w:start w:val="single" w:space="0" w:color="D3D3D3"/>
-              <w:end w:val="single" w:space="0" w:color="D3D3D3"/>
-            </w:tcBorders>
-          </w:tcPr>
-          <w:p>
-            <w:pPr>
-              <w:spacing w:before="0" w:after="60"/>
-              <w:keepNext/>
-              <w:jc w:val="center"/>
-            </w:pPr>
-            <w:r>
-              <w:rPr>
-                <w:rFonts w:ascii="Calibri" w:hAnsi="Calibri"/>
-                <w:sz w:val="20"/>
-              </w:rPr>
-              <w:t xml:space="default"/>
-            </w:r>
-          </w:p>
-        </w:tc>
-        <w:tc>
-          <w:tcPr>
-            <w:tcBorders>
-              <w:top w:val="single" w:space="0" w:color="D3D3D3"/>
-              <w:bottom w:val="single" w:space="0" w:color="D3D3D3"/>
-              <w:start w:val="single" w:space="0" w:color="D3D3D3"/>
-              <w:end w:val="single" w:space="0" w:color="D3D3D3"/>
-            </w:tcBorders>
-          </w:tcPr>
-          <w:p>
-            <w:pPr>
-              <w:spacing w:before="0" w:after="60"/>
-              <w:keepNext/>
-              <w:jc w:val="center"/>
-            </w:pPr>
-            <w:r>
-              <w:rPr>
-                <w:rFonts w:ascii="Calibri" w:hAnsi="Calibri"/>
-                <w:sz w:val="20"/>
-              </w:rPr>
-              <w:t xml:space="default"/>
-            </w:r>
-          </w:p>
-        </w:tc>
-        <w:tc>
-          <w:tcPr>
-            <w:tcBorders>
-              <w:top w:val="single" w:space="0" w:color="D3D3D3"/>
-              <w:bottom w:val="single" w:space="0" w:color="D3D3D3"/>
-              <w:start w:val="single" w:space="0" w:color="D3D3D3"/>
-              <w:end w:val="single" w:space="0" w:color="D3D3D3"/>
-            </w:tcBorders>
-          </w:tcPr>
-          <w:p>
-            <w:pPr>
-              <w:spacing w:before="0" w:after="60"/>
-              <w:keepNext/>
-              <w:jc w:val="center"/>
-            </w:pPr>
-            <w:r>
-              <w:rPr>
-                <w:rFonts w:ascii="Calibri" w:hAnsi="Calibri"/>
-                <w:sz w:val="20"/>
-              </w:rPr>
-              <w:t xml:space="default"/>
-            </w:r>
-          </w:p>
-        </w:tc>
       </w:tr>
       <w:tr>
         <w:trPr>
@@ -8458,78 +5437,6 @@
             </w:r>
           </w:p>
         </w:tc>
-        <w:tc>
-          <w:tcPr>
-            <w:tcBorders>
-              <w:top w:val="single" w:space="0" w:color="D3D3D3"/>
-              <w:bottom w:val="single" w:space="0" w:color="D3D3D3"/>
-              <w:start w:val="single" w:space="0" w:color="D3D3D3"/>
-              <w:end w:val="single" w:space="0" w:color="D3D3D3"/>
-            </w:tcBorders>
-          </w:tcPr>
-          <w:p>
-            <w:pPr>
-              <w:spacing w:before="0" w:after="60"/>
-              <w:keepNext/>
-              <w:jc w:val="center"/>
-            </w:pPr>
-            <w:r>
-              <w:rPr>
-                <w:rFonts w:ascii="Calibri" w:hAnsi="Calibri"/>
-                <w:sz w:val="20"/>
-              </w:rPr>
-              <w:t xml:space="default"/>
-            </w:r>
-          </w:p>
-        </w:tc>
-        <w:tc>
-          <w:tcPr>
-            <w:tcBorders>
-              <w:top w:val="single" w:space="0" w:color="D3D3D3"/>
-              <w:bottom w:val="single" w:space="0" w:color="D3D3D3"/>
-              <w:start w:val="single" w:space="0" w:color="D3D3D3"/>
-              <w:end w:val="single" w:space="0" w:color="D3D3D3"/>
-            </w:tcBorders>
-          </w:tcPr>
-          <w:p>
-            <w:pPr>
-              <w:spacing w:before="0" w:after="60"/>
-              <w:keepNext/>
-              <w:jc w:val="center"/>
-            </w:pPr>
-            <w:r>
-              <w:rPr>
-                <w:rFonts w:ascii="Calibri" w:hAnsi="Calibri"/>
-                <w:sz w:val="20"/>
-              </w:rPr>
-              <w:t xml:space="default"/>
-            </w:r>
-          </w:p>
-        </w:tc>
-        <w:tc>
-          <w:tcPr>
-            <w:tcBorders>
-              <w:top w:val="single" w:space="0" w:color="D3D3D3"/>
-              <w:bottom w:val="single" w:space="0" w:color="D3D3D3"/>
-              <w:start w:val="single" w:space="0" w:color="D3D3D3"/>
-              <w:end w:val="single" w:space="0" w:color="D3D3D3"/>
-            </w:tcBorders>
-          </w:tcPr>
-          <w:p>
-            <w:pPr>
-              <w:spacing w:before="0" w:after="60"/>
-              <w:keepNext/>
-              <w:jc w:val="center"/>
-            </w:pPr>
-            <w:r>
-              <w:rPr>
-                <w:rFonts w:ascii="Calibri" w:hAnsi="Calibri"/>
-                <w:sz w:val="20"/>
-              </w:rPr>
-              <w:t xml:space="default"/>
-            </w:r>
-          </w:p>
-        </w:tc>
       </w:tr>
       <w:tr>
         <w:trPr>
@@ -8655,78 +5562,6 @@
             </w:r>
           </w:p>
         </w:tc>
-        <w:tc>
-          <w:tcPr>
-            <w:tcBorders>
-              <w:top w:val="single" w:space="0" w:color="D3D3D3"/>
-              <w:bottom w:val="single" w:space="0" w:color="D3D3D3"/>
-              <w:start w:val="single" w:space="0" w:color="D3D3D3"/>
-              <w:end w:val="single" w:space="0" w:color="D3D3D3"/>
-            </w:tcBorders>
-          </w:tcPr>
-          <w:p>
-            <w:pPr>
-              <w:spacing w:before="0" w:after="60"/>
-              <w:keepNext/>
-              <w:jc w:val="center"/>
-            </w:pPr>
-            <w:r>
-              <w:rPr>
-                <w:rFonts w:ascii="Calibri" w:hAnsi="Calibri"/>
-                <w:sz w:val="20"/>
-              </w:rPr>
-              <w:t xml:space="default"/>
-            </w:r>
-          </w:p>
-        </w:tc>
-        <w:tc>
-          <w:tcPr>
-            <w:tcBorders>
-              <w:top w:val="single" w:space="0" w:color="D3D3D3"/>
-              <w:bottom w:val="single" w:space="0" w:color="D3D3D3"/>
-              <w:start w:val="single" w:space="0" w:color="D3D3D3"/>
-              <w:end w:val="single" w:space="0" w:color="D3D3D3"/>
-            </w:tcBorders>
-          </w:tcPr>
-          <w:p>
-            <w:pPr>
-              <w:spacing w:before="0" w:after="60"/>
-              <w:keepNext/>
-              <w:jc w:val="center"/>
-            </w:pPr>
-            <w:r>
-              <w:rPr>
-                <w:rFonts w:ascii="Calibri" w:hAnsi="Calibri"/>
-                <w:sz w:val="20"/>
-              </w:rPr>
-              <w:t xml:space="default"/>
-            </w:r>
-          </w:p>
-        </w:tc>
-        <w:tc>
-          <w:tcPr>
-            <w:tcBorders>
-              <w:top w:val="single" w:space="0" w:color="D3D3D3"/>
-              <w:bottom w:val="single" w:space="0" w:color="D3D3D3"/>
-              <w:start w:val="single" w:space="0" w:color="D3D3D3"/>
-              <w:end w:val="single" w:space="0" w:color="D3D3D3"/>
-            </w:tcBorders>
-          </w:tcPr>
-          <w:p>
-            <w:pPr>
-              <w:spacing w:before="0" w:after="60"/>
-              <w:keepNext/>
-              <w:jc w:val="center"/>
-            </w:pPr>
-            <w:r>
-              <w:rPr>
-                <w:rFonts w:ascii="Calibri" w:hAnsi="Calibri"/>
-                <w:sz w:val="20"/>
-              </w:rPr>
-              <w:t xml:space="default"/>
-            </w:r>
-          </w:p>
-        </w:tc>
       </w:tr>
       <w:tr>
         <w:trPr>
@@ -8825,78 +5660,6 @@
                 <w:rFonts w:ascii="Calibri" w:hAnsi="Calibri"/>
                 <w:sz w:val="20"/>
               </w:rPr>
-              <w:t xml:space="default">0·505</w:t>
-            </w:r>
-          </w:p>
-        </w:tc>
-        <w:tc>
-          <w:tcPr>
-            <w:tcBorders>
-              <w:top w:val="single" w:space="0" w:color="D3D3D3"/>
-              <w:bottom w:val="single" w:space="0" w:color="D3D3D3"/>
-              <w:start w:val="single" w:space="0" w:color="D3D3D3"/>
-              <w:end w:val="single" w:space="0" w:color="D3D3D3"/>
-            </w:tcBorders>
-          </w:tcPr>
-          <w:p>
-            <w:pPr>
-              <w:spacing w:before="0" w:after="60"/>
-              <w:keepNext/>
-              <w:jc w:val="center"/>
-            </w:pPr>
-            <w:r>
-              <w:rPr>
-                <w:rFonts w:ascii="Calibri" w:hAnsi="Calibri"/>
-                <w:sz w:val="20"/>
-              </w:rPr>
-              <w:t xml:space="default">0.463, 0.546</w:t>
-            </w:r>
-          </w:p>
-        </w:tc>
-        <w:tc>
-          <w:tcPr>
-            <w:tcBorders>
-              <w:top w:val="single" w:space="0" w:color="D3D3D3"/>
-              <w:bottom w:val="single" w:space="0" w:color="D3D3D3"/>
-              <w:start w:val="single" w:space="0" w:color="D3D3D3"/>
-              <w:end w:val="single" w:space="0" w:color="D3D3D3"/>
-            </w:tcBorders>
-          </w:tcPr>
-          <w:p>
-            <w:pPr>
-              <w:spacing w:before="0" w:after="60"/>
-              <w:keepNext/>
-              <w:jc w:val="center"/>
-            </w:pPr>
-            <w:r>
-              <w:rPr>
-                <w:rFonts w:ascii="Calibri" w:hAnsi="Calibri"/>
-                <w:sz w:val="20"/>
-              </w:rPr>
-              <w:t xml:space="default">0·233</w:t>
-            </w:r>
-          </w:p>
-        </w:tc>
-        <w:tc>
-          <w:tcPr>
-            <w:tcBorders>
-              <w:top w:val="single" w:space="0" w:color="D3D3D3"/>
-              <w:bottom w:val="single" w:space="0" w:color="D3D3D3"/>
-              <w:start w:val="single" w:space="0" w:color="D3D3D3"/>
-              <w:end w:val="single" w:space="0" w:color="D3D3D3"/>
-            </w:tcBorders>
-          </w:tcPr>
-          <w:p>
-            <w:pPr>
-              <w:spacing w:before="0" w:after="60"/>
-              <w:keepNext/>
-              <w:jc w:val="center"/>
-            </w:pPr>
-            <w:r>
-              <w:rPr>
-                <w:rFonts w:ascii="Calibri" w:hAnsi="Calibri"/>
-                <w:sz w:val="20"/>
-              </w:rPr>
               <w:t xml:space="default">0·82</w:t>
             </w:r>
           </w:p>
@@ -9050,78 +5813,6 @@
             </w:r>
           </w:p>
         </w:tc>
-        <w:tc>
-          <w:tcPr>
-            <w:tcBorders>
-              <w:top w:val="single" w:space="0" w:color="D3D3D3"/>
-              <w:bottom w:val="single" w:space="0" w:color="D3D3D3"/>
-              <w:start w:val="single" w:space="0" w:color="D3D3D3"/>
-              <w:end w:val="single" w:space="0" w:color="D3D3D3"/>
-            </w:tcBorders>
-          </w:tcPr>
-          <w:p>
-            <w:pPr>
-              <w:spacing w:before="0" w:after="60"/>
-              <w:keepNext/>
-              <w:jc w:val="center"/>
-            </w:pPr>
-            <w:r>
-              <w:rPr>
-                <w:rFonts w:ascii="Calibri" w:hAnsi="Calibri"/>
-                <w:sz w:val="20"/>
-              </w:rPr>
-              <w:t xml:space="default"/>
-            </w:r>
-          </w:p>
-        </w:tc>
-        <w:tc>
-          <w:tcPr>
-            <w:tcBorders>
-              <w:top w:val="single" w:space="0" w:color="D3D3D3"/>
-              <w:bottom w:val="single" w:space="0" w:color="D3D3D3"/>
-              <w:start w:val="single" w:space="0" w:color="D3D3D3"/>
-              <w:end w:val="single" w:space="0" w:color="D3D3D3"/>
-            </w:tcBorders>
-          </w:tcPr>
-          <w:p>
-            <w:pPr>
-              <w:spacing w:before="0" w:after="60"/>
-              <w:keepNext/>
-              <w:jc w:val="center"/>
-            </w:pPr>
-            <w:r>
-              <w:rPr>
-                <w:rFonts w:ascii="Calibri" w:hAnsi="Calibri"/>
-                <w:sz w:val="20"/>
-              </w:rPr>
-              <w:t xml:space="default"/>
-            </w:r>
-          </w:p>
-        </w:tc>
-        <w:tc>
-          <w:tcPr>
-            <w:tcBorders>
-              <w:top w:val="single" w:space="0" w:color="D3D3D3"/>
-              <w:bottom w:val="single" w:space="0" w:color="D3D3D3"/>
-              <w:start w:val="single" w:space="0" w:color="D3D3D3"/>
-              <w:end w:val="single" w:space="0" w:color="D3D3D3"/>
-            </w:tcBorders>
-          </w:tcPr>
-          <w:p>
-            <w:pPr>
-              <w:spacing w:before="0" w:after="60"/>
-              <w:keepNext/>
-              <w:jc w:val="center"/>
-            </w:pPr>
-            <w:r>
-              <w:rPr>
-                <w:rFonts w:ascii="Calibri" w:hAnsi="Calibri"/>
-                <w:sz w:val="20"/>
-              </w:rPr>
-              <w:t xml:space="default"/>
-            </w:r>
-          </w:p>
-        </w:tc>
       </w:tr>
       <w:tr>
         <w:trPr>
@@ -9247,78 +5938,6 @@
             </w:r>
           </w:p>
         </w:tc>
-        <w:tc>
-          <w:tcPr>
-            <w:tcBorders>
-              <w:top w:val="single" w:space="0" w:color="D3D3D3"/>
-              <w:bottom w:val="single" w:space="0" w:color="D3D3D3"/>
-              <w:start w:val="single" w:space="0" w:color="D3D3D3"/>
-              <w:end w:val="single" w:space="0" w:color="D3D3D3"/>
-            </w:tcBorders>
-          </w:tcPr>
-          <w:p>
-            <w:pPr>
-              <w:spacing w:before="0" w:after="60"/>
-              <w:keepNext/>
-              <w:jc w:val="center"/>
-            </w:pPr>
-            <w:r>
-              <w:rPr>
-                <w:rFonts w:ascii="Calibri" w:hAnsi="Calibri"/>
-                <w:sz w:val="20"/>
-              </w:rPr>
-              <w:t xml:space="default"/>
-            </w:r>
-          </w:p>
-        </w:tc>
-        <w:tc>
-          <w:tcPr>
-            <w:tcBorders>
-              <w:top w:val="single" w:space="0" w:color="D3D3D3"/>
-              <w:bottom w:val="single" w:space="0" w:color="D3D3D3"/>
-              <w:start w:val="single" w:space="0" w:color="D3D3D3"/>
-              <w:end w:val="single" w:space="0" w:color="D3D3D3"/>
-            </w:tcBorders>
-          </w:tcPr>
-          <w:p>
-            <w:pPr>
-              <w:spacing w:before="0" w:after="60"/>
-              <w:keepNext/>
-              <w:jc w:val="center"/>
-            </w:pPr>
-            <w:r>
-              <w:rPr>
-                <w:rFonts w:ascii="Calibri" w:hAnsi="Calibri"/>
-                <w:sz w:val="20"/>
-              </w:rPr>
-              <w:t xml:space="default"/>
-            </w:r>
-          </w:p>
-        </w:tc>
-        <w:tc>
-          <w:tcPr>
-            <w:tcBorders>
-              <w:top w:val="single" w:space="0" w:color="D3D3D3"/>
-              <w:bottom w:val="single" w:space="0" w:color="D3D3D3"/>
-              <w:start w:val="single" w:space="0" w:color="D3D3D3"/>
-              <w:end w:val="single" w:space="0" w:color="D3D3D3"/>
-            </w:tcBorders>
-          </w:tcPr>
-          <w:p>
-            <w:pPr>
-              <w:spacing w:before="0" w:after="60"/>
-              <w:keepNext/>
-              <w:jc w:val="center"/>
-            </w:pPr>
-            <w:r>
-              <w:rPr>
-                <w:rFonts w:ascii="Calibri" w:hAnsi="Calibri"/>
-                <w:sz w:val="20"/>
-              </w:rPr>
-              <w:t xml:space="default"/>
-            </w:r>
-          </w:p>
-        </w:tc>
       </w:tr>
       <w:tr>
         <w:trPr>
@@ -9444,78 +6063,6 @@
             </w:r>
           </w:p>
         </w:tc>
-        <w:tc>
-          <w:tcPr>
-            <w:tcBorders>
-              <w:top w:val="single" w:space="0" w:color="D3D3D3"/>
-              <w:bottom w:val="single" w:space="0" w:color="D3D3D3"/>
-              <w:start w:val="single" w:space="0" w:color="D3D3D3"/>
-              <w:end w:val="single" w:space="0" w:color="D3D3D3"/>
-            </w:tcBorders>
-          </w:tcPr>
-          <w:p>
-            <w:pPr>
-              <w:spacing w:before="0" w:after="60"/>
-              <w:keepNext/>
-              <w:jc w:val="center"/>
-            </w:pPr>
-            <w:r>
-              <w:rPr>
-                <w:rFonts w:ascii="Calibri" w:hAnsi="Calibri"/>
-                <w:sz w:val="20"/>
-              </w:rPr>
-              <w:t xml:space="default"/>
-            </w:r>
-          </w:p>
-        </w:tc>
-        <w:tc>
-          <w:tcPr>
-            <w:tcBorders>
-              <w:top w:val="single" w:space="0" w:color="D3D3D3"/>
-              <w:bottom w:val="single" w:space="0" w:color="D3D3D3"/>
-              <w:start w:val="single" w:space="0" w:color="D3D3D3"/>
-              <w:end w:val="single" w:space="0" w:color="D3D3D3"/>
-            </w:tcBorders>
-          </w:tcPr>
-          <w:p>
-            <w:pPr>
-              <w:spacing w:before="0" w:after="60"/>
-              <w:keepNext/>
-              <w:jc w:val="center"/>
-            </w:pPr>
-            <w:r>
-              <w:rPr>
-                <w:rFonts w:ascii="Calibri" w:hAnsi="Calibri"/>
-                <w:sz w:val="20"/>
-              </w:rPr>
-              <w:t xml:space="default"/>
-            </w:r>
-          </w:p>
-        </w:tc>
-        <w:tc>
-          <w:tcPr>
-            <w:tcBorders>
-              <w:top w:val="single" w:space="0" w:color="D3D3D3"/>
-              <w:bottom w:val="single" w:space="0" w:color="D3D3D3"/>
-              <w:start w:val="single" w:space="0" w:color="D3D3D3"/>
-              <w:end w:val="single" w:space="0" w:color="D3D3D3"/>
-            </w:tcBorders>
-          </w:tcPr>
-          <w:p>
-            <w:pPr>
-              <w:spacing w:before="0" w:after="60"/>
-              <w:keepNext/>
-              <w:jc w:val="center"/>
-            </w:pPr>
-            <w:r>
-              <w:rPr>
-                <w:rFonts w:ascii="Calibri" w:hAnsi="Calibri"/>
-                <w:sz w:val="20"/>
-              </w:rPr>
-              <w:t xml:space="default"/>
-            </w:r>
-          </w:p>
-        </w:tc>
       </w:tr>
       <w:tr>
         <w:trPr>
@@ -9641,78 +6188,6 @@
             </w:r>
           </w:p>
         </w:tc>
-        <w:tc>
-          <w:tcPr>
-            <w:tcBorders>
-              <w:top w:val="single" w:space="0" w:color="D3D3D3"/>
-              <w:bottom w:val="single" w:space="0" w:color="D3D3D3"/>
-              <w:start w:val="single" w:space="0" w:color="D3D3D3"/>
-              <w:end w:val="single" w:space="0" w:color="D3D3D3"/>
-            </w:tcBorders>
-          </w:tcPr>
-          <w:p>
-            <w:pPr>
-              <w:spacing w:before="0" w:after="60"/>
-              <w:keepNext/>
-              <w:jc w:val="center"/>
-            </w:pPr>
-            <w:r>
-              <w:rPr>
-                <w:rFonts w:ascii="Calibri" w:hAnsi="Calibri"/>
-                <w:sz w:val="20"/>
-              </w:rPr>
-              <w:t xml:space="default"/>
-            </w:r>
-          </w:p>
-        </w:tc>
-        <w:tc>
-          <w:tcPr>
-            <w:tcBorders>
-              <w:top w:val="single" w:space="0" w:color="D3D3D3"/>
-              <w:bottom w:val="single" w:space="0" w:color="D3D3D3"/>
-              <w:start w:val="single" w:space="0" w:color="D3D3D3"/>
-              <w:end w:val="single" w:space="0" w:color="D3D3D3"/>
-            </w:tcBorders>
-          </w:tcPr>
-          <w:p>
-            <w:pPr>
-              <w:spacing w:before="0" w:after="60"/>
-              <w:keepNext/>
-              <w:jc w:val="center"/>
-            </w:pPr>
-            <w:r>
-              <w:rPr>
-                <w:rFonts w:ascii="Calibri" w:hAnsi="Calibri"/>
-                <w:sz w:val="20"/>
-              </w:rPr>
-              <w:t xml:space="default"/>
-            </w:r>
-          </w:p>
-        </w:tc>
-        <w:tc>
-          <w:tcPr>
-            <w:tcBorders>
-              <w:top w:val="single" w:space="0" w:color="D3D3D3"/>
-              <w:bottom w:val="single" w:space="0" w:color="D3D3D3"/>
-              <w:start w:val="single" w:space="0" w:color="D3D3D3"/>
-              <w:end w:val="single" w:space="0" w:color="D3D3D3"/>
-            </w:tcBorders>
-          </w:tcPr>
-          <w:p>
-            <w:pPr>
-              <w:spacing w:before="0" w:after="60"/>
-              <w:keepNext/>
-              <w:jc w:val="center"/>
-            </w:pPr>
-            <w:r>
-              <w:rPr>
-                <w:rFonts w:ascii="Calibri" w:hAnsi="Calibri"/>
-                <w:sz w:val="20"/>
-              </w:rPr>
-              <w:t xml:space="default"/>
-            </w:r>
-          </w:p>
-        </w:tc>
       </w:tr>
       <w:tr>
         <w:trPr>
@@ -9811,78 +6286,6 @@
                 <w:rFonts w:ascii="Calibri" w:hAnsi="Calibri"/>
                 <w:sz w:val="20"/>
               </w:rPr>
-              <w:t xml:space="default">0·480</w:t>
-            </w:r>
-          </w:p>
-        </w:tc>
-        <w:tc>
-          <w:tcPr>
-            <w:tcBorders>
-              <w:top w:val="single" w:space="0" w:color="D3D3D3"/>
-              <w:bottom w:val="single" w:space="0" w:color="D3D3D3"/>
-              <w:start w:val="single" w:space="0" w:color="D3D3D3"/>
-              <w:end w:val="single" w:space="0" w:color="D3D3D3"/>
-            </w:tcBorders>
-          </w:tcPr>
-          <w:p>
-            <w:pPr>
-              <w:spacing w:before="0" w:after="60"/>
-              <w:keepNext/>
-              <w:jc w:val="center"/>
-            </w:pPr>
-            <w:r>
-              <w:rPr>
-                <w:rFonts w:ascii="Calibri" w:hAnsi="Calibri"/>
-                <w:sz w:val="20"/>
-              </w:rPr>
-              <w:t xml:space="default">0.427, 0.532</w:t>
-            </w:r>
-          </w:p>
-        </w:tc>
-        <w:tc>
-          <w:tcPr>
-            <w:tcBorders>
-              <w:top w:val="single" w:space="0" w:color="D3D3D3"/>
-              <w:bottom w:val="single" w:space="0" w:color="D3D3D3"/>
-              <w:start w:val="single" w:space="0" w:color="D3D3D3"/>
-              <w:end w:val="single" w:space="0" w:color="D3D3D3"/>
-            </w:tcBorders>
-          </w:tcPr>
-          <w:p>
-            <w:pPr>
-              <w:spacing w:before="0" w:after="60"/>
-              <w:keepNext/>
-              <w:jc w:val="center"/>
-            </w:pPr>
-            <w:r>
-              <w:rPr>
-                <w:rFonts w:ascii="Calibri" w:hAnsi="Calibri"/>
-                <w:sz w:val="20"/>
-              </w:rPr>
-              <w:t xml:space="default">-0·775</w:t>
-            </w:r>
-          </w:p>
-        </w:tc>
-        <w:tc>
-          <w:tcPr>
-            <w:tcBorders>
-              <w:top w:val="single" w:space="0" w:color="D3D3D3"/>
-              <w:bottom w:val="single" w:space="0" w:color="D3D3D3"/>
-              <w:start w:val="single" w:space="0" w:color="D3D3D3"/>
-              <w:end w:val="single" w:space="0" w:color="D3D3D3"/>
-            </w:tcBorders>
-          </w:tcPr>
-          <w:p>
-            <w:pPr>
-              <w:spacing w:before="0" w:after="60"/>
-              <w:keepNext/>
-              <w:jc w:val="center"/>
-            </w:pPr>
-            <w:r>
-              <w:rPr>
-                <w:rFonts w:ascii="Calibri" w:hAnsi="Calibri"/>
-                <w:sz w:val="20"/>
-              </w:rPr>
               <w:t xml:space="default">0·44</w:t>
             </w:r>
           </w:p>
@@ -10036,78 +6439,6 @@
             </w:r>
           </w:p>
         </w:tc>
-        <w:tc>
-          <w:tcPr>
-            <w:tcBorders>
-              <w:top w:val="single" w:space="0" w:color="D3D3D3"/>
-              <w:bottom w:val="single" w:space="0" w:color="D3D3D3"/>
-              <w:start w:val="single" w:space="0" w:color="D3D3D3"/>
-              <w:end w:val="single" w:space="0" w:color="D3D3D3"/>
-            </w:tcBorders>
-          </w:tcPr>
-          <w:p>
-            <w:pPr>
-              <w:spacing w:before="0" w:after="60"/>
-              <w:keepNext/>
-              <w:jc w:val="center"/>
-            </w:pPr>
-            <w:r>
-              <w:rPr>
-                <w:rFonts w:ascii="Calibri" w:hAnsi="Calibri"/>
-                <w:sz w:val="20"/>
-              </w:rPr>
-              <w:t xml:space="default"/>
-            </w:r>
-          </w:p>
-        </w:tc>
-        <w:tc>
-          <w:tcPr>
-            <w:tcBorders>
-              <w:top w:val="single" w:space="0" w:color="D3D3D3"/>
-              <w:bottom w:val="single" w:space="0" w:color="D3D3D3"/>
-              <w:start w:val="single" w:space="0" w:color="D3D3D3"/>
-              <w:end w:val="single" w:space="0" w:color="D3D3D3"/>
-            </w:tcBorders>
-          </w:tcPr>
-          <w:p>
-            <w:pPr>
-              <w:spacing w:before="0" w:after="60"/>
-              <w:keepNext/>
-              <w:jc w:val="center"/>
-            </w:pPr>
-            <w:r>
-              <w:rPr>
-                <w:rFonts w:ascii="Calibri" w:hAnsi="Calibri"/>
-                <w:sz w:val="20"/>
-              </w:rPr>
-              <w:t xml:space="default"/>
-            </w:r>
-          </w:p>
-        </w:tc>
-        <w:tc>
-          <w:tcPr>
-            <w:tcBorders>
-              <w:top w:val="single" w:space="0" w:color="D3D3D3"/>
-              <w:bottom w:val="single" w:space="0" w:color="D3D3D3"/>
-              <w:start w:val="single" w:space="0" w:color="D3D3D3"/>
-              <w:end w:val="single" w:space="0" w:color="D3D3D3"/>
-            </w:tcBorders>
-          </w:tcPr>
-          <w:p>
-            <w:pPr>
-              <w:spacing w:before="0" w:after="60"/>
-              <w:keepNext/>
-              <w:jc w:val="center"/>
-            </w:pPr>
-            <w:r>
-              <w:rPr>
-                <w:rFonts w:ascii="Calibri" w:hAnsi="Calibri"/>
-                <w:sz w:val="20"/>
-              </w:rPr>
-              <w:t xml:space="default"/>
-            </w:r>
-          </w:p>
-        </w:tc>
       </w:tr>
       <w:tr>
         <w:trPr>
@@ -10233,78 +6564,6 @@
             </w:r>
           </w:p>
         </w:tc>
-        <w:tc>
-          <w:tcPr>
-            <w:tcBorders>
-              <w:top w:val="single" w:space="0" w:color="D3D3D3"/>
-              <w:bottom w:val="single" w:space="0" w:color="D3D3D3"/>
-              <w:start w:val="single" w:space="0" w:color="D3D3D3"/>
-              <w:end w:val="single" w:space="0" w:color="D3D3D3"/>
-            </w:tcBorders>
-          </w:tcPr>
-          <w:p>
-            <w:pPr>
-              <w:spacing w:before="0" w:after="60"/>
-              <w:keepNext/>
-              <w:jc w:val="center"/>
-            </w:pPr>
-            <w:r>
-              <w:rPr>
-                <w:rFonts w:ascii="Calibri" w:hAnsi="Calibri"/>
-                <w:sz w:val="20"/>
-              </w:rPr>
-              <w:t xml:space="default"/>
-            </w:r>
-          </w:p>
-        </w:tc>
-        <w:tc>
-          <w:tcPr>
-            <w:tcBorders>
-              <w:top w:val="single" w:space="0" w:color="D3D3D3"/>
-              <w:bottom w:val="single" w:space="0" w:color="D3D3D3"/>
-              <w:start w:val="single" w:space="0" w:color="D3D3D3"/>
-              <w:end w:val="single" w:space="0" w:color="D3D3D3"/>
-            </w:tcBorders>
-          </w:tcPr>
-          <w:p>
-            <w:pPr>
-              <w:spacing w:before="0" w:after="60"/>
-              <w:keepNext/>
-              <w:jc w:val="center"/>
-            </w:pPr>
-            <w:r>
-              <w:rPr>
-                <w:rFonts w:ascii="Calibri" w:hAnsi="Calibri"/>
-                <w:sz w:val="20"/>
-              </w:rPr>
-              <w:t xml:space="default"/>
-            </w:r>
-          </w:p>
-        </w:tc>
-        <w:tc>
-          <w:tcPr>
-            <w:tcBorders>
-              <w:top w:val="single" w:space="0" w:color="D3D3D3"/>
-              <w:bottom w:val="single" w:space="0" w:color="D3D3D3"/>
-              <w:start w:val="single" w:space="0" w:color="D3D3D3"/>
-              <w:end w:val="single" w:space="0" w:color="D3D3D3"/>
-            </w:tcBorders>
-          </w:tcPr>
-          <w:p>
-            <w:pPr>
-              <w:spacing w:before="0" w:after="60"/>
-              <w:keepNext/>
-              <w:jc w:val="center"/>
-            </w:pPr>
-            <w:r>
-              <w:rPr>
-                <w:rFonts w:ascii="Calibri" w:hAnsi="Calibri"/>
-                <w:sz w:val="20"/>
-              </w:rPr>
-              <w:t xml:space="default"/>
-            </w:r>
-          </w:p>
-        </w:tc>
       </w:tr>
       <w:tr>
         <w:trPr>
@@ -10430,78 +6689,6 @@
             </w:r>
           </w:p>
         </w:tc>
-        <w:tc>
-          <w:tcPr>
-            <w:tcBorders>
-              <w:top w:val="single" w:space="0" w:color="D3D3D3"/>
-              <w:bottom w:val="single" w:space="0" w:color="D3D3D3"/>
-              <w:start w:val="single" w:space="0" w:color="D3D3D3"/>
-              <w:end w:val="single" w:space="0" w:color="D3D3D3"/>
-            </w:tcBorders>
-          </w:tcPr>
-          <w:p>
-            <w:pPr>
-              <w:spacing w:before="0" w:after="60"/>
-              <w:keepNext/>
-              <w:jc w:val="center"/>
-            </w:pPr>
-            <w:r>
-              <w:rPr>
-                <w:rFonts w:ascii="Calibri" w:hAnsi="Calibri"/>
-                <w:sz w:val="20"/>
-              </w:rPr>
-              <w:t xml:space="default"/>
-            </w:r>
-          </w:p>
-        </w:tc>
-        <w:tc>
-          <w:tcPr>
-            <w:tcBorders>
-              <w:top w:val="single" w:space="0" w:color="D3D3D3"/>
-              <w:bottom w:val="single" w:space="0" w:color="D3D3D3"/>
-              <w:start w:val="single" w:space="0" w:color="D3D3D3"/>
-              <w:end w:val="single" w:space="0" w:color="D3D3D3"/>
-            </w:tcBorders>
-          </w:tcPr>
-          <w:p>
-            <w:pPr>
-              <w:spacing w:before="0" w:after="60"/>
-              <w:keepNext/>
-              <w:jc w:val="center"/>
-            </w:pPr>
-            <w:r>
-              <w:rPr>
-                <w:rFonts w:ascii="Calibri" w:hAnsi="Calibri"/>
-                <w:sz w:val="20"/>
-              </w:rPr>
-              <w:t xml:space="default"/>
-            </w:r>
-          </w:p>
-        </w:tc>
-        <w:tc>
-          <w:tcPr>
-            <w:tcBorders>
-              <w:top w:val="single" w:space="0" w:color="D3D3D3"/>
-              <w:bottom w:val="single" w:space="0" w:color="D3D3D3"/>
-              <w:start w:val="single" w:space="0" w:color="D3D3D3"/>
-              <w:end w:val="single" w:space="0" w:color="D3D3D3"/>
-            </w:tcBorders>
-          </w:tcPr>
-          <w:p>
-            <w:pPr>
-              <w:spacing w:before="0" w:after="60"/>
-              <w:keepNext/>
-              <w:jc w:val="center"/>
-            </w:pPr>
-            <w:r>
-              <w:rPr>
-                <w:rFonts w:ascii="Calibri" w:hAnsi="Calibri"/>
-                <w:sz w:val="20"/>
-              </w:rPr>
-              <w:t xml:space="default"/>
-            </w:r>
-          </w:p>
-        </w:tc>
       </w:tr>
       <w:tr>
         <w:trPr>
@@ -10627,78 +6814,6 @@
             </w:r>
           </w:p>
         </w:tc>
-        <w:tc>
-          <w:tcPr>
-            <w:tcBorders>
-              <w:top w:val="single" w:space="0" w:color="D3D3D3"/>
-              <w:bottom w:val="single" w:space="0" w:color="D3D3D3"/>
-              <w:start w:val="single" w:space="0" w:color="D3D3D3"/>
-              <w:end w:val="single" w:space="0" w:color="D3D3D3"/>
-            </w:tcBorders>
-          </w:tcPr>
-          <w:p>
-            <w:pPr>
-              <w:spacing w:before="0" w:after="60"/>
-              <w:keepNext/>
-              <w:jc w:val="center"/>
-            </w:pPr>
-            <w:r>
-              <w:rPr>
-                <w:rFonts w:ascii="Calibri" w:hAnsi="Calibri"/>
-                <w:sz w:val="20"/>
-              </w:rPr>
-              <w:t xml:space="default"/>
-            </w:r>
-          </w:p>
-        </w:tc>
-        <w:tc>
-          <w:tcPr>
-            <w:tcBorders>
-              <w:top w:val="single" w:space="0" w:color="D3D3D3"/>
-              <w:bottom w:val="single" w:space="0" w:color="D3D3D3"/>
-              <w:start w:val="single" w:space="0" w:color="D3D3D3"/>
-              <w:end w:val="single" w:space="0" w:color="D3D3D3"/>
-            </w:tcBorders>
-          </w:tcPr>
-          <w:p>
-            <w:pPr>
-              <w:spacing w:before="0" w:after="60"/>
-              <w:keepNext/>
-              <w:jc w:val="center"/>
-            </w:pPr>
-            <w:r>
-              <w:rPr>
-                <w:rFonts w:ascii="Calibri" w:hAnsi="Calibri"/>
-                <w:sz w:val="20"/>
-              </w:rPr>
-              <w:t xml:space="default"/>
-            </w:r>
-          </w:p>
-        </w:tc>
-        <w:tc>
-          <w:tcPr>
-            <w:tcBorders>
-              <w:top w:val="single" w:space="0" w:color="D3D3D3"/>
-              <w:bottom w:val="single" w:space="0" w:color="D3D3D3"/>
-              <w:start w:val="single" w:space="0" w:color="D3D3D3"/>
-              <w:end w:val="single" w:space="0" w:color="D3D3D3"/>
-            </w:tcBorders>
-          </w:tcPr>
-          <w:p>
-            <w:pPr>
-              <w:spacing w:before="0" w:after="60"/>
-              <w:keepNext/>
-              <w:jc w:val="center"/>
-            </w:pPr>
-            <w:r>
-              <w:rPr>
-                <w:rFonts w:ascii="Calibri" w:hAnsi="Calibri"/>
-                <w:sz w:val="20"/>
-              </w:rPr>
-              <w:t xml:space="default"/>
-            </w:r>
-          </w:p>
-        </w:tc>
       </w:tr>
       <w:tr>
         <w:trPr>
@@ -10797,78 +6912,6 @@
                 <w:rFonts w:ascii="Calibri" w:hAnsi="Calibri"/>
                 <w:sz w:val="20"/>
               </w:rPr>
-              <w:t xml:space="default">0·487</w:t>
-            </w:r>
-          </w:p>
-        </w:tc>
-        <w:tc>
-          <w:tcPr>
-            <w:tcBorders>
-              <w:top w:val="single" w:space="0" w:color="D3D3D3"/>
-              <w:bottom w:val="single" w:space="0" w:color="D3D3D3"/>
-              <w:start w:val="single" w:space="0" w:color="D3D3D3"/>
-              <w:end w:val="single" w:space="0" w:color="D3D3D3"/>
-            </w:tcBorders>
-          </w:tcPr>
-          <w:p>
-            <w:pPr>
-              <w:spacing w:before="0" w:after="60"/>
-              <w:keepNext/>
-              <w:jc w:val="center"/>
-            </w:pPr>
-            <w:r>
-              <w:rPr>
-                <w:rFonts w:ascii="Calibri" w:hAnsi="Calibri"/>
-                <w:sz w:val="20"/>
-              </w:rPr>
-              <w:t xml:space="default">0.437, 0.538</w:t>
-            </w:r>
-          </w:p>
-        </w:tc>
-        <w:tc>
-          <w:tcPr>
-            <w:tcBorders>
-              <w:top w:val="single" w:space="0" w:color="D3D3D3"/>
-              <w:bottom w:val="single" w:space="0" w:color="D3D3D3"/>
-              <w:start w:val="single" w:space="0" w:color="D3D3D3"/>
-              <w:end w:val="single" w:space="0" w:color="D3D3D3"/>
-            </w:tcBorders>
-          </w:tcPr>
-          <w:p>
-            <w:pPr>
-              <w:spacing w:before="0" w:after="60"/>
-              <w:keepNext/>
-              <w:jc w:val="center"/>
-            </w:pPr>
-            <w:r>
-              <w:rPr>
-                <w:rFonts w:ascii="Calibri" w:hAnsi="Calibri"/>
-                <w:sz w:val="20"/>
-              </w:rPr>
-              <w:t xml:space="default">-0·500</w:t>
-            </w:r>
-          </w:p>
-        </w:tc>
-        <w:tc>
-          <w:tcPr>
-            <w:tcBorders>
-              <w:top w:val="single" w:space="0" w:color="D3D3D3"/>
-              <w:bottom w:val="single" w:space="0" w:color="D3D3D3"/>
-              <w:start w:val="single" w:space="0" w:color="D3D3D3"/>
-              <w:end w:val="single" w:space="0" w:color="D3D3D3"/>
-            </w:tcBorders>
-          </w:tcPr>
-          <w:p>
-            <w:pPr>
-              <w:spacing w:before="0" w:after="60"/>
-              <w:keepNext/>
-              <w:jc w:val="center"/>
-            </w:pPr>
-            <w:r>
-              <w:rPr>
-                <w:rFonts w:ascii="Calibri" w:hAnsi="Calibri"/>
-                <w:sz w:val="20"/>
-              </w:rPr>
               <w:t xml:space="default">0·62</w:t>
             </w:r>
           </w:p>
@@ -11022,78 +7065,6 @@
             </w:r>
           </w:p>
         </w:tc>
-        <w:tc>
-          <w:tcPr>
-            <w:tcBorders>
-              <w:top w:val="single" w:space="0" w:color="D3D3D3"/>
-              <w:bottom w:val="single" w:space="0" w:color="D3D3D3"/>
-              <w:start w:val="single" w:space="0" w:color="D3D3D3"/>
-              <w:end w:val="single" w:space="0" w:color="D3D3D3"/>
-            </w:tcBorders>
-          </w:tcPr>
-          <w:p>
-            <w:pPr>
-              <w:spacing w:before="0" w:after="60"/>
-              <w:keepNext/>
-              <w:jc w:val="center"/>
-            </w:pPr>
-            <w:r>
-              <w:rPr>
-                <w:rFonts w:ascii="Calibri" w:hAnsi="Calibri"/>
-                <w:sz w:val="20"/>
-              </w:rPr>
-              <w:t xml:space="default"/>
-            </w:r>
-          </w:p>
-        </w:tc>
-        <w:tc>
-          <w:tcPr>
-            <w:tcBorders>
-              <w:top w:val="single" w:space="0" w:color="D3D3D3"/>
-              <w:bottom w:val="single" w:space="0" w:color="D3D3D3"/>
-              <w:start w:val="single" w:space="0" w:color="D3D3D3"/>
-              <w:end w:val="single" w:space="0" w:color="D3D3D3"/>
-            </w:tcBorders>
-          </w:tcPr>
-          <w:p>
-            <w:pPr>
-              <w:spacing w:before="0" w:after="60"/>
-              <w:keepNext/>
-              <w:jc w:val="center"/>
-            </w:pPr>
-            <w:r>
-              <w:rPr>
-                <w:rFonts w:ascii="Calibri" w:hAnsi="Calibri"/>
-                <w:sz w:val="20"/>
-              </w:rPr>
-              <w:t xml:space="default"/>
-            </w:r>
-          </w:p>
-        </w:tc>
-        <w:tc>
-          <w:tcPr>
-            <w:tcBorders>
-              <w:top w:val="single" w:space="0" w:color="D3D3D3"/>
-              <w:bottom w:val="single" w:space="0" w:color="D3D3D3"/>
-              <w:start w:val="single" w:space="0" w:color="D3D3D3"/>
-              <w:end w:val="single" w:space="0" w:color="D3D3D3"/>
-            </w:tcBorders>
-          </w:tcPr>
-          <w:p>
-            <w:pPr>
-              <w:spacing w:before="0" w:after="60"/>
-              <w:keepNext/>
-              <w:jc w:val="center"/>
-            </w:pPr>
-            <w:r>
-              <w:rPr>
-                <w:rFonts w:ascii="Calibri" w:hAnsi="Calibri"/>
-                <w:sz w:val="20"/>
-              </w:rPr>
-              <w:t xml:space="default"/>
-            </w:r>
-          </w:p>
-        </w:tc>
       </w:tr>
       <w:tr>
         <w:trPr>
@@ -11219,78 +7190,6 @@
             </w:r>
           </w:p>
         </w:tc>
-        <w:tc>
-          <w:tcPr>
-            <w:tcBorders>
-              <w:top w:val="single" w:space="0" w:color="D3D3D3"/>
-              <w:bottom w:val="single" w:space="0" w:color="D3D3D3"/>
-              <w:start w:val="single" w:space="0" w:color="D3D3D3"/>
-              <w:end w:val="single" w:space="0" w:color="D3D3D3"/>
-            </w:tcBorders>
-          </w:tcPr>
-          <w:p>
-            <w:pPr>
-              <w:spacing w:before="0" w:after="60"/>
-              <w:keepNext/>
-              <w:jc w:val="center"/>
-            </w:pPr>
-            <w:r>
-              <w:rPr>
-                <w:rFonts w:ascii="Calibri" w:hAnsi="Calibri"/>
-                <w:sz w:val="20"/>
-              </w:rPr>
-              <w:t xml:space="default"/>
-            </w:r>
-          </w:p>
-        </w:tc>
-        <w:tc>
-          <w:tcPr>
-            <w:tcBorders>
-              <w:top w:val="single" w:space="0" w:color="D3D3D3"/>
-              <w:bottom w:val="single" w:space="0" w:color="D3D3D3"/>
-              <w:start w:val="single" w:space="0" w:color="D3D3D3"/>
-              <w:end w:val="single" w:space="0" w:color="D3D3D3"/>
-            </w:tcBorders>
-          </w:tcPr>
-          <w:p>
-            <w:pPr>
-              <w:spacing w:before="0" w:after="60"/>
-              <w:keepNext/>
-              <w:jc w:val="center"/>
-            </w:pPr>
-            <w:r>
-              <w:rPr>
-                <w:rFonts w:ascii="Calibri" w:hAnsi="Calibri"/>
-                <w:sz w:val="20"/>
-              </w:rPr>
-              <w:t xml:space="default"/>
-            </w:r>
-          </w:p>
-        </w:tc>
-        <w:tc>
-          <w:tcPr>
-            <w:tcBorders>
-              <w:top w:val="single" w:space="0" w:color="D3D3D3"/>
-              <w:bottom w:val="single" w:space="0" w:color="D3D3D3"/>
-              <w:start w:val="single" w:space="0" w:color="D3D3D3"/>
-              <w:end w:val="single" w:space="0" w:color="D3D3D3"/>
-            </w:tcBorders>
-          </w:tcPr>
-          <w:p>
-            <w:pPr>
-              <w:spacing w:before="0" w:after="60"/>
-              <w:keepNext/>
-              <w:jc w:val="center"/>
-            </w:pPr>
-            <w:r>
-              <w:rPr>
-                <w:rFonts w:ascii="Calibri" w:hAnsi="Calibri"/>
-                <w:sz w:val="20"/>
-              </w:rPr>
-              <w:t xml:space="default"/>
-            </w:r>
-          </w:p>
-        </w:tc>
       </w:tr>
       <w:tr>
         <w:trPr>
@@ -11416,78 +7315,6 @@
             </w:r>
           </w:p>
         </w:tc>
-        <w:tc>
-          <w:tcPr>
-            <w:tcBorders>
-              <w:top w:val="single" w:space="0" w:color="D3D3D3"/>
-              <w:bottom w:val="single" w:space="0" w:color="D3D3D3"/>
-              <w:start w:val="single" w:space="0" w:color="D3D3D3"/>
-              <w:end w:val="single" w:space="0" w:color="D3D3D3"/>
-            </w:tcBorders>
-          </w:tcPr>
-          <w:p>
-            <w:pPr>
-              <w:spacing w:before="0" w:after="60"/>
-              <w:keepNext/>
-              <w:jc w:val="center"/>
-            </w:pPr>
-            <w:r>
-              <w:rPr>
-                <w:rFonts w:ascii="Calibri" w:hAnsi="Calibri"/>
-                <w:sz w:val="20"/>
-              </w:rPr>
-              <w:t xml:space="default"/>
-            </w:r>
-          </w:p>
-        </w:tc>
-        <w:tc>
-          <w:tcPr>
-            <w:tcBorders>
-              <w:top w:val="single" w:space="0" w:color="D3D3D3"/>
-              <w:bottom w:val="single" w:space="0" w:color="D3D3D3"/>
-              <w:start w:val="single" w:space="0" w:color="D3D3D3"/>
-              <w:end w:val="single" w:space="0" w:color="D3D3D3"/>
-            </w:tcBorders>
-          </w:tcPr>
-          <w:p>
-            <w:pPr>
-              <w:spacing w:before="0" w:after="60"/>
-              <w:keepNext/>
-              <w:jc w:val="center"/>
-            </w:pPr>
-            <w:r>
-              <w:rPr>
-                <w:rFonts w:ascii="Calibri" w:hAnsi="Calibri"/>
-                <w:sz w:val="20"/>
-              </w:rPr>
-              <w:t xml:space="default"/>
-            </w:r>
-          </w:p>
-        </w:tc>
-        <w:tc>
-          <w:tcPr>
-            <w:tcBorders>
-              <w:top w:val="single" w:space="0" w:color="D3D3D3"/>
-              <w:bottom w:val="single" w:space="0" w:color="D3D3D3"/>
-              <w:start w:val="single" w:space="0" w:color="D3D3D3"/>
-              <w:end w:val="single" w:space="0" w:color="D3D3D3"/>
-            </w:tcBorders>
-          </w:tcPr>
-          <w:p>
-            <w:pPr>
-              <w:spacing w:before="0" w:after="60"/>
-              <w:keepNext/>
-              <w:jc w:val="center"/>
-            </w:pPr>
-            <w:r>
-              <w:rPr>
-                <w:rFonts w:ascii="Calibri" w:hAnsi="Calibri"/>
-                <w:sz w:val="20"/>
-              </w:rPr>
-              <w:t xml:space="default"/>
-            </w:r>
-          </w:p>
-        </w:tc>
       </w:tr>
       <w:tr>
         <w:trPr>
@@ -11613,78 +7440,6 @@
             </w:r>
           </w:p>
         </w:tc>
-        <w:tc>
-          <w:tcPr>
-            <w:tcBorders>
-              <w:top w:val="single" w:space="0" w:color="D3D3D3"/>
-              <w:bottom w:val="single" w:space="0" w:color="D3D3D3"/>
-              <w:start w:val="single" w:space="0" w:color="D3D3D3"/>
-              <w:end w:val="single" w:space="0" w:color="D3D3D3"/>
-            </w:tcBorders>
-          </w:tcPr>
-          <w:p>
-            <w:pPr>
-              <w:spacing w:before="0" w:after="60"/>
-              <w:keepNext/>
-              <w:jc w:val="center"/>
-            </w:pPr>
-            <w:r>
-              <w:rPr>
-                <w:rFonts w:ascii="Calibri" w:hAnsi="Calibri"/>
-                <w:sz w:val="20"/>
-              </w:rPr>
-              <w:t xml:space="default"/>
-            </w:r>
-          </w:p>
-        </w:tc>
-        <w:tc>
-          <w:tcPr>
-            <w:tcBorders>
-              <w:top w:val="single" w:space="0" w:color="D3D3D3"/>
-              <w:bottom w:val="single" w:space="0" w:color="D3D3D3"/>
-              <w:start w:val="single" w:space="0" w:color="D3D3D3"/>
-              <w:end w:val="single" w:space="0" w:color="D3D3D3"/>
-            </w:tcBorders>
-          </w:tcPr>
-          <w:p>
-            <w:pPr>
-              <w:spacing w:before="0" w:after="60"/>
-              <w:keepNext/>
-              <w:jc w:val="center"/>
-            </w:pPr>
-            <w:r>
-              <w:rPr>
-                <w:rFonts w:ascii="Calibri" w:hAnsi="Calibri"/>
-                <w:sz w:val="20"/>
-              </w:rPr>
-              <w:t xml:space="default"/>
-            </w:r>
-          </w:p>
-        </w:tc>
-        <w:tc>
-          <w:tcPr>
-            <w:tcBorders>
-              <w:top w:val="single" w:space="0" w:color="D3D3D3"/>
-              <w:bottom w:val="single" w:space="0" w:color="D3D3D3"/>
-              <w:start w:val="single" w:space="0" w:color="D3D3D3"/>
-              <w:end w:val="single" w:space="0" w:color="D3D3D3"/>
-            </w:tcBorders>
-          </w:tcPr>
-          <w:p>
-            <w:pPr>
-              <w:spacing w:before="0" w:after="60"/>
-              <w:keepNext/>
-              <w:jc w:val="center"/>
-            </w:pPr>
-            <w:r>
-              <w:rPr>
-                <w:rFonts w:ascii="Calibri" w:hAnsi="Calibri"/>
-                <w:sz w:val="20"/>
-              </w:rPr>
-              <w:t xml:space="default"/>
-            </w:r>
-          </w:p>
-        </w:tc>
       </w:tr>
       <w:tr>
         <w:trPr>
@@ -11783,78 +7538,6 @@
                 <w:rFonts w:ascii="Calibri" w:hAnsi="Calibri"/>
                 <w:sz w:val="20"/>
               </w:rPr>
-              <w:t xml:space="default">0·507</w:t>
-            </w:r>
-          </w:p>
-        </w:tc>
-        <w:tc>
-          <w:tcPr>
-            <w:tcBorders>
-              <w:top w:val="single" w:space="0" w:color="D3D3D3"/>
-              <w:bottom w:val="single" w:space="0" w:color="D3D3D3"/>
-              <w:start w:val="single" w:space="0" w:color="D3D3D3"/>
-              <w:end w:val="single" w:space="0" w:color="D3D3D3"/>
-            </w:tcBorders>
-          </w:tcPr>
-          <w:p>
-            <w:pPr>
-              <w:spacing w:before="0" w:after="60"/>
-              <w:keepNext/>
-              <w:jc w:val="center"/>
-            </w:pPr>
-            <w:r>
-              <w:rPr>
-                <w:rFonts w:ascii="Calibri" w:hAnsi="Calibri"/>
-                <w:sz w:val="20"/>
-              </w:rPr>
-              <w:t xml:space="default">0.459, 0.556</w:t>
-            </w:r>
-          </w:p>
-        </w:tc>
-        <w:tc>
-          <w:tcPr>
-            <w:tcBorders>
-              <w:top w:val="single" w:space="0" w:color="D3D3D3"/>
-              <w:bottom w:val="single" w:space="0" w:color="D3D3D3"/>
-              <w:start w:val="single" w:space="0" w:color="D3D3D3"/>
-              <w:end w:val="single" w:space="0" w:color="D3D3D3"/>
-            </w:tcBorders>
-          </w:tcPr>
-          <w:p>
-            <w:pPr>
-              <w:spacing w:before="0" w:after="60"/>
-              <w:keepNext/>
-              <w:jc w:val="center"/>
-            </w:pPr>
-            <w:r>
-              <w:rPr>
-                <w:rFonts w:ascii="Calibri" w:hAnsi="Calibri"/>
-                <w:sz w:val="20"/>
-              </w:rPr>
-              <w:t xml:space="default">0·295</w:t>
-            </w:r>
-          </w:p>
-        </w:tc>
-        <w:tc>
-          <w:tcPr>
-            <w:tcBorders>
-              <w:top w:val="single" w:space="0" w:color="D3D3D3"/>
-              <w:bottom w:val="single" w:space="0" w:color="D3D3D3"/>
-              <w:start w:val="single" w:space="0" w:color="D3D3D3"/>
-              <w:end w:val="single" w:space="0" w:color="D3D3D3"/>
-            </w:tcBorders>
-          </w:tcPr>
-          <w:p>
-            <w:pPr>
-              <w:spacing w:before="0" w:after="60"/>
-              <w:keepNext/>
-              <w:jc w:val="center"/>
-            </w:pPr>
-            <w:r>
-              <w:rPr>
-                <w:rFonts w:ascii="Calibri" w:hAnsi="Calibri"/>
-                <w:sz w:val="20"/>
-              </w:rPr>
               <w:t xml:space="default">0·77</w:t>
             </w:r>
           </w:p>
@@ -12008,78 +7691,6 @@
             </w:r>
           </w:p>
         </w:tc>
-        <w:tc>
-          <w:tcPr>
-            <w:tcBorders>
-              <w:top w:val="single" w:space="0" w:color="D3D3D3"/>
-              <w:bottom w:val="single" w:space="0" w:color="D3D3D3"/>
-              <w:start w:val="single" w:space="0" w:color="D3D3D3"/>
-              <w:end w:val="single" w:space="0" w:color="D3D3D3"/>
-            </w:tcBorders>
-          </w:tcPr>
-          <w:p>
-            <w:pPr>
-              <w:spacing w:before="0" w:after="60"/>
-              <w:keepNext/>
-              <w:jc w:val="center"/>
-            </w:pPr>
-            <w:r>
-              <w:rPr>
-                <w:rFonts w:ascii="Calibri" w:hAnsi="Calibri"/>
-                <w:sz w:val="20"/>
-              </w:rPr>
-              <w:t xml:space="default"/>
-            </w:r>
-          </w:p>
-        </w:tc>
-        <w:tc>
-          <w:tcPr>
-            <w:tcBorders>
-              <w:top w:val="single" w:space="0" w:color="D3D3D3"/>
-              <w:bottom w:val="single" w:space="0" w:color="D3D3D3"/>
-              <w:start w:val="single" w:space="0" w:color="D3D3D3"/>
-              <w:end w:val="single" w:space="0" w:color="D3D3D3"/>
-            </w:tcBorders>
-          </w:tcPr>
-          <w:p>
-            <w:pPr>
-              <w:spacing w:before="0" w:after="60"/>
-              <w:keepNext/>
-              <w:jc w:val="center"/>
-            </w:pPr>
-            <w:r>
-              <w:rPr>
-                <w:rFonts w:ascii="Calibri" w:hAnsi="Calibri"/>
-                <w:sz w:val="20"/>
-              </w:rPr>
-              <w:t xml:space="default"/>
-            </w:r>
-          </w:p>
-        </w:tc>
-        <w:tc>
-          <w:tcPr>
-            <w:tcBorders>
-              <w:top w:val="single" w:space="0" w:color="D3D3D3"/>
-              <w:bottom w:val="single" w:space="0" w:color="D3D3D3"/>
-              <w:start w:val="single" w:space="0" w:color="D3D3D3"/>
-              <w:end w:val="single" w:space="0" w:color="D3D3D3"/>
-            </w:tcBorders>
-          </w:tcPr>
-          <w:p>
-            <w:pPr>
-              <w:spacing w:before="0" w:after="60"/>
-              <w:keepNext/>
-              <w:jc w:val="center"/>
-            </w:pPr>
-            <w:r>
-              <w:rPr>
-                <w:rFonts w:ascii="Calibri" w:hAnsi="Calibri"/>
-                <w:sz w:val="20"/>
-              </w:rPr>
-              <w:t xml:space="default"/>
-            </w:r>
-          </w:p>
-        </w:tc>
       </w:tr>
       <w:tr>
         <w:trPr>
@@ -12205,78 +7816,6 @@
             </w:r>
           </w:p>
         </w:tc>
-        <w:tc>
-          <w:tcPr>
-            <w:tcBorders>
-              <w:top w:val="single" w:space="0" w:color="D3D3D3"/>
-              <w:bottom w:val="single" w:space="0" w:color="D3D3D3"/>
-              <w:start w:val="single" w:space="0" w:color="D3D3D3"/>
-              <w:end w:val="single" w:space="0" w:color="D3D3D3"/>
-            </w:tcBorders>
-          </w:tcPr>
-          <w:p>
-            <w:pPr>
-              <w:spacing w:before="0" w:after="60"/>
-              <w:keepNext/>
-              <w:jc w:val="center"/>
-            </w:pPr>
-            <w:r>
-              <w:rPr>
-                <w:rFonts w:ascii="Calibri" w:hAnsi="Calibri"/>
-                <w:sz w:val="20"/>
-              </w:rPr>
-              <w:t xml:space="default"/>
-            </w:r>
-          </w:p>
-        </w:tc>
-        <w:tc>
-          <w:tcPr>
-            <w:tcBorders>
-              <w:top w:val="single" w:space="0" w:color="D3D3D3"/>
-              <w:bottom w:val="single" w:space="0" w:color="D3D3D3"/>
-              <w:start w:val="single" w:space="0" w:color="D3D3D3"/>
-              <w:end w:val="single" w:space="0" w:color="D3D3D3"/>
-            </w:tcBorders>
-          </w:tcPr>
-          <w:p>
-            <w:pPr>
-              <w:spacing w:before="0" w:after="60"/>
-              <w:keepNext/>
-              <w:jc w:val="center"/>
-            </w:pPr>
-            <w:r>
-              <w:rPr>
-                <w:rFonts w:ascii="Calibri" w:hAnsi="Calibri"/>
-                <w:sz w:val="20"/>
-              </w:rPr>
-              <w:t xml:space="default"/>
-            </w:r>
-          </w:p>
-        </w:tc>
-        <w:tc>
-          <w:tcPr>
-            <w:tcBorders>
-              <w:top w:val="single" w:space="0" w:color="D3D3D3"/>
-              <w:bottom w:val="single" w:space="0" w:color="D3D3D3"/>
-              <w:start w:val="single" w:space="0" w:color="D3D3D3"/>
-              <w:end w:val="single" w:space="0" w:color="D3D3D3"/>
-            </w:tcBorders>
-          </w:tcPr>
-          <w:p>
-            <w:pPr>
-              <w:spacing w:before="0" w:after="60"/>
-              <w:keepNext/>
-              <w:jc w:val="center"/>
-            </w:pPr>
-            <w:r>
-              <w:rPr>
-                <w:rFonts w:ascii="Calibri" w:hAnsi="Calibri"/>
-                <w:sz w:val="20"/>
-              </w:rPr>
-              <w:t xml:space="default"/>
-            </w:r>
-          </w:p>
-        </w:tc>
       </w:tr>
       <w:tr>
         <w:trPr>
@@ -12402,78 +7941,6 @@
             </w:r>
           </w:p>
         </w:tc>
-        <w:tc>
-          <w:tcPr>
-            <w:tcBorders>
-              <w:top w:val="single" w:space="0" w:color="D3D3D3"/>
-              <w:bottom w:val="single" w:space="0" w:color="D3D3D3"/>
-              <w:start w:val="single" w:space="0" w:color="D3D3D3"/>
-              <w:end w:val="single" w:space="0" w:color="D3D3D3"/>
-            </w:tcBorders>
-          </w:tcPr>
-          <w:p>
-            <w:pPr>
-              <w:spacing w:before="0" w:after="60"/>
-              <w:keepNext/>
-              <w:jc w:val="center"/>
-            </w:pPr>
-            <w:r>
-              <w:rPr>
-                <w:rFonts w:ascii="Calibri" w:hAnsi="Calibri"/>
-                <w:sz w:val="20"/>
-              </w:rPr>
-              <w:t xml:space="default"/>
-            </w:r>
-          </w:p>
-        </w:tc>
-        <w:tc>
-          <w:tcPr>
-            <w:tcBorders>
-              <w:top w:val="single" w:space="0" w:color="D3D3D3"/>
-              <w:bottom w:val="single" w:space="0" w:color="D3D3D3"/>
-              <w:start w:val="single" w:space="0" w:color="D3D3D3"/>
-              <w:end w:val="single" w:space="0" w:color="D3D3D3"/>
-            </w:tcBorders>
-          </w:tcPr>
-          <w:p>
-            <w:pPr>
-              <w:spacing w:before="0" w:after="60"/>
-              <w:keepNext/>
-              <w:jc w:val="center"/>
-            </w:pPr>
-            <w:r>
-              <w:rPr>
-                <w:rFonts w:ascii="Calibri" w:hAnsi="Calibri"/>
-                <w:sz w:val="20"/>
-              </w:rPr>
-              <w:t xml:space="default"/>
-            </w:r>
-          </w:p>
-        </w:tc>
-        <w:tc>
-          <w:tcPr>
-            <w:tcBorders>
-              <w:top w:val="single" w:space="0" w:color="D3D3D3"/>
-              <w:bottom w:val="single" w:space="0" w:color="D3D3D3"/>
-              <w:start w:val="single" w:space="0" w:color="D3D3D3"/>
-              <w:end w:val="single" w:space="0" w:color="D3D3D3"/>
-            </w:tcBorders>
-          </w:tcPr>
-          <w:p>
-            <w:pPr>
-              <w:spacing w:before="0" w:after="60"/>
-              <w:keepNext/>
-              <w:jc w:val="center"/>
-            </w:pPr>
-            <w:r>
-              <w:rPr>
-                <w:rFonts w:ascii="Calibri" w:hAnsi="Calibri"/>
-                <w:sz w:val="20"/>
-              </w:rPr>
-              <w:t xml:space="default"/>
-            </w:r>
-          </w:p>
-        </w:tc>
       </w:tr>
       <w:tr>
         <w:trPr>
@@ -12599,78 +8066,6 @@
             </w:r>
           </w:p>
         </w:tc>
-        <w:tc>
-          <w:tcPr>
-            <w:tcBorders>
-              <w:top w:val="single" w:space="0" w:color="D3D3D3"/>
-              <w:bottom w:val="single" w:space="0" w:color="D3D3D3"/>
-              <w:start w:val="single" w:space="0" w:color="D3D3D3"/>
-              <w:end w:val="single" w:space="0" w:color="D3D3D3"/>
-            </w:tcBorders>
-          </w:tcPr>
-          <w:p>
-            <w:pPr>
-              <w:spacing w:before="0" w:after="60"/>
-              <w:keepNext/>
-              <w:jc w:val="center"/>
-            </w:pPr>
-            <w:r>
-              <w:rPr>
-                <w:rFonts w:ascii="Calibri" w:hAnsi="Calibri"/>
-                <w:sz w:val="20"/>
-              </w:rPr>
-              <w:t xml:space="default"/>
-            </w:r>
-          </w:p>
-        </w:tc>
-        <w:tc>
-          <w:tcPr>
-            <w:tcBorders>
-              <w:top w:val="single" w:space="0" w:color="D3D3D3"/>
-              <w:bottom w:val="single" w:space="0" w:color="D3D3D3"/>
-              <w:start w:val="single" w:space="0" w:color="D3D3D3"/>
-              <w:end w:val="single" w:space="0" w:color="D3D3D3"/>
-            </w:tcBorders>
-          </w:tcPr>
-          <w:p>
-            <w:pPr>
-              <w:spacing w:before="0" w:after="60"/>
-              <w:keepNext/>
-              <w:jc w:val="center"/>
-            </w:pPr>
-            <w:r>
-              <w:rPr>
-                <w:rFonts w:ascii="Calibri" w:hAnsi="Calibri"/>
-                <w:sz w:val="20"/>
-              </w:rPr>
-              <w:t xml:space="default"/>
-            </w:r>
-          </w:p>
-        </w:tc>
-        <w:tc>
-          <w:tcPr>
-            <w:tcBorders>
-              <w:top w:val="single" w:space="0" w:color="D3D3D3"/>
-              <w:bottom w:val="single" w:space="0" w:color="D3D3D3"/>
-              <w:start w:val="single" w:space="0" w:color="D3D3D3"/>
-              <w:end w:val="single" w:space="0" w:color="D3D3D3"/>
-            </w:tcBorders>
-          </w:tcPr>
-          <w:p>
-            <w:pPr>
-              <w:spacing w:before="0" w:after="60"/>
-              <w:keepNext/>
-              <w:jc w:val="center"/>
-            </w:pPr>
-            <w:r>
-              <w:rPr>
-                <w:rFonts w:ascii="Calibri" w:hAnsi="Calibri"/>
-                <w:sz w:val="20"/>
-              </w:rPr>
-              <w:t xml:space="default"/>
-            </w:r>
-          </w:p>
-        </w:tc>
       </w:tr>
       <w:tr>
         <w:trPr>
@@ -12769,78 +8164,6 @@
                 <w:rFonts w:ascii="Calibri" w:hAnsi="Calibri"/>
                 <w:sz w:val="20"/>
               </w:rPr>
-              <w:t xml:space="default">0·509</w:t>
-            </w:r>
-          </w:p>
-        </w:tc>
-        <w:tc>
-          <w:tcPr>
-            <w:tcBorders>
-              <w:top w:val="single" w:space="0" w:color="D3D3D3"/>
-              <w:bottom w:val="single" w:space="0" w:color="D3D3D3"/>
-              <w:start w:val="single" w:space="0" w:color="D3D3D3"/>
-              <w:end w:val="single" w:space="0" w:color="D3D3D3"/>
-            </w:tcBorders>
-          </w:tcPr>
-          <w:p>
-            <w:pPr>
-              <w:spacing w:before="0" w:after="60"/>
-              <w:keepNext/>
-              <w:jc w:val="center"/>
-            </w:pPr>
-            <w:r>
-              <w:rPr>
-                <w:rFonts w:ascii="Calibri" w:hAnsi="Calibri"/>
-                <w:sz w:val="20"/>
-              </w:rPr>
-              <w:t xml:space="default">0.448, 0.571</w:t>
-            </w:r>
-          </w:p>
-        </w:tc>
-        <w:tc>
-          <w:tcPr>
-            <w:tcBorders>
-              <w:top w:val="single" w:space="0" w:color="D3D3D3"/>
-              <w:bottom w:val="single" w:space="0" w:color="D3D3D3"/>
-              <w:start w:val="single" w:space="0" w:color="D3D3D3"/>
-              <w:end w:val="single" w:space="0" w:color="D3D3D3"/>
-            </w:tcBorders>
-          </w:tcPr>
-          <w:p>
-            <w:pPr>
-              <w:spacing w:before="0" w:after="60"/>
-              <w:keepNext/>
-              <w:jc w:val="center"/>
-            </w:pPr>
-            <w:r>
-              <w:rPr>
-                <w:rFonts w:ascii="Calibri" w:hAnsi="Calibri"/>
-                <w:sz w:val="20"/>
-              </w:rPr>
-              <w:t xml:space="default">0·307</w:t>
-            </w:r>
-          </w:p>
-        </w:tc>
-        <w:tc>
-          <w:tcPr>
-            <w:tcBorders>
-              <w:top w:val="single" w:space="0" w:color="D3D3D3"/>
-              <w:bottom w:val="single" w:space="0" w:color="D3D3D3"/>
-              <w:start w:val="single" w:space="0" w:color="D3D3D3"/>
-              <w:end w:val="single" w:space="0" w:color="D3D3D3"/>
-            </w:tcBorders>
-          </w:tcPr>
-          <w:p>
-            <w:pPr>
-              <w:spacing w:before="0" w:after="60"/>
-              <w:keepNext/>
-              <w:jc w:val="center"/>
-            </w:pPr>
-            <w:r>
-              <w:rPr>
-                <w:rFonts w:ascii="Calibri" w:hAnsi="Calibri"/>
-                <w:sz w:val="20"/>
-              </w:rPr>
               <w:t xml:space="default">0·76</w:t>
             </w:r>
           </w:p>
@@ -12994,78 +8317,6 @@
             </w:r>
           </w:p>
         </w:tc>
-        <w:tc>
-          <w:tcPr>
-            <w:tcBorders>
-              <w:top w:val="single" w:space="0" w:color="D3D3D3"/>
-              <w:bottom w:val="single" w:space="0" w:color="D3D3D3"/>
-              <w:start w:val="single" w:space="0" w:color="D3D3D3"/>
-              <w:end w:val="single" w:space="0" w:color="D3D3D3"/>
-            </w:tcBorders>
-          </w:tcPr>
-          <w:p>
-            <w:pPr>
-              <w:spacing w:before="0" w:after="60"/>
-              <w:keepNext/>
-              <w:jc w:val="center"/>
-            </w:pPr>
-            <w:r>
-              <w:rPr>
-                <w:rFonts w:ascii="Calibri" w:hAnsi="Calibri"/>
-                <w:sz w:val="20"/>
-              </w:rPr>
-              <w:t xml:space="default"/>
-            </w:r>
-          </w:p>
-        </w:tc>
-        <w:tc>
-          <w:tcPr>
-            <w:tcBorders>
-              <w:top w:val="single" w:space="0" w:color="D3D3D3"/>
-              <w:bottom w:val="single" w:space="0" w:color="D3D3D3"/>
-              <w:start w:val="single" w:space="0" w:color="D3D3D3"/>
-              <w:end w:val="single" w:space="0" w:color="D3D3D3"/>
-            </w:tcBorders>
-          </w:tcPr>
-          <w:p>
-            <w:pPr>
-              <w:spacing w:before="0" w:after="60"/>
-              <w:keepNext/>
-              <w:jc w:val="center"/>
-            </w:pPr>
-            <w:r>
-              <w:rPr>
-                <w:rFonts w:ascii="Calibri" w:hAnsi="Calibri"/>
-                <w:sz w:val="20"/>
-              </w:rPr>
-              <w:t xml:space="default"/>
-            </w:r>
-          </w:p>
-        </w:tc>
-        <w:tc>
-          <w:tcPr>
-            <w:tcBorders>
-              <w:top w:val="single" w:space="0" w:color="D3D3D3"/>
-              <w:bottom w:val="single" w:space="0" w:color="D3D3D3"/>
-              <w:start w:val="single" w:space="0" w:color="D3D3D3"/>
-              <w:end w:val="single" w:space="0" w:color="D3D3D3"/>
-            </w:tcBorders>
-          </w:tcPr>
-          <w:p>
-            <w:pPr>
-              <w:spacing w:before="0" w:after="60"/>
-              <w:keepNext/>
-              <w:jc w:val="center"/>
-            </w:pPr>
-            <w:r>
-              <w:rPr>
-                <w:rFonts w:ascii="Calibri" w:hAnsi="Calibri"/>
-                <w:sz w:val="20"/>
-              </w:rPr>
-              <w:t xml:space="default"/>
-            </w:r>
-          </w:p>
-        </w:tc>
       </w:tr>
       <w:tr>
         <w:trPr>
@@ -13191,78 +8442,6 @@
             </w:r>
           </w:p>
         </w:tc>
-        <w:tc>
-          <w:tcPr>
-            <w:tcBorders>
-              <w:top w:val="single" w:space="0" w:color="D3D3D3"/>
-              <w:bottom w:val="single" w:space="0" w:color="D3D3D3"/>
-              <w:start w:val="single" w:space="0" w:color="D3D3D3"/>
-              <w:end w:val="single" w:space="0" w:color="D3D3D3"/>
-            </w:tcBorders>
-          </w:tcPr>
-          <w:p>
-            <w:pPr>
-              <w:spacing w:before="0" w:after="60"/>
-              <w:keepNext/>
-              <w:jc w:val="center"/>
-            </w:pPr>
-            <w:r>
-              <w:rPr>
-                <w:rFonts w:ascii="Calibri" w:hAnsi="Calibri"/>
-                <w:sz w:val="20"/>
-              </w:rPr>
-              <w:t xml:space="default"/>
-            </w:r>
-          </w:p>
-        </w:tc>
-        <w:tc>
-          <w:tcPr>
-            <w:tcBorders>
-              <w:top w:val="single" w:space="0" w:color="D3D3D3"/>
-              <w:bottom w:val="single" w:space="0" w:color="D3D3D3"/>
-              <w:start w:val="single" w:space="0" w:color="D3D3D3"/>
-              <w:end w:val="single" w:space="0" w:color="D3D3D3"/>
-            </w:tcBorders>
-          </w:tcPr>
-          <w:p>
-            <w:pPr>
-              <w:spacing w:before="0" w:after="60"/>
-              <w:keepNext/>
-              <w:jc w:val="center"/>
-            </w:pPr>
-            <w:r>
-              <w:rPr>
-                <w:rFonts w:ascii="Calibri" w:hAnsi="Calibri"/>
-                <w:sz w:val="20"/>
-              </w:rPr>
-              <w:t xml:space="default"/>
-            </w:r>
-          </w:p>
-        </w:tc>
-        <w:tc>
-          <w:tcPr>
-            <w:tcBorders>
-              <w:top w:val="single" w:space="0" w:color="D3D3D3"/>
-              <w:bottom w:val="single" w:space="0" w:color="D3D3D3"/>
-              <w:start w:val="single" w:space="0" w:color="D3D3D3"/>
-              <w:end w:val="single" w:space="0" w:color="D3D3D3"/>
-            </w:tcBorders>
-          </w:tcPr>
-          <w:p>
-            <w:pPr>
-              <w:spacing w:before="0" w:after="60"/>
-              <w:keepNext/>
-              <w:jc w:val="center"/>
-            </w:pPr>
-            <w:r>
-              <w:rPr>
-                <w:rFonts w:ascii="Calibri" w:hAnsi="Calibri"/>
-                <w:sz w:val="20"/>
-              </w:rPr>
-              <w:t xml:space="default"/>
-            </w:r>
-          </w:p>
-        </w:tc>
       </w:tr>
       <w:tr>
         <w:trPr>
@@ -13388,78 +8567,6 @@
             </w:r>
           </w:p>
         </w:tc>
-        <w:tc>
-          <w:tcPr>
-            <w:tcBorders>
-              <w:top w:val="single" w:space="0" w:color="D3D3D3"/>
-              <w:bottom w:val="single" w:space="0" w:color="D3D3D3"/>
-              <w:start w:val="single" w:space="0" w:color="D3D3D3"/>
-              <w:end w:val="single" w:space="0" w:color="D3D3D3"/>
-            </w:tcBorders>
-          </w:tcPr>
-          <w:p>
-            <w:pPr>
-              <w:spacing w:before="0" w:after="60"/>
-              <w:keepNext/>
-              <w:jc w:val="center"/>
-            </w:pPr>
-            <w:r>
-              <w:rPr>
-                <w:rFonts w:ascii="Calibri" w:hAnsi="Calibri"/>
-                <w:sz w:val="20"/>
-              </w:rPr>
-              <w:t xml:space="default"/>
-            </w:r>
-          </w:p>
-        </w:tc>
-        <w:tc>
-          <w:tcPr>
-            <w:tcBorders>
-              <w:top w:val="single" w:space="0" w:color="D3D3D3"/>
-              <w:bottom w:val="single" w:space="0" w:color="D3D3D3"/>
-              <w:start w:val="single" w:space="0" w:color="D3D3D3"/>
-              <w:end w:val="single" w:space="0" w:color="D3D3D3"/>
-            </w:tcBorders>
-          </w:tcPr>
-          <w:p>
-            <w:pPr>
-              <w:spacing w:before="0" w:after="60"/>
-              <w:keepNext/>
-              <w:jc w:val="center"/>
-            </w:pPr>
-            <w:r>
-              <w:rPr>
-                <w:rFonts w:ascii="Calibri" w:hAnsi="Calibri"/>
-                <w:sz w:val="20"/>
-              </w:rPr>
-              <w:t xml:space="default"/>
-            </w:r>
-          </w:p>
-        </w:tc>
-        <w:tc>
-          <w:tcPr>
-            <w:tcBorders>
-              <w:top w:val="single" w:space="0" w:color="D3D3D3"/>
-              <w:bottom w:val="single" w:space="0" w:color="D3D3D3"/>
-              <w:start w:val="single" w:space="0" w:color="D3D3D3"/>
-              <w:end w:val="single" w:space="0" w:color="D3D3D3"/>
-            </w:tcBorders>
-          </w:tcPr>
-          <w:p>
-            <w:pPr>
-              <w:spacing w:before="0" w:after="60"/>
-              <w:keepNext/>
-              <w:jc w:val="center"/>
-            </w:pPr>
-            <w:r>
-              <w:rPr>
-                <w:rFonts w:ascii="Calibri" w:hAnsi="Calibri"/>
-                <w:sz w:val="20"/>
-              </w:rPr>
-              <w:t xml:space="default"/>
-            </w:r>
-          </w:p>
-        </w:tc>
       </w:tr>
       <w:tr>
         <w:trPr>
@@ -13585,78 +8692,6 @@
             </w:r>
           </w:p>
         </w:tc>
-        <w:tc>
-          <w:tcPr>
-            <w:tcBorders>
-              <w:top w:val="single" w:space="0" w:color="D3D3D3"/>
-              <w:bottom w:val="single" w:space="0" w:color="D3D3D3"/>
-              <w:start w:val="single" w:space="0" w:color="D3D3D3"/>
-              <w:end w:val="single" w:space="0" w:color="D3D3D3"/>
-            </w:tcBorders>
-          </w:tcPr>
-          <w:p>
-            <w:pPr>
-              <w:spacing w:before="0" w:after="60"/>
-              <w:keepNext/>
-              <w:jc w:val="center"/>
-            </w:pPr>
-            <w:r>
-              <w:rPr>
-                <w:rFonts w:ascii="Calibri" w:hAnsi="Calibri"/>
-                <w:sz w:val="20"/>
-              </w:rPr>
-              <w:t xml:space="default"/>
-            </w:r>
-          </w:p>
-        </w:tc>
-        <w:tc>
-          <w:tcPr>
-            <w:tcBorders>
-              <w:top w:val="single" w:space="0" w:color="D3D3D3"/>
-              <w:bottom w:val="single" w:space="0" w:color="D3D3D3"/>
-              <w:start w:val="single" w:space="0" w:color="D3D3D3"/>
-              <w:end w:val="single" w:space="0" w:color="D3D3D3"/>
-            </w:tcBorders>
-          </w:tcPr>
-          <w:p>
-            <w:pPr>
-              <w:spacing w:before="0" w:after="60"/>
-              <w:keepNext/>
-              <w:jc w:val="center"/>
-            </w:pPr>
-            <w:r>
-              <w:rPr>
-                <w:rFonts w:ascii="Calibri" w:hAnsi="Calibri"/>
-                <w:sz w:val="20"/>
-              </w:rPr>
-              <w:t xml:space="default"/>
-            </w:r>
-          </w:p>
-        </w:tc>
-        <w:tc>
-          <w:tcPr>
-            <w:tcBorders>
-              <w:top w:val="single" w:space="0" w:color="D3D3D3"/>
-              <w:bottom w:val="single" w:space="0" w:color="D3D3D3"/>
-              <w:start w:val="single" w:space="0" w:color="D3D3D3"/>
-              <w:end w:val="single" w:space="0" w:color="D3D3D3"/>
-            </w:tcBorders>
-          </w:tcPr>
-          <w:p>
-            <w:pPr>
-              <w:spacing w:before="0" w:after="60"/>
-              <w:keepNext/>
-              <w:jc w:val="center"/>
-            </w:pPr>
-            <w:r>
-              <w:rPr>
-                <w:rFonts w:ascii="Calibri" w:hAnsi="Calibri"/>
-                <w:sz w:val="20"/>
-              </w:rPr>
-              <w:t xml:space="default"/>
-            </w:r>
-          </w:p>
-        </w:tc>
       </w:tr>
       <w:tr>
         <w:trPr>
@@ -13755,78 +8790,6 @@
                 <w:rFonts w:ascii="Calibri" w:hAnsi="Calibri"/>
                 <w:sz w:val="20"/>
               </w:rPr>
-              <w:t xml:space="default">0·516</w:t>
-            </w:r>
-          </w:p>
-        </w:tc>
-        <w:tc>
-          <w:tcPr>
-            <w:tcBorders>
-              <w:top w:val="single" w:space="0" w:color="D3D3D3"/>
-              <w:bottom w:val="single" w:space="0" w:color="D3D3D3"/>
-              <w:start w:val="single" w:space="0" w:color="D3D3D3"/>
-              <w:end w:val="single" w:space="0" w:color="D3D3D3"/>
-            </w:tcBorders>
-          </w:tcPr>
-          <w:p>
-            <w:pPr>
-              <w:spacing w:before="0" w:after="60"/>
-              <w:keepNext/>
-              <w:jc w:val="center"/>
-            </w:pPr>
-            <w:r>
-              <w:rPr>
-                <w:rFonts w:ascii="Calibri" w:hAnsi="Calibri"/>
-                <w:sz w:val="20"/>
-              </w:rPr>
-              <w:t xml:space="default">0.464, 0.568</w:t>
-            </w:r>
-          </w:p>
-        </w:tc>
-        <w:tc>
-          <w:tcPr>
-            <w:tcBorders>
-              <w:top w:val="single" w:space="0" w:color="D3D3D3"/>
-              <w:bottom w:val="single" w:space="0" w:color="D3D3D3"/>
-              <w:start w:val="single" w:space="0" w:color="D3D3D3"/>
-              <w:end w:val="single" w:space="0" w:color="D3D3D3"/>
-            </w:tcBorders>
-          </w:tcPr>
-          <w:p>
-            <w:pPr>
-              <w:spacing w:before="0" w:after="60"/>
-              <w:keepNext/>
-              <w:jc w:val="center"/>
-            </w:pPr>
-            <w:r>
-              <w:rPr>
-                <w:rFonts w:ascii="Calibri" w:hAnsi="Calibri"/>
-                <w:sz w:val="20"/>
-              </w:rPr>
-              <w:t xml:space="default">0·622</w:t>
-            </w:r>
-          </w:p>
-        </w:tc>
-        <w:tc>
-          <w:tcPr>
-            <w:tcBorders>
-              <w:top w:val="single" w:space="0" w:color="D3D3D3"/>
-              <w:bottom w:val="single" w:space="0" w:color="D3D3D3"/>
-              <w:start w:val="single" w:space="0" w:color="D3D3D3"/>
-              <w:end w:val="single" w:space="0" w:color="D3D3D3"/>
-            </w:tcBorders>
-          </w:tcPr>
-          <w:p>
-            <w:pPr>
-              <w:spacing w:before="0" w:after="60"/>
-              <w:keepNext/>
-              <w:jc w:val="center"/>
-            </w:pPr>
-            <w:r>
-              <w:rPr>
-                <w:rFonts w:ascii="Calibri" w:hAnsi="Calibri"/>
-                <w:sz w:val="20"/>
-              </w:rPr>
               <w:t xml:space="default">0·54</w:t>
             </w:r>
           </w:p>
@@ -13980,78 +8943,6 @@
             </w:r>
           </w:p>
         </w:tc>
-        <w:tc>
-          <w:tcPr>
-            <w:tcBorders>
-              <w:top w:val="single" w:space="0" w:color="D3D3D3"/>
-              <w:bottom w:val="single" w:space="0" w:color="D3D3D3"/>
-              <w:start w:val="single" w:space="0" w:color="D3D3D3"/>
-              <w:end w:val="single" w:space="0" w:color="D3D3D3"/>
-            </w:tcBorders>
-          </w:tcPr>
-          <w:p>
-            <w:pPr>
-              <w:spacing w:before="0" w:after="60"/>
-              <w:keepNext/>
-              <w:jc w:val="center"/>
-            </w:pPr>
-            <w:r>
-              <w:rPr>
-                <w:rFonts w:ascii="Calibri" w:hAnsi="Calibri"/>
-                <w:sz w:val="20"/>
-              </w:rPr>
-              <w:t xml:space="default"/>
-            </w:r>
-          </w:p>
-        </w:tc>
-        <w:tc>
-          <w:tcPr>
-            <w:tcBorders>
-              <w:top w:val="single" w:space="0" w:color="D3D3D3"/>
-              <w:bottom w:val="single" w:space="0" w:color="D3D3D3"/>
-              <w:start w:val="single" w:space="0" w:color="D3D3D3"/>
-              <w:end w:val="single" w:space="0" w:color="D3D3D3"/>
-            </w:tcBorders>
-          </w:tcPr>
-          <w:p>
-            <w:pPr>
-              <w:spacing w:before="0" w:after="60"/>
-              <w:keepNext/>
-              <w:jc w:val="center"/>
-            </w:pPr>
-            <w:r>
-              <w:rPr>
-                <w:rFonts w:ascii="Calibri" w:hAnsi="Calibri"/>
-                <w:sz w:val="20"/>
-              </w:rPr>
-              <w:t xml:space="default"/>
-            </w:r>
-          </w:p>
-        </w:tc>
-        <w:tc>
-          <w:tcPr>
-            <w:tcBorders>
-              <w:top w:val="single" w:space="0" w:color="D3D3D3"/>
-              <w:bottom w:val="single" w:space="0" w:color="D3D3D3"/>
-              <w:start w:val="single" w:space="0" w:color="D3D3D3"/>
-              <w:end w:val="single" w:space="0" w:color="D3D3D3"/>
-            </w:tcBorders>
-          </w:tcPr>
-          <w:p>
-            <w:pPr>
-              <w:spacing w:before="0" w:after="60"/>
-              <w:keepNext/>
-              <w:jc w:val="center"/>
-            </w:pPr>
-            <w:r>
-              <w:rPr>
-                <w:rFonts w:ascii="Calibri" w:hAnsi="Calibri"/>
-                <w:sz w:val="20"/>
-              </w:rPr>
-              <w:t xml:space="default"/>
-            </w:r>
-          </w:p>
-        </w:tc>
       </w:tr>
       <w:tr>
         <w:trPr>
@@ -14177,78 +9068,6 @@
             </w:r>
           </w:p>
         </w:tc>
-        <w:tc>
-          <w:tcPr>
-            <w:tcBorders>
-              <w:top w:val="single" w:space="0" w:color="D3D3D3"/>
-              <w:bottom w:val="single" w:space="0" w:color="D3D3D3"/>
-              <w:start w:val="single" w:space="0" w:color="D3D3D3"/>
-              <w:end w:val="single" w:space="0" w:color="D3D3D3"/>
-            </w:tcBorders>
-          </w:tcPr>
-          <w:p>
-            <w:pPr>
-              <w:spacing w:before="0" w:after="60"/>
-              <w:keepNext/>
-              <w:jc w:val="center"/>
-            </w:pPr>
-            <w:r>
-              <w:rPr>
-                <w:rFonts w:ascii="Calibri" w:hAnsi="Calibri"/>
-                <w:sz w:val="20"/>
-              </w:rPr>
-              <w:t xml:space="default"/>
-            </w:r>
-          </w:p>
-        </w:tc>
-        <w:tc>
-          <w:tcPr>
-            <w:tcBorders>
-              <w:top w:val="single" w:space="0" w:color="D3D3D3"/>
-              <w:bottom w:val="single" w:space="0" w:color="D3D3D3"/>
-              <w:start w:val="single" w:space="0" w:color="D3D3D3"/>
-              <w:end w:val="single" w:space="0" w:color="D3D3D3"/>
-            </w:tcBorders>
-          </w:tcPr>
-          <w:p>
-            <w:pPr>
-              <w:spacing w:before="0" w:after="60"/>
-              <w:keepNext/>
-              <w:jc w:val="center"/>
-            </w:pPr>
-            <w:r>
-              <w:rPr>
-                <w:rFonts w:ascii="Calibri" w:hAnsi="Calibri"/>
-                <w:sz w:val="20"/>
-              </w:rPr>
-              <w:t xml:space="default"/>
-            </w:r>
-          </w:p>
-        </w:tc>
-        <w:tc>
-          <w:tcPr>
-            <w:tcBorders>
-              <w:top w:val="single" w:space="0" w:color="D3D3D3"/>
-              <w:bottom w:val="single" w:space="0" w:color="D3D3D3"/>
-              <w:start w:val="single" w:space="0" w:color="D3D3D3"/>
-              <w:end w:val="single" w:space="0" w:color="D3D3D3"/>
-            </w:tcBorders>
-          </w:tcPr>
-          <w:p>
-            <w:pPr>
-              <w:spacing w:before="0" w:after="60"/>
-              <w:keepNext/>
-              <w:jc w:val="center"/>
-            </w:pPr>
-            <w:r>
-              <w:rPr>
-                <w:rFonts w:ascii="Calibri" w:hAnsi="Calibri"/>
-                <w:sz w:val="20"/>
-              </w:rPr>
-              <w:t xml:space="default"/>
-            </w:r>
-          </w:p>
-        </w:tc>
       </w:tr>
       <w:tr>
         <w:trPr>
@@ -14374,78 +9193,6 @@
             </w:r>
           </w:p>
         </w:tc>
-        <w:tc>
-          <w:tcPr>
-            <w:tcBorders>
-              <w:top w:val="single" w:space="0" w:color="D3D3D3"/>
-              <w:bottom w:val="single" w:space="0" w:color="D3D3D3"/>
-              <w:start w:val="single" w:space="0" w:color="D3D3D3"/>
-              <w:end w:val="single" w:space="0" w:color="D3D3D3"/>
-            </w:tcBorders>
-          </w:tcPr>
-          <w:p>
-            <w:pPr>
-              <w:spacing w:before="0" w:after="60"/>
-              <w:keepNext/>
-              <w:jc w:val="center"/>
-            </w:pPr>
-            <w:r>
-              <w:rPr>
-                <w:rFonts w:ascii="Calibri" w:hAnsi="Calibri"/>
-                <w:sz w:val="20"/>
-              </w:rPr>
-              <w:t xml:space="default"/>
-            </w:r>
-          </w:p>
-        </w:tc>
-        <w:tc>
-          <w:tcPr>
-            <w:tcBorders>
-              <w:top w:val="single" w:space="0" w:color="D3D3D3"/>
-              <w:bottom w:val="single" w:space="0" w:color="D3D3D3"/>
-              <w:start w:val="single" w:space="0" w:color="D3D3D3"/>
-              <w:end w:val="single" w:space="0" w:color="D3D3D3"/>
-            </w:tcBorders>
-          </w:tcPr>
-          <w:p>
-            <w:pPr>
-              <w:spacing w:before="0" w:after="60"/>
-              <w:keepNext/>
-              <w:jc w:val="center"/>
-            </w:pPr>
-            <w:r>
-              <w:rPr>
-                <w:rFonts w:ascii="Calibri" w:hAnsi="Calibri"/>
-                <w:sz w:val="20"/>
-              </w:rPr>
-              <w:t xml:space="default"/>
-            </w:r>
-          </w:p>
-        </w:tc>
-        <w:tc>
-          <w:tcPr>
-            <w:tcBorders>
-              <w:top w:val="single" w:space="0" w:color="D3D3D3"/>
-              <w:bottom w:val="single" w:space="0" w:color="D3D3D3"/>
-              <w:start w:val="single" w:space="0" w:color="D3D3D3"/>
-              <w:end w:val="single" w:space="0" w:color="D3D3D3"/>
-            </w:tcBorders>
-          </w:tcPr>
-          <w:p>
-            <w:pPr>
-              <w:spacing w:before="0" w:after="60"/>
-              <w:keepNext/>
-              <w:jc w:val="center"/>
-            </w:pPr>
-            <w:r>
-              <w:rPr>
-                <w:rFonts w:ascii="Calibri" w:hAnsi="Calibri"/>
-                <w:sz w:val="20"/>
-              </w:rPr>
-              <w:t xml:space="default"/>
-            </w:r>
-          </w:p>
-        </w:tc>
       </w:tr>
       <w:tr>
         <w:trPr>
@@ -14571,78 +9318,6 @@
             </w:r>
           </w:p>
         </w:tc>
-        <w:tc>
-          <w:tcPr>
-            <w:tcBorders>
-              <w:top w:val="single" w:space="0" w:color="D3D3D3"/>
-              <w:bottom w:val="single" w:space="0" w:color="D3D3D3"/>
-              <w:start w:val="single" w:space="0" w:color="D3D3D3"/>
-              <w:end w:val="single" w:space="0" w:color="D3D3D3"/>
-            </w:tcBorders>
-          </w:tcPr>
-          <w:p>
-            <w:pPr>
-              <w:spacing w:before="0" w:after="60"/>
-              <w:keepNext/>
-              <w:jc w:val="center"/>
-            </w:pPr>
-            <w:r>
-              <w:rPr>
-                <w:rFonts w:ascii="Calibri" w:hAnsi="Calibri"/>
-                <w:sz w:val="20"/>
-              </w:rPr>
-              <w:t xml:space="default"/>
-            </w:r>
-          </w:p>
-        </w:tc>
-        <w:tc>
-          <w:tcPr>
-            <w:tcBorders>
-              <w:top w:val="single" w:space="0" w:color="D3D3D3"/>
-              <w:bottom w:val="single" w:space="0" w:color="D3D3D3"/>
-              <w:start w:val="single" w:space="0" w:color="D3D3D3"/>
-              <w:end w:val="single" w:space="0" w:color="D3D3D3"/>
-            </w:tcBorders>
-          </w:tcPr>
-          <w:p>
-            <w:pPr>
-              <w:spacing w:before="0" w:after="60"/>
-              <w:keepNext/>
-              <w:jc w:val="center"/>
-            </w:pPr>
-            <w:r>
-              <w:rPr>
-                <w:rFonts w:ascii="Calibri" w:hAnsi="Calibri"/>
-                <w:sz w:val="20"/>
-              </w:rPr>
-              <w:t xml:space="default"/>
-            </w:r>
-          </w:p>
-        </w:tc>
-        <w:tc>
-          <w:tcPr>
-            <w:tcBorders>
-              <w:top w:val="single" w:space="0" w:color="D3D3D3"/>
-              <w:bottom w:val="single" w:space="0" w:color="D3D3D3"/>
-              <w:start w:val="single" w:space="0" w:color="D3D3D3"/>
-              <w:end w:val="single" w:space="0" w:color="D3D3D3"/>
-            </w:tcBorders>
-          </w:tcPr>
-          <w:p>
-            <w:pPr>
-              <w:spacing w:before="0" w:after="60"/>
-              <w:keepNext/>
-              <w:jc w:val="center"/>
-            </w:pPr>
-            <w:r>
-              <w:rPr>
-                <w:rFonts w:ascii="Calibri" w:hAnsi="Calibri"/>
-                <w:sz w:val="20"/>
-              </w:rPr>
-              <w:t xml:space="default"/>
-            </w:r>
-          </w:p>
-        </w:tc>
       </w:tr>
       <w:tr>
         <w:trPr>
@@ -14741,78 +9416,6 @@
                 <w:rFonts w:ascii="Calibri" w:hAnsi="Calibri"/>
                 <w:sz w:val="20"/>
               </w:rPr>
-              <w:t xml:space="default">0·493</w:t>
-            </w:r>
-          </w:p>
-        </w:tc>
-        <w:tc>
-          <w:tcPr>
-            <w:tcBorders>
-              <w:top w:val="single" w:space="0" w:color="D3D3D3"/>
-              <w:bottom w:val="single" w:space="0" w:color="D3D3D3"/>
-              <w:start w:val="single" w:space="0" w:color="D3D3D3"/>
-              <w:end w:val="single" w:space="0" w:color="D3D3D3"/>
-            </w:tcBorders>
-          </w:tcPr>
-          <w:p>
-            <w:pPr>
-              <w:spacing w:before="0" w:after="60"/>
-              <w:keepNext/>
-              <w:jc w:val="center"/>
-            </w:pPr>
-            <w:r>
-              <w:rPr>
-                <w:rFonts w:ascii="Calibri" w:hAnsi="Calibri"/>
-                <w:sz w:val="20"/>
-              </w:rPr>
-              <w:t xml:space="default">0.417, 0.569</w:t>
-            </w:r>
-          </w:p>
-        </w:tc>
-        <w:tc>
-          <w:tcPr>
-            <w:tcBorders>
-              <w:top w:val="single" w:space="0" w:color="D3D3D3"/>
-              <w:bottom w:val="single" w:space="0" w:color="D3D3D3"/>
-              <w:start w:val="single" w:space="0" w:color="D3D3D3"/>
-              <w:end w:val="single" w:space="0" w:color="D3D3D3"/>
-            </w:tcBorders>
-          </w:tcPr>
-          <w:p>
-            <w:pPr>
-              <w:spacing w:before="0" w:after="60"/>
-              <w:keepNext/>
-              <w:jc w:val="center"/>
-            </w:pPr>
-            <w:r>
-              <w:rPr>
-                <w:rFonts w:ascii="Calibri" w:hAnsi="Calibri"/>
-                <w:sz w:val="20"/>
-              </w:rPr>
-              <w:t xml:space="default">-0·188</w:t>
-            </w:r>
-          </w:p>
-        </w:tc>
-        <w:tc>
-          <w:tcPr>
-            <w:tcBorders>
-              <w:top w:val="single" w:space="0" w:color="D3D3D3"/>
-              <w:bottom w:val="single" w:space="0" w:color="D3D3D3"/>
-              <w:start w:val="single" w:space="0" w:color="D3D3D3"/>
-              <w:end w:val="single" w:space="0" w:color="D3D3D3"/>
-            </w:tcBorders>
-          </w:tcPr>
-          <w:p>
-            <w:pPr>
-              <w:spacing w:before="0" w:after="60"/>
-              <w:keepNext/>
-              <w:jc w:val="center"/>
-            </w:pPr>
-            <w:r>
-              <w:rPr>
-                <w:rFonts w:ascii="Calibri" w:hAnsi="Calibri"/>
-                <w:sz w:val="20"/>
-              </w:rPr>
               <w:t xml:space="default">0·85</w:t>
             </w:r>
           </w:p>
@@ -14966,78 +9569,6 @@
             </w:r>
           </w:p>
         </w:tc>
-        <w:tc>
-          <w:tcPr>
-            <w:tcBorders>
-              <w:top w:val="single" w:space="0" w:color="D3D3D3"/>
-              <w:bottom w:val="single" w:space="0" w:color="D3D3D3"/>
-              <w:start w:val="single" w:space="0" w:color="D3D3D3"/>
-              <w:end w:val="single" w:space="0" w:color="D3D3D3"/>
-            </w:tcBorders>
-          </w:tcPr>
-          <w:p>
-            <w:pPr>
-              <w:spacing w:before="0" w:after="60"/>
-              <w:keepNext/>
-              <w:jc w:val="center"/>
-            </w:pPr>
-            <w:r>
-              <w:rPr>
-                <w:rFonts w:ascii="Calibri" w:hAnsi="Calibri"/>
-                <w:sz w:val="20"/>
-              </w:rPr>
-              <w:t xml:space="default"/>
-            </w:r>
-          </w:p>
-        </w:tc>
-        <w:tc>
-          <w:tcPr>
-            <w:tcBorders>
-              <w:top w:val="single" w:space="0" w:color="D3D3D3"/>
-              <w:bottom w:val="single" w:space="0" w:color="D3D3D3"/>
-              <w:start w:val="single" w:space="0" w:color="D3D3D3"/>
-              <w:end w:val="single" w:space="0" w:color="D3D3D3"/>
-            </w:tcBorders>
-          </w:tcPr>
-          <w:p>
-            <w:pPr>
-              <w:spacing w:before="0" w:after="60"/>
-              <w:keepNext/>
-              <w:jc w:val="center"/>
-            </w:pPr>
-            <w:r>
-              <w:rPr>
-                <w:rFonts w:ascii="Calibri" w:hAnsi="Calibri"/>
-                <w:sz w:val="20"/>
-              </w:rPr>
-              <w:t xml:space="default"/>
-            </w:r>
-          </w:p>
-        </w:tc>
-        <w:tc>
-          <w:tcPr>
-            <w:tcBorders>
-              <w:top w:val="single" w:space="0" w:color="D3D3D3"/>
-              <w:bottom w:val="single" w:space="0" w:color="D3D3D3"/>
-              <w:start w:val="single" w:space="0" w:color="D3D3D3"/>
-              <w:end w:val="single" w:space="0" w:color="D3D3D3"/>
-            </w:tcBorders>
-          </w:tcPr>
-          <w:p>
-            <w:pPr>
-              <w:spacing w:before="0" w:after="60"/>
-              <w:keepNext/>
-              <w:jc w:val="center"/>
-            </w:pPr>
-            <w:r>
-              <w:rPr>
-                <w:rFonts w:ascii="Calibri" w:hAnsi="Calibri"/>
-                <w:sz w:val="20"/>
-              </w:rPr>
-              <w:t xml:space="default"/>
-            </w:r>
-          </w:p>
-        </w:tc>
       </w:tr>
       <w:tr>
         <w:trPr>
@@ -15163,78 +9694,6 @@
             </w:r>
           </w:p>
         </w:tc>
-        <w:tc>
-          <w:tcPr>
-            <w:tcBorders>
-              <w:top w:val="single" w:space="0" w:color="D3D3D3"/>
-              <w:bottom w:val="single" w:space="0" w:color="D3D3D3"/>
-              <w:start w:val="single" w:space="0" w:color="D3D3D3"/>
-              <w:end w:val="single" w:space="0" w:color="D3D3D3"/>
-            </w:tcBorders>
-          </w:tcPr>
-          <w:p>
-            <w:pPr>
-              <w:spacing w:before="0" w:after="60"/>
-              <w:keepNext/>
-              <w:jc w:val="center"/>
-            </w:pPr>
-            <w:r>
-              <w:rPr>
-                <w:rFonts w:ascii="Calibri" w:hAnsi="Calibri"/>
-                <w:sz w:val="20"/>
-              </w:rPr>
-              <w:t xml:space="default"/>
-            </w:r>
-          </w:p>
-        </w:tc>
-        <w:tc>
-          <w:tcPr>
-            <w:tcBorders>
-              <w:top w:val="single" w:space="0" w:color="D3D3D3"/>
-              <w:bottom w:val="single" w:space="0" w:color="D3D3D3"/>
-              <w:start w:val="single" w:space="0" w:color="D3D3D3"/>
-              <w:end w:val="single" w:space="0" w:color="D3D3D3"/>
-            </w:tcBorders>
-          </w:tcPr>
-          <w:p>
-            <w:pPr>
-              <w:spacing w:before="0" w:after="60"/>
-              <w:keepNext/>
-              <w:jc w:val="center"/>
-            </w:pPr>
-            <w:r>
-              <w:rPr>
-                <w:rFonts w:ascii="Calibri" w:hAnsi="Calibri"/>
-                <w:sz w:val="20"/>
-              </w:rPr>
-              <w:t xml:space="default"/>
-            </w:r>
-          </w:p>
-        </w:tc>
-        <w:tc>
-          <w:tcPr>
-            <w:tcBorders>
-              <w:top w:val="single" w:space="0" w:color="D3D3D3"/>
-              <w:bottom w:val="single" w:space="0" w:color="D3D3D3"/>
-              <w:start w:val="single" w:space="0" w:color="D3D3D3"/>
-              <w:end w:val="single" w:space="0" w:color="D3D3D3"/>
-            </w:tcBorders>
-          </w:tcPr>
-          <w:p>
-            <w:pPr>
-              <w:spacing w:before="0" w:after="60"/>
-              <w:keepNext/>
-              <w:jc w:val="center"/>
-            </w:pPr>
-            <w:r>
-              <w:rPr>
-                <w:rFonts w:ascii="Calibri" w:hAnsi="Calibri"/>
-                <w:sz w:val="20"/>
-              </w:rPr>
-              <w:t xml:space="default"/>
-            </w:r>
-          </w:p>
-        </w:tc>
       </w:tr>
       <w:tr>
         <w:trPr>
@@ -15360,78 +9819,6 @@
             </w:r>
           </w:p>
         </w:tc>
-        <w:tc>
-          <w:tcPr>
-            <w:tcBorders>
-              <w:top w:val="single" w:space="0" w:color="D3D3D3"/>
-              <w:bottom w:val="single" w:space="0" w:color="D3D3D3"/>
-              <w:start w:val="single" w:space="0" w:color="D3D3D3"/>
-              <w:end w:val="single" w:space="0" w:color="D3D3D3"/>
-            </w:tcBorders>
-          </w:tcPr>
-          <w:p>
-            <w:pPr>
-              <w:spacing w:before="0" w:after="60"/>
-              <w:keepNext/>
-              <w:jc w:val="center"/>
-            </w:pPr>
-            <w:r>
-              <w:rPr>
-                <w:rFonts w:ascii="Calibri" w:hAnsi="Calibri"/>
-                <w:sz w:val="20"/>
-              </w:rPr>
-              <w:t xml:space="default"/>
-            </w:r>
-          </w:p>
-        </w:tc>
-        <w:tc>
-          <w:tcPr>
-            <w:tcBorders>
-              <w:top w:val="single" w:space="0" w:color="D3D3D3"/>
-              <w:bottom w:val="single" w:space="0" w:color="D3D3D3"/>
-              <w:start w:val="single" w:space="0" w:color="D3D3D3"/>
-              <w:end w:val="single" w:space="0" w:color="D3D3D3"/>
-            </w:tcBorders>
-          </w:tcPr>
-          <w:p>
-            <w:pPr>
-              <w:spacing w:before="0" w:after="60"/>
-              <w:keepNext/>
-              <w:jc w:val="center"/>
-            </w:pPr>
-            <w:r>
-              <w:rPr>
-                <w:rFonts w:ascii="Calibri" w:hAnsi="Calibri"/>
-                <w:sz w:val="20"/>
-              </w:rPr>
-              <w:t xml:space="default"/>
-            </w:r>
-          </w:p>
-        </w:tc>
-        <w:tc>
-          <w:tcPr>
-            <w:tcBorders>
-              <w:top w:val="single" w:space="0" w:color="D3D3D3"/>
-              <w:bottom w:val="single" w:space="0" w:color="D3D3D3"/>
-              <w:start w:val="single" w:space="0" w:color="D3D3D3"/>
-              <w:end w:val="single" w:space="0" w:color="D3D3D3"/>
-            </w:tcBorders>
-          </w:tcPr>
-          <w:p>
-            <w:pPr>
-              <w:spacing w:before="0" w:after="60"/>
-              <w:keepNext/>
-              <w:jc w:val="center"/>
-            </w:pPr>
-            <w:r>
-              <w:rPr>
-                <w:rFonts w:ascii="Calibri" w:hAnsi="Calibri"/>
-                <w:sz w:val="20"/>
-              </w:rPr>
-              <w:t xml:space="default"/>
-            </w:r>
-          </w:p>
-        </w:tc>
       </w:tr>
       <w:tr>
         <w:trPr>
@@ -15557,78 +9944,6 @@
             </w:r>
           </w:p>
         </w:tc>
-        <w:tc>
-          <w:tcPr>
-            <w:tcBorders>
-              <w:top w:val="single" w:space="0" w:color="D3D3D3"/>
-              <w:bottom w:val="single" w:space="0" w:color="D3D3D3"/>
-              <w:start w:val="single" w:space="0" w:color="D3D3D3"/>
-              <w:end w:val="single" w:space="0" w:color="D3D3D3"/>
-            </w:tcBorders>
-          </w:tcPr>
-          <w:p>
-            <w:pPr>
-              <w:spacing w:before="0" w:after="60"/>
-              <w:keepNext/>
-              <w:jc w:val="center"/>
-            </w:pPr>
-            <w:r>
-              <w:rPr>
-                <w:rFonts w:ascii="Calibri" w:hAnsi="Calibri"/>
-                <w:sz w:val="20"/>
-              </w:rPr>
-              <w:t xml:space="default"/>
-            </w:r>
-          </w:p>
-        </w:tc>
-        <w:tc>
-          <w:tcPr>
-            <w:tcBorders>
-              <w:top w:val="single" w:space="0" w:color="D3D3D3"/>
-              <w:bottom w:val="single" w:space="0" w:color="D3D3D3"/>
-              <w:start w:val="single" w:space="0" w:color="D3D3D3"/>
-              <w:end w:val="single" w:space="0" w:color="D3D3D3"/>
-            </w:tcBorders>
-          </w:tcPr>
-          <w:p>
-            <w:pPr>
-              <w:spacing w:before="0" w:after="60"/>
-              <w:keepNext/>
-              <w:jc w:val="center"/>
-            </w:pPr>
-            <w:r>
-              <w:rPr>
-                <w:rFonts w:ascii="Calibri" w:hAnsi="Calibri"/>
-                <w:sz w:val="20"/>
-              </w:rPr>
-              <w:t xml:space="default"/>
-            </w:r>
-          </w:p>
-        </w:tc>
-        <w:tc>
-          <w:tcPr>
-            <w:tcBorders>
-              <w:top w:val="single" w:space="0" w:color="D3D3D3"/>
-              <w:bottom w:val="single" w:space="0" w:color="D3D3D3"/>
-              <w:start w:val="single" w:space="0" w:color="D3D3D3"/>
-              <w:end w:val="single" w:space="0" w:color="D3D3D3"/>
-            </w:tcBorders>
-          </w:tcPr>
-          <w:p>
-            <w:pPr>
-              <w:spacing w:before="0" w:after="60"/>
-              <w:keepNext/>
-              <w:jc w:val="center"/>
-            </w:pPr>
-            <w:r>
-              <w:rPr>
-                <w:rFonts w:ascii="Calibri" w:hAnsi="Calibri"/>
-                <w:sz w:val="20"/>
-              </w:rPr>
-              <w:t xml:space="default"/>
-            </w:r>
-          </w:p>
-        </w:tc>
       </w:tr>
       <w:tr>
         <w:trPr>
@@ -15636,19 +9951,20 @@
         </w:trPr>
         <w:tc>
           <w:tcPr>
-            <w:gridSpan w:val="8"/>
-          </w:tcPr>
-          <w:p>
-            <w:pPr>
-              <w:spacing w:before="0" w:after="60"/>
-              <w:keepNext/>
-            </w:pPr>
-            <w:r>
-              <w:rPr>
-                <w:rFonts w:ascii="Calibri" w:hAnsi="Calibri"/>
-                <w:sz w:val="20"/>
-              </w:rPr>
-              <w:t xml:space="preserve">Abbreviation: 95% CI = Confidence interval of the estimated relative effect, BIS-15 = Barratt Impulsiveness Scale-15, BMS = Bumby Molest Scale, CUSI = Coping Using Sex Inventory, CVTRQ = Corrections Victoria Treatment Readiness Questionnaire, DERS = Difficulties in Emotion Regulation Scale, EKK-R = Questionnaire on Emotional Congruence with Children-Revised, ESIQ = Explicit Sexual Interest Questionnaire, F-Soz-U = Seven-item short version of the Social Support Questionnaire, HBI-19 = Hypersexual Behavior Inventory-19, NARQ = Negative Affect Repair Questionnaire, OQMPR = Questionnaire for the Measurement of Psychological Reactance, Q1 = 25th percentile, Q3 = 75th percentile, RCQ = Readiness to Change Questionnaire - German version, SD = Standard deviation, SOI-R = Sexual Outlet Inventory revised, subscale desire for sexual activity with children, SPSI-R = Social Problem-Solving Inventory Revised, SSIC = Specific self-efficacy for modifying Sexual Interest in Children, UCLA = UCLA Loneliness Scale - German short version, p-hat = estimated relative effect, q-value = Holm-Bonferroni adjusted p-value, t = Brunner–Munzel test statistic for paired samples.</w:t>
+            <w:gridSpan w:val="5"/>
+          </w:tcPr>
+          <w:p>
+            <w:pPr>
+              <w:spacing w:before="0" w:after="60"/>
+              <w:keepNext/>
+              <w:jc w:val="start"/>
+            </w:pPr>
+            <w:r>
+              <w:rPr>
+                <w:rFonts w:ascii="Calibri" w:hAnsi="Calibri"/>
+                <w:sz w:val="20"/>
+              </w:rPr>
+              <w:t xml:space="preserve">Abbreviation: BIS-15 = Barratt Impulsiveness Scale-15, BMS = Bumby Molest Scale, CUSI = Coping Using Sex Inventory, CVTRQ = Corrections Victoria Treatment Readiness Questionnaire, DERS = Difficulties in Emotion Regulation Scale, EKK-R = Questionnaire on Emotional Congruence with Children-Revised, ESIQ = Explicit Sexual Interest Questionnaire, F-Soz-U = Seven-item short version of the Social Support Questionnaire, HBI-19 = Hypersexual Behavior Inventory-19, NARQ = Negative Affect Repair Questionnaire, OQMPR = Questionnaire for the Measurement of Psychological Reactance, Q1 = 25th percentile, Q3 = 75th percentile, RCQ = Readiness to Change Questionnaire - German version, SD = Standard deviation, SOI-R = Sexual Outlet Inventory revised, subscale desire for sexual activity with children, SPSI-R = Social Problem-Solving Inventory Revised, SSIC = Specific self-efficacy for modifying Sexual Interest in Children, UCLA = UCLA Loneliness Scale - German short version, p~adj~ = Holm-Bonferroni adjusted p-value</w:t>
             </w:r>
           </w:p>
         </w:tc>
@@ -15658,11 +9974,12 @@
       <w:pPr>
         <w:pStyle w:val="FirstParagraph"/>
       </w:pPr>
-      <w:r>
-        <w:t xml:space="preserve"/>
-      </w:r>
     </w:p>
-    <w:sectPr/>
+    <w:sectPr>
+      <w:footnotePr>
+        <w:numRestart w:val="eachSect"/>
+      </w:footnotePr>
+    </w:sectPr>
   </w:body>
 </w:document>
 </file>
@@ -15693,14 +10010,14 @@
 <file path=word/numbering.xml><?xml version="1.0" encoding="utf-8"?>
 <w:numbering xmlns:w="http://schemas.openxmlformats.org/wordprocessingml/2006/main">
   <w:abstractNum w:abstractNumId="990">
-    <w:nsid w:val="A990"/>
+    <w:nsid w:val="0000A990"/>
     <w:multiLevelType w:val="multilevel"/>
     <w:lvl w:ilvl="0">
       <w:numFmt w:val="bullet"/>
       <w:lvlText w:val=" "/>
       <w:lvlJc w:val="left"/>
       <w:pPr>
-        <w:ind w:left="720" w:hanging="480"/>
+        <w:ind w:left="720" w:hanging="360"/>
       </w:pPr>
     </w:lvl>
     <w:lvl w:ilvl="1">
@@ -15708,7 +10025,7 @@
       <w:lvlText w:val=" "/>
       <w:lvlJc w:val="left"/>
       <w:pPr>
-        <w:ind w:left="1440" w:hanging="480"/>
+        <w:ind w:left="1440" w:hanging="360"/>
       </w:pPr>
     </w:lvl>
     <w:lvl w:ilvl="2">
@@ -15716,7 +10033,7 @@
       <w:lvlText w:val=" "/>
       <w:lvlJc w:val="left"/>
       <w:pPr>
-        <w:ind w:left="2160" w:hanging="480"/>
+        <w:ind w:left="2160" w:hanging="360"/>
       </w:pPr>
     </w:lvl>
     <w:lvl w:ilvl="3">
@@ -15724,7 +10041,7 @@
       <w:lvlText w:val=" "/>
       <w:lvlJc w:val="left"/>
       <w:pPr>
-        <w:ind w:left="2880" w:hanging="480"/>
+        <w:ind w:left="2880" w:hanging="360"/>
       </w:pPr>
     </w:lvl>
     <w:lvl w:ilvl="4">
@@ -15732,7 +10049,7 @@
       <w:lvlText w:val=" "/>
       <w:lvlJc w:val="left"/>
       <w:pPr>
-        <w:ind w:left="3600" w:hanging="480"/>
+        <w:ind w:left="3600" w:hanging="360"/>
       </w:pPr>
     </w:lvl>
     <w:lvl w:ilvl="5">
@@ -15740,7 +10057,7 @@
       <w:lvlText w:val=" "/>
       <w:lvlJc w:val="left"/>
       <w:pPr>
-        <w:ind w:left="4320" w:hanging="480"/>
+        <w:ind w:left="4320" w:hanging="360"/>
       </w:pPr>
     </w:lvl>
     <w:lvl w:ilvl="6">
@@ -15748,7 +10065,7 @@
       <w:lvlText w:val=" "/>
       <w:lvlJc w:val="left"/>
       <w:pPr>
-        <w:ind w:left="5040" w:hanging="480"/>
+        <w:ind w:left="5040" w:hanging="360"/>
       </w:pPr>
     </w:lvl>
     <w:lvl w:ilvl="7">
@@ -15756,7 +10073,7 @@
       <w:lvlText w:val=" "/>
       <w:lvlJc w:val="left"/>
       <w:pPr>
-        <w:ind w:left="5760" w:hanging="480"/>
+        <w:ind w:left="5760" w:hanging="360"/>
       </w:pPr>
     </w:lvl>
     <w:lvl w:ilvl="8">
@@ -15764,7 +10081,7 @@
       <w:lvlText w:val=" "/>
       <w:lvlJc w:val="left"/>
       <w:pPr>
-        <w:ind w:left="6480" w:hanging="480"/>
+        <w:ind w:left="6480" w:hanging="360"/>
       </w:pPr>
     </w:lvl>
   </w:abstractNum>
@@ -15800,10 +10117,10 @@
     <w:name w:val="Body Text"/>
     <w:basedOn w:val="Normal"/>
     <w:link w:val="BodyTextChar"/>
+    <w:qFormat/>
     <w:pPr>
       <w:spacing w:after="180" w:before="180"/>
     </w:pPr>
-    <w:qFormat/>
   </w:style>
   <w:style w:customStyle="1" w:styleId="FirstParagraph" w:type="paragraph">
     <w:name w:val="First Paragraph"/>
@@ -15823,57 +10140,94 @@
     <w:name w:val="Title"/>
     <w:basedOn w:val="Normal"/>
     <w:next w:val="BodyText"/>
+    <w:link w:val="TitleChar"/>
+    <w:uiPriority w:val="10"/>
     <w:qFormat/>
+    <w:rsid w:val="00A10FD9"/>
     <w:pPr>
-      <w:keepNext/>
-      <w:keepLines/>
-      <w:spacing w:after="240" w:before="480"/>
+      <w:spacing w:after="80" w:line="240" w:lineRule="auto"/>
+      <w:contextualSpacing/>
       <w:jc w:val="center"/>
     </w:pPr>
     <w:rPr>
       <w:rFonts w:asciiTheme="majorHAnsi" w:cstheme="majorBidi" w:eastAsiaTheme="majorEastAsia" w:hAnsiTheme="majorHAnsi"/>
-      <w:b/>
-      <w:bCs/>
-      <w:color w:themeColor="accent1" w:themeShade="B5" w:val="345A8A"/>
-      <w:sz w:val="36"/>
-      <w:szCs w:val="36"/>
+      <w:sz w:val="56"/>
+      <w:szCs w:val="56"/>
+    </w:rPr>
+  </w:style>
+  <w:style w:customStyle="1" w:styleId="TitleChar" w:type="character">
+    <w:name w:val="Title Char"/>
+    <w:basedOn w:val="DefaultParagraphFont"/>
+    <w:link w:val="Title"/>
+    <w:uiPriority w:val="10"/>
+    <w:rsid w:val="00A10FD9"/>
+    <w:rPr>
+      <w:rFonts w:asciiTheme="majorHAnsi" w:cstheme="majorBidi" w:eastAsiaTheme="majorEastAsia" w:hAnsiTheme="majorHAnsi"/>
+      <w:sz w:val="56"/>
+      <w:szCs w:val="56"/>
     </w:rPr>
   </w:style>
   <w:style w:styleId="Subtitle" w:type="paragraph">
     <w:name w:val="Subtitle"/>
     <w:basedOn w:val="Title"/>
     <w:next w:val="BodyText"/>
+    <w:link w:val="SubtitleChar"/>
+    <w:uiPriority w:val="11"/>
     <w:qFormat/>
+    <w:rsid w:val="00A10FD9"/>
     <w:pPr>
-      <w:keepNext/>
-      <w:keepLines/>
-      <w:spacing w:after="240" w:before="240"/>
-      <w:jc w:val="center"/>
+      <w:numPr>
+        <w:ilvl w:val="1"/>
+      </w:numPr>
     </w:pPr>
     <w:rPr>
-      <w:sz w:val="30"/>
-      <w:szCs w:val="30"/>
+      <w:rFonts w:cstheme="majorBidi" w:eastAsiaTheme="majorEastAsia"/>
+      <w:spacing w:val="15"/>
+      <w:sz w:val="28"/>
+      <w:szCs w:val="28"/>
+    </w:rPr>
+  </w:style>
+  <w:style w:customStyle="1" w:styleId="SubtitleChar" w:type="character">
+    <w:name w:val="Subtitle Char"/>
+    <w:basedOn w:val="DefaultParagraphFont"/>
+    <w:link w:val="Subtitle"/>
+    <w:uiPriority w:val="11"/>
+    <w:rsid w:val="00A10FD9"/>
+    <w:rPr>
+      <w:rFonts w:cstheme="majorBidi" w:eastAsiaTheme="majorEastAsia"/>
+      <w:color w:themeColor="text1" w:themeTint="A6" w:val="595959"/>
+      <w:spacing w:val="15"/>
+      <w:sz w:val="28"/>
+      <w:szCs w:val="28"/>
     </w:rPr>
   </w:style>
   <w:style w:customStyle="1" w:styleId="Author" w:type="paragraph">
     <w:name w:val="Author"/>
+    <w:basedOn w:val="Title"/>
     <w:next w:val="BodyText"/>
     <w:qFormat/>
     <w:pPr>
       <w:keepNext/>
       <w:keepLines/>
-      <w:jc w:val="center"/>
     </w:pPr>
+    <w:rPr>
+      <w:sz w:val="24"/>
+      <w:szCs w:val="24"/>
+    </w:rPr>
   </w:style>
   <w:style w:styleId="Date" w:type="paragraph">
     <w:name w:val="Date"/>
+    <w:basedOn w:val="Title"/>
     <w:next w:val="BodyText"/>
     <w:qFormat/>
     <w:pPr>
       <w:keepNext/>
       <w:keepLines/>
-      <w:jc w:val="center"/>
     </w:pPr>
+    <w:rPr>
+      <w:sz w:val="24"/>
+      <w:szCs w:val="24"/>
+    </w:rPr>
   </w:style>
   <w:style w:customStyle="1" w:styleId="AbstractTitle" w:type="paragraph">
     <w:name w:val="Abstract Title"/>
@@ -15883,15 +10237,13 @@
     <w:pPr>
       <w:keepNext/>
       <w:keepLines/>
+      <w:spacing w:after="0" w:before="300"/>
       <w:jc w:val="center"/>
-      <w:spacing w:after="0" w:before="300"/>
     </w:pPr>
     <w:rPr>
+      <w:b/>
       <w:sz w:val="20"/>
       <w:szCs w:val="20"/>
-      <w:b/>
-      <w:color w:val="345A8A"/>
-      &gt;
     </w:rPr>
   </w:style>
   <w:style w:customStyle="1" w:styleId="Abstract" w:type="paragraph">
@@ -15918,191 +10270,321 @@
     <w:rPr/>
   </w:style>
   <w:style w:styleId="Heading1" w:type="paragraph">
-    <w:name w:val="Heading 1"/>
+    <w:name w:val="heading 1"/>
     <w:basedOn w:val="Normal"/>
     <w:next w:val="BodyText"/>
+    <w:link w:val="Heading1Char"/>
     <w:uiPriority w:val="9"/>
     <w:qFormat/>
+    <w:rsid w:val="00A10FD9"/>
     <w:pPr>
       <w:keepNext/>
       <w:keepLines/>
-      <w:spacing w:after="0" w:before="480"/>
+      <w:spacing w:after="80" w:before="360"/>
       <w:outlineLvl w:val="0"/>
     </w:pPr>
     <w:rPr>
       <w:rFonts w:asciiTheme="majorHAnsi" w:cstheme="majorBidi" w:eastAsiaTheme="majorEastAsia" w:hAnsiTheme="majorHAnsi"/>
-      <w:b/>
-      <w:bCs/>
-      <w:color w:themeColor="accent1" w:val="4F81BD"/>
+      <w:color w:themeColor="accent1" w:themeShade="BF" w:val="0F4761"/>
+      <w:sz w:val="40"/>
+      <w:szCs w:val="40"/>
+    </w:rPr>
+  </w:style>
+  <w:style w:styleId="Heading2" w:type="paragraph">
+    <w:name w:val="heading 2"/>
+    <w:basedOn w:val="Normal"/>
+    <w:next w:val="BodyText"/>
+    <w:link w:val="Heading2Char"/>
+    <w:uiPriority w:val="9"/>
+    <w:semiHidden/>
+    <w:unhideWhenUsed/>
+    <w:qFormat/>
+    <w:rsid w:val="00A10FD9"/>
+    <w:pPr>
+      <w:keepNext/>
+      <w:keepLines/>
+      <w:spacing w:after="80" w:before="160"/>
+      <w:outlineLvl w:val="1"/>
+    </w:pPr>
+    <w:rPr>
+      <w:rFonts w:asciiTheme="majorHAnsi" w:cstheme="majorBidi" w:eastAsiaTheme="majorEastAsia" w:hAnsiTheme="majorHAnsi"/>
+      <w:color w:themeColor="accent1" w:themeShade="BF" w:val="0F4761"/>
       <w:sz w:val="32"/>
       <w:szCs w:val="32"/>
     </w:rPr>
   </w:style>
-  <w:style w:styleId="Heading2" w:type="paragraph">
-    <w:name w:val="Heading 2"/>
+  <w:style w:styleId="Heading3" w:type="paragraph">
+    <w:name w:val="heading 3"/>
     <w:basedOn w:val="Normal"/>
     <w:next w:val="BodyText"/>
+    <w:link w:val="Heading3Char"/>
     <w:uiPriority w:val="9"/>
+    <w:semiHidden/>
     <w:unhideWhenUsed/>
     <w:qFormat/>
+    <w:rsid w:val="00A10FD9"/>
     <w:pPr>
       <w:keepNext/>
       <w:keepLines/>
-      <w:spacing w:after="0" w:before="200"/>
-      <w:outlineLvl w:val="1"/>
+      <w:spacing w:after="80" w:before="160"/>
+      <w:outlineLvl w:val="2"/>
     </w:pPr>
     <w:rPr>
-      <w:rFonts w:asciiTheme="majorHAnsi" w:cstheme="majorBidi" w:eastAsiaTheme="majorEastAsia" w:hAnsiTheme="majorHAnsi"/>
-      <w:b/>
-      <w:bCs/>
-      <w:color w:themeColor="accent1" w:val="4F81BD"/>
+      <w:rFonts w:cstheme="majorBidi" w:eastAsiaTheme="majorEastAsia"/>
+      <w:color w:themeColor="accent1" w:themeShade="BF" w:val="0F4761"/>
       <w:sz w:val="28"/>
       <w:szCs w:val="28"/>
     </w:rPr>
   </w:style>
-  <w:style w:styleId="Heading3" w:type="paragraph">
-    <w:name w:val="Heading 3"/>
+  <w:style w:styleId="Heading4" w:type="paragraph">
+    <w:name w:val="heading 4"/>
     <w:basedOn w:val="Normal"/>
     <w:next w:val="BodyText"/>
+    <w:link w:val="Heading4Char"/>
     <w:uiPriority w:val="9"/>
+    <w:semiHidden/>
     <w:unhideWhenUsed/>
     <w:qFormat/>
+    <w:rsid w:val="00A10FD9"/>
     <w:pPr>
       <w:keepNext/>
       <w:keepLines/>
-      <w:spacing w:after="0" w:before="200"/>
-      <w:outlineLvl w:val="2"/>
+      <w:spacing w:after="40" w:before="80"/>
+      <w:outlineLvl w:val="3"/>
     </w:pPr>
     <w:rPr>
-      <w:rFonts w:asciiTheme="majorHAnsi" w:cstheme="majorBidi" w:eastAsiaTheme="majorEastAsia" w:hAnsiTheme="majorHAnsi"/>
-      <w:b/>
-      <w:bCs/>
-      <w:color w:themeColor="accent1" w:val="4F81BD"/>
-      <w:sz w:val="24"/>
-      <w:szCs w:val="24"/>
+      <w:rFonts w:cstheme="majorBidi" w:eastAsiaTheme="majorEastAsia"/>
+      <w:i/>
+      <w:iCs/>
+      <w:color w:themeColor="accent1" w:themeShade="BF" w:val="0F4761"/>
     </w:rPr>
   </w:style>
-  <w:style w:styleId="Heading4" w:type="paragraph">
-    <w:name w:val="Heading 4"/>
+  <w:style w:styleId="Heading5" w:type="paragraph">
+    <w:name w:val="heading 5"/>
     <w:basedOn w:val="Normal"/>
     <w:next w:val="BodyText"/>
+    <w:link w:val="Heading5Char"/>
     <w:uiPriority w:val="9"/>
+    <w:semiHidden/>
     <w:unhideWhenUsed/>
     <w:qFormat/>
+    <w:rsid w:val="00A10FD9"/>
     <w:pPr>
       <w:keepNext/>
       <w:keepLines/>
-      <w:spacing w:after="0" w:before="200"/>
-      <w:outlineLvl w:val="3"/>
+      <w:spacing w:after="40" w:before="80"/>
+      <w:outlineLvl w:val="4"/>
     </w:pPr>
     <w:rPr>
-      <w:rFonts w:asciiTheme="majorHAnsi" w:cstheme="majorBidi" w:eastAsiaTheme="majorEastAsia" w:hAnsiTheme="majorHAnsi"/>
-      <w:i/>
-      <w:bCs/>
-      <w:color w:themeColor="accent1" w:val="4F81BD"/>
-      <w:sz w:val="24"/>
-      <w:szCs w:val="24"/>
+      <w:rFonts w:cstheme="majorBidi" w:eastAsiaTheme="majorEastAsia"/>
+      <w:color w:themeColor="accent1" w:themeShade="BF" w:val="0F4761"/>
     </w:rPr>
   </w:style>
-  <w:style w:styleId="Heading5" w:type="paragraph">
-    <w:name w:val="Heading 5"/>
+  <w:style w:styleId="Heading6" w:type="paragraph">
+    <w:name w:val="heading 6"/>
     <w:basedOn w:val="Normal"/>
     <w:next w:val="BodyText"/>
+    <w:link w:val="Heading6Char"/>
     <w:uiPriority w:val="9"/>
+    <w:semiHidden/>
     <w:unhideWhenUsed/>
     <w:qFormat/>
+    <w:rsid w:val="00A10FD9"/>
     <w:pPr>
       <w:keepNext/>
       <w:keepLines/>
-      <w:spacing w:after="0" w:before="200"/>
-      <w:outlineLvl w:val="4"/>
+      <w:spacing w:after="0" w:before="40"/>
+      <w:outlineLvl w:val="5"/>
     </w:pPr>
     <w:rPr>
-      <w:rFonts w:asciiTheme="majorHAnsi" w:cstheme="majorBidi" w:eastAsiaTheme="majorEastAsia" w:hAnsiTheme="majorHAnsi"/>
+      <w:rFonts w:cstheme="majorBidi" w:eastAsiaTheme="majorEastAsia"/>
+      <w:i/>
       <w:iCs/>
-      <w:color w:themeColor="accent1" w:val="4F81BD"/>
-      <w:sz w:val="24"/>
-      <w:szCs w:val="24"/>
+      <w:color w:themeColor="text1" w:themeTint="A6" w:val="595959"/>
     </w:rPr>
   </w:style>
-  <w:style w:styleId="Heading6" w:type="paragraph">
-    <w:name w:val="Heading 6"/>
+  <w:style w:styleId="Heading7" w:type="paragraph">
+    <w:name w:val="heading 7"/>
     <w:basedOn w:val="Normal"/>
     <w:next w:val="BodyText"/>
+    <w:link w:val="Heading7Char"/>
     <w:uiPriority w:val="9"/>
+    <w:semiHidden/>
     <w:unhideWhenUsed/>
     <w:qFormat/>
+    <w:rsid w:val="00A10FD9"/>
     <w:pPr>
       <w:keepNext/>
       <w:keepLines/>
-      <w:spacing w:after="0" w:before="200"/>
-      <w:outlineLvl w:val="5"/>
+      <w:spacing w:after="0" w:before="40"/>
+      <w:outlineLvl w:val="6"/>
     </w:pPr>
     <w:rPr>
-      <w:rFonts w:asciiTheme="majorHAnsi" w:cstheme="majorBidi" w:eastAsiaTheme="majorEastAsia" w:hAnsiTheme="majorHAnsi"/>
-      <w:color w:themeColor="accent1" w:val="4F81BD"/>
-      <w:sz w:val="24"/>
-      <w:szCs w:val="24"/>
+      <w:rFonts w:cstheme="majorBidi" w:eastAsiaTheme="majorEastAsia"/>
+      <w:color w:themeColor="text1" w:themeTint="A6" w:val="595959"/>
     </w:rPr>
   </w:style>
-  <w:style w:styleId="Heading7" w:type="paragraph">
-    <w:name w:val="Heading 7"/>
+  <w:style w:styleId="Heading8" w:type="paragraph">
+    <w:name w:val="heading 8"/>
     <w:basedOn w:val="Normal"/>
     <w:next w:val="BodyText"/>
+    <w:link w:val="Heading8Char"/>
     <w:uiPriority w:val="9"/>
+    <w:semiHidden/>
     <w:unhideWhenUsed/>
     <w:qFormat/>
+    <w:rsid w:val="00A10FD9"/>
     <w:pPr>
       <w:keepNext/>
       <w:keepLines/>
-      <w:spacing w:after="0" w:before="200"/>
-      <w:outlineLvl w:val="6"/>
+      <w:spacing w:after="0"/>
+      <w:outlineLvl w:val="7"/>
     </w:pPr>
     <w:rPr>
-      <w:rFonts w:asciiTheme="majorHAnsi" w:cstheme="majorBidi" w:eastAsiaTheme="majorEastAsia" w:hAnsiTheme="majorHAnsi"/>
-      <w:color w:themeColor="accent1" w:val="4F81BD"/>
-      <w:sz w:val="24"/>
-      <w:szCs w:val="24"/>
+      <w:rFonts w:cstheme="majorBidi" w:eastAsiaTheme="majorEastAsia"/>
+      <w:i/>
+      <w:iCs/>
+      <w:color w:themeColor="text1" w:themeTint="D8" w:val="272727"/>
     </w:rPr>
   </w:style>
-  <w:style w:styleId="Heading8" w:type="paragraph">
-    <w:name w:val="Heading 8"/>
+  <w:style w:styleId="Heading9" w:type="paragraph">
+    <w:name w:val="heading 9"/>
     <w:basedOn w:val="Normal"/>
     <w:next w:val="BodyText"/>
+    <w:link w:val="Heading9Char"/>
     <w:uiPriority w:val="9"/>
+    <w:semiHidden/>
     <w:unhideWhenUsed/>
     <w:qFormat/>
+    <w:rsid w:val="00A10FD9"/>
     <w:pPr>
       <w:keepNext/>
       <w:keepLines/>
-      <w:spacing w:after="0" w:before="200"/>
-      <w:outlineLvl w:val="7"/>
-    </w:pPr>
-    <w:rPr>
-      <w:rFonts w:asciiTheme="majorHAnsi" w:cstheme="majorBidi" w:eastAsiaTheme="majorEastAsia" w:hAnsiTheme="majorHAnsi"/>
-      <w:color w:themeColor="accent1" w:val="4F81BD"/>
-      <w:sz w:val="24"/>
-      <w:szCs w:val="24"/>
-    </w:rPr>
-  </w:style>
-  <w:style w:styleId="Heading9" w:type="paragraph">
-    <w:name w:val="Heading 9"/>
-    <w:basedOn w:val="Normal"/>
-    <w:next w:val="BodyText"/>
-    <w:uiPriority w:val="9"/>
-    <w:unhideWhenUsed/>
-    <w:qFormat/>
-    <w:pPr>
-      <w:keepNext/>
-      <w:keepLines/>
-      <w:spacing w:after="0" w:before="200"/>
+      <w:spacing w:after="0"/>
       <w:outlineLvl w:val="8"/>
     </w:pPr>
     <w:rPr>
+      <w:rFonts w:cstheme="majorBidi" w:eastAsiaTheme="majorEastAsia"/>
+      <w:color w:themeColor="text1" w:themeTint="D8" w:val="272727"/>
+    </w:rPr>
+  </w:style>
+  <w:style w:customStyle="1" w:styleId="Heading1Char" w:type="character">
+    <w:name w:val="Heading 1 Char"/>
+    <w:basedOn w:val="DefaultParagraphFont"/>
+    <w:link w:val="Heading1"/>
+    <w:uiPriority w:val="9"/>
+    <w:rsid w:val="00A10FD9"/>
+    <w:rPr>
       <w:rFonts w:asciiTheme="majorHAnsi" w:cstheme="majorBidi" w:eastAsiaTheme="majorEastAsia" w:hAnsiTheme="majorHAnsi"/>
-      <w:color w:themeColor="accent1" w:val="4F81BD"/>
-      <w:sz w:val="24"/>
-      <w:szCs w:val="24"/>
+      <w:color w:themeColor="accent1" w:themeShade="BF" w:val="0F4761"/>
+      <w:sz w:val="40"/>
+      <w:szCs w:val="40"/>
+    </w:rPr>
+  </w:style>
+  <w:style w:customStyle="1" w:styleId="Heading2Char" w:type="character">
+    <w:name w:val="Heading 2 Char"/>
+    <w:basedOn w:val="DefaultParagraphFont"/>
+    <w:link w:val="Heading2"/>
+    <w:uiPriority w:val="9"/>
+    <w:semiHidden/>
+    <w:rsid w:val="00A10FD9"/>
+    <w:rPr>
+      <w:rFonts w:asciiTheme="majorHAnsi" w:cstheme="majorBidi" w:eastAsiaTheme="majorEastAsia" w:hAnsiTheme="majorHAnsi"/>
+      <w:color w:themeColor="accent1" w:themeShade="BF" w:val="0F4761"/>
+      <w:sz w:val="32"/>
+      <w:szCs w:val="32"/>
+    </w:rPr>
+  </w:style>
+  <w:style w:customStyle="1" w:styleId="Heading3Char" w:type="character">
+    <w:name w:val="Heading 3 Char"/>
+    <w:basedOn w:val="DefaultParagraphFont"/>
+    <w:link w:val="Heading3"/>
+    <w:uiPriority w:val="9"/>
+    <w:semiHidden/>
+    <w:rsid w:val="00A10FD9"/>
+    <w:rPr>
+      <w:rFonts w:cstheme="majorBidi" w:eastAsiaTheme="majorEastAsia"/>
+      <w:color w:themeColor="accent1" w:themeShade="BF" w:val="0F4761"/>
+      <w:sz w:val="28"/>
+      <w:szCs w:val="28"/>
+    </w:rPr>
+  </w:style>
+  <w:style w:customStyle="1" w:styleId="Heading4Char" w:type="character">
+    <w:name w:val="Heading 4 Char"/>
+    <w:basedOn w:val="DefaultParagraphFont"/>
+    <w:link w:val="Heading4"/>
+    <w:uiPriority w:val="9"/>
+    <w:semiHidden/>
+    <w:rsid w:val="00A10FD9"/>
+    <w:rPr>
+      <w:rFonts w:cstheme="majorBidi" w:eastAsiaTheme="majorEastAsia"/>
+      <w:i/>
+      <w:iCs/>
+      <w:color w:themeColor="accent1" w:themeShade="BF" w:val="0F4761"/>
+    </w:rPr>
+  </w:style>
+  <w:style w:customStyle="1" w:styleId="Heading5Char" w:type="character">
+    <w:name w:val="Heading 5 Char"/>
+    <w:basedOn w:val="DefaultParagraphFont"/>
+    <w:link w:val="Heading5"/>
+    <w:uiPriority w:val="9"/>
+    <w:semiHidden/>
+    <w:rsid w:val="00A10FD9"/>
+    <w:rPr>
+      <w:rFonts w:cstheme="majorBidi" w:eastAsiaTheme="majorEastAsia"/>
+      <w:color w:themeColor="accent1" w:themeShade="BF" w:val="0F4761"/>
+    </w:rPr>
+  </w:style>
+  <w:style w:customStyle="1" w:styleId="Heading6Char" w:type="character">
+    <w:name w:val="Heading 6 Char"/>
+    <w:basedOn w:val="DefaultParagraphFont"/>
+    <w:link w:val="Heading6"/>
+    <w:uiPriority w:val="9"/>
+    <w:semiHidden/>
+    <w:rsid w:val="00A10FD9"/>
+    <w:rPr>
+      <w:rFonts w:cstheme="majorBidi" w:eastAsiaTheme="majorEastAsia"/>
+      <w:i/>
+      <w:iCs/>
+      <w:color w:themeColor="text1" w:themeTint="A6" w:val="595959"/>
+    </w:rPr>
+  </w:style>
+  <w:style w:customStyle="1" w:styleId="Heading7Char" w:type="character">
+    <w:name w:val="Heading 7 Char"/>
+    <w:basedOn w:val="DefaultParagraphFont"/>
+    <w:link w:val="Heading7"/>
+    <w:uiPriority w:val="9"/>
+    <w:semiHidden/>
+    <w:rsid w:val="00A10FD9"/>
+    <w:rPr>
+      <w:rFonts w:cstheme="majorBidi" w:eastAsiaTheme="majorEastAsia"/>
+      <w:color w:themeColor="text1" w:themeTint="A6" w:val="595959"/>
+    </w:rPr>
+  </w:style>
+  <w:style w:customStyle="1" w:styleId="Heading8Char" w:type="character">
+    <w:name w:val="Heading 8 Char"/>
+    <w:basedOn w:val="DefaultParagraphFont"/>
+    <w:link w:val="Heading8"/>
+    <w:uiPriority w:val="9"/>
+    <w:semiHidden/>
+    <w:rsid w:val="00A10FD9"/>
+    <w:rPr>
+      <w:rFonts w:cstheme="majorBidi" w:eastAsiaTheme="majorEastAsia"/>
+      <w:i/>
+      <w:iCs/>
+      <w:color w:themeColor="text1" w:themeTint="D8" w:val="272727"/>
+    </w:rPr>
+  </w:style>
+  <w:style w:customStyle="1" w:styleId="Heading9Char" w:type="character">
+    <w:name w:val="Heading 9 Char"/>
+    <w:basedOn w:val="DefaultParagraphFont"/>
+    <w:link w:val="Heading9"/>
+    <w:uiPriority w:val="9"/>
+    <w:semiHidden/>
+    <w:rsid w:val="00A10FD9"/>
+    <w:rPr>
+      <w:rFonts w:cstheme="majorBidi" w:eastAsiaTheme="majorEastAsia"/>
+      <w:color w:themeColor="text1" w:themeTint="D8" w:val="272727"/>
     </w:rPr>
   </w:style>
   <w:style w:styleId="BlockText" w:type="paragraph">
@@ -16124,6 +10606,18 @@
     <w:uiPriority w:val="9"/>
     <w:unhideWhenUsed/>
     <w:qFormat/>
+  </w:style>
+  <w:style w:styleId="FootnoteBlockText" w:type="paragraph">
+    <w:name w:val="Footnote Block Text"/>
+    <w:basedOn w:val="FootnoteText"/>
+    <w:next w:val="FootnoteText"/>
+    <w:uiPriority w:val="9"/>
+    <w:unhideWhenUsed/>
+    <w:qFormat/>
+    <w:pPr>
+      <w:spacing w:after="100" w:before="100"/>
+      <w:ind w:firstLine="0" w:left="480" w:right="480"/>
+    </w:pPr>
   </w:style>
   <w:style w:default="1" w:styleId="DefaultParagraphFont" w:type="character">
     <w:name w:val="Default Paragraph Font"/>
@@ -16154,10 +10648,10 @@
         <w:jc w:val="left"/>
       </w:trPr>
       <w:tcPr>
-        <w:vAlign w:val="bottom"/>
         <w:tcBorders>
           <w:bottom w:val="single"/>
         </w:tcBorders>
+        <w:vAlign w:val="bottom"/>
       </w:tcPr>
     </w:tblStylePr>
   </w:style>
@@ -16272,8 +10766,8 @@
     <w:name w:val="KeywordTok"/>
     <w:basedOn w:val="VerbatimChar"/>
     <w:rPr>
+      <w:b/>
       <w:color w:val="007020"/>
-      <w:b/>
     </w:rPr>
   </w:style>
   <w:style w:type="character" w:customStyle="1" w:styleId="DataTypeTok">
@@ -16350,42 +10844,42 @@
     <w:name w:val="ImportTok"/>
     <w:basedOn w:val="VerbatimChar"/>
     <w:rPr>
+      <w:b/>
       <w:color w:val="008000"/>
-      <w:b/>
     </w:rPr>
   </w:style>
   <w:style w:type="character" w:customStyle="1" w:styleId="CommentTok">
     <w:name w:val="CommentTok"/>
     <w:basedOn w:val="VerbatimChar"/>
     <w:rPr>
+      <w:i/>
       <w:color w:val="60a0b0"/>
-      <w:i/>
     </w:rPr>
   </w:style>
   <w:style w:type="character" w:customStyle="1" w:styleId="DocumentationTok">
     <w:name w:val="DocumentationTok"/>
     <w:basedOn w:val="VerbatimChar"/>
     <w:rPr>
+      <w:i/>
       <w:color w:val="ba2121"/>
-      <w:i/>
     </w:rPr>
   </w:style>
   <w:style w:type="character" w:customStyle="1" w:styleId="AnnotationTok">
     <w:name w:val="AnnotationTok"/>
     <w:basedOn w:val="VerbatimChar"/>
     <w:rPr>
-      <w:color w:val="60a0b0"/>
       <w:b/>
       <w:i/>
+      <w:color w:val="60a0b0"/>
     </w:rPr>
   </w:style>
   <w:style w:type="character" w:customStyle="1" w:styleId="CommentVarTok">
     <w:name w:val="CommentVarTok"/>
     <w:basedOn w:val="VerbatimChar"/>
     <w:rPr>
-      <w:color w:val="60a0b0"/>
       <w:b/>
       <w:i/>
+      <w:color w:val="60a0b0"/>
     </w:rPr>
   </w:style>
   <w:style w:type="character" w:customStyle="1" w:styleId="OtherTok">
@@ -16413,8 +10907,8 @@
     <w:name w:val="ControlFlowTok"/>
     <w:basedOn w:val="VerbatimChar"/>
     <w:rPr>
+      <w:b/>
       <w:color w:val="007020"/>
-      <w:b/>
     </w:rPr>
   </w:style>
   <w:style w:type="character" w:customStyle="1" w:styleId="OperatorTok">
@@ -16459,34 +10953,34 @@
     <w:name w:val="InformationTok"/>
     <w:basedOn w:val="VerbatimChar"/>
     <w:rPr>
-      <w:color w:val="60a0b0"/>
       <w:b/>
       <w:i/>
+      <w:color w:val="60a0b0"/>
     </w:rPr>
   </w:style>
   <w:style w:type="character" w:customStyle="1" w:styleId="WarningTok">
     <w:name w:val="WarningTok"/>
     <w:basedOn w:val="VerbatimChar"/>
     <w:rPr>
-      <w:color w:val="60a0b0"/>
       <w:b/>
       <w:i/>
+      <w:color w:val="60a0b0"/>
     </w:rPr>
   </w:style>
   <w:style w:type="character" w:customStyle="1" w:styleId="AlertTok">
     <w:name w:val="AlertTok"/>
     <w:basedOn w:val="VerbatimChar"/>
     <w:rPr>
+      <w:b/>
       <w:color w:val="ff0000"/>
-      <w:b/>
     </w:rPr>
   </w:style>
   <w:style w:type="character" w:customStyle="1" w:styleId="ErrorTok">
     <w:name w:val="ErrorTok"/>
     <w:basedOn w:val="VerbatimChar"/>
     <w:rPr>
+      <w:b/>
       <w:color w:val="ff0000"/>
-      <w:b/>
     </w:rPr>
   </w:style>
   <w:style w:type="character" w:customStyle="1" w:styleId="NormalTok">
@@ -16508,44 +11002,44 @@
         <a:sysClr val="window" lastClr="FFFFFF"/>
       </a:lt1>
       <a:dk2>
-        <a:srgbClr val="1F497D"/>
+        <a:srgbClr val="0E2841"/>
       </a:dk2>
       <a:lt2>
-        <a:srgbClr val="EEECE1"/>
+        <a:srgbClr val="E8E8E8"/>
       </a:lt2>
       <a:accent1>
-        <a:srgbClr val="4F81BD"/>
+        <a:srgbClr val="156082"/>
       </a:accent1>
       <a:accent2>
-        <a:srgbClr val="C0504D"/>
+        <a:srgbClr val="E97132"/>
       </a:accent2>
       <a:accent3>
-        <a:srgbClr val="9BBB59"/>
+        <a:srgbClr val="196B24"/>
       </a:accent3>
       <a:accent4>
-        <a:srgbClr val="8064A2"/>
+        <a:srgbClr val="0F9ED5"/>
       </a:accent4>
       <a:accent5>
-        <a:srgbClr val="4BACC6"/>
+        <a:srgbClr val="A02B93"/>
       </a:accent5>
       <a:accent6>
-        <a:srgbClr val="F79646"/>
+        <a:srgbClr val="4EA72E"/>
       </a:accent6>
       <a:hlink>
-        <a:srgbClr val="0000FF"/>
+        <a:srgbClr val="467886"/>
       </a:hlink>
       <a:folHlink>
-        <a:srgbClr val="800080"/>
+        <a:srgbClr val="96607D"/>
       </a:folHlink>
     </a:clrScheme>
     <a:fontScheme name="Office">
       <a:majorFont>
-        <a:latin typeface="Calibri"/>
+        <a:latin typeface="Aptos Display" panose="02110004020202020204"/>
         <a:ea typeface=""/>
         <a:cs typeface=""/>
-        <a:font script="Jpan" typeface="ＭＳ ゴシック"/>
+        <a:font script="Jpan" typeface="游ゴシック Light"/>
         <a:font script="Hang" typeface="맑은 고딕"/>
-        <a:font script="Hans" typeface="宋体"/>
+        <a:font script="Hans" typeface="等线 Light"/>
         <a:font script="Hant" typeface="新細明體"/>
         <a:font script="Arab" typeface="Times New Roman"/>
         <a:font script="Hebr" typeface="Times New Roman"/>
@@ -16572,14 +11066,32 @@
         <a:font script="Mong" typeface="Mongolian Baiti"/>
         <a:font script="Viet" typeface="Times New Roman"/>
         <a:font script="Uigh" typeface="Microsoft Uighur"/>
+        <a:font script="Geor" typeface="Sylfaen"/>
+        <a:font script="Armn" typeface="Arial"/>
+        <a:font script="Bugi" typeface="Leelawadee UI"/>
+        <a:font script="Bopo" typeface="Microsoft JhengHei"/>
+        <a:font script="Java" typeface="Javanese Text"/>
+        <a:font script="Lisu" typeface="Segoe UI"/>
+        <a:font script="Mymr" typeface="Myanmar Text"/>
+        <a:font script="Nkoo" typeface="Ebrima"/>
+        <a:font script="Olck" typeface="Nirmala UI"/>
+        <a:font script="Osma" typeface="Ebrima"/>
+        <a:font script="Phag" typeface="Phagspa"/>
+        <a:font script="Syrn" typeface="Estrangelo Edessa"/>
+        <a:font script="Syrj" typeface="Estrangelo Edessa"/>
+        <a:font script="Syre" typeface="Estrangelo Edessa"/>
+        <a:font script="Sora" typeface="Nirmala UI"/>
+        <a:font script="Tale" typeface="Microsoft Tai Le"/>
+        <a:font script="Talu" typeface="Microsoft New Tai Lue"/>
+        <a:font script="Tfng" typeface="Ebrima"/>
       </a:majorFont>
       <a:minorFont>
-        <a:latin typeface="Cambria"/>
+        <a:latin typeface="Aptos" panose="02110004020202020204"/>
         <a:ea typeface=""/>
         <a:cs typeface=""/>
-        <a:font script="Jpan" typeface="ＭＳ 明朝"/>
+        <a:font script="Jpan" typeface="游明朝"/>
         <a:font script="Hang" typeface="맑은 고딕"/>
-        <a:font script="Hans" typeface="宋体"/>
+        <a:font script="Hans" typeface="等线"/>
         <a:font script="Hant" typeface="新細明體"/>
         <a:font script="Arab" typeface="Arial"/>
         <a:font script="Hebr" typeface="Arial"/>
@@ -16606,6 +11118,24 @@
         <a:font script="Mong" typeface="Mongolian Baiti"/>
         <a:font script="Viet" typeface="Arial"/>
         <a:font script="Uigh" typeface="Microsoft Uighur"/>
+        <a:font script="Geor" typeface="Sylfaen"/>
+        <a:font script="Armn" typeface="Arial"/>
+        <a:font script="Bugi" typeface="Leelawadee UI"/>
+        <a:font script="Bopo" typeface="Microsoft JhengHei"/>
+        <a:font script="Java" typeface="Javanese Text"/>
+        <a:font script="Lisu" typeface="Segoe UI"/>
+        <a:font script="Mymr" typeface="Myanmar Text"/>
+        <a:font script="Nkoo" typeface="Ebrima"/>
+        <a:font script="Olck" typeface="Nirmala UI"/>
+        <a:font script="Osma" typeface="Ebrima"/>
+        <a:font script="Phag" typeface="Phagspa"/>
+        <a:font script="Syrn" typeface="Estrangelo Edessa"/>
+        <a:font script="Syrj" typeface="Estrangelo Edessa"/>
+        <a:font script="Syre" typeface="Estrangelo Edessa"/>
+        <a:font script="Sora" typeface="Nirmala UI"/>
+        <a:font script="Tale" typeface="Microsoft Tai Le"/>
+        <a:font script="Talu" typeface="Microsoft New Tai Lue"/>
+        <a:font script="Tfng" typeface="Ebrima"/>
       </a:minorFont>
     </a:fontScheme>
     <a:fmtScheme name="Office">
@@ -16617,200 +11147,141 @@
           <a:gsLst>
             <a:gs pos="0">
               <a:schemeClr val="phClr">
-                <a:tint val="50000"/>
-                <a:satMod val="300000"/>
+                <a:lumMod val="110000"/>
+                <a:satMod val="105000"/>
+                <a:tint val="67000"/>
               </a:schemeClr>
             </a:gs>
-            <a:gs pos="35000">
+            <a:gs pos="50000">
               <a:schemeClr val="phClr">
-                <a:tint val="37000"/>
-                <a:satMod val="300000"/>
+                <a:lumMod val="105000"/>
+                <a:satMod val="103000"/>
+                <a:tint val="73000"/>
               </a:schemeClr>
             </a:gs>
             <a:gs pos="100000">
               <a:schemeClr val="phClr">
-                <a:tint val="15000"/>
-                <a:satMod val="350000"/>
+                <a:lumMod val="105000"/>
+                <a:satMod val="109000"/>
+                <a:tint val="81000"/>
               </a:schemeClr>
             </a:gs>
           </a:gsLst>
-          <a:lin ang="16200000" scaled="1"/>
+          <a:lin ang="5400000" scaled="0"/>
         </a:gradFill>
         <a:gradFill rotWithShape="1">
           <a:gsLst>
             <a:gs pos="0">
               <a:schemeClr val="phClr">
-                <a:tint val="100000"/>
+                <a:satMod val="103000"/>
+                <a:lumMod val="102000"/>
+                <a:tint val="94000"/>
+              </a:schemeClr>
+            </a:gs>
+            <a:gs pos="50000">
+              <a:schemeClr val="phClr">
+                <a:satMod val="110000"/>
+                <a:lumMod val="100000"/>
                 <a:shade val="100000"/>
-                <a:satMod val="130000"/>
               </a:schemeClr>
             </a:gs>
             <a:gs pos="100000">
               <a:schemeClr val="phClr">
-                <a:tint val="50000"/>
-                <a:shade val="100000"/>
-                <a:satMod val="350000"/>
+                <a:lumMod val="99000"/>
+                <a:satMod val="120000"/>
+                <a:shade val="78000"/>
               </a:schemeClr>
             </a:gs>
           </a:gsLst>
-          <a:lin ang="16200000" scaled="0"/>
+          <a:lin ang="5400000" scaled="0"/>
         </a:gradFill>
       </a:fillStyleLst>
       <a:lnStyleLst>
-        <a:ln w="9525" cap="flat" cmpd="sng" algn="ctr">
-          <a:solidFill>
-            <a:schemeClr val="phClr">
-              <a:shade val="95000"/>
-              <a:satMod val="105000"/>
-            </a:schemeClr>
-          </a:solidFill>
-          <a:prstDash val="solid"/>
-        </a:ln>
-        <a:ln w="25400" cap="flat" cmpd="sng" algn="ctr">
+        <a:ln w="6350" cap="flat" cmpd="sng" algn="ctr">
           <a:solidFill>
             <a:schemeClr val="phClr"/>
           </a:solidFill>
           <a:prstDash val="solid"/>
+          <a:miter lim="800000"/>
         </a:ln>
-        <a:ln w="38100" cap="flat" cmpd="sng" algn="ctr">
+        <a:ln w="12700" cap="flat" cmpd="sng" algn="ctr">
           <a:solidFill>
             <a:schemeClr val="phClr"/>
           </a:solidFill>
           <a:prstDash val="solid"/>
+          <a:miter lim="800000"/>
+        </a:ln>
+        <a:ln w="19050" cap="flat" cmpd="sng" algn="ctr">
+          <a:solidFill>
+            <a:schemeClr val="phClr"/>
+          </a:solidFill>
+          <a:prstDash val="solid"/>
+          <a:miter lim="800000"/>
         </a:ln>
       </a:lnStyleLst>
       <a:effectStyleLst>
         <a:effectStyle>
+          <a:effectLst/>
+        </a:effectStyle>
+        <a:effectStyle>
+          <a:effectLst/>
+        </a:effectStyle>
+        <a:effectStyle>
           <a:effectLst>
-            <a:outerShdw blurRad="40000" dist="20000" dir="5400000" rotWithShape="0">
+            <a:outerShdw blurRad="57150" dist="19050" dir="5400000" algn="ctr" rotWithShape="0">
               <a:srgbClr val="000000">
-                <a:alpha val="38000"/>
+                <a:alpha val="63000"/>
               </a:srgbClr>
             </a:outerShdw>
           </a:effectLst>
-        </a:effectStyle>
-        <a:effectStyle>
-          <a:effectLst>
-            <a:outerShdw blurRad="40000" dist="23000" dir="5400000" rotWithShape="0">
-              <a:srgbClr val="000000">
-                <a:alpha val="35000"/>
-              </a:srgbClr>
-            </a:outerShdw>
-          </a:effectLst>
-        </a:effectStyle>
-        <a:effectStyle>
-          <a:effectLst>
-            <a:outerShdw blurRad="40000" dist="23000" dir="5400000" rotWithShape="0">
-              <a:srgbClr val="000000">
-                <a:alpha val="35000"/>
-              </a:srgbClr>
-            </a:outerShdw>
-          </a:effectLst>
-          <a:scene3d>
-            <a:camera prst="orthographicFront">
-              <a:rot lat="0" lon="0" rev="0"/>
-            </a:camera>
-            <a:lightRig rig="threePt" dir="t">
-              <a:rot lat="0" lon="0" rev="1200000"/>
-            </a:lightRig>
-          </a:scene3d>
-          <a:sp3d>
-            <a:bevelT w="63500" h="25400"/>
-          </a:sp3d>
         </a:effectStyle>
       </a:effectStyleLst>
       <a:bgFillStyleLst>
         <a:solidFill>
           <a:schemeClr val="phClr"/>
         </a:solidFill>
+        <a:solidFill>
+          <a:schemeClr val="phClr">
+            <a:tint val="95000"/>
+            <a:satMod val="170000"/>
+          </a:schemeClr>
+        </a:solidFill>
         <a:gradFill rotWithShape="1">
           <a:gsLst>
             <a:gs pos="0">
               <a:schemeClr val="phClr">
-                <a:tint val="40000"/>
-                <a:satMod val="350000"/>
+                <a:tint val="93000"/>
+                <a:satMod val="150000"/>
+                <a:shade val="98000"/>
+                <a:lumMod val="102000"/>
               </a:schemeClr>
             </a:gs>
-            <a:gs pos="40000">
+            <a:gs pos="50000">
               <a:schemeClr val="phClr">
-                <a:tint val="45000"/>
-                <a:shade val="99000"/>
-                <a:satMod val="350000"/>
+                <a:tint val="98000"/>
+                <a:satMod val="130000"/>
+                <a:shade val="90000"/>
+                <a:lumMod val="103000"/>
               </a:schemeClr>
             </a:gs>
             <a:gs pos="100000">
               <a:schemeClr val="phClr">
-                <a:shade val="20000"/>
-                <a:satMod val="255000"/>
+                <a:shade val="63000"/>
+                <a:satMod val="120000"/>
               </a:schemeClr>
             </a:gs>
           </a:gsLst>
-          <a:path path="circle">
-            <a:fillToRect l="50000" t="-80000" r="50000" b="180000"/>
-          </a:path>
-        </a:gradFill>
-        <a:gradFill rotWithShape="1">
-          <a:gsLst>
-            <a:gs pos="0">
-              <a:schemeClr val="phClr">
-                <a:tint val="80000"/>
-                <a:satMod val="300000"/>
-              </a:schemeClr>
-            </a:gs>
-            <a:gs pos="100000">
-              <a:schemeClr val="phClr">
-                <a:shade val="30000"/>
-                <a:satMod val="200000"/>
-              </a:schemeClr>
-            </a:gs>
-          </a:gsLst>
-          <a:path path="circle">
-            <a:fillToRect l="50000" t="50000" r="50000" b="50000"/>
-          </a:path>
+          <a:lin ang="5400000" scaled="0"/>
         </a:gradFill>
       </a:bgFillStyleLst>
     </a:fmtScheme>
   </a:themeElements>
-  <a:objectDefaults>
-    <a:spDef>
-      <a:spPr/>
-      <a:bodyPr/>
-      <a:lstStyle/>
-      <a:style>
-        <a:lnRef idx="1">
-          <a:schemeClr val="accent1"/>
-        </a:lnRef>
-        <a:fillRef idx="3">
-          <a:schemeClr val="accent1"/>
-        </a:fillRef>
-        <a:effectRef idx="2">
-          <a:schemeClr val="accent1"/>
-        </a:effectRef>
-        <a:fontRef idx="minor">
-          <a:schemeClr val="lt1"/>
-        </a:fontRef>
-      </a:style>
-    </a:spDef>
-    <a:lnDef>
-      <a:spPr/>
-      <a:bodyPr/>
-      <a:lstStyle/>
-      <a:style>
-        <a:lnRef idx="2">
-          <a:schemeClr val="accent1"/>
-        </a:lnRef>
-        <a:fillRef idx="0">
-          <a:schemeClr val="accent1"/>
-        </a:fillRef>
-        <a:effectRef idx="1">
-          <a:schemeClr val="accent1"/>
-        </a:effectRef>
-        <a:fontRef idx="minor">
-          <a:schemeClr val="tx1"/>
-        </a:fontRef>
-      </a:style>
-    </a:lnDef>
-  </a:objectDefaults>
+  <a:objectDefaults/>
   <a:extraClrSchemeLst/>
+  <a:extLst>
+    <a:ext uri="{05A4C25C-085E-4340-85A3-A5531E510DB2}">
+      <thm15:themeFamily xmlns:thm15="http://schemas.microsoft.com/office/thememl/2012/main" name="Office Theme" id="{2E142A2C-CD16-42D6-873A-C26D2A0506FA}" vid="{1BDDFF52-6CD6-40A5-AB3C-68EB2F1E4D0A}"/>
+    </a:ext>
+  </a:extLst>
 </a:theme>
 </file>
--- a/_tables/tbl-sec-pairwise-placebo.docx
+++ b/_tables/tbl-sec-pairwise-placebo.docx
@@ -9964,7 +9964,7 @@
                 <w:rFonts w:ascii="Calibri" w:hAnsi="Calibri"/>
                 <w:sz w:val="20"/>
               </w:rPr>
-              <w:t xml:space="preserve">Abbreviation: BIS-15 = Barratt Impulsiveness Scale-15, BMS = Bumby Molest Scale, CUSI = Coping Using Sex Inventory, CVTRQ = Corrections Victoria Treatment Readiness Questionnaire, DERS = Difficulties in Emotion Regulation Scale, EKK-R = Questionnaire on Emotional Congruence with Children-Revised, ESIQ = Explicit Sexual Interest Questionnaire, F-Soz-U = Seven-item short version of the Social Support Questionnaire, HBI-19 = Hypersexual Behavior Inventory-19, NARQ = Negative Affect Repair Questionnaire, OQMPR = Questionnaire for the Measurement of Psychological Reactance, Q1 = 25th percentile, Q3 = 75th percentile, RCQ = Readiness to Change Questionnaire - German version, SD = Standard deviation, SOI-R = Sexual Outlet Inventory revised, subscale desire for sexual activity with children, SPSI-R = Social Problem-Solving Inventory Revised, SSIC = Specific self-efficacy for modifying Sexual Interest in Children, UCLA = UCLA Loneliness Scale - German short version, p~adj~ = Holm-Bonferroni adjusted p-value</w:t>
+              <w:t xml:space="preserve">Abbreviation: BIS-15 = Barratt Impulsiveness Scale-15, BMS = Bumby Molest Scale, CUSI = Coping Using Sex Inventory, CVTRQ = Corrections Victoria Treatment Readiness Questionnaire, DERS = Difficulties in Emotion Regulation Scale, EKK-R = Questionnaire on Emotional Congruence with Children-Revised, ESIQ = Explicit Sexual Interest Questionnaire, F-Soz-U = Seven-item short version of the Social Support Questionnaire, HBI-19 = Hyper-sexualBehavior Inventory-19, NARQ = Negative Affect Repair Questionnaire, OQMPR = Questionnaire for the Measurement of Psychological Reactance, Q1 = 25th percentile, Q3 = 75th percentile, RCQ = Readiness to Change Questionnaire - German version, SD = Standard deviation, SOI-R = Sexual Outlet Inventory revised, subscale desire for sexual activity with children, SPSI-R = Social Problem-Solving Inventory Revised, SSIC = Specific self-efficacy for modifying Sexual Interest in Children, UCLA = UCLA Loneliness Scale - German short version, p~adj~ = Holm-Bonferroni adjusted p-value</w:t>
             </w:r>
           </w:p>
         </w:tc>

--- a/_tables/tbl-sec-pairwise-placebo.docx
+++ b/_tables/tbl-sec-pairwise-placebo.docx
@@ -9974,12 +9974,11 @@
       <w:pPr>
         <w:pStyle w:val="FirstParagraph"/>
       </w:pPr>
+      <w:r>
+        <w:t xml:space="preserve"/>
+      </w:r>
     </w:p>
-    <w:sectPr>
-      <w:footnotePr>
-        <w:numRestart w:val="eachSect"/>
-      </w:footnotePr>
-    </w:sectPr>
+    <w:sectPr/>
   </w:body>
 </w:document>
 </file>
@@ -10010,14 +10009,14 @@
 <file path=word/numbering.xml><?xml version="1.0" encoding="utf-8"?>
 <w:numbering xmlns:w="http://schemas.openxmlformats.org/wordprocessingml/2006/main">
   <w:abstractNum w:abstractNumId="990">
-    <w:nsid w:val="0000A990"/>
+    <w:nsid w:val="A990"/>
     <w:multiLevelType w:val="multilevel"/>
     <w:lvl w:ilvl="0">
       <w:numFmt w:val="bullet"/>
       <w:lvlText w:val=" "/>
       <w:lvlJc w:val="left"/>
       <w:pPr>
-        <w:ind w:left="720" w:hanging="360"/>
+        <w:ind w:left="720" w:hanging="480"/>
       </w:pPr>
     </w:lvl>
     <w:lvl w:ilvl="1">
@@ -10025,7 +10024,7 @@
       <w:lvlText w:val=" "/>
       <w:lvlJc w:val="left"/>
       <w:pPr>
-        <w:ind w:left="1440" w:hanging="360"/>
+        <w:ind w:left="1440" w:hanging="480"/>
       </w:pPr>
     </w:lvl>
     <w:lvl w:ilvl="2">
@@ -10033,7 +10032,7 @@
       <w:lvlText w:val=" "/>
       <w:lvlJc w:val="left"/>
       <w:pPr>
-        <w:ind w:left="2160" w:hanging="360"/>
+        <w:ind w:left="2160" w:hanging="480"/>
       </w:pPr>
     </w:lvl>
     <w:lvl w:ilvl="3">
@@ -10041,7 +10040,7 @@
       <w:lvlText w:val=" "/>
       <w:lvlJc w:val="left"/>
       <w:pPr>
-        <w:ind w:left="2880" w:hanging="360"/>
+        <w:ind w:left="2880" w:hanging="480"/>
       </w:pPr>
     </w:lvl>
     <w:lvl w:ilvl="4">
@@ -10049,7 +10048,7 @@
       <w:lvlText w:val=" "/>
       <w:lvlJc w:val="left"/>
       <w:pPr>
-        <w:ind w:left="3600" w:hanging="360"/>
+        <w:ind w:left="3600" w:hanging="480"/>
       </w:pPr>
     </w:lvl>
     <w:lvl w:ilvl="5">
@@ -10057,7 +10056,7 @@
       <w:lvlText w:val=" "/>
       <w:lvlJc w:val="left"/>
       <w:pPr>
-        <w:ind w:left="4320" w:hanging="360"/>
+        <w:ind w:left="4320" w:hanging="480"/>
       </w:pPr>
     </w:lvl>
     <w:lvl w:ilvl="6">
@@ -10065,7 +10064,7 @@
       <w:lvlText w:val=" "/>
       <w:lvlJc w:val="left"/>
       <w:pPr>
-        <w:ind w:left="5040" w:hanging="360"/>
+        <w:ind w:left="5040" w:hanging="480"/>
       </w:pPr>
     </w:lvl>
     <w:lvl w:ilvl="7">
@@ -10073,7 +10072,7 @@
       <w:lvlText w:val=" "/>
       <w:lvlJc w:val="left"/>
       <w:pPr>
-        <w:ind w:left="5760" w:hanging="360"/>
+        <w:ind w:left="5760" w:hanging="480"/>
       </w:pPr>
     </w:lvl>
     <w:lvl w:ilvl="8">
@@ -10081,7 +10080,7 @@
       <w:lvlText w:val=" "/>
       <w:lvlJc w:val="left"/>
       <w:pPr>
-        <w:ind w:left="6480" w:hanging="360"/>
+        <w:ind w:left="6480" w:hanging="480"/>
       </w:pPr>
     </w:lvl>
   </w:abstractNum>
@@ -10117,10 +10116,10 @@
     <w:name w:val="Body Text"/>
     <w:basedOn w:val="Normal"/>
     <w:link w:val="BodyTextChar"/>
-    <w:qFormat/>
     <w:pPr>
       <w:spacing w:after="180" w:before="180"/>
     </w:pPr>
+    <w:qFormat/>
   </w:style>
   <w:style w:customStyle="1" w:styleId="FirstParagraph" w:type="paragraph">
     <w:name w:val="First Paragraph"/>
@@ -10140,94 +10139,57 @@
     <w:name w:val="Title"/>
     <w:basedOn w:val="Normal"/>
     <w:next w:val="BodyText"/>
-    <w:link w:val="TitleChar"/>
-    <w:uiPriority w:val="10"/>
     <w:qFormat/>
-    <w:rsid w:val="00A10FD9"/>
     <w:pPr>
-      <w:spacing w:after="80" w:line="240" w:lineRule="auto"/>
-      <w:contextualSpacing/>
+      <w:keepNext/>
+      <w:keepLines/>
+      <w:spacing w:after="240" w:before="480"/>
       <w:jc w:val="center"/>
     </w:pPr>
     <w:rPr>
       <w:rFonts w:asciiTheme="majorHAnsi" w:cstheme="majorBidi" w:eastAsiaTheme="majorEastAsia" w:hAnsiTheme="majorHAnsi"/>
-      <w:sz w:val="56"/>
-      <w:szCs w:val="56"/>
-    </w:rPr>
-  </w:style>
-  <w:style w:customStyle="1" w:styleId="TitleChar" w:type="character">
-    <w:name w:val="Title Char"/>
-    <w:basedOn w:val="DefaultParagraphFont"/>
-    <w:link w:val="Title"/>
-    <w:uiPriority w:val="10"/>
-    <w:rsid w:val="00A10FD9"/>
-    <w:rPr>
-      <w:rFonts w:asciiTheme="majorHAnsi" w:cstheme="majorBidi" w:eastAsiaTheme="majorEastAsia" w:hAnsiTheme="majorHAnsi"/>
-      <w:sz w:val="56"/>
-      <w:szCs w:val="56"/>
+      <w:b/>
+      <w:bCs/>
+      <w:color w:themeColor="accent1" w:themeShade="B5" w:val="345A8A"/>
+      <w:sz w:val="36"/>
+      <w:szCs w:val="36"/>
     </w:rPr>
   </w:style>
   <w:style w:styleId="Subtitle" w:type="paragraph">
     <w:name w:val="Subtitle"/>
     <w:basedOn w:val="Title"/>
     <w:next w:val="BodyText"/>
-    <w:link w:val="SubtitleChar"/>
-    <w:uiPriority w:val="11"/>
     <w:qFormat/>
-    <w:rsid w:val="00A10FD9"/>
     <w:pPr>
-      <w:numPr>
-        <w:ilvl w:val="1"/>
-      </w:numPr>
+      <w:keepNext/>
+      <w:keepLines/>
+      <w:spacing w:after="240" w:before="240"/>
+      <w:jc w:val="center"/>
     </w:pPr>
     <w:rPr>
-      <w:rFonts w:cstheme="majorBidi" w:eastAsiaTheme="majorEastAsia"/>
-      <w:spacing w:val="15"/>
-      <w:sz w:val="28"/>
-      <w:szCs w:val="28"/>
-    </w:rPr>
-  </w:style>
-  <w:style w:customStyle="1" w:styleId="SubtitleChar" w:type="character">
-    <w:name w:val="Subtitle Char"/>
-    <w:basedOn w:val="DefaultParagraphFont"/>
-    <w:link w:val="Subtitle"/>
-    <w:uiPriority w:val="11"/>
-    <w:rsid w:val="00A10FD9"/>
-    <w:rPr>
-      <w:rFonts w:cstheme="majorBidi" w:eastAsiaTheme="majorEastAsia"/>
-      <w:color w:themeColor="text1" w:themeTint="A6" w:val="595959"/>
-      <w:spacing w:val="15"/>
-      <w:sz w:val="28"/>
-      <w:szCs w:val="28"/>
+      <w:sz w:val="30"/>
+      <w:szCs w:val="30"/>
     </w:rPr>
   </w:style>
   <w:style w:customStyle="1" w:styleId="Author" w:type="paragraph">
     <w:name w:val="Author"/>
-    <w:basedOn w:val="Title"/>
     <w:next w:val="BodyText"/>
     <w:qFormat/>
     <w:pPr>
       <w:keepNext/>
       <w:keepLines/>
+      <w:jc w:val="center"/>
     </w:pPr>
-    <w:rPr>
-      <w:sz w:val="24"/>
-      <w:szCs w:val="24"/>
-    </w:rPr>
   </w:style>
   <w:style w:styleId="Date" w:type="paragraph">
     <w:name w:val="Date"/>
-    <w:basedOn w:val="Title"/>
     <w:next w:val="BodyText"/>
     <w:qFormat/>
     <w:pPr>
       <w:keepNext/>
       <w:keepLines/>
+      <w:jc w:val="center"/>
     </w:pPr>
-    <w:rPr>
-      <w:sz w:val="24"/>
-      <w:szCs w:val="24"/>
-    </w:rPr>
   </w:style>
   <w:style w:customStyle="1" w:styleId="AbstractTitle" w:type="paragraph">
     <w:name w:val="Abstract Title"/>
@@ -10237,13 +10199,15 @@
     <w:pPr>
       <w:keepNext/>
       <w:keepLines/>
+      <w:jc w:val="center"/>
       <w:spacing w:after="0" w:before="300"/>
-      <w:jc w:val="center"/>
     </w:pPr>
     <w:rPr>
-      <w:b/>
       <w:sz w:val="20"/>
       <w:szCs w:val="20"/>
+      <w:b/>
+      <w:color w:val="345A8A"/>
+      &gt;
     </w:rPr>
   </w:style>
   <w:style w:customStyle="1" w:styleId="Abstract" w:type="paragraph">
@@ -10270,321 +10234,191 @@
     <w:rPr/>
   </w:style>
   <w:style w:styleId="Heading1" w:type="paragraph">
-    <w:name w:val="heading 1"/>
+    <w:name w:val="Heading 1"/>
     <w:basedOn w:val="Normal"/>
     <w:next w:val="BodyText"/>
-    <w:link w:val="Heading1Char"/>
     <w:uiPriority w:val="9"/>
     <w:qFormat/>
-    <w:rsid w:val="00A10FD9"/>
     <w:pPr>
       <w:keepNext/>
       <w:keepLines/>
-      <w:spacing w:after="80" w:before="360"/>
+      <w:spacing w:after="0" w:before="480"/>
       <w:outlineLvl w:val="0"/>
     </w:pPr>
     <w:rPr>
       <w:rFonts w:asciiTheme="majorHAnsi" w:cstheme="majorBidi" w:eastAsiaTheme="majorEastAsia" w:hAnsiTheme="majorHAnsi"/>
-      <w:color w:themeColor="accent1" w:themeShade="BF" w:val="0F4761"/>
-      <w:sz w:val="40"/>
-      <w:szCs w:val="40"/>
+      <w:b/>
+      <w:bCs/>
+      <w:color w:themeColor="accent1" w:val="4F81BD"/>
+      <w:sz w:val="32"/>
+      <w:szCs w:val="32"/>
     </w:rPr>
   </w:style>
   <w:style w:styleId="Heading2" w:type="paragraph">
-    <w:name w:val="heading 2"/>
+    <w:name w:val="Heading 2"/>
     <w:basedOn w:val="Normal"/>
     <w:next w:val="BodyText"/>
-    <w:link w:val="Heading2Char"/>
     <w:uiPriority w:val="9"/>
-    <w:semiHidden/>
     <w:unhideWhenUsed/>
     <w:qFormat/>
-    <w:rsid w:val="00A10FD9"/>
     <w:pPr>
       <w:keepNext/>
       <w:keepLines/>
-      <w:spacing w:after="80" w:before="160"/>
+      <w:spacing w:after="0" w:before="200"/>
       <w:outlineLvl w:val="1"/>
     </w:pPr>
     <w:rPr>
       <w:rFonts w:asciiTheme="majorHAnsi" w:cstheme="majorBidi" w:eastAsiaTheme="majorEastAsia" w:hAnsiTheme="majorHAnsi"/>
-      <w:color w:themeColor="accent1" w:themeShade="BF" w:val="0F4761"/>
-      <w:sz w:val="32"/>
-      <w:szCs w:val="32"/>
-    </w:rPr>
-  </w:style>
-  <w:style w:styleId="Heading3" w:type="paragraph">
-    <w:name w:val="heading 3"/>
-    <w:basedOn w:val="Normal"/>
-    <w:next w:val="BodyText"/>
-    <w:link w:val="Heading3Char"/>
-    <w:uiPriority w:val="9"/>
-    <w:semiHidden/>
-    <w:unhideWhenUsed/>
-    <w:qFormat/>
-    <w:rsid w:val="00A10FD9"/>
-    <w:pPr>
-      <w:keepNext/>
-      <w:keepLines/>
-      <w:spacing w:after="80" w:before="160"/>
-      <w:outlineLvl w:val="2"/>
-    </w:pPr>
-    <w:rPr>
-      <w:rFonts w:cstheme="majorBidi" w:eastAsiaTheme="majorEastAsia"/>
-      <w:color w:themeColor="accent1" w:themeShade="BF" w:val="0F4761"/>
+      <w:b/>
+      <w:bCs/>
+      <w:color w:themeColor="accent1" w:val="4F81BD"/>
       <w:sz w:val="28"/>
       <w:szCs w:val="28"/>
     </w:rPr>
   </w:style>
-  <w:style w:styleId="Heading4" w:type="paragraph">
-    <w:name w:val="heading 4"/>
+  <w:style w:styleId="Heading3" w:type="paragraph">
+    <w:name w:val="Heading 3"/>
     <w:basedOn w:val="Normal"/>
     <w:next w:val="BodyText"/>
-    <w:link w:val="Heading4Char"/>
     <w:uiPriority w:val="9"/>
-    <w:semiHidden/>
     <w:unhideWhenUsed/>
     <w:qFormat/>
-    <w:rsid w:val="00A10FD9"/>
     <w:pPr>
       <w:keepNext/>
       <w:keepLines/>
-      <w:spacing w:after="40" w:before="80"/>
+      <w:spacing w:after="0" w:before="200"/>
+      <w:outlineLvl w:val="2"/>
+    </w:pPr>
+    <w:rPr>
+      <w:rFonts w:asciiTheme="majorHAnsi" w:cstheme="majorBidi" w:eastAsiaTheme="majorEastAsia" w:hAnsiTheme="majorHAnsi"/>
+      <w:b/>
+      <w:bCs/>
+      <w:color w:themeColor="accent1" w:val="4F81BD"/>
+      <w:sz w:val="24"/>
+      <w:szCs w:val="24"/>
+    </w:rPr>
+  </w:style>
+  <w:style w:styleId="Heading4" w:type="paragraph">
+    <w:name w:val="Heading 4"/>
+    <w:basedOn w:val="Normal"/>
+    <w:next w:val="BodyText"/>
+    <w:uiPriority w:val="9"/>
+    <w:unhideWhenUsed/>
+    <w:qFormat/>
+    <w:pPr>
+      <w:keepNext/>
+      <w:keepLines/>
+      <w:spacing w:after="0" w:before="200"/>
       <w:outlineLvl w:val="3"/>
     </w:pPr>
     <w:rPr>
-      <w:rFonts w:cstheme="majorBidi" w:eastAsiaTheme="majorEastAsia"/>
+      <w:rFonts w:asciiTheme="majorHAnsi" w:cstheme="majorBidi" w:eastAsiaTheme="majorEastAsia" w:hAnsiTheme="majorHAnsi"/>
       <w:i/>
-      <w:iCs/>
-      <w:color w:themeColor="accent1" w:themeShade="BF" w:val="0F4761"/>
+      <w:bCs/>
+      <w:color w:themeColor="accent1" w:val="4F81BD"/>
+      <w:sz w:val="24"/>
+      <w:szCs w:val="24"/>
     </w:rPr>
   </w:style>
   <w:style w:styleId="Heading5" w:type="paragraph">
-    <w:name w:val="heading 5"/>
+    <w:name w:val="Heading 5"/>
     <w:basedOn w:val="Normal"/>
     <w:next w:val="BodyText"/>
-    <w:link w:val="Heading5Char"/>
     <w:uiPriority w:val="9"/>
-    <w:semiHidden/>
     <w:unhideWhenUsed/>
     <w:qFormat/>
-    <w:rsid w:val="00A10FD9"/>
     <w:pPr>
       <w:keepNext/>
       <w:keepLines/>
-      <w:spacing w:after="40" w:before="80"/>
+      <w:spacing w:after="0" w:before="200"/>
       <w:outlineLvl w:val="4"/>
     </w:pPr>
     <w:rPr>
-      <w:rFonts w:cstheme="majorBidi" w:eastAsiaTheme="majorEastAsia"/>
-      <w:color w:themeColor="accent1" w:themeShade="BF" w:val="0F4761"/>
+      <w:rFonts w:asciiTheme="majorHAnsi" w:cstheme="majorBidi" w:eastAsiaTheme="majorEastAsia" w:hAnsiTheme="majorHAnsi"/>
+      <w:iCs/>
+      <w:color w:themeColor="accent1" w:val="4F81BD"/>
+      <w:sz w:val="24"/>
+      <w:szCs w:val="24"/>
     </w:rPr>
   </w:style>
   <w:style w:styleId="Heading6" w:type="paragraph">
-    <w:name w:val="heading 6"/>
+    <w:name w:val="Heading 6"/>
     <w:basedOn w:val="Normal"/>
     <w:next w:val="BodyText"/>
-    <w:link w:val="Heading6Char"/>
     <w:uiPriority w:val="9"/>
-    <w:semiHidden/>
     <w:unhideWhenUsed/>
     <w:qFormat/>
-    <w:rsid w:val="00A10FD9"/>
     <w:pPr>
       <w:keepNext/>
       <w:keepLines/>
-      <w:spacing w:after="0" w:before="40"/>
+      <w:spacing w:after="0" w:before="200"/>
       <w:outlineLvl w:val="5"/>
     </w:pPr>
     <w:rPr>
-      <w:rFonts w:cstheme="majorBidi" w:eastAsiaTheme="majorEastAsia"/>
-      <w:i/>
-      <w:iCs/>
-      <w:color w:themeColor="text1" w:themeTint="A6" w:val="595959"/>
+      <w:rFonts w:asciiTheme="majorHAnsi" w:cstheme="majorBidi" w:eastAsiaTheme="majorEastAsia" w:hAnsiTheme="majorHAnsi"/>
+      <w:color w:themeColor="accent1" w:val="4F81BD"/>
+      <w:sz w:val="24"/>
+      <w:szCs w:val="24"/>
     </w:rPr>
   </w:style>
   <w:style w:styleId="Heading7" w:type="paragraph">
-    <w:name w:val="heading 7"/>
+    <w:name w:val="Heading 7"/>
     <w:basedOn w:val="Normal"/>
     <w:next w:val="BodyText"/>
-    <w:link w:val="Heading7Char"/>
     <w:uiPriority w:val="9"/>
-    <w:semiHidden/>
     <w:unhideWhenUsed/>
     <w:qFormat/>
-    <w:rsid w:val="00A10FD9"/>
     <w:pPr>
       <w:keepNext/>
       <w:keepLines/>
-      <w:spacing w:after="0" w:before="40"/>
+      <w:spacing w:after="0" w:before="200"/>
       <w:outlineLvl w:val="6"/>
     </w:pPr>
     <w:rPr>
-      <w:rFonts w:cstheme="majorBidi" w:eastAsiaTheme="majorEastAsia"/>
-      <w:color w:themeColor="text1" w:themeTint="A6" w:val="595959"/>
+      <w:rFonts w:asciiTheme="majorHAnsi" w:cstheme="majorBidi" w:eastAsiaTheme="majorEastAsia" w:hAnsiTheme="majorHAnsi"/>
+      <w:color w:themeColor="accent1" w:val="4F81BD"/>
+      <w:sz w:val="24"/>
+      <w:szCs w:val="24"/>
     </w:rPr>
   </w:style>
   <w:style w:styleId="Heading8" w:type="paragraph">
-    <w:name w:val="heading 8"/>
+    <w:name w:val="Heading 8"/>
     <w:basedOn w:val="Normal"/>
     <w:next w:val="BodyText"/>
-    <w:link w:val="Heading8Char"/>
     <w:uiPriority w:val="9"/>
-    <w:semiHidden/>
     <w:unhideWhenUsed/>
     <w:qFormat/>
-    <w:rsid w:val="00A10FD9"/>
     <w:pPr>
       <w:keepNext/>
       <w:keepLines/>
-      <w:spacing w:after="0"/>
+      <w:spacing w:after="0" w:before="200"/>
       <w:outlineLvl w:val="7"/>
     </w:pPr>
     <w:rPr>
-      <w:rFonts w:cstheme="majorBidi" w:eastAsiaTheme="majorEastAsia"/>
-      <w:i/>
-      <w:iCs/>
-      <w:color w:themeColor="text1" w:themeTint="D8" w:val="272727"/>
+      <w:rFonts w:asciiTheme="majorHAnsi" w:cstheme="majorBidi" w:eastAsiaTheme="majorEastAsia" w:hAnsiTheme="majorHAnsi"/>
+      <w:color w:themeColor="accent1" w:val="4F81BD"/>
+      <w:sz w:val="24"/>
+      <w:szCs w:val="24"/>
     </w:rPr>
   </w:style>
   <w:style w:styleId="Heading9" w:type="paragraph">
-    <w:name w:val="heading 9"/>
+    <w:name w:val="Heading 9"/>
     <w:basedOn w:val="Normal"/>
     <w:next w:val="BodyText"/>
-    <w:link w:val="Heading9Char"/>
     <w:uiPriority w:val="9"/>
-    <w:semiHidden/>
     <w:unhideWhenUsed/>
     <w:qFormat/>
-    <w:rsid w:val="00A10FD9"/>
     <w:pPr>
       <w:keepNext/>
       <w:keepLines/>
-      <w:spacing w:after="0"/>
+      <w:spacing w:after="0" w:before="200"/>
       <w:outlineLvl w:val="8"/>
     </w:pPr>
     <w:rPr>
-      <w:rFonts w:cstheme="majorBidi" w:eastAsiaTheme="majorEastAsia"/>
-      <w:color w:themeColor="text1" w:themeTint="D8" w:val="272727"/>
-    </w:rPr>
-  </w:style>
-  <w:style w:customStyle="1" w:styleId="Heading1Char" w:type="character">
-    <w:name w:val="Heading 1 Char"/>
-    <w:basedOn w:val="DefaultParagraphFont"/>
-    <w:link w:val="Heading1"/>
-    <w:uiPriority w:val="9"/>
-    <w:rsid w:val="00A10FD9"/>
-    <w:rPr>
       <w:rFonts w:asciiTheme="majorHAnsi" w:cstheme="majorBidi" w:eastAsiaTheme="majorEastAsia" w:hAnsiTheme="majorHAnsi"/>
-      <w:color w:themeColor="accent1" w:themeShade="BF" w:val="0F4761"/>
-      <w:sz w:val="40"/>
-      <w:szCs w:val="40"/>
-    </w:rPr>
-  </w:style>
-  <w:style w:customStyle="1" w:styleId="Heading2Char" w:type="character">
-    <w:name w:val="Heading 2 Char"/>
-    <w:basedOn w:val="DefaultParagraphFont"/>
-    <w:link w:val="Heading2"/>
-    <w:uiPriority w:val="9"/>
-    <w:semiHidden/>
-    <w:rsid w:val="00A10FD9"/>
-    <w:rPr>
-      <w:rFonts w:asciiTheme="majorHAnsi" w:cstheme="majorBidi" w:eastAsiaTheme="majorEastAsia" w:hAnsiTheme="majorHAnsi"/>
-      <w:color w:themeColor="accent1" w:themeShade="BF" w:val="0F4761"/>
-      <w:sz w:val="32"/>
-      <w:szCs w:val="32"/>
-    </w:rPr>
-  </w:style>
-  <w:style w:customStyle="1" w:styleId="Heading3Char" w:type="character">
-    <w:name w:val="Heading 3 Char"/>
-    <w:basedOn w:val="DefaultParagraphFont"/>
-    <w:link w:val="Heading3"/>
-    <w:uiPriority w:val="9"/>
-    <w:semiHidden/>
-    <w:rsid w:val="00A10FD9"/>
-    <w:rPr>
-      <w:rFonts w:cstheme="majorBidi" w:eastAsiaTheme="majorEastAsia"/>
-      <w:color w:themeColor="accent1" w:themeShade="BF" w:val="0F4761"/>
-      <w:sz w:val="28"/>
-      <w:szCs w:val="28"/>
-    </w:rPr>
-  </w:style>
-  <w:style w:customStyle="1" w:styleId="Heading4Char" w:type="character">
-    <w:name w:val="Heading 4 Char"/>
-    <w:basedOn w:val="DefaultParagraphFont"/>
-    <w:link w:val="Heading4"/>
-    <w:uiPriority w:val="9"/>
-    <w:semiHidden/>
-    <w:rsid w:val="00A10FD9"/>
-    <w:rPr>
-      <w:rFonts w:cstheme="majorBidi" w:eastAsiaTheme="majorEastAsia"/>
-      <w:i/>
-      <w:iCs/>
-      <w:color w:themeColor="accent1" w:themeShade="BF" w:val="0F4761"/>
-    </w:rPr>
-  </w:style>
-  <w:style w:customStyle="1" w:styleId="Heading5Char" w:type="character">
-    <w:name w:val="Heading 5 Char"/>
-    <w:basedOn w:val="DefaultParagraphFont"/>
-    <w:link w:val="Heading5"/>
-    <w:uiPriority w:val="9"/>
-    <w:semiHidden/>
-    <w:rsid w:val="00A10FD9"/>
-    <w:rPr>
-      <w:rFonts w:cstheme="majorBidi" w:eastAsiaTheme="majorEastAsia"/>
-      <w:color w:themeColor="accent1" w:themeShade="BF" w:val="0F4761"/>
-    </w:rPr>
-  </w:style>
-  <w:style w:customStyle="1" w:styleId="Heading6Char" w:type="character">
-    <w:name w:val="Heading 6 Char"/>
-    <w:basedOn w:val="DefaultParagraphFont"/>
-    <w:link w:val="Heading6"/>
-    <w:uiPriority w:val="9"/>
-    <w:semiHidden/>
-    <w:rsid w:val="00A10FD9"/>
-    <w:rPr>
-      <w:rFonts w:cstheme="majorBidi" w:eastAsiaTheme="majorEastAsia"/>
-      <w:i/>
-      <w:iCs/>
-      <w:color w:themeColor="text1" w:themeTint="A6" w:val="595959"/>
-    </w:rPr>
-  </w:style>
-  <w:style w:customStyle="1" w:styleId="Heading7Char" w:type="character">
-    <w:name w:val="Heading 7 Char"/>
-    <w:basedOn w:val="DefaultParagraphFont"/>
-    <w:link w:val="Heading7"/>
-    <w:uiPriority w:val="9"/>
-    <w:semiHidden/>
-    <w:rsid w:val="00A10FD9"/>
-    <w:rPr>
-      <w:rFonts w:cstheme="majorBidi" w:eastAsiaTheme="majorEastAsia"/>
-      <w:color w:themeColor="text1" w:themeTint="A6" w:val="595959"/>
-    </w:rPr>
-  </w:style>
-  <w:style w:customStyle="1" w:styleId="Heading8Char" w:type="character">
-    <w:name w:val="Heading 8 Char"/>
-    <w:basedOn w:val="DefaultParagraphFont"/>
-    <w:link w:val="Heading8"/>
-    <w:uiPriority w:val="9"/>
-    <w:semiHidden/>
-    <w:rsid w:val="00A10FD9"/>
-    <w:rPr>
-      <w:rFonts w:cstheme="majorBidi" w:eastAsiaTheme="majorEastAsia"/>
-      <w:i/>
-      <w:iCs/>
-      <w:color w:themeColor="text1" w:themeTint="D8" w:val="272727"/>
-    </w:rPr>
-  </w:style>
-  <w:style w:customStyle="1" w:styleId="Heading9Char" w:type="character">
-    <w:name w:val="Heading 9 Char"/>
-    <w:basedOn w:val="DefaultParagraphFont"/>
-    <w:link w:val="Heading9"/>
-    <w:uiPriority w:val="9"/>
-    <w:semiHidden/>
-    <w:rsid w:val="00A10FD9"/>
-    <w:rPr>
-      <w:rFonts w:cstheme="majorBidi" w:eastAsiaTheme="majorEastAsia"/>
-      <w:color w:themeColor="text1" w:themeTint="D8" w:val="272727"/>
+      <w:color w:themeColor="accent1" w:val="4F81BD"/>
+      <w:sz w:val="24"/>
+      <w:szCs w:val="24"/>
     </w:rPr>
   </w:style>
   <w:style w:styleId="BlockText" w:type="paragraph">
@@ -10606,18 +10440,6 @@
     <w:uiPriority w:val="9"/>
     <w:unhideWhenUsed/>
     <w:qFormat/>
-  </w:style>
-  <w:style w:styleId="FootnoteBlockText" w:type="paragraph">
-    <w:name w:val="Footnote Block Text"/>
-    <w:basedOn w:val="FootnoteText"/>
-    <w:next w:val="FootnoteText"/>
-    <w:uiPriority w:val="9"/>
-    <w:unhideWhenUsed/>
-    <w:qFormat/>
-    <w:pPr>
-      <w:spacing w:after="100" w:before="100"/>
-      <w:ind w:firstLine="0" w:left="480" w:right="480"/>
-    </w:pPr>
   </w:style>
   <w:style w:default="1" w:styleId="DefaultParagraphFont" w:type="character">
     <w:name w:val="Default Paragraph Font"/>
@@ -10648,10 +10470,10 @@
         <w:jc w:val="left"/>
       </w:trPr>
       <w:tcPr>
+        <w:vAlign w:val="bottom"/>
         <w:tcBorders>
           <w:bottom w:val="single"/>
         </w:tcBorders>
-        <w:vAlign w:val="bottom"/>
       </w:tcPr>
     </w:tblStylePr>
   </w:style>
@@ -10766,8 +10588,8 @@
     <w:name w:val="KeywordTok"/>
     <w:basedOn w:val="VerbatimChar"/>
     <w:rPr>
+      <w:color w:val="007020"/>
       <w:b/>
-      <w:color w:val="007020"/>
     </w:rPr>
   </w:style>
   <w:style w:type="character" w:customStyle="1" w:styleId="DataTypeTok">
@@ -10844,42 +10666,42 @@
     <w:name w:val="ImportTok"/>
     <w:basedOn w:val="VerbatimChar"/>
     <w:rPr>
+      <w:color w:val="008000"/>
       <w:b/>
-      <w:color w:val="008000"/>
     </w:rPr>
   </w:style>
   <w:style w:type="character" w:customStyle="1" w:styleId="CommentTok">
     <w:name w:val="CommentTok"/>
     <w:basedOn w:val="VerbatimChar"/>
     <w:rPr>
+      <w:color w:val="60a0b0"/>
       <w:i/>
-      <w:color w:val="60a0b0"/>
     </w:rPr>
   </w:style>
   <w:style w:type="character" w:customStyle="1" w:styleId="DocumentationTok">
     <w:name w:val="DocumentationTok"/>
     <w:basedOn w:val="VerbatimChar"/>
     <w:rPr>
+      <w:color w:val="ba2121"/>
       <w:i/>
-      <w:color w:val="ba2121"/>
     </w:rPr>
   </w:style>
   <w:style w:type="character" w:customStyle="1" w:styleId="AnnotationTok">
     <w:name w:val="AnnotationTok"/>
     <w:basedOn w:val="VerbatimChar"/>
     <w:rPr>
+      <w:color w:val="60a0b0"/>
       <w:b/>
       <w:i/>
-      <w:color w:val="60a0b0"/>
     </w:rPr>
   </w:style>
   <w:style w:type="character" w:customStyle="1" w:styleId="CommentVarTok">
     <w:name w:val="CommentVarTok"/>
     <w:basedOn w:val="VerbatimChar"/>
     <w:rPr>
+      <w:color w:val="60a0b0"/>
       <w:b/>
       <w:i/>
-      <w:color w:val="60a0b0"/>
     </w:rPr>
   </w:style>
   <w:style w:type="character" w:customStyle="1" w:styleId="OtherTok">
@@ -10907,8 +10729,8 @@
     <w:name w:val="ControlFlowTok"/>
     <w:basedOn w:val="VerbatimChar"/>
     <w:rPr>
+      <w:color w:val="007020"/>
       <w:b/>
-      <w:color w:val="007020"/>
     </w:rPr>
   </w:style>
   <w:style w:type="character" w:customStyle="1" w:styleId="OperatorTok">
@@ -10953,34 +10775,34 @@
     <w:name w:val="InformationTok"/>
     <w:basedOn w:val="VerbatimChar"/>
     <w:rPr>
+      <w:color w:val="60a0b0"/>
       <w:b/>
       <w:i/>
-      <w:color w:val="60a0b0"/>
     </w:rPr>
   </w:style>
   <w:style w:type="character" w:customStyle="1" w:styleId="WarningTok">
     <w:name w:val="WarningTok"/>
     <w:basedOn w:val="VerbatimChar"/>
     <w:rPr>
+      <w:color w:val="60a0b0"/>
       <w:b/>
       <w:i/>
-      <w:color w:val="60a0b0"/>
     </w:rPr>
   </w:style>
   <w:style w:type="character" w:customStyle="1" w:styleId="AlertTok">
     <w:name w:val="AlertTok"/>
     <w:basedOn w:val="VerbatimChar"/>
     <w:rPr>
+      <w:color w:val="ff0000"/>
       <w:b/>
-      <w:color w:val="ff0000"/>
     </w:rPr>
   </w:style>
   <w:style w:type="character" w:customStyle="1" w:styleId="ErrorTok">
     <w:name w:val="ErrorTok"/>
     <w:basedOn w:val="VerbatimChar"/>
     <w:rPr>
+      <w:color w:val="ff0000"/>
       <w:b/>
-      <w:color w:val="ff0000"/>
     </w:rPr>
   </w:style>
   <w:style w:type="character" w:customStyle="1" w:styleId="NormalTok">
@@ -11002,44 +10824,44 @@
         <a:sysClr val="window" lastClr="FFFFFF"/>
       </a:lt1>
       <a:dk2>
-        <a:srgbClr val="0E2841"/>
+        <a:srgbClr val="1F497D"/>
       </a:dk2>
       <a:lt2>
-        <a:srgbClr val="E8E8E8"/>
+        <a:srgbClr val="EEECE1"/>
       </a:lt2>
       <a:accent1>
-        <a:srgbClr val="156082"/>
+        <a:srgbClr val="4F81BD"/>
       </a:accent1>
       <a:accent2>
-        <a:srgbClr val="E97132"/>
+        <a:srgbClr val="C0504D"/>
       </a:accent2>
       <a:accent3>
-        <a:srgbClr val="196B24"/>
+        <a:srgbClr val="9BBB59"/>
       </a:accent3>
       <a:accent4>
-        <a:srgbClr val="0F9ED5"/>
+        <a:srgbClr val="8064A2"/>
       </a:accent4>
       <a:accent5>
-        <a:srgbClr val="A02B93"/>
+        <a:srgbClr val="4BACC6"/>
       </a:accent5>
       <a:accent6>
-        <a:srgbClr val="4EA72E"/>
+        <a:srgbClr val="F79646"/>
       </a:accent6>
       <a:hlink>
-        <a:srgbClr val="467886"/>
+        <a:srgbClr val="0000FF"/>
       </a:hlink>
       <a:folHlink>
-        <a:srgbClr val="96607D"/>
+        <a:srgbClr val="800080"/>
       </a:folHlink>
     </a:clrScheme>
     <a:fontScheme name="Office">
       <a:majorFont>
-        <a:latin typeface="Aptos Display" panose="02110004020202020204"/>
+        <a:latin typeface="Calibri"/>
         <a:ea typeface=""/>
         <a:cs typeface=""/>
-        <a:font script="Jpan" typeface="游ゴシック Light"/>
+        <a:font script="Jpan" typeface="ＭＳ ゴシック"/>
         <a:font script="Hang" typeface="맑은 고딕"/>
-        <a:font script="Hans" typeface="等线 Light"/>
+        <a:font script="Hans" typeface="宋体"/>
         <a:font script="Hant" typeface="新細明體"/>
         <a:font script="Arab" typeface="Times New Roman"/>
         <a:font script="Hebr" typeface="Times New Roman"/>
@@ -11066,32 +10888,14 @@
         <a:font script="Mong" typeface="Mongolian Baiti"/>
         <a:font script="Viet" typeface="Times New Roman"/>
         <a:font script="Uigh" typeface="Microsoft Uighur"/>
-        <a:font script="Geor" typeface="Sylfaen"/>
-        <a:font script="Armn" typeface="Arial"/>
-        <a:font script="Bugi" typeface="Leelawadee UI"/>
-        <a:font script="Bopo" typeface="Microsoft JhengHei"/>
-        <a:font script="Java" typeface="Javanese Text"/>
-        <a:font script="Lisu" typeface="Segoe UI"/>
-        <a:font script="Mymr" typeface="Myanmar Text"/>
-        <a:font script="Nkoo" typeface="Ebrima"/>
-        <a:font script="Olck" typeface="Nirmala UI"/>
-        <a:font script="Osma" typeface="Ebrima"/>
-        <a:font script="Phag" typeface="Phagspa"/>
-        <a:font script="Syrn" typeface="Estrangelo Edessa"/>
-        <a:font script="Syrj" typeface="Estrangelo Edessa"/>
-        <a:font script="Syre" typeface="Estrangelo Edessa"/>
-        <a:font script="Sora" typeface="Nirmala UI"/>
-        <a:font script="Tale" typeface="Microsoft Tai Le"/>
-        <a:font script="Talu" typeface="Microsoft New Tai Lue"/>
-        <a:font script="Tfng" typeface="Ebrima"/>
       </a:majorFont>
       <a:minorFont>
-        <a:latin typeface="Aptos" panose="02110004020202020204"/>
+        <a:latin typeface="Cambria"/>
         <a:ea typeface=""/>
         <a:cs typeface=""/>
-        <a:font script="Jpan" typeface="游明朝"/>
+        <a:font script="Jpan" typeface="ＭＳ 明朝"/>
         <a:font script="Hang" typeface="맑은 고딕"/>
-        <a:font script="Hans" typeface="等线"/>
+        <a:font script="Hans" typeface="宋体"/>
         <a:font script="Hant" typeface="新細明體"/>
         <a:font script="Arab" typeface="Arial"/>
         <a:font script="Hebr" typeface="Arial"/>
@@ -11118,24 +10922,6 @@
         <a:font script="Mong" typeface="Mongolian Baiti"/>
         <a:font script="Viet" typeface="Arial"/>
         <a:font script="Uigh" typeface="Microsoft Uighur"/>
-        <a:font script="Geor" typeface="Sylfaen"/>
-        <a:font script="Armn" typeface="Arial"/>
-        <a:font script="Bugi" typeface="Leelawadee UI"/>
-        <a:font script="Bopo" typeface="Microsoft JhengHei"/>
-        <a:font script="Java" typeface="Javanese Text"/>
-        <a:font script="Lisu" typeface="Segoe UI"/>
-        <a:font script="Mymr" typeface="Myanmar Text"/>
-        <a:font script="Nkoo" typeface="Ebrima"/>
-        <a:font script="Olck" typeface="Nirmala UI"/>
-        <a:font script="Osma" typeface="Ebrima"/>
-        <a:font script="Phag" typeface="Phagspa"/>
-        <a:font script="Syrn" typeface="Estrangelo Edessa"/>
-        <a:font script="Syrj" typeface="Estrangelo Edessa"/>
-        <a:font script="Syre" typeface="Estrangelo Edessa"/>
-        <a:font script="Sora" typeface="Nirmala UI"/>
-        <a:font script="Tale" typeface="Microsoft Tai Le"/>
-        <a:font script="Talu" typeface="Microsoft New Tai Lue"/>
-        <a:font script="Tfng" typeface="Ebrima"/>
       </a:minorFont>
     </a:fontScheme>
     <a:fmtScheme name="Office">
@@ -11147,141 +10933,200 @@
           <a:gsLst>
             <a:gs pos="0">
               <a:schemeClr val="phClr">
-                <a:lumMod val="110000"/>
-                <a:satMod val="105000"/>
-                <a:tint val="67000"/>
+                <a:tint val="50000"/>
+                <a:satMod val="300000"/>
               </a:schemeClr>
             </a:gs>
-            <a:gs pos="50000">
+            <a:gs pos="35000">
               <a:schemeClr val="phClr">
-                <a:lumMod val="105000"/>
-                <a:satMod val="103000"/>
-                <a:tint val="73000"/>
+                <a:tint val="37000"/>
+                <a:satMod val="300000"/>
               </a:schemeClr>
             </a:gs>
             <a:gs pos="100000">
               <a:schemeClr val="phClr">
-                <a:lumMod val="105000"/>
-                <a:satMod val="109000"/>
-                <a:tint val="81000"/>
+                <a:tint val="15000"/>
+                <a:satMod val="350000"/>
               </a:schemeClr>
             </a:gs>
           </a:gsLst>
-          <a:lin ang="5400000" scaled="0"/>
+          <a:lin ang="16200000" scaled="1"/>
         </a:gradFill>
         <a:gradFill rotWithShape="1">
           <a:gsLst>
             <a:gs pos="0">
               <a:schemeClr val="phClr">
-                <a:satMod val="103000"/>
-                <a:lumMod val="102000"/>
-                <a:tint val="94000"/>
-              </a:schemeClr>
-            </a:gs>
-            <a:gs pos="50000">
-              <a:schemeClr val="phClr">
-                <a:satMod val="110000"/>
-                <a:lumMod val="100000"/>
+                <a:tint val="100000"/>
                 <a:shade val="100000"/>
+                <a:satMod val="130000"/>
               </a:schemeClr>
             </a:gs>
             <a:gs pos="100000">
               <a:schemeClr val="phClr">
-                <a:lumMod val="99000"/>
-                <a:satMod val="120000"/>
-                <a:shade val="78000"/>
+                <a:tint val="50000"/>
+                <a:shade val="100000"/>
+                <a:satMod val="350000"/>
               </a:schemeClr>
             </a:gs>
           </a:gsLst>
-          <a:lin ang="5400000" scaled="0"/>
+          <a:lin ang="16200000" scaled="0"/>
         </a:gradFill>
       </a:fillStyleLst>
       <a:lnStyleLst>
-        <a:ln w="6350" cap="flat" cmpd="sng" algn="ctr">
+        <a:ln w="9525" cap="flat" cmpd="sng" algn="ctr">
+          <a:solidFill>
+            <a:schemeClr val="phClr">
+              <a:shade val="95000"/>
+              <a:satMod val="105000"/>
+            </a:schemeClr>
+          </a:solidFill>
+          <a:prstDash val="solid"/>
+        </a:ln>
+        <a:ln w="25400" cap="flat" cmpd="sng" algn="ctr">
           <a:solidFill>
             <a:schemeClr val="phClr"/>
           </a:solidFill>
           <a:prstDash val="solid"/>
-          <a:miter lim="800000"/>
         </a:ln>
-        <a:ln w="12700" cap="flat" cmpd="sng" algn="ctr">
+        <a:ln w="38100" cap="flat" cmpd="sng" algn="ctr">
           <a:solidFill>
             <a:schemeClr val="phClr"/>
           </a:solidFill>
           <a:prstDash val="solid"/>
-          <a:miter lim="800000"/>
-        </a:ln>
-        <a:ln w="19050" cap="flat" cmpd="sng" algn="ctr">
-          <a:solidFill>
-            <a:schemeClr val="phClr"/>
-          </a:solidFill>
-          <a:prstDash val="solid"/>
-          <a:miter lim="800000"/>
         </a:ln>
       </a:lnStyleLst>
       <a:effectStyleLst>
         <a:effectStyle>
-          <a:effectLst/>
-        </a:effectStyle>
-        <a:effectStyle>
-          <a:effectLst/>
+          <a:effectLst>
+            <a:outerShdw blurRad="40000" dist="20000" dir="5400000" rotWithShape="0">
+              <a:srgbClr val="000000">
+                <a:alpha val="38000"/>
+              </a:srgbClr>
+            </a:outerShdw>
+          </a:effectLst>
         </a:effectStyle>
         <a:effectStyle>
           <a:effectLst>
-            <a:outerShdw blurRad="57150" dist="19050" dir="5400000" algn="ctr" rotWithShape="0">
+            <a:outerShdw blurRad="40000" dist="23000" dir="5400000" rotWithShape="0">
               <a:srgbClr val="000000">
-                <a:alpha val="63000"/>
+                <a:alpha val="35000"/>
               </a:srgbClr>
             </a:outerShdw>
           </a:effectLst>
+        </a:effectStyle>
+        <a:effectStyle>
+          <a:effectLst>
+            <a:outerShdw blurRad="40000" dist="23000" dir="5400000" rotWithShape="0">
+              <a:srgbClr val="000000">
+                <a:alpha val="35000"/>
+              </a:srgbClr>
+            </a:outerShdw>
+          </a:effectLst>
+          <a:scene3d>
+            <a:camera prst="orthographicFront">
+              <a:rot lat="0" lon="0" rev="0"/>
+            </a:camera>
+            <a:lightRig rig="threePt" dir="t">
+              <a:rot lat="0" lon="0" rev="1200000"/>
+            </a:lightRig>
+          </a:scene3d>
+          <a:sp3d>
+            <a:bevelT w="63500" h="25400"/>
+          </a:sp3d>
         </a:effectStyle>
       </a:effectStyleLst>
       <a:bgFillStyleLst>
         <a:solidFill>
           <a:schemeClr val="phClr"/>
         </a:solidFill>
-        <a:solidFill>
-          <a:schemeClr val="phClr">
-            <a:tint val="95000"/>
-            <a:satMod val="170000"/>
-          </a:schemeClr>
-        </a:solidFill>
         <a:gradFill rotWithShape="1">
           <a:gsLst>
             <a:gs pos="0">
               <a:schemeClr val="phClr">
-                <a:tint val="93000"/>
-                <a:satMod val="150000"/>
-                <a:shade val="98000"/>
-                <a:lumMod val="102000"/>
+                <a:tint val="40000"/>
+                <a:satMod val="350000"/>
               </a:schemeClr>
             </a:gs>
-            <a:gs pos="50000">
+            <a:gs pos="40000">
               <a:schemeClr val="phClr">
-                <a:tint val="98000"/>
-                <a:satMod val="130000"/>
-                <a:shade val="90000"/>
-                <a:lumMod val="103000"/>
+                <a:tint val="45000"/>
+                <a:shade val="99000"/>
+                <a:satMod val="350000"/>
               </a:schemeClr>
             </a:gs>
             <a:gs pos="100000">
               <a:schemeClr val="phClr">
-                <a:shade val="63000"/>
-                <a:satMod val="120000"/>
+                <a:shade val="20000"/>
+                <a:satMod val="255000"/>
               </a:schemeClr>
             </a:gs>
           </a:gsLst>
-          <a:lin ang="5400000" scaled="0"/>
+          <a:path path="circle">
+            <a:fillToRect l="50000" t="-80000" r="50000" b="180000"/>
+          </a:path>
+        </a:gradFill>
+        <a:gradFill rotWithShape="1">
+          <a:gsLst>
+            <a:gs pos="0">
+              <a:schemeClr val="phClr">
+                <a:tint val="80000"/>
+                <a:satMod val="300000"/>
+              </a:schemeClr>
+            </a:gs>
+            <a:gs pos="100000">
+              <a:schemeClr val="phClr">
+                <a:shade val="30000"/>
+                <a:satMod val="200000"/>
+              </a:schemeClr>
+            </a:gs>
+          </a:gsLst>
+          <a:path path="circle">
+            <a:fillToRect l="50000" t="50000" r="50000" b="50000"/>
+          </a:path>
         </a:gradFill>
       </a:bgFillStyleLst>
     </a:fmtScheme>
   </a:themeElements>
-  <a:objectDefaults/>
+  <a:objectDefaults>
+    <a:spDef>
+      <a:spPr/>
+      <a:bodyPr/>
+      <a:lstStyle/>
+      <a:style>
+        <a:lnRef idx="1">
+          <a:schemeClr val="accent1"/>
+        </a:lnRef>
+        <a:fillRef idx="3">
+          <a:schemeClr val="accent1"/>
+        </a:fillRef>
+        <a:effectRef idx="2">
+          <a:schemeClr val="accent1"/>
+        </a:effectRef>
+        <a:fontRef idx="minor">
+          <a:schemeClr val="lt1"/>
+        </a:fontRef>
+      </a:style>
+    </a:spDef>
+    <a:lnDef>
+      <a:spPr/>
+      <a:bodyPr/>
+      <a:lstStyle/>
+      <a:style>
+        <a:lnRef idx="2">
+          <a:schemeClr val="accent1"/>
+        </a:lnRef>
+        <a:fillRef idx="0">
+          <a:schemeClr val="accent1"/>
+        </a:fillRef>
+        <a:effectRef idx="1">
+          <a:schemeClr val="accent1"/>
+        </a:effectRef>
+        <a:fontRef idx="minor">
+          <a:schemeClr val="tx1"/>
+        </a:fontRef>
+      </a:style>
+    </a:lnDef>
+  </a:objectDefaults>
   <a:extraClrSchemeLst/>
-  <a:extLst>
-    <a:ext uri="{05A4C25C-085E-4340-85A3-A5531E510DB2}">
-      <thm15:themeFamily xmlns:thm15="http://schemas.microsoft.com/office/thememl/2012/main" name="Office Theme" id="{2E142A2C-CD16-42D6-873A-C26D2A0506FA}" vid="{1BDDFF52-6CD6-40A5-AB3C-68EB2F1E4D0A}"/>
-    </a:ext>
-  </a:extLst>
 </a:theme>
 </file>